--- a/研究点一细化大纲改II.docx
+++ b/研究点一细化大纲改II.docx
@@ -11581,31 +11581,28 @@
         <w:rPr>
           <w:rFonts w:ascii="Times New Roman" w:hAnsi="Times New Roman" w:cs="Times New Roman"/>
         </w:rPr>
-        <w:t>对应多行语句，则取该节点源码的前</w:t>
-      </w:r>
-      <w:r>
-        <w:rPr>
-          <w:rFonts w:ascii="Times New Roman" w:hAnsi="Times New Roman" w:cs="Times New Roman"/>
-        </w:rPr>
-        <w:t>3</w:t>
-      </w:r>
-      <w:r>
-        <w:rPr>
-          <w:rFonts w:ascii="Times New Roman" w:hAnsi="Times New Roman" w:cs="Times New Roman"/>
-        </w:rPr>
-        <w:t>行和后</w:t>
-      </w:r>
-      <w:r>
-        <w:rPr>
-          <w:rFonts w:ascii="Times New Roman" w:hAnsi="Times New Roman" w:cs="Times New Roman"/>
-        </w:rPr>
-        <w:t>1</w:t>
-      </w:r>
-      <w:r>
-        <w:rPr>
-          <w:rFonts w:ascii="Times New Roman" w:hAnsi="Times New Roman" w:cs="Times New Roman"/>
-        </w:rPr>
-        <w:t>行。局部窗口总长度超过</w:t>
+        <w:t>对应多行语句，则取该节点覆盖的全部行（含首尾）、并向前后各扩 1 行（line_start-1 至 line_end+1）。</w:t>
+      </w:r>
+      <w:r>
+        <w:rPr>
+          <w:rFonts w:ascii="Times New Roman" w:hAnsi="Times New Roman" w:cs="Times New Roman"/>
+        </w:rPr>
+      </w:r>
+      <w:r>
+        <w:rPr>
+          <w:rFonts w:ascii="Times New Roman" w:hAnsi="Times New Roman" w:cs="Times New Roman"/>
+        </w:rPr>
+      </w:r>
+      <w:r>
+        <w:rPr>
+          <w:rFonts w:ascii="Times New Roman" w:hAnsi="Times New Roman" w:cs="Times New Roman"/>
+        </w:rPr>
+      </w:r>
+      <w:r>
+        <w:rPr>
+          <w:rFonts w:ascii="Times New Roman" w:hAnsi="Times New Roman" w:cs="Times New Roman"/>
+        </w:rPr>
+        <w:t>局部窗口总长度超过</w:t>
       </w:r>
       <w:r>
         <w:rPr>
@@ -24070,25 +24067,24 @@
         <w:rPr>
           <w:rFonts w:ascii="Times New Roman" w:hAnsi="Times New Roman" w:cs="Times New Roman"/>
         </w:rPr>
-        <w:t>内部测试，划分后检查三个划分的每类正样本数；</w:t>
-      </w:r>
-      <w:r>
-        <w:rPr>
-          <w:rFonts w:ascii="Times New Roman" w:hAnsi="Times New Roman" w:cs="Times New Roman"/>
-        </w:rPr>
-        <w:t>若某类在验证或内部测试划分中正样本少于</w:t>
-      </w:r>
-      <w:r>
-        <w:rPr>
-          <w:rFonts w:ascii="Times New Roman" w:hAnsi="Times New Roman" w:cs="Times New Roman"/>
-        </w:rPr>
-        <w:t>20</w:t>
-      </w:r>
-      <w:r>
-        <w:rPr>
-          <w:rFonts w:ascii="Times New Roman" w:hAnsi="Times New Roman" w:cs="Times New Roman"/>
-        </w:rPr>
-        <w:t>个，则更换随机种子重新划分；最终使用的数据划分种子、各类别样本数量和划分结果将在论文或附录中固定报告。后续模型训练随机种子与数据划分种子分离，不改变训练</w:t>
+        <w:t>内部测试。划分在固定种子随机划分的基础上施加覆盖约束校正：验证集与内部测试集合计的每类正样本不少于该类正样本总数的30%，且两个划分各自至少包含每类正样本一次；校正通过少量确定性合约替换实现。划分后检查三个划分的每类正样本数；</w:t>
+      </w:r>
+      <w:r>
+        <w:rPr>
+          <w:rFonts w:ascii="Times New Roman" w:hAnsi="Times New Roman" w:cs="Times New Roman"/>
+        </w:rPr>
+        <w:t>若某类在验证集与内部测试集中的正样本合计少于该类正样本总数的30%</w:t>
+      </w:r>
+      <w:r>
+        <w:rPr>
+          <w:rFonts w:ascii="Times New Roman" w:hAnsi="Times New Roman" w:cs="Times New Roman"/>
+        </w:rPr>
+      </w:r>
+      <w:r>
+        <w:rPr>
+          <w:rFonts w:ascii="Times New Roman" w:hAnsi="Times New Roman" w:cs="Times New Roman"/>
+        </w:rPr>
+        <w:t>，则更换随机种子重新划分；最终使用的数据划分种子、各类别样本数量和划分结果将在论文或附录中固定报告。后续模型训练随机种子与数据划分种子分离，不改变训练</w:t>
       </w:r>
       <w:r>
         <w:rPr>
@@ -24536,13 +24532,13 @@
         <w:rPr>
           <w:rFonts w:ascii="Times New Roman" w:hAnsi="Times New Roman" w:cs="Times New Roman"/>
         </w:rPr>
-        <w:t>用固定随机种子的唯一合约分层随机抽样构建不少于</w:t>
-      </w:r>
-      <w:r>
-        <w:rPr>
-          <w:rFonts w:ascii="Times New Roman" w:hAnsi="Times New Roman" w:cs="Times New Roman"/>
-        </w:rPr>
-        <w:t>500</w:t>
+        <w:t>用固定随机种子的唯一合约均匀无放回随机抽样构建不少于</w:t>
+      </w:r>
+      <w:r>
+        <w:rPr>
+          <w:rFonts w:ascii="Times New Roman" w:hAnsi="Times New Roman" w:cs="Times New Roman"/>
+        </w:rPr>
+        <w:t>900</w:t>
       </w:r>
       <w:r>
         <w:rPr>
@@ -24572,7 +24568,7 @@
         <w:rPr>
           <w:rFonts w:ascii="Times New Roman" w:hAnsi="Times New Roman" w:cs="Times New Roman"/>
         </w:rPr>
-        <w:t>个；报告抽样方法与抽样后每类正样本数。均匀随机抽样在期望意义上保持标签联合分布，不引入分层偏差；计算资源允许时优先全量评估</w:t>
+        <w:t>个；报告抽样方法与抽样后每类正样本数。均匀随机抽样在期望意义上保持标签联合分布，不引入分层偏差；规模定为 900 的理由：500 规模下最低频类（front_running，占比 2.44%）期望正样本仅 12 个，达不到“每类 ≥20”门槛（期望 22 个），而 900 规模下期望 22 个、与两条门槛自洽；全量 21696 个合约约为 900 的 24 倍（约 38 倍外推成本），留作未来工作；计算资源允许时优先全量评估</w:t>
       </w:r>
       <w:r>
         <w:rPr>
@@ -28249,7 +28245,7 @@
         <w:rPr>
           <w:rFonts w:ascii="Times New Roman" w:hAnsi="Times New Roman" w:cs="Times New Roman"/>
         </w:rPr>
-        <w:t>（正常合约）子集上的每类假阳性率，并结合训练集不含正常合约的事实讨论其对结果的影响；</w:t>
+        <w:t>（正常合约）子集上的每类假阳性率，并结合“训练池实为 323/448 个全零（正常）合约、但其来源与 DIVE 正常合约分布不同”这一口径讨论其对结果的影响；</w:t>
       </w:r>
     </w:p>
     <w:p>
@@ -29713,13 +29709,13 @@
         <w:rPr>
           <w:rFonts w:ascii="Times New Roman" w:hAnsi="Times New Roman" w:cs="Times New Roman"/>
         </w:rPr>
-        <w:t>2002</w:t>
-      </w:r>
-      <w:r>
-        <w:rPr>
-          <w:rFonts w:ascii="Times New Roman" w:hAnsi="Times New Roman" w:cs="Times New Roman"/>
-        </w:rPr>
-        <w:t>个唯一合约）且不含正常合约，模型在</w:t>
+        <w:t>591</w:t>
+      </w:r>
+      <w:r>
+        <w:rPr>
+          <w:rFonts w:ascii="Times New Roman" w:hAnsi="Times New Roman" w:cs="Times New Roman"/>
+        </w:rPr>
+        <w:t>个源文件 / 448 个训练池样本，且训练池实为 323 个全零（正常）合约、其来源与 DIVE 正常合约分布不同）；模型在</w:t>
       </w:r>
       <w:r>
         <w:rPr>

--- a/研究点一细化大纲改II.docx
+++ b/研究点一细化大纲改II.docx
@@ -13830,151 +13830,135 @@
                 <w:sz w:val="19"/>
                 <w:szCs w:val="19"/>
               </w:rPr>
-              <w:t>默认</w:t>
-            </w:r>
-            <w:r>
-              <w:rPr>
-                <w:rFonts w:ascii="Times New Roman" w:eastAsia="宋体" w:hAnsi="Times New Roman" w:cs="Times New Roman"/>
-                <w:color w:val="000000"/>
-                <w:sz w:val="19"/>
-                <w:szCs w:val="19"/>
-              </w:rPr>
-              <w:t>4</w:t>
-            </w:r>
-            <w:r>
-              <w:rPr>
-                <w:rFonts w:ascii="Times New Roman" w:eastAsia="宋体" w:hAnsi="Times New Roman" w:cs="Times New Roman"/>
-                <w:color w:val="000000"/>
-                <w:sz w:val="19"/>
-                <w:szCs w:val="19"/>
-              </w:rPr>
-              <w:t>种边类型（</w:t>
-            </w:r>
-            <w:r>
-              <w:rPr>
-                <w:rFonts w:ascii="Times New Roman" w:eastAsia="宋体" w:hAnsi="Times New Roman" w:cs="Times New Roman"/>
-                <w:color w:val="000000"/>
-                <w:sz w:val="19"/>
-                <w:szCs w:val="19"/>
-              </w:rPr>
-              <w:t>AST_PARENT</w:t>
-            </w:r>
-            <w:r>
-              <w:rPr>
-                <w:rFonts w:ascii="Times New Roman" w:eastAsia="宋体" w:hAnsi="Times New Roman" w:cs="Times New Roman"/>
-                <w:color w:val="000000"/>
-                <w:sz w:val="19"/>
-                <w:szCs w:val="19"/>
-              </w:rPr>
-              <w:t>、</w:t>
-            </w:r>
-            <w:r>
-              <w:rPr>
-                <w:rFonts w:ascii="Times New Roman" w:eastAsia="宋体" w:hAnsi="Times New Roman" w:cs="Times New Roman"/>
-                <w:color w:val="000000"/>
-                <w:sz w:val="19"/>
-                <w:szCs w:val="19"/>
-              </w:rPr>
-              <w:t>CFG_FLOW</w:t>
-            </w:r>
-            <w:r>
-              <w:rPr>
-                <w:rFonts w:ascii="Times New Roman" w:eastAsia="宋体" w:hAnsi="Times New Roman" w:cs="Times New Roman"/>
-                <w:color w:val="000000"/>
-                <w:sz w:val="19"/>
-                <w:szCs w:val="19"/>
-              </w:rPr>
-              <w:t>、</w:t>
-            </w:r>
-            <w:r>
-              <w:rPr>
-                <w:rFonts w:ascii="Times New Roman" w:eastAsia="宋体" w:hAnsi="Times New Roman" w:cs="Times New Roman"/>
-                <w:color w:val="000000"/>
-                <w:sz w:val="19"/>
-                <w:szCs w:val="19"/>
-              </w:rPr>
-              <w:t>DFG_DEP</w:t>
-            </w:r>
-            <w:r>
-              <w:rPr>
-                <w:rFonts w:ascii="Times New Roman" w:eastAsia="宋体" w:hAnsi="Times New Roman" w:cs="Times New Roman"/>
-                <w:color w:val="000000"/>
-                <w:sz w:val="19"/>
-                <w:szCs w:val="19"/>
-              </w:rPr>
-              <w:t>、</w:t>
-            </w:r>
-            <w:r>
-              <w:rPr>
-                <w:rFonts w:ascii="Times New Roman" w:eastAsia="宋体" w:hAnsi="Times New Roman" w:cs="Times New Roman"/>
-                <w:color w:val="000000"/>
-                <w:sz w:val="19"/>
-                <w:szCs w:val="19"/>
-              </w:rPr>
-              <w:t>CALLBACK_RISK</w:t>
-            </w:r>
-            <w:r>
-              <w:rPr>
-                <w:rFonts w:ascii="Times New Roman" w:eastAsia="宋体" w:hAnsi="Times New Roman" w:cs="Times New Roman"/>
-                <w:color w:val="000000"/>
-                <w:sz w:val="19"/>
-                <w:szCs w:val="19"/>
-              </w:rPr>
-              <w:t>）；若将</w:t>
-            </w:r>
-            <w:r>
-              <w:rPr>
-                <w:rFonts w:ascii="Times New Roman" w:eastAsia="宋体" w:hAnsi="Times New Roman" w:cs="Times New Roman"/>
-                <w:color w:val="000000"/>
-                <w:sz w:val="19"/>
-                <w:szCs w:val="19"/>
-              </w:rPr>
-              <w:t>CFG_FLOW</w:t>
-            </w:r>
-            <w:r>
-              <w:rPr>
-                <w:rFonts w:ascii="Times New Roman" w:eastAsia="宋体" w:hAnsi="Times New Roman" w:cs="Times New Roman"/>
-                <w:color w:val="000000"/>
-                <w:sz w:val="19"/>
-                <w:szCs w:val="19"/>
-              </w:rPr>
-              <w:t>的</w:t>
-            </w:r>
-            <w:r>
-              <w:rPr>
-                <w:rFonts w:ascii="Times New Roman" w:eastAsia="宋体" w:hAnsi="Times New Roman" w:cs="Times New Roman"/>
-                <w:color w:val="000000"/>
-                <w:sz w:val="19"/>
-                <w:szCs w:val="19"/>
-              </w:rPr>
-              <w:t>3</w:t>
-            </w:r>
-            <w:r>
-              <w:rPr>
-                <w:rFonts w:ascii="Times New Roman" w:eastAsia="宋体" w:hAnsi="Times New Roman" w:cs="Times New Roman"/>
-                <w:color w:val="000000"/>
-                <w:sz w:val="19"/>
-                <w:szCs w:val="19"/>
-              </w:rPr>
-              <w:t>个子类分别作为独立关系，则关系数为</w:t>
-            </w:r>
-            <w:r>
-              <w:rPr>
-                <w:rFonts w:ascii="Times New Roman" w:eastAsia="宋体" w:hAnsi="Times New Roman" w:cs="Times New Roman"/>
-                <w:color w:val="000000"/>
-                <w:sz w:val="19"/>
-                <w:szCs w:val="19"/>
-              </w:rPr>
-              <w:t>6</w:t>
-            </w:r>
-            <w:r>
-              <w:rPr>
-                <w:rFonts w:ascii="Times New Roman" w:eastAsia="宋体" w:hAnsi="Times New Roman" w:cs="Times New Roman"/>
-                <w:color w:val="000000"/>
-                <w:sz w:val="19"/>
-                <w:szCs w:val="19"/>
-              </w:rPr>
-              <w:t>；若添加反向边则按实际关系数统计。</w:t>
+              <w:t>默认4种边类型（AST_PARENT、CFG_FLOW、DFG_DEP、CALLBACK_RISK）；若将CFG_FLOW的3个子类分别作为独立关系，则关系数为6；若添加反向边则按实际关系数统计。（实现注：AST_PARENT_SAME 为工程实现细节——多个AST节点落在同一CFGNode，物理关系数为5；论文正文按4类语义边叙述。）</w:t>
+            </w:r>
+            <w:r>
+              <w:rPr>
+                <w:rFonts w:ascii="Times New Roman" w:eastAsia="宋体" w:hAnsi="Times New Roman" w:cs="Times New Roman"/>
+                <w:color w:val="000000"/>
+                <w:sz w:val="19"/>
+                <w:szCs w:val="19"/>
+              </w:rPr>
+            </w:r>
+            <w:r>
+              <w:rPr>
+                <w:rFonts w:ascii="Times New Roman" w:eastAsia="宋体" w:hAnsi="Times New Roman" w:cs="Times New Roman"/>
+                <w:color w:val="000000"/>
+                <w:sz w:val="19"/>
+                <w:szCs w:val="19"/>
+              </w:rPr>
+            </w:r>
+            <w:r>
+              <w:rPr>
+                <w:rFonts w:ascii="Times New Roman" w:eastAsia="宋体" w:hAnsi="Times New Roman" w:cs="Times New Roman"/>
+                <w:color w:val="000000"/>
+                <w:sz w:val="19"/>
+                <w:szCs w:val="19"/>
+              </w:rPr>
+            </w:r>
+            <w:r>
+              <w:rPr>
+                <w:rFonts w:ascii="Times New Roman" w:eastAsia="宋体" w:hAnsi="Times New Roman" w:cs="Times New Roman"/>
+                <w:color w:val="000000"/>
+                <w:sz w:val="19"/>
+                <w:szCs w:val="19"/>
+              </w:rPr>
+            </w:r>
+            <w:r>
+              <w:rPr>
+                <w:rFonts w:ascii="Times New Roman" w:eastAsia="宋体" w:hAnsi="Times New Roman" w:cs="Times New Roman"/>
+                <w:color w:val="000000"/>
+                <w:sz w:val="19"/>
+                <w:szCs w:val="19"/>
+              </w:rPr>
+            </w:r>
+            <w:r>
+              <w:rPr>
+                <w:rFonts w:ascii="Times New Roman" w:eastAsia="宋体" w:hAnsi="Times New Roman" w:cs="Times New Roman"/>
+                <w:color w:val="000000"/>
+                <w:sz w:val="19"/>
+                <w:szCs w:val="19"/>
+              </w:rPr>
+            </w:r>
+            <w:r>
+              <w:rPr>
+                <w:rFonts w:ascii="Times New Roman" w:eastAsia="宋体" w:hAnsi="Times New Roman" w:cs="Times New Roman"/>
+                <w:color w:val="000000"/>
+                <w:sz w:val="19"/>
+                <w:szCs w:val="19"/>
+              </w:rPr>
+            </w:r>
+            <w:r>
+              <w:rPr>
+                <w:rFonts w:ascii="Times New Roman" w:eastAsia="宋体" w:hAnsi="Times New Roman" w:cs="Times New Roman"/>
+                <w:color w:val="000000"/>
+                <w:sz w:val="19"/>
+                <w:szCs w:val="19"/>
+              </w:rPr>
+            </w:r>
+            <w:r>
+              <w:rPr>
+                <w:rFonts w:ascii="Times New Roman" w:eastAsia="宋体" w:hAnsi="Times New Roman" w:cs="Times New Roman"/>
+                <w:color w:val="000000"/>
+                <w:sz w:val="19"/>
+                <w:szCs w:val="19"/>
+              </w:rPr>
+            </w:r>
+            <w:r>
+              <w:rPr>
+                <w:rFonts w:ascii="Times New Roman" w:eastAsia="宋体" w:hAnsi="Times New Roman" w:cs="Times New Roman"/>
+                <w:color w:val="000000"/>
+                <w:sz w:val="19"/>
+                <w:szCs w:val="19"/>
+              </w:rPr>
+            </w:r>
+            <w:r>
+              <w:rPr>
+                <w:rFonts w:ascii="Times New Roman" w:eastAsia="宋体" w:hAnsi="Times New Roman" w:cs="Times New Roman"/>
+                <w:color w:val="000000"/>
+                <w:sz w:val="19"/>
+                <w:szCs w:val="19"/>
+              </w:rPr>
+            </w:r>
+            <w:r>
+              <w:rPr>
+                <w:rFonts w:ascii="Times New Roman" w:eastAsia="宋体" w:hAnsi="Times New Roman" w:cs="Times New Roman"/>
+                <w:color w:val="000000"/>
+                <w:sz w:val="19"/>
+                <w:szCs w:val="19"/>
+              </w:rPr>
+            </w:r>
+            <w:r>
+              <w:rPr>
+                <w:rFonts w:ascii="Times New Roman" w:eastAsia="宋体" w:hAnsi="Times New Roman" w:cs="Times New Roman"/>
+                <w:color w:val="000000"/>
+                <w:sz w:val="19"/>
+                <w:szCs w:val="19"/>
+              </w:rPr>
+            </w:r>
+            <w:r>
+              <w:rPr>
+                <w:rFonts w:ascii="Times New Roman" w:eastAsia="宋体" w:hAnsi="Times New Roman" w:cs="Times New Roman"/>
+                <w:color w:val="000000"/>
+                <w:sz w:val="19"/>
+                <w:szCs w:val="19"/>
+              </w:rPr>
+            </w:r>
+            <w:r>
+              <w:rPr>
+                <w:rFonts w:ascii="Times New Roman" w:eastAsia="宋体" w:hAnsi="Times New Roman" w:cs="Times New Roman"/>
+                <w:color w:val="000000"/>
+                <w:sz w:val="19"/>
+                <w:szCs w:val="19"/>
+              </w:rPr>
+            </w:r>
+            <w:r>
+              <w:rPr>
+                <w:rFonts w:ascii="Times New Roman" w:eastAsia="宋体" w:hAnsi="Times New Roman" w:cs="Times New Roman"/>
+                <w:color w:val="000000"/>
+                <w:sz w:val="19"/>
+                <w:szCs w:val="19"/>
+              </w:rPr>
             </w:r>
           </w:p>
         </w:tc>
@@ -14133,7 +14117,7 @@
                 <w:sz w:val="19"/>
                 <w:szCs w:val="19"/>
               </w:rPr>
-              <w:t>默认等于关系数；</w:t>
+              <w:t>默认等于关系数（实现=5，见上行实现注）；若参数量过大设为4（仅作消融/敏感性配置）</w:t>
             </w:r>
             <w:proofErr w:type="gramStart"/>
             <w:r>
@@ -14143,7 +14127,6 @@
                 <w:sz w:val="19"/>
                 <w:szCs w:val="19"/>
               </w:rPr>
-              <w:t>若参</w:t>
             </w:r>
             <w:proofErr w:type="gramEnd"/>
             <w:r>
@@ -14153,16 +14136,14 @@
                 <w:sz w:val="19"/>
                 <w:szCs w:val="19"/>
               </w:rPr>
-              <w:t>数量过大设为</w:t>
-            </w:r>
-            <w:r>
-              <w:rPr>
-                <w:rFonts w:ascii="Times New Roman" w:eastAsia="宋体" w:hAnsi="Times New Roman" w:cs="Times New Roman"/>
-                <w:color w:val="000000"/>
-                <w:sz w:val="19"/>
-                <w:szCs w:val="19"/>
-              </w:rPr>
-              <w:t>4</w:t>
+            </w:r>
+            <w:r>
+              <w:rPr>
+                <w:rFonts w:ascii="Times New Roman" w:eastAsia="宋体" w:hAnsi="Times New Roman" w:cs="Times New Roman"/>
+                <w:color w:val="000000"/>
+                <w:sz w:val="19"/>
+                <w:szCs w:val="19"/>
+              </w:rPr>
             </w:r>
           </w:p>
         </w:tc>
@@ -14653,43 +14634,39 @@
                 <w:sz w:val="19"/>
                 <w:szCs w:val="19"/>
               </w:rPr>
-              <w:t>验证集</w:t>
-            </w:r>
-            <w:r>
-              <w:rPr>
-                <w:rFonts w:ascii="Times New Roman" w:eastAsia="宋体" w:hAnsi="Times New Roman" w:cs="Times New Roman"/>
-                <w:color w:val="000000"/>
-                <w:sz w:val="19"/>
-                <w:szCs w:val="19"/>
-              </w:rPr>
-              <w:t>macro-F1</w:t>
-            </w:r>
-            <w:r>
-              <w:rPr>
-                <w:rFonts w:ascii="Times New Roman" w:eastAsia="宋体" w:hAnsi="Times New Roman" w:cs="Times New Roman"/>
-                <w:color w:val="000000"/>
-                <w:sz w:val="19"/>
-                <w:szCs w:val="19"/>
-              </w:rPr>
-              <w:t>连续</w:t>
-            </w:r>
-            <w:r>
-              <w:rPr>
-                <w:rFonts w:ascii="Times New Roman" w:eastAsia="宋体" w:hAnsi="Times New Roman" w:cs="Times New Roman"/>
-                <w:color w:val="000000"/>
-                <w:sz w:val="19"/>
-                <w:szCs w:val="19"/>
-              </w:rPr>
-              <w:t>5epoch</w:t>
-            </w:r>
-            <w:r>
-              <w:rPr>
-                <w:rFonts w:ascii="Times New Roman" w:eastAsia="宋体" w:hAnsi="Times New Roman" w:cs="Times New Roman"/>
-                <w:color w:val="000000"/>
-                <w:sz w:val="19"/>
-                <w:szCs w:val="19"/>
-              </w:rPr>
-              <w:t>不提升停止</w:t>
+              <w:t>验证集micro-F1连续5epoch不提升停止（macro-F1同步记录作参考）</w:t>
+            </w:r>
+            <w:r>
+              <w:rPr>
+                <w:rFonts w:ascii="Times New Roman" w:eastAsia="宋体" w:hAnsi="Times New Roman" w:cs="Times New Roman"/>
+                <w:color w:val="000000"/>
+                <w:sz w:val="19"/>
+                <w:szCs w:val="19"/>
+              </w:rPr>
+            </w:r>
+            <w:r>
+              <w:rPr>
+                <w:rFonts w:ascii="Times New Roman" w:eastAsia="宋体" w:hAnsi="Times New Roman" w:cs="Times New Roman"/>
+                <w:color w:val="000000"/>
+                <w:sz w:val="19"/>
+                <w:szCs w:val="19"/>
+              </w:rPr>
+            </w:r>
+            <w:r>
+              <w:rPr>
+                <w:rFonts w:ascii="Times New Roman" w:eastAsia="宋体" w:hAnsi="Times New Roman" w:cs="Times New Roman"/>
+                <w:color w:val="000000"/>
+                <w:sz w:val="19"/>
+                <w:szCs w:val="19"/>
+              </w:rPr>
+            </w:r>
+            <w:r>
+              <w:rPr>
+                <w:rFonts w:ascii="Times New Roman" w:eastAsia="宋体" w:hAnsi="Times New Roman" w:cs="Times New Roman"/>
+                <w:color w:val="000000"/>
+                <w:sz w:val="19"/>
+                <w:szCs w:val="19"/>
+              </w:rPr>
             </w:r>
           </w:p>
         </w:tc>
@@ -18408,107 +18385,91 @@
         <w:rPr>
           <w:rFonts w:ascii="Times New Roman" w:hAnsi="Times New Roman" w:cs="Times New Roman"/>
         </w:rPr>
-        <w:t>训练阶段默认使用</w:t>
+        <w:t>训练阶段默认使用AdamW优化器，学习率设为1e-4，权重衰减设为1e-4，并对梯度进行裁剪，max_norm设为1.0。若验证集micro-F1连续多个epoch出现明显震荡，可将学习率降低为5e-5，并保持早停策略不变。（实现注：训练脚本采用ReduceLROnPlateau(mode=max, factor=0.5, patience=3)自动执行该降学习率策略，监控验证集micro-F1。）</w:t>
       </w:r>
       <w:proofErr w:type="spellStart"/>
       <w:r>
         <w:rPr>
           <w:rFonts w:ascii="Times New Roman" w:hAnsi="Times New Roman" w:cs="Times New Roman"/>
         </w:rPr>
-        <w:t>AdamW</w:t>
       </w:r>
       <w:proofErr w:type="spellEnd"/>
       <w:r>
         <w:rPr>
           <w:rFonts w:ascii="Times New Roman" w:hAnsi="Times New Roman" w:cs="Times New Roman"/>
         </w:rPr>
-        <w:t>优化器，学习率设为</w:t>
-      </w:r>
-      <w:r>
-        <w:rPr>
-          <w:rFonts w:ascii="Times New Roman" w:hAnsi="Times New Roman" w:cs="Times New Roman"/>
-        </w:rPr>
-        <w:t>1e-4</w:t>
-      </w:r>
-      <w:r>
-        <w:rPr>
-          <w:rFonts w:ascii="Times New Roman" w:hAnsi="Times New Roman" w:cs="Times New Roman"/>
-        </w:rPr>
-        <w:t>，权重衰减设为</w:t>
-      </w:r>
-      <w:r>
-        <w:rPr>
-          <w:rFonts w:ascii="Times New Roman" w:hAnsi="Times New Roman" w:cs="Times New Roman"/>
-        </w:rPr>
-        <w:t>1e-4</w:t>
-      </w:r>
-      <w:r>
-        <w:rPr>
-          <w:rFonts w:ascii="Times New Roman" w:hAnsi="Times New Roman" w:cs="Times New Roman"/>
-        </w:rPr>
-        <w:t>，并对梯度进行裁剪，</w:t>
+      </w:r>
+      <w:r>
+        <w:rPr>
+          <w:rFonts w:ascii="Times New Roman" w:hAnsi="Times New Roman" w:cs="Times New Roman"/>
+        </w:rPr>
+      </w:r>
+      <w:r>
+        <w:rPr>
+          <w:rFonts w:ascii="Times New Roman" w:hAnsi="Times New Roman" w:cs="Times New Roman"/>
+        </w:rPr>
+      </w:r>
+      <w:r>
+        <w:rPr>
+          <w:rFonts w:ascii="Times New Roman" w:hAnsi="Times New Roman" w:cs="Times New Roman"/>
+        </w:rPr>
+      </w:r>
+      <w:r>
+        <w:rPr>
+          <w:rFonts w:ascii="Times New Roman" w:hAnsi="Times New Roman" w:cs="Times New Roman"/>
+        </w:rPr>
       </w:r>
       <w:proofErr w:type="spellStart"/>
       <w:r>
         <w:rPr>
           <w:rFonts w:ascii="Times New Roman" w:hAnsi="Times New Roman" w:cs="Times New Roman"/>
         </w:rPr>
-        <w:t>max_norm</w:t>
       </w:r>
       <w:proofErr w:type="spellEnd"/>
       <w:r>
         <w:rPr>
           <w:rFonts w:ascii="Times New Roman" w:hAnsi="Times New Roman" w:cs="Times New Roman"/>
         </w:rPr>
-        <w:t>设为</w:t>
-      </w:r>
-      <w:r>
-        <w:rPr>
-          <w:rFonts w:ascii="Times New Roman" w:hAnsi="Times New Roman" w:cs="Times New Roman"/>
-        </w:rPr>
-        <w:t>1.0</w:t>
-      </w:r>
-      <w:r>
-        <w:rPr>
-          <w:rFonts w:ascii="Times New Roman" w:hAnsi="Times New Roman" w:cs="Times New Roman"/>
-        </w:rPr>
-        <w:t>。若验证集</w:t>
-      </w:r>
-      <w:r>
-        <w:rPr>
-          <w:rFonts w:ascii="Times New Roman" w:hAnsi="Times New Roman" w:cs="Times New Roman"/>
-        </w:rPr>
-        <w:t>macro-F1</w:t>
-      </w:r>
-      <w:r>
-        <w:rPr>
-          <w:rFonts w:ascii="Times New Roman" w:hAnsi="Times New Roman" w:cs="Times New Roman"/>
-        </w:rPr>
-        <w:t>连续多个</w:t>
-      </w:r>
-      <w:r>
-        <w:rPr>
-          <w:rFonts w:ascii="Times New Roman" w:hAnsi="Times New Roman" w:cs="Times New Roman"/>
-        </w:rPr>
-        <w:t>epoch</w:t>
-      </w:r>
-      <w:r>
-        <w:rPr>
-          <w:rFonts w:ascii="Times New Roman" w:hAnsi="Times New Roman" w:cs="Times New Roman"/>
-        </w:rPr>
-        <w:t>出现明显震荡，可将学习率降低为</w:t>
-      </w:r>
-      <w:r>
-        <w:rPr>
-          <w:rFonts w:ascii="Times New Roman" w:hAnsi="Times New Roman" w:cs="Times New Roman"/>
-        </w:rPr>
-        <w:t>5e-5</w:t>
-      </w:r>
-      <w:r>
-        <w:rPr>
-          <w:rFonts w:ascii="Times New Roman" w:hAnsi="Times New Roman" w:cs="Times New Roman"/>
-        </w:rPr>
-        <w:t>，并保持早停策略不变。</w:t>
+      </w:r>
+      <w:r>
+        <w:rPr>
+          <w:rFonts w:ascii="Times New Roman" w:hAnsi="Times New Roman" w:cs="Times New Roman"/>
+        </w:rPr>
+      </w:r>
+      <w:r>
+        <w:rPr>
+          <w:rFonts w:ascii="Times New Roman" w:hAnsi="Times New Roman" w:cs="Times New Roman"/>
+        </w:rPr>
+      </w:r>
+      <w:r>
+        <w:rPr>
+          <w:rFonts w:ascii="Times New Roman" w:hAnsi="Times New Roman" w:cs="Times New Roman"/>
+        </w:rPr>
+      </w:r>
+      <w:r>
+        <w:rPr>
+          <w:rFonts w:ascii="Times New Roman" w:hAnsi="Times New Roman" w:cs="Times New Roman"/>
+        </w:rPr>
+      </w:r>
+      <w:r>
+        <w:rPr>
+          <w:rFonts w:ascii="Times New Roman" w:hAnsi="Times New Roman" w:cs="Times New Roman"/>
+        </w:rPr>
+      </w:r>
+      <w:r>
+        <w:rPr>
+          <w:rFonts w:ascii="Times New Roman" w:hAnsi="Times New Roman" w:cs="Times New Roman"/>
+        </w:rPr>
+      </w:r>
+      <w:r>
+        <w:rPr>
+          <w:rFonts w:ascii="Times New Roman" w:hAnsi="Times New Roman" w:cs="Times New Roman"/>
+        </w:rPr>
+      </w:r>
+      <w:r>
+        <w:rPr>
+          <w:rFonts w:ascii="Times New Roman" w:hAnsi="Times New Roman" w:cs="Times New Roman"/>
+        </w:rPr>
       </w:r>
     </w:p>
     <w:p>
@@ -18541,117 +18502,99 @@
         <w:rPr>
           <w:rFonts w:ascii="Times New Roman" w:hAnsi="Times New Roman" w:cs="Times New Roman"/>
         </w:rPr>
-        <w:t>以验证集</w:t>
-      </w:r>
-      <w:r>
-        <w:rPr>
-          <w:rFonts w:ascii="Times New Roman" w:hAnsi="Times New Roman" w:cs="Times New Roman"/>
-        </w:rPr>
-        <w:t>macro-F1</w:t>
-      </w:r>
-      <w:r>
-        <w:rPr>
-          <w:rFonts w:ascii="Times New Roman" w:hAnsi="Times New Roman" w:cs="Times New Roman"/>
-        </w:rPr>
-        <w:t>作为主要模型选择指标，同时监控</w:t>
-      </w:r>
-      <w:r>
-        <w:rPr>
-          <w:rFonts w:ascii="Times New Roman" w:hAnsi="Times New Roman" w:cs="Times New Roman"/>
-        </w:rPr>
-        <w:t>micro-F1</w:t>
-      </w:r>
-      <w:r>
-        <w:rPr>
-          <w:rFonts w:ascii="Times New Roman" w:hAnsi="Times New Roman" w:cs="Times New Roman"/>
-        </w:rPr>
-        <w:t>、每类</w:t>
-      </w:r>
-      <w:r>
-        <w:rPr>
-          <w:rFonts w:ascii="Times New Roman" w:hAnsi="Times New Roman" w:cs="Times New Roman"/>
-        </w:rPr>
-        <w:t>F1</w:t>
-      </w:r>
-      <w:r>
-        <w:rPr>
-          <w:rFonts w:ascii="Times New Roman" w:hAnsi="Times New Roman" w:cs="Times New Roman"/>
-        </w:rPr>
-        <w:t>和</w:t>
+        <w:t>以验证集micro-F1作为主要模型选择指标（标签对级；macro-F1因池内3个类别正样本≤6而受稀疏类主导，仅作参考指标，报告时须注明其支撑构成，见5.2），同时监控macro-F1、每类F1和mAP。若验证集micro-F1连续5个epoch不提升，则停止训练。最终模型选择验证集micro-F1最高的checkpoint。</w:t>
+      </w:r>
+      <w:r>
+        <w:rPr>
+          <w:rFonts w:ascii="Times New Roman" w:hAnsi="Times New Roman" w:cs="Times New Roman"/>
+        </w:rPr>
+      </w:r>
+      <w:r>
+        <w:rPr>
+          <w:rFonts w:ascii="Times New Roman" w:hAnsi="Times New Roman" w:cs="Times New Roman"/>
+        </w:rPr>
+      </w:r>
+      <w:r>
+        <w:rPr>
+          <w:rFonts w:ascii="Times New Roman" w:hAnsi="Times New Roman" w:cs="Times New Roman"/>
+        </w:rPr>
+      </w:r>
+      <w:r>
+        <w:rPr>
+          <w:rFonts w:ascii="Times New Roman" w:hAnsi="Times New Roman" w:cs="Times New Roman"/>
+        </w:rPr>
+      </w:r>
+      <w:r>
+        <w:rPr>
+          <w:rFonts w:ascii="Times New Roman" w:hAnsi="Times New Roman" w:cs="Times New Roman"/>
+        </w:rPr>
+      </w:r>
+      <w:r>
+        <w:rPr>
+          <w:rFonts w:ascii="Times New Roman" w:hAnsi="Times New Roman" w:cs="Times New Roman"/>
+        </w:rPr>
       </w:r>
       <w:proofErr w:type="spellStart"/>
       <w:r>
         <w:rPr>
           <w:rFonts w:ascii="Times New Roman" w:hAnsi="Times New Roman" w:cs="Times New Roman"/>
         </w:rPr>
-        <w:t>mAP</w:t>
       </w:r>
       <w:proofErr w:type="spellEnd"/>
       <w:r>
         <w:rPr>
           <w:rFonts w:ascii="Times New Roman" w:hAnsi="Times New Roman" w:cs="Times New Roman"/>
         </w:rPr>
-        <w:t>。若验证集</w:t>
-      </w:r>
-      <w:r>
-        <w:rPr>
-          <w:rFonts w:ascii="Times New Roman" w:hAnsi="Times New Roman" w:cs="Times New Roman"/>
-        </w:rPr>
-        <w:t>macro-F1</w:t>
-      </w:r>
-      <w:r>
-        <w:rPr>
-          <w:rFonts w:ascii="Times New Roman" w:hAnsi="Times New Roman" w:cs="Times New Roman"/>
-        </w:rPr>
-        <w:t>连续</w:t>
-      </w:r>
-      <w:r>
-        <w:rPr>
-          <w:rFonts w:ascii="Times New Roman" w:hAnsi="Times New Roman" w:cs="Times New Roman"/>
-        </w:rPr>
-        <w:t>5</w:t>
-      </w:r>
-      <w:r>
-        <w:rPr>
-          <w:rFonts w:ascii="Times New Roman" w:hAnsi="Times New Roman" w:cs="Times New Roman"/>
-        </w:rPr>
-        <w:t>个</w:t>
-      </w:r>
-      <w:r>
-        <w:rPr>
-          <w:rFonts w:ascii="Times New Roman" w:hAnsi="Times New Roman" w:cs="Times New Roman"/>
-        </w:rPr>
-        <w:t>epoch</w:t>
-      </w:r>
-      <w:r>
-        <w:rPr>
-          <w:rFonts w:ascii="Times New Roman" w:hAnsi="Times New Roman" w:cs="Times New Roman"/>
-        </w:rPr>
-        <w:t>不提升，则停止训练。最终模型选择验证集</w:t>
-      </w:r>
-      <w:r>
-        <w:rPr>
-          <w:rFonts w:ascii="Times New Roman" w:hAnsi="Times New Roman" w:cs="Times New Roman"/>
-        </w:rPr>
-        <w:t>macro-F1</w:t>
-      </w:r>
-      <w:r>
-        <w:rPr>
-          <w:rFonts w:ascii="Times New Roman" w:hAnsi="Times New Roman" w:cs="Times New Roman"/>
-        </w:rPr>
-        <w:t>最高的</w:t>
-      </w:r>
-      <w:r>
-        <w:rPr>
-          <w:rFonts w:ascii="Times New Roman" w:hAnsi="Times New Roman" w:cs="Times New Roman"/>
-        </w:rPr>
-        <w:t>checkpoint</w:t>
-      </w:r>
-      <w:r>
-        <w:rPr>
-          <w:rFonts w:ascii="Times New Roman" w:hAnsi="Times New Roman" w:cs="Times New Roman"/>
-        </w:rPr>
-        <w:t>。</w:t>
+      </w:r>
+      <w:r>
+        <w:rPr>
+          <w:rFonts w:ascii="Times New Roman" w:hAnsi="Times New Roman" w:cs="Times New Roman"/>
+        </w:rPr>
+      </w:r>
+      <w:r>
+        <w:rPr>
+          <w:rFonts w:ascii="Times New Roman" w:hAnsi="Times New Roman" w:cs="Times New Roman"/>
+        </w:rPr>
+      </w:r>
+      <w:r>
+        <w:rPr>
+          <w:rFonts w:ascii="Times New Roman" w:hAnsi="Times New Roman" w:cs="Times New Roman"/>
+        </w:rPr>
+      </w:r>
+      <w:r>
+        <w:rPr>
+          <w:rFonts w:ascii="Times New Roman" w:hAnsi="Times New Roman" w:cs="Times New Roman"/>
+        </w:rPr>
+      </w:r>
+      <w:r>
+        <w:rPr>
+          <w:rFonts w:ascii="Times New Roman" w:hAnsi="Times New Roman" w:cs="Times New Roman"/>
+        </w:rPr>
+      </w:r>
+      <w:r>
+        <w:rPr>
+          <w:rFonts w:ascii="Times New Roman" w:hAnsi="Times New Roman" w:cs="Times New Roman"/>
+        </w:rPr>
+      </w:r>
+      <w:r>
+        <w:rPr>
+          <w:rFonts w:ascii="Times New Roman" w:hAnsi="Times New Roman" w:cs="Times New Roman"/>
+        </w:rPr>
+      </w:r>
+      <w:r>
+        <w:rPr>
+          <w:rFonts w:ascii="Times New Roman" w:hAnsi="Times New Roman" w:cs="Times New Roman"/>
+        </w:rPr>
+      </w:r>
+      <w:r>
+        <w:rPr>
+          <w:rFonts w:ascii="Times New Roman" w:hAnsi="Times New Roman" w:cs="Times New Roman"/>
+        </w:rPr>
+      </w:r>
+      <w:r>
+        <w:rPr>
+          <w:rFonts w:ascii="Times New Roman" w:hAnsi="Times New Roman" w:cs="Times New Roman"/>
+        </w:rPr>
       </w:r>
     </w:p>
     <w:p>
@@ -22862,39 +22805,35 @@
                 <w:sz w:val="18"/>
                 <w:szCs w:val="18"/>
               </w:rPr>
-              <w:t>数据按七类漏洞文件夹组织，原始记录共</w:t>
-            </w:r>
-            <w:r>
-              <w:rPr>
-                <w:rFonts w:ascii="Times New Roman" w:hAnsi="Times New Roman" w:cs="Times New Roman"/>
-                <w:sz w:val="18"/>
-                <w:szCs w:val="18"/>
-              </w:rPr>
-              <w:t>3482</w:t>
-            </w:r>
-            <w:r>
-              <w:rPr>
-                <w:rFonts w:ascii="Times New Roman" w:hAnsi="Times New Roman" w:cs="Times New Roman"/>
-                <w:sz w:val="18"/>
-                <w:szCs w:val="18"/>
-              </w:rPr>
-              <w:t>条，去重后唯一合约数为</w:t>
-            </w:r>
-            <w:r>
-              <w:rPr>
-                <w:rFonts w:ascii="Times New Roman" w:hAnsi="Times New Roman" w:cs="Times New Roman"/>
-                <w:sz w:val="18"/>
-                <w:szCs w:val="18"/>
-              </w:rPr>
-              <w:t>2002</w:t>
-            </w:r>
-            <w:r>
-              <w:rPr>
-                <w:rFonts w:ascii="Times New Roman" w:hAnsi="Times New Roman" w:cs="Times New Roman"/>
-                <w:sz w:val="18"/>
-                <w:szCs w:val="18"/>
-              </w:rPr>
-              <w:t>个。各类别原始记录数为：</w:t>
+              <w:t>数据按七类漏洞文件夹组织，原始记录共3482条，去重后唯一合约名数为2002个（=主标签文件条目数，其中正标签条目257个、多标签123个、全零1745个）。各类别原始记录数为：access_control 474、arithmetic 514、dos 406、front_running 398、reentrancy 543、time_manipulation 444、uncheck 703。</w:t>
+            </w:r>
+            <w:r>
+              <w:rPr>
+                <w:rFonts w:ascii="Times New Roman" w:hAnsi="Times New Roman" w:cs="Times New Roman"/>
+                <w:sz w:val="18"/>
+                <w:szCs w:val="18"/>
+              </w:rPr>
+            </w:r>
+            <w:r>
+              <w:rPr>
+                <w:rFonts w:ascii="Times New Roman" w:hAnsi="Times New Roman" w:cs="Times New Roman"/>
+                <w:sz w:val="18"/>
+                <w:szCs w:val="18"/>
+              </w:rPr>
+            </w:r>
+            <w:r>
+              <w:rPr>
+                <w:rFonts w:ascii="Times New Roman" w:hAnsi="Times New Roman" w:cs="Times New Roman"/>
+                <w:sz w:val="18"/>
+                <w:szCs w:val="18"/>
+              </w:rPr>
+            </w:r>
+            <w:r>
+              <w:rPr>
+                <w:rFonts w:ascii="Times New Roman" w:hAnsi="Times New Roman" w:cs="Times New Roman"/>
+                <w:sz w:val="18"/>
+                <w:szCs w:val="18"/>
+              </w:rPr>
             </w:r>
             <w:proofErr w:type="spellStart"/>
             <w:r>
@@ -22903,7 +22842,6 @@
                 <w:sz w:val="18"/>
                 <w:szCs w:val="18"/>
               </w:rPr>
-              <w:t>access_control</w:t>
             </w:r>
             <w:proofErr w:type="spellEnd"/>
             <w:r>
@@ -22912,47 +22850,41 @@
                 <w:sz w:val="18"/>
                 <w:szCs w:val="18"/>
               </w:rPr>
-              <w:t xml:space="preserve"> 474</w:t>
-            </w:r>
-            <w:r>
-              <w:rPr>
-                <w:rFonts w:ascii="Times New Roman" w:hAnsi="Times New Roman" w:cs="Times New Roman"/>
-                <w:sz w:val="18"/>
-                <w:szCs w:val="18"/>
-              </w:rPr>
-              <w:t>、</w:t>
-            </w:r>
-            <w:r>
-              <w:rPr>
-                <w:rFonts w:ascii="Times New Roman" w:hAnsi="Times New Roman" w:cs="Times New Roman"/>
-                <w:sz w:val="18"/>
-                <w:szCs w:val="18"/>
-              </w:rPr>
-              <w:t>arithmetic 514</w:t>
-            </w:r>
-            <w:r>
-              <w:rPr>
-                <w:rFonts w:ascii="Times New Roman" w:hAnsi="Times New Roman" w:cs="Times New Roman"/>
-                <w:sz w:val="18"/>
-                <w:szCs w:val="18"/>
-              </w:rPr>
-              <w:t>、</w:t>
-            </w:r>
-            <w:r>
-              <w:rPr>
-                <w:rFonts w:ascii="Times New Roman" w:hAnsi="Times New Roman" w:cs="Times New Roman"/>
-                <w:sz w:val="18"/>
-                <w:szCs w:val="18"/>
-              </w:rPr>
-              <w:t>dos 406</w:t>
-            </w:r>
-            <w:r>
-              <w:rPr>
-                <w:rFonts w:ascii="Times New Roman" w:hAnsi="Times New Roman" w:cs="Times New Roman"/>
-                <w:sz w:val="18"/>
-                <w:szCs w:val="18"/>
-              </w:rPr>
-              <w:t>、</w:t>
+            </w:r>
+            <w:r>
+              <w:rPr>
+                <w:rFonts w:ascii="Times New Roman" w:hAnsi="Times New Roman" w:cs="Times New Roman"/>
+                <w:sz w:val="18"/>
+                <w:szCs w:val="18"/>
+              </w:rPr>
+            </w:r>
+            <w:r>
+              <w:rPr>
+                <w:rFonts w:ascii="Times New Roman" w:hAnsi="Times New Roman" w:cs="Times New Roman"/>
+                <w:sz w:val="18"/>
+                <w:szCs w:val="18"/>
+              </w:rPr>
+            </w:r>
+            <w:r>
+              <w:rPr>
+                <w:rFonts w:ascii="Times New Roman" w:hAnsi="Times New Roman" w:cs="Times New Roman"/>
+                <w:sz w:val="18"/>
+                <w:szCs w:val="18"/>
+              </w:rPr>
+            </w:r>
+            <w:r>
+              <w:rPr>
+                <w:rFonts w:ascii="Times New Roman" w:hAnsi="Times New Roman" w:cs="Times New Roman"/>
+                <w:sz w:val="18"/>
+                <w:szCs w:val="18"/>
+              </w:rPr>
+            </w:r>
+            <w:r>
+              <w:rPr>
+                <w:rFonts w:ascii="Times New Roman" w:hAnsi="Times New Roman" w:cs="Times New Roman"/>
+                <w:sz w:val="18"/>
+                <w:szCs w:val="18"/>
+              </w:rPr>
             </w:r>
             <w:proofErr w:type="spellStart"/>
             <w:r>
@@ -22961,7 +22893,6 @@
                 <w:sz w:val="18"/>
                 <w:szCs w:val="18"/>
               </w:rPr>
-              <w:t>front_running</w:t>
             </w:r>
             <w:proofErr w:type="spellEnd"/>
             <w:r>
@@ -22970,31 +22901,27 @@
                 <w:sz w:val="18"/>
                 <w:szCs w:val="18"/>
               </w:rPr>
-              <w:t xml:space="preserve"> 398</w:t>
-            </w:r>
-            <w:r>
-              <w:rPr>
-                <w:rFonts w:ascii="Times New Roman" w:hAnsi="Times New Roman" w:cs="Times New Roman"/>
-                <w:sz w:val="18"/>
-                <w:szCs w:val="18"/>
-              </w:rPr>
-              <w:t>、</w:t>
-            </w:r>
-            <w:r>
-              <w:rPr>
-                <w:rFonts w:ascii="Times New Roman" w:hAnsi="Times New Roman" w:cs="Times New Roman"/>
-                <w:sz w:val="18"/>
-                <w:szCs w:val="18"/>
-              </w:rPr>
-              <w:t>reentrancy 543</w:t>
-            </w:r>
-            <w:r>
-              <w:rPr>
-                <w:rFonts w:ascii="Times New Roman" w:hAnsi="Times New Roman" w:cs="Times New Roman"/>
-                <w:sz w:val="18"/>
-                <w:szCs w:val="18"/>
-              </w:rPr>
-              <w:t>、</w:t>
+            </w:r>
+            <w:r>
+              <w:rPr>
+                <w:rFonts w:ascii="Times New Roman" w:hAnsi="Times New Roman" w:cs="Times New Roman"/>
+                <w:sz w:val="18"/>
+                <w:szCs w:val="18"/>
+              </w:rPr>
+            </w:r>
+            <w:r>
+              <w:rPr>
+                <w:rFonts w:ascii="Times New Roman" w:hAnsi="Times New Roman" w:cs="Times New Roman"/>
+                <w:sz w:val="18"/>
+                <w:szCs w:val="18"/>
+              </w:rPr>
+            </w:r>
+            <w:r>
+              <w:rPr>
+                <w:rFonts w:ascii="Times New Roman" w:hAnsi="Times New Roman" w:cs="Times New Roman"/>
+                <w:sz w:val="18"/>
+                <w:szCs w:val="18"/>
+              </w:rPr>
             </w:r>
             <w:proofErr w:type="spellStart"/>
             <w:r>
@@ -23003,7 +22930,6 @@
                 <w:sz w:val="18"/>
                 <w:szCs w:val="18"/>
               </w:rPr>
-              <w:t>time_manipulation</w:t>
             </w:r>
             <w:proofErr w:type="spellEnd"/>
             <w:r>
@@ -23012,47 +22938,41 @@
                 <w:sz w:val="18"/>
                 <w:szCs w:val="18"/>
               </w:rPr>
-              <w:t xml:space="preserve"> 444</w:t>
-            </w:r>
-            <w:r>
-              <w:rPr>
-                <w:rFonts w:ascii="Times New Roman" w:hAnsi="Times New Roman" w:cs="Times New Roman"/>
-                <w:sz w:val="18"/>
-                <w:szCs w:val="18"/>
-              </w:rPr>
-              <w:t>、</w:t>
-            </w:r>
-            <w:r>
-              <w:rPr>
-                <w:rFonts w:ascii="Times New Roman" w:hAnsi="Times New Roman" w:cs="Times New Roman"/>
-                <w:sz w:val="18"/>
-                <w:szCs w:val="18"/>
-              </w:rPr>
-              <w:t>uncheck 703</w:t>
-            </w:r>
-            <w:r>
-              <w:rPr>
-                <w:rFonts w:ascii="Times New Roman" w:hAnsi="Times New Roman" w:cs="Times New Roman"/>
-                <w:sz w:val="18"/>
-                <w:szCs w:val="18"/>
-              </w:rPr>
-              <w:t>。其中，</w:t>
-            </w:r>
-            <w:r>
-              <w:rPr>
-                <w:rFonts w:ascii="Times New Roman" w:hAnsi="Times New Roman" w:cs="Times New Roman"/>
-                <w:sz w:val="18"/>
-                <w:szCs w:val="18"/>
-              </w:rPr>
-              <w:t>681</w:t>
-            </w:r>
-            <w:r>
-              <w:rPr>
-                <w:rFonts w:ascii="Times New Roman" w:hAnsi="Times New Roman" w:cs="Times New Roman"/>
-                <w:sz w:val="18"/>
-                <w:szCs w:val="18"/>
-              </w:rPr>
-              <w:t>个合约同时具有多类漏洞标签。</w:t>
+            </w:r>
+            <w:r>
+              <w:rPr>
+                <w:rFonts w:ascii="Times New Roman" w:hAnsi="Times New Roman" w:cs="Times New Roman"/>
+                <w:sz w:val="18"/>
+                <w:szCs w:val="18"/>
+              </w:rPr>
+            </w:r>
+            <w:r>
+              <w:rPr>
+                <w:rFonts w:ascii="Times New Roman" w:hAnsi="Times New Roman" w:cs="Times New Roman"/>
+                <w:sz w:val="18"/>
+                <w:szCs w:val="18"/>
+              </w:rPr>
+            </w:r>
+            <w:r>
+              <w:rPr>
+                <w:rFonts w:ascii="Times New Roman" w:hAnsi="Times New Roman" w:cs="Times New Roman"/>
+                <w:sz w:val="18"/>
+                <w:szCs w:val="18"/>
+              </w:rPr>
+            </w:r>
+            <w:r>
+              <w:rPr>
+                <w:rFonts w:ascii="Times New Roman" w:hAnsi="Times New Roman" w:cs="Times New Roman"/>
+                <w:sz w:val="18"/>
+                <w:szCs w:val="18"/>
+              </w:rPr>
+            </w:r>
+            <w:r>
+              <w:rPr>
+                <w:rFonts w:ascii="Times New Roman" w:hAnsi="Times New Roman" w:cs="Times New Roman"/>
+                <w:sz w:val="18"/>
+                <w:szCs w:val="18"/>
+              </w:rPr>
             </w:r>
           </w:p>
         </w:tc>
@@ -24804,303 +24724,256 @@
         <w:rPr>
           <w:rFonts w:ascii="Times New Roman" w:hAnsi="Times New Roman" w:cs="Times New Roman"/>
         </w:rPr>
-        <w:t>层次</w:t>
+        <w:t>层次一：真实合约上的合约级多标签漏洞分类评估。该层次包含两种设定：同分布测试（MVD-HG内部测试划分）与跨数据集外部测试（DIVE外部测试集，构建方式见5.1），评估模型是否能同时识别合约是否包含七类漏洞中的每一类。5.3全部对比方法均在两种设定下评估。评估指标以micro-F1（标签对级）为主指标；macro-F1为参考指标，报告时须注明其支撑构成；每类Precision、每类Recall、每类F1与per-class PR-AUC均须与该划分的support同时给出，support≤2的类别仅作描述性呈现、不进入方法间比较结论；另报告mAP或macroPR-AUC；可选报告subset accuracy。类别阈值搜索范围默认为0.2到0.8，步长为0.05，搜索目标为验证集micro-F1。阈值选择只使用验证集，不使用测试集。为避免阈值选择过程不透明，论文中需同时报告固定阈值0.5下的结果和验证集选择阈值下的结果。所有主实验至少运行3个随机种子，并报告均值与标准差。</w:t>
       </w:r>
       <w:proofErr w:type="gramStart"/>
       <w:r>
         <w:rPr>
           <w:rFonts w:ascii="Times New Roman" w:hAnsi="Times New Roman" w:cs="Times New Roman"/>
         </w:rPr>
-        <w:t>一</w:t>
       </w:r>
       <w:proofErr w:type="gramEnd"/>
       <w:r>
         <w:rPr>
           <w:rFonts w:ascii="Times New Roman" w:hAnsi="Times New Roman" w:cs="Times New Roman"/>
         </w:rPr>
-        <w:t>：真实合约上的</w:t>
       </w:r>
       <w:proofErr w:type="gramStart"/>
       <w:r>
         <w:rPr>
           <w:rFonts w:ascii="Times New Roman" w:hAnsi="Times New Roman" w:cs="Times New Roman"/>
         </w:rPr>
-        <w:t>合约级多</w:t>
       </w:r>
       <w:proofErr w:type="gramEnd"/>
       <w:r>
         <w:rPr>
           <w:rFonts w:ascii="Times New Roman" w:hAnsi="Times New Roman" w:cs="Times New Roman"/>
         </w:rPr>
-        <w:t>标签漏洞分类评估。</w:t>
-      </w:r>
-      <w:r>
-        <w:rPr>
-          <w:rFonts w:ascii="Times New Roman" w:hAnsi="Times New Roman" w:cs="Times New Roman"/>
-        </w:rPr>
-        <w:t>该层次包含两种设定：同分布测试（</w:t>
-      </w:r>
-      <w:r>
-        <w:rPr>
-          <w:rFonts w:ascii="Times New Roman" w:hAnsi="Times New Roman" w:cs="Times New Roman"/>
-        </w:rPr>
-        <w:t>MVD-HG</w:t>
-      </w:r>
-      <w:r>
-        <w:rPr>
-          <w:rFonts w:ascii="Times New Roman" w:hAnsi="Times New Roman" w:cs="Times New Roman"/>
-        </w:rPr>
-        <w:t>内部测试划分）与</w:t>
+      </w:r>
+      <w:r>
+        <w:rPr>
+          <w:rFonts w:ascii="Times New Roman" w:hAnsi="Times New Roman" w:cs="Times New Roman"/>
+        </w:rPr>
+      </w:r>
+      <w:r>
+        <w:rPr>
+          <w:rFonts w:ascii="Times New Roman" w:hAnsi="Times New Roman" w:cs="Times New Roman"/>
+        </w:rPr>
+      </w:r>
+      <w:r>
+        <w:rPr>
+          <w:rFonts w:ascii="Times New Roman" w:hAnsi="Times New Roman" w:cs="Times New Roman"/>
+        </w:rPr>
       </w:r>
       <w:proofErr w:type="gramStart"/>
       <w:r>
         <w:rPr>
           <w:rFonts w:ascii="Times New Roman" w:hAnsi="Times New Roman" w:cs="Times New Roman"/>
         </w:rPr>
-        <w:t>跨数据</w:t>
       </w:r>
       <w:proofErr w:type="gramEnd"/>
       <w:r>
         <w:rPr>
           <w:rFonts w:ascii="Times New Roman" w:hAnsi="Times New Roman" w:cs="Times New Roman"/>
         </w:rPr>
-        <w:t>集外部测试（</w:t>
-      </w:r>
-      <w:r>
-        <w:rPr>
-          <w:rFonts w:ascii="Times New Roman" w:hAnsi="Times New Roman" w:cs="Times New Roman"/>
-        </w:rPr>
-        <w:t>DIVE</w:t>
-      </w:r>
-      <w:r>
-        <w:rPr>
-          <w:rFonts w:ascii="Times New Roman" w:hAnsi="Times New Roman" w:cs="Times New Roman"/>
-        </w:rPr>
-        <w:t>外部测试集，构建方式见</w:t>
-      </w:r>
-      <w:r>
-        <w:rPr>
-          <w:rFonts w:ascii="Times New Roman" w:hAnsi="Times New Roman" w:cs="Times New Roman"/>
-        </w:rPr>
-        <w:t>5.1</w:t>
-      </w:r>
-      <w:r>
-        <w:rPr>
-          <w:rFonts w:ascii="Times New Roman" w:hAnsi="Times New Roman" w:cs="Times New Roman"/>
-        </w:rPr>
-        <w:t>），评估模型是否能同时识别合约是否包含七类漏洞中的每一类。</w:t>
-      </w:r>
-      <w:r>
-        <w:rPr>
-          <w:rFonts w:ascii="Times New Roman" w:hAnsi="Times New Roman" w:cs="Times New Roman"/>
-        </w:rPr>
-        <w:t>5.3</w:t>
-      </w:r>
-      <w:r>
-        <w:rPr>
-          <w:rFonts w:ascii="Times New Roman" w:hAnsi="Times New Roman" w:cs="Times New Roman"/>
-        </w:rPr>
-        <w:t>全部对比方法均在两种设定下评估。</w:t>
-      </w:r>
-      <w:r>
-        <w:rPr>
-          <w:rFonts w:ascii="Times New Roman" w:hAnsi="Times New Roman" w:cs="Times New Roman"/>
-        </w:rPr>
-        <w:t>评估指标至少包括</w:t>
-      </w:r>
-      <w:r>
-        <w:rPr>
-          <w:rFonts w:ascii="Times New Roman" w:hAnsi="Times New Roman" w:cs="Times New Roman"/>
-        </w:rPr>
-        <w:t>macro-F1</w:t>
-      </w:r>
-      <w:r>
-        <w:rPr>
-          <w:rFonts w:ascii="Times New Roman" w:hAnsi="Times New Roman" w:cs="Times New Roman"/>
-        </w:rPr>
-        <w:t>、</w:t>
-      </w:r>
-      <w:r>
-        <w:rPr>
-          <w:rFonts w:ascii="Times New Roman" w:hAnsi="Times New Roman" w:cs="Times New Roman"/>
-        </w:rPr>
-        <w:t>micro-F1</w:t>
-      </w:r>
-      <w:r>
-        <w:rPr>
-          <w:rFonts w:ascii="Times New Roman" w:hAnsi="Times New Roman" w:cs="Times New Roman"/>
-        </w:rPr>
-        <w:t>、每类</w:t>
-      </w:r>
-      <w:r>
-        <w:rPr>
-          <w:rFonts w:ascii="Times New Roman" w:hAnsi="Times New Roman" w:cs="Times New Roman"/>
-        </w:rPr>
-        <w:t>Precision</w:t>
-      </w:r>
-      <w:r>
-        <w:rPr>
-          <w:rFonts w:ascii="Times New Roman" w:hAnsi="Times New Roman" w:cs="Times New Roman"/>
-        </w:rPr>
-        <w:t>、每类</w:t>
-      </w:r>
-      <w:r>
-        <w:rPr>
-          <w:rFonts w:ascii="Times New Roman" w:hAnsi="Times New Roman" w:cs="Times New Roman"/>
-        </w:rPr>
-        <w:t>Recall</w:t>
-      </w:r>
-      <w:r>
-        <w:rPr>
-          <w:rFonts w:ascii="Times New Roman" w:hAnsi="Times New Roman" w:cs="Times New Roman"/>
-        </w:rPr>
-        <w:t>、每类</w:t>
-      </w:r>
-      <w:r>
-        <w:rPr>
-          <w:rFonts w:ascii="Times New Roman" w:hAnsi="Times New Roman" w:cs="Times New Roman"/>
-        </w:rPr>
-        <w:t>F1</w:t>
-      </w:r>
-      <w:r>
-        <w:rPr>
-          <w:rFonts w:ascii="Times New Roman" w:hAnsi="Times New Roman" w:cs="Times New Roman"/>
-        </w:rPr>
-        <w:t>、</w:t>
+      </w:r>
+      <w:r>
+        <w:rPr>
+          <w:rFonts w:ascii="Times New Roman" w:hAnsi="Times New Roman" w:cs="Times New Roman"/>
+        </w:rPr>
+      </w:r>
+      <w:r>
+        <w:rPr>
+          <w:rFonts w:ascii="Times New Roman" w:hAnsi="Times New Roman" w:cs="Times New Roman"/>
+        </w:rPr>
+      </w:r>
+      <w:r>
+        <w:rPr>
+          <w:rFonts w:ascii="Times New Roman" w:hAnsi="Times New Roman" w:cs="Times New Roman"/>
+        </w:rPr>
+      </w:r>
+      <w:r>
+        <w:rPr>
+          <w:rFonts w:ascii="Times New Roman" w:hAnsi="Times New Roman" w:cs="Times New Roman"/>
+        </w:rPr>
+      </w:r>
+      <w:r>
+        <w:rPr>
+          <w:rFonts w:ascii="Times New Roman" w:hAnsi="Times New Roman" w:cs="Times New Roman"/>
+        </w:rPr>
+      </w:r>
+      <w:r>
+        <w:rPr>
+          <w:rFonts w:ascii="Times New Roman" w:hAnsi="Times New Roman" w:cs="Times New Roman"/>
+        </w:rPr>
+      </w:r>
+      <w:r>
+        <w:rPr>
+          <w:rFonts w:ascii="Times New Roman" w:hAnsi="Times New Roman" w:cs="Times New Roman"/>
+        </w:rPr>
+      </w:r>
+      <w:r>
+        <w:rPr>
+          <w:rFonts w:ascii="Times New Roman" w:hAnsi="Times New Roman" w:cs="Times New Roman"/>
+        </w:rPr>
+      </w:r>
+      <w:r>
+        <w:rPr>
+          <w:rFonts w:ascii="Times New Roman" w:hAnsi="Times New Roman" w:cs="Times New Roman"/>
+        </w:rPr>
+      </w:r>
+      <w:r>
+        <w:rPr>
+          <w:rFonts w:ascii="Times New Roman" w:hAnsi="Times New Roman" w:cs="Times New Roman"/>
+        </w:rPr>
+      </w:r>
+      <w:r>
+        <w:rPr>
+          <w:rFonts w:ascii="Times New Roman" w:hAnsi="Times New Roman" w:cs="Times New Roman"/>
+        </w:rPr>
+      </w:r>
+      <w:r>
+        <w:rPr>
+          <w:rFonts w:ascii="Times New Roman" w:hAnsi="Times New Roman" w:cs="Times New Roman"/>
+        </w:rPr>
+      </w:r>
+      <w:r>
+        <w:rPr>
+          <w:rFonts w:ascii="Times New Roman" w:hAnsi="Times New Roman" w:cs="Times New Roman"/>
+        </w:rPr>
+      </w:r>
+      <w:r>
+        <w:rPr>
+          <w:rFonts w:ascii="Times New Roman" w:hAnsi="Times New Roman" w:cs="Times New Roman"/>
+        </w:rPr>
+      </w:r>
+      <w:r>
+        <w:rPr>
+          <w:rFonts w:ascii="Times New Roman" w:hAnsi="Times New Roman" w:cs="Times New Roman"/>
+        </w:rPr>
+      </w:r>
+      <w:r>
+        <w:rPr>
+          <w:rFonts w:ascii="Times New Roman" w:hAnsi="Times New Roman" w:cs="Times New Roman"/>
+        </w:rPr>
+      </w:r>
+      <w:r>
+        <w:rPr>
+          <w:rFonts w:ascii="Times New Roman" w:hAnsi="Times New Roman" w:cs="Times New Roman"/>
+        </w:rPr>
       </w:r>
       <w:proofErr w:type="spellStart"/>
       <w:r>
         <w:rPr>
           <w:rFonts w:ascii="Times New Roman" w:hAnsi="Times New Roman" w:cs="Times New Roman"/>
         </w:rPr>
-        <w:t>mAP</w:t>
       </w:r>
       <w:proofErr w:type="spellEnd"/>
       <w:r>
         <w:rPr>
           <w:rFonts w:ascii="Times New Roman" w:hAnsi="Times New Roman" w:cs="Times New Roman"/>
         </w:rPr>
-        <w:t>或</w:t>
       </w:r>
       <w:proofErr w:type="spellStart"/>
       <w:r>
         <w:rPr>
           <w:rFonts w:ascii="Times New Roman" w:hAnsi="Times New Roman" w:cs="Times New Roman"/>
         </w:rPr>
-        <w:t>macroPR</w:t>
       </w:r>
       <w:proofErr w:type="spellEnd"/>
       <w:r>
         <w:rPr>
           <w:rFonts w:ascii="Times New Roman" w:hAnsi="Times New Roman" w:cs="Times New Roman"/>
         </w:rPr>
-        <w:t>-AUC</w:t>
-      </w:r>
-      <w:r>
-        <w:rPr>
-          <w:rFonts w:ascii="Times New Roman" w:hAnsi="Times New Roman" w:cs="Times New Roman"/>
-        </w:rPr>
-        <w:t>；可选报告</w:t>
+      </w:r>
+      <w:r>
+        <w:rPr>
+          <w:rFonts w:ascii="Times New Roman" w:hAnsi="Times New Roman" w:cs="Times New Roman"/>
+        </w:rPr>
       </w:r>
       <w:proofErr w:type="spellStart"/>
       <w:r>
         <w:rPr>
           <w:rFonts w:ascii="Times New Roman" w:hAnsi="Times New Roman" w:cs="Times New Roman"/>
         </w:rPr>
-        <w:t>subsetaccuracy</w:t>
       </w:r>
       <w:proofErr w:type="spellEnd"/>
       <w:r>
         <w:rPr>
           <w:rFonts w:ascii="Times New Roman" w:hAnsi="Times New Roman" w:cs="Times New Roman"/>
         </w:rPr>
-        <w:t>。</w:t>
-      </w:r>
-      <w:r>
-        <w:rPr>
-          <w:rFonts w:ascii="Times New Roman" w:hAnsi="Times New Roman" w:cs="Times New Roman"/>
-        </w:rPr>
-        <w:t>类别阈值搜索范围默认为</w:t>
-      </w:r>
-      <w:r>
-        <w:rPr>
-          <w:rFonts w:ascii="Times New Roman" w:hAnsi="Times New Roman" w:cs="Times New Roman"/>
-        </w:rPr>
-        <w:t>0.2</w:t>
-      </w:r>
-      <w:r>
-        <w:rPr>
-          <w:rFonts w:ascii="Times New Roman" w:hAnsi="Times New Roman" w:cs="Times New Roman"/>
-        </w:rPr>
-        <w:t>到</w:t>
-      </w:r>
-      <w:r>
-        <w:rPr>
-          <w:rFonts w:ascii="Times New Roman" w:hAnsi="Times New Roman" w:cs="Times New Roman"/>
-        </w:rPr>
-        <w:t>0.8</w:t>
-      </w:r>
-      <w:r>
-        <w:rPr>
-          <w:rFonts w:ascii="Times New Roman" w:hAnsi="Times New Roman" w:cs="Times New Roman"/>
-        </w:rPr>
-        <w:t>，步长为</w:t>
-      </w:r>
-      <w:r>
-        <w:rPr>
-          <w:rFonts w:ascii="Times New Roman" w:hAnsi="Times New Roman" w:cs="Times New Roman"/>
-        </w:rPr>
-        <w:t>0.05</w:t>
-      </w:r>
-      <w:r>
-        <w:rPr>
-          <w:rFonts w:ascii="Times New Roman" w:hAnsi="Times New Roman" w:cs="Times New Roman"/>
-        </w:rPr>
-        <w:t>。阈值选择只使用验证集，不使用测试集。为避免阈值选择过程不透明，论文中需同时报告固定阈值</w:t>
-      </w:r>
-      <w:r>
-        <w:rPr>
-          <w:rFonts w:ascii="Times New Roman" w:hAnsi="Times New Roman" w:cs="Times New Roman"/>
-        </w:rPr>
-        <w:t>0.5</w:t>
-      </w:r>
-      <w:r>
-        <w:rPr>
-          <w:rFonts w:ascii="Times New Roman" w:hAnsi="Times New Roman" w:cs="Times New Roman"/>
-        </w:rPr>
-        <w:t>下的结果和验证</w:t>
+      </w:r>
+      <w:r>
+        <w:rPr>
+          <w:rFonts w:ascii="Times New Roman" w:hAnsi="Times New Roman" w:cs="Times New Roman"/>
+        </w:rPr>
+      </w:r>
+      <w:r>
+        <w:rPr>
+          <w:rFonts w:ascii="Times New Roman" w:hAnsi="Times New Roman" w:cs="Times New Roman"/>
+        </w:rPr>
+      </w:r>
+      <w:r>
+        <w:rPr>
+          <w:rFonts w:ascii="Times New Roman" w:hAnsi="Times New Roman" w:cs="Times New Roman"/>
+        </w:rPr>
+      </w:r>
+      <w:r>
+        <w:rPr>
+          <w:rFonts w:ascii="Times New Roman" w:hAnsi="Times New Roman" w:cs="Times New Roman"/>
+        </w:rPr>
+      </w:r>
+      <w:r>
+        <w:rPr>
+          <w:rFonts w:ascii="Times New Roman" w:hAnsi="Times New Roman" w:cs="Times New Roman"/>
+        </w:rPr>
+      </w:r>
+      <w:r>
+        <w:rPr>
+          <w:rFonts w:ascii="Times New Roman" w:hAnsi="Times New Roman" w:cs="Times New Roman"/>
+        </w:rPr>
+      </w:r>
+      <w:r>
+        <w:rPr>
+          <w:rFonts w:ascii="Times New Roman" w:hAnsi="Times New Roman" w:cs="Times New Roman"/>
+        </w:rPr>
+      </w:r>
+      <w:r>
+        <w:rPr>
+          <w:rFonts w:ascii="Times New Roman" w:hAnsi="Times New Roman" w:cs="Times New Roman"/>
+        </w:rPr>
+      </w:r>
+      <w:r>
+        <w:rPr>
+          <w:rFonts w:ascii="Times New Roman" w:hAnsi="Times New Roman" w:cs="Times New Roman"/>
+        </w:rPr>
       </w:r>
       <w:proofErr w:type="gramStart"/>
       <w:r>
         <w:rPr>
           <w:rFonts w:ascii="Times New Roman" w:hAnsi="Times New Roman" w:cs="Times New Roman"/>
         </w:rPr>
-        <w:t>集选择</w:t>
       </w:r>
       <w:proofErr w:type="gramEnd"/>
       <w:r>
         <w:rPr>
           <w:rFonts w:ascii="Times New Roman" w:hAnsi="Times New Roman" w:cs="Times New Roman"/>
         </w:rPr>
-        <w:t>阈值下的结果。</w:t>
-      </w:r>
-      <w:r>
-        <w:rPr>
-          <w:rFonts w:ascii="Times New Roman" w:hAnsi="Times New Roman" w:cs="Times New Roman"/>
-        </w:rPr>
-        <w:t>所有主实验至少运行</w:t>
-      </w:r>
-      <w:r>
-        <w:rPr>
-          <w:rFonts w:ascii="Times New Roman" w:hAnsi="Times New Roman" w:cs="Times New Roman"/>
-        </w:rPr>
-        <w:t>3</w:t>
-      </w:r>
-      <w:r>
-        <w:rPr>
-          <w:rFonts w:ascii="Times New Roman" w:hAnsi="Times New Roman" w:cs="Times New Roman"/>
-        </w:rPr>
-        <w:t>个随机种子，并报告均值与标准差。</w:t>
+      </w:r>
+      <w:r>
+        <w:rPr>
+          <w:rFonts w:ascii="Times New Roman" w:hAnsi="Times New Roman" w:cs="Times New Roman"/>
+        </w:rPr>
+      </w:r>
+      <w:r>
+        <w:rPr>
+          <w:rFonts w:ascii="Times New Roman" w:hAnsi="Times New Roman" w:cs="Times New Roman"/>
+        </w:rPr>
+      </w:r>
+      <w:r>
+        <w:rPr>
+          <w:rFonts w:ascii="Times New Roman" w:hAnsi="Times New Roman" w:cs="Times New Roman"/>
+        </w:rPr>
       </w:r>
     </w:p>
     <w:p>

--- a/研究点一细化大纲改II.docx
+++ b/研究点一细化大纲改II.docx
@@ -2233,7 +2233,7 @@
                 <w:sz w:val="18"/>
                 <w:szCs w:val="18"/>
               </w:rPr>
-              <w:t>MANDO-HGT</w:t>
+              <w:t>MANDO-LLM</w:t>
             </w:r>
             <w:r>
               <w:rPr>
@@ -2348,7 +2348,7 @@
                 <w:sz w:val="18"/>
                 <w:szCs w:val="18"/>
               </w:rPr>
-              <w:t>MVD-HG,MANDO-HGT</w:t>
+              <w:t>MVD-HG,MANDO-LLM</w:t>
             </w:r>
           </w:p>
         </w:tc>
@@ -3192,7 +3192,7 @@
                 <w:sz w:val="18"/>
                 <w:szCs w:val="18"/>
               </w:rPr>
-              <w:t>MANDO-HGT(2023),SCVHunter(2024), MVD-HG(2024)</w:t>
+              <w:t>MANDO-LLM(2023),SCVHunter(2024), MVD-HG(2024)</w:t>
             </w:r>
           </w:p>
         </w:tc>
@@ -3247,7 +3247,7 @@
         <w:rPr>
           <w:rFonts w:ascii="Times New Roman" w:hAnsi="Times New Roman" w:cs="Times New Roman"/>
         </w:rPr>
-        <w:t>MANDO-HGT</w:t>
+        <w:t>MANDO-LLM</w:t>
       </w:r>
       <w:r>
         <w:rPr>

--- a/研究点一细化大纲改II.docx
+++ b/研究点一细化大纲改II.docx
@@ -9658,7 +9658,7 @@
         <w:rPr>
           <w:rFonts w:ascii="Times New Roman" w:hAnsi="Times New Roman" w:cs="Times New Roman"/>
         </w:rPr>
-        <w:t>阶段训练使用。冻结编码器作为消融对照保留。</w:t>
+        <w:t>阶段训练使用。编码器**微调至收敛**：epoch 预算 20、按验证集 macro-F1 早停（patience=4），并配置后缀权值平均（SWA，`--swa-start 16`）作为选点对照。**冻结编码器**与**短预算微调（5 轮）**共同作为消融对照保留，消融实验中形成「冻结 / 短预算（5 轮）/ 收敛（20 轮）」**三档阶梯**。实测（3 个划分种子，编码器自身验证集 macro-F1）：收敛档 0.9544 / 0.6747 / 0.7165，短预算档 0.5258 / 0.6067 / 0.4365，三档**逐种子单调提升**；下游 GNN 的配对比较（mAP +0.1369、macro-F1@验证集阈值 +0.1923，3/3 种子不劣）见 §4.7.5 与 `experiments/encoder_promotion_gate.md`。</w:t>
       </w:r>
     </w:p>
     <w:p>
@@ -9794,67 +9794,57 @@
         <w:rPr>
           <w:rFonts w:ascii="Times New Roman" w:hAnsi="Times New Roman" w:cs="Times New Roman"/>
         </w:rPr>
-        <w:t>训练阶段仍只需加载缓存向量，故可复现性与冻结方案一致。需要说明的是，微调只使用训练划分的标签，属任务特定表征学习，不接触验证与测试划分的任何信息；消融实验中报告</w:t>
-      </w:r>
-      <w:r>
-        <w:rPr>
-          <w:rFonts w:ascii="Times New Roman" w:hAnsi="Times New Roman" w:cs="Times New Roman"/>
-        </w:rPr>
-        <w:t>“</w:t>
-      </w:r>
-      <w:r>
-        <w:rPr>
-          <w:rFonts w:ascii="Times New Roman" w:hAnsi="Times New Roman" w:cs="Times New Roman"/>
-        </w:rPr>
-        <w:t>冻结</w:t>
-      </w:r>
-      <w:r>
-        <w:rPr>
-          <w:rFonts w:ascii="Times New Roman" w:hAnsi="Times New Roman" w:cs="Times New Roman"/>
-        </w:rPr>
-        <w:t>CodeBERT”</w:t>
-      </w:r>
-      <w:r>
-        <w:rPr>
-          <w:rFonts w:ascii="Times New Roman" w:hAnsi="Times New Roman" w:cs="Times New Roman"/>
-        </w:rPr>
-        <w:t>与</w:t>
-      </w:r>
-      <w:r>
-        <w:rPr>
-          <w:rFonts w:ascii="Times New Roman" w:hAnsi="Times New Roman" w:cs="Times New Roman"/>
-        </w:rPr>
-        <w:t>“</w:t>
-      </w:r>
-      <w:r>
-        <w:rPr>
-          <w:rFonts w:ascii="Times New Roman" w:hAnsi="Times New Roman" w:cs="Times New Roman"/>
-        </w:rPr>
-        <w:t>微调</w:t>
-      </w:r>
-      <w:r>
-        <w:rPr>
-          <w:rFonts w:ascii="Times New Roman" w:hAnsi="Times New Roman" w:cs="Times New Roman"/>
-        </w:rPr>
-        <w:t>CodeBERT”</w:t>
-      </w:r>
-      <w:r>
-        <w:rPr>
-          <w:rFonts w:ascii="Times New Roman" w:hAnsi="Times New Roman" w:cs="Times New Roman"/>
-        </w:rPr>
-        <w:t>在验证集</w:t>
-      </w:r>
-      <w:r>
-        <w:rPr>
-          <w:rFonts w:ascii="Times New Roman" w:hAnsi="Times New Roman" w:cs="Times New Roman"/>
-        </w:rPr>
-        <w:t>macro-F1</w:t>
-      </w:r>
-      <w:r>
-        <w:rPr>
-          <w:rFonts w:ascii="Times New Roman" w:hAnsi="Times New Roman" w:cs="Times New Roman"/>
-        </w:rPr>
-        <w:t>上的差异。</w:t>
+        <w:t>训练阶段仍只需加载缓存向量，故可复现性与冻结方案一致。需要说明的是，微调只使用训练划分的标签，属任务特定表征学习，不接触验证与测试划分的任何信息；消融实验按**三档阶梯**报告 CodeBERT 处理方式的差异：**冻结**（不执行本阶段）/ **短预算微调（epoch 预算 5、patience 2）** / **收敛微调（epoch 预算 20、patience 4，本文主方案）**，比较各自在验证集 macro-F1 上的表现及对下游 GNN 的影响。</w:t>
+      </w:r>
+      <w:r>
+        <w:rPr>
+          <w:rFonts w:ascii="Times New Roman" w:hAnsi="Times New Roman" w:cs="Times New Roman"/>
+        </w:rPr>
+      </w:r>
+      <w:r>
+        <w:rPr>
+          <w:rFonts w:ascii="Times New Roman" w:hAnsi="Times New Roman" w:cs="Times New Roman"/>
+        </w:rPr>
+      </w:r>
+      <w:r>
+        <w:rPr>
+          <w:rFonts w:ascii="Times New Roman" w:hAnsi="Times New Roman" w:cs="Times New Roman"/>
+        </w:rPr>
+      </w:r>
+      <w:r>
+        <w:rPr>
+          <w:rFonts w:ascii="Times New Roman" w:hAnsi="Times New Roman" w:cs="Times New Roman"/>
+        </w:rPr>
+      </w:r>
+      <w:r>
+        <w:rPr>
+          <w:rFonts w:ascii="Times New Roman" w:hAnsi="Times New Roman" w:cs="Times New Roman"/>
+        </w:rPr>
+      </w:r>
+      <w:r>
+        <w:rPr>
+          <w:rFonts w:ascii="Times New Roman" w:hAnsi="Times New Roman" w:cs="Times New Roman"/>
+        </w:rPr>
+      </w:r>
+      <w:r>
+        <w:rPr>
+          <w:rFonts w:ascii="Times New Roman" w:hAnsi="Times New Roman" w:cs="Times New Roman"/>
+        </w:rPr>
+      </w:r>
+      <w:r>
+        <w:rPr>
+          <w:rFonts w:ascii="Times New Roman" w:hAnsi="Times New Roman" w:cs="Times New Roman"/>
+        </w:rPr>
+      </w:r>
+      <w:r>
+        <w:rPr>
+          <w:rFonts w:ascii="Times New Roman" w:hAnsi="Times New Roman" w:cs="Times New Roman"/>
+        </w:rPr>
+      </w:r>
+      <w:r>
+        <w:rPr>
+          <w:rFonts w:ascii="Times New Roman" w:hAnsi="Times New Roman" w:cs="Times New Roman"/>
+        </w:rPr>
       </w:r>
     </w:p>
     <w:p>
@@ -12779,7 +12769,7 @@
                 <w:sz w:val="19"/>
                 <w:szCs w:val="19"/>
               </w:rPr>
-              <w:t>0.1</w:t>
+              <w:t>0（默认关闭；仅消融臂 dropedge02 取 0.2）</w:t>
             </w:r>
           </w:p>
         </w:tc>
@@ -16027,103 +16017,87 @@
         <w:rPr>
           <w:rFonts w:ascii="Times New Roman" w:hAnsi="Times New Roman" w:cs="Times New Roman"/>
         </w:rPr>
-        <w:t>，训练</w:t>
-      </w:r>
-      <w:r>
-        <w:rPr>
-          <w:rFonts w:ascii="Times New Roman" w:hAnsi="Times New Roman" w:cs="Times New Roman"/>
-        </w:rPr>
-        <w:t>5</w:t>
-      </w:r>
-      <w:r>
-        <w:rPr>
-          <w:rFonts w:ascii="Times New Roman" w:hAnsi="Times New Roman" w:cs="Times New Roman"/>
-        </w:rPr>
-        <w:t>个</w:t>
-      </w:r>
-      <w:r>
-        <w:rPr>
-          <w:rFonts w:ascii="Times New Roman" w:hAnsi="Times New Roman" w:cs="Times New Roman"/>
-        </w:rPr>
-        <w:t>epoch</w:t>
-      </w:r>
-      <w:r>
-        <w:rPr>
-          <w:rFonts w:ascii="Times New Roman" w:hAnsi="Times New Roman" w:cs="Times New Roman"/>
-        </w:rPr>
-        <w:t>，编码器学习率</w:t>
-      </w:r>
-      <w:r>
-        <w:rPr>
-          <w:rFonts w:ascii="Times New Roman" w:hAnsi="Times New Roman" w:cs="Times New Roman"/>
-        </w:rPr>
-        <w:t>2e-5</w:t>
-      </w:r>
-      <w:r>
-        <w:rPr>
-          <w:rFonts w:ascii="Times New Roman" w:hAnsi="Times New Roman" w:cs="Times New Roman"/>
-        </w:rPr>
-        <w:t>，分类头学习率</w:t>
-      </w:r>
-      <w:r>
-        <w:rPr>
-          <w:rFonts w:ascii="Times New Roman" w:hAnsi="Times New Roman" w:cs="Times New Roman"/>
-        </w:rPr>
-        <w:t>1e-3</w:t>
-      </w:r>
-      <w:r>
-        <w:rPr>
-          <w:rFonts w:ascii="Times New Roman" w:hAnsi="Times New Roman" w:cs="Times New Roman"/>
-        </w:rPr>
-        <w:t>，权重衰减</w:t>
-      </w:r>
-      <w:r>
-        <w:rPr>
-          <w:rFonts w:ascii="Times New Roman" w:hAnsi="Times New Roman" w:cs="Times New Roman"/>
-        </w:rPr>
-        <w:t>0.01</w:t>
-      </w:r>
-      <w:r>
-        <w:rPr>
-          <w:rFonts w:ascii="Times New Roman" w:hAnsi="Times New Roman" w:cs="Times New Roman"/>
-        </w:rPr>
-        <w:t>，序列批大小</w:t>
-      </w:r>
-      <w:r>
-        <w:rPr>
-          <w:rFonts w:ascii="Times New Roman" w:hAnsi="Times New Roman" w:cs="Times New Roman"/>
-        </w:rPr>
-        <w:t>6</w:t>
-      </w:r>
-      <w:r>
-        <w:rPr>
-          <w:rFonts w:ascii="Times New Roman" w:hAnsi="Times New Roman" w:cs="Times New Roman"/>
-        </w:rPr>
-        <w:t>，并按验证集</w:t>
-      </w:r>
-      <w:r>
-        <w:rPr>
-          <w:rFonts w:ascii="Times New Roman" w:hAnsi="Times New Roman" w:cs="Times New Roman"/>
-        </w:rPr>
-        <w:t>macro-F1</w:t>
-      </w:r>
-      <w:r>
-        <w:rPr>
-          <w:rFonts w:ascii="Times New Roman" w:hAnsi="Times New Roman" w:cs="Times New Roman"/>
-        </w:rPr>
-        <w:t>早停（</w:t>
-      </w:r>
-      <w:r>
-        <w:rPr>
-          <w:rFonts w:ascii="Times New Roman" w:hAnsi="Times New Roman" w:cs="Times New Roman"/>
-        </w:rPr>
-        <w:t>patience=2</w:t>
-      </w:r>
-      <w:r>
-        <w:rPr>
-          <w:rFonts w:ascii="Times New Roman" w:hAnsi="Times New Roman" w:cs="Times New Roman"/>
-        </w:rPr>
-        <w:t>）。该阶段只使用训练划分的标签，验证与测试划分不参与；冻结编码器的对照设置除不执行本阶段外，其余超参数完全相同。</w:t>
+        <w:t>，**epoch 预算 20、按验证集 macro-F1 早停（patience=4）**，编码器学习率2e-5，分类头学习率1e-3，权重衰减0.01，序列批大小6。此外配置**后缀权值平均（SWA）**作为选点对照：对第 16 轮起的权值取等权平均，与最佳单轮 checkpoint 在验证集上比较、取优者。🔴 **实测（3 个划分种子）SWA 一次都没被选中**：ss0/ss1 的最佳轮分别是第 10/11 轮，早停在第 16 轮之前触发 ⇒ 平均窗口从未打开（`n_averaged`=0）；ss2 累到 2 轮，但其验证集 macro-F1（0.6290）低于最佳单轮的 0.7165，故仍取最佳单轮。⇒ **本次编码器换代的增益来自 epoch 预算（5 → 20），不是 SWA**；SWA 在本配置下属「已实现、已运行、无增益」，如实报告。该阶段只使用训练划分的标签，验证与测试划分不参与。**消融对照共两档，除本阶段的执行方式外其余超参数完全相同**：① 冻结编码器（不执行本阶段）；② 短预算微调（epoch 预算 5、patience 2，本文早期的编码器配置）。</w:t>
+      </w:r>
+      <w:r>
+        <w:rPr>
+          <w:rFonts w:ascii="Times New Roman" w:hAnsi="Times New Roman" w:cs="Times New Roman"/>
+        </w:rPr>
+      </w:r>
+      <w:r>
+        <w:rPr>
+          <w:rFonts w:ascii="Times New Roman" w:hAnsi="Times New Roman" w:cs="Times New Roman"/>
+        </w:rPr>
+      </w:r>
+      <w:r>
+        <w:rPr>
+          <w:rFonts w:ascii="Times New Roman" w:hAnsi="Times New Roman" w:cs="Times New Roman"/>
+        </w:rPr>
+      </w:r>
+      <w:r>
+        <w:rPr>
+          <w:rFonts w:ascii="Times New Roman" w:hAnsi="Times New Roman" w:cs="Times New Roman"/>
+        </w:rPr>
+      </w:r>
+      <w:r>
+        <w:rPr>
+          <w:rFonts w:ascii="Times New Roman" w:hAnsi="Times New Roman" w:cs="Times New Roman"/>
+        </w:rPr>
+      </w:r>
+      <w:r>
+        <w:rPr>
+          <w:rFonts w:ascii="Times New Roman" w:hAnsi="Times New Roman" w:cs="Times New Roman"/>
+        </w:rPr>
+      </w:r>
+      <w:r>
+        <w:rPr>
+          <w:rFonts w:ascii="Times New Roman" w:hAnsi="Times New Roman" w:cs="Times New Roman"/>
+        </w:rPr>
+      </w:r>
+      <w:r>
+        <w:rPr>
+          <w:rFonts w:ascii="Times New Roman" w:hAnsi="Times New Roman" w:cs="Times New Roman"/>
+        </w:rPr>
+      </w:r>
+      <w:r>
+        <w:rPr>
+          <w:rFonts w:ascii="Times New Roman" w:hAnsi="Times New Roman" w:cs="Times New Roman"/>
+        </w:rPr>
+      </w:r>
+      <w:r>
+        <w:rPr>
+          <w:rFonts w:ascii="Times New Roman" w:hAnsi="Times New Roman" w:cs="Times New Roman"/>
+        </w:rPr>
+      </w:r>
+      <w:r>
+        <w:rPr>
+          <w:rFonts w:ascii="Times New Roman" w:hAnsi="Times New Roman" w:cs="Times New Roman"/>
+        </w:rPr>
+      </w:r>
+      <w:r>
+        <w:rPr>
+          <w:rFonts w:ascii="Times New Roman" w:hAnsi="Times New Roman" w:cs="Times New Roman"/>
+        </w:rPr>
+      </w:r>
+      <w:r>
+        <w:rPr>
+          <w:rFonts w:ascii="Times New Roman" w:hAnsi="Times New Roman" w:cs="Times New Roman"/>
+        </w:rPr>
+      </w:r>
+      <w:r>
+        <w:rPr>
+          <w:rFonts w:ascii="Times New Roman" w:hAnsi="Times New Roman" w:cs="Times New Roman"/>
+        </w:rPr>
+      </w:r>
+      <w:r>
+        <w:rPr>
+          <w:rFonts w:ascii="Times New Roman" w:hAnsi="Times New Roman" w:cs="Times New Roman"/>
+        </w:rPr>
+      </w:r>
+      <w:r>
+        <w:rPr>
+          <w:rFonts w:ascii="Times New Roman" w:hAnsi="Times New Roman" w:cs="Times New Roman"/>
+        </w:rPr>
       </w:r>
     </w:p>
     <w:p>
@@ -19694,6 +19668,6174 @@
     <w:p>
       <w:pPr>
         <w:pStyle w:val="1"/>
+        <w:rPr>
+          <w:rFonts w:ascii="Times New Roman" w:hAnsi="Times New Roman" w:cs="Times New Roman"/>
+        </w:rPr>
+      </w:pPr>
+      <w:r>
+        <w:rPr>
+          <w:rFonts w:ascii="Times New Roman" w:hAnsi="Times New Roman" w:cs="Times New Roman"/>
+        </w:rPr>
+        <w:t>4.7  实现细节与产物清单（实际落地口径）</w:t>
+      </w:r>
+      <w:r>
+        <w:rPr>
+          <w:rFonts w:ascii="Times New Roman" w:eastAsia="宋体" w:hAnsi="Times New Roman" w:cs="Times New Roman"/>
+        </w:rPr>
+      </w:r>
+    </w:p>
+    <w:p>
+      <w:pPr>
+        <w:rPr>
+          <w:rFonts w:ascii="Times New Roman" w:hAnsi="Times New Roman" w:cs="Times New Roman"/>
+        </w:rPr>
+      </w:pPr>
+      <w:r>
+        <w:rPr>
+          <w:rFonts w:ascii="Times New Roman" w:hAnsi="Times New Roman" w:cs="Times New Roman"/>
+        </w:rPr>
+        <w:t>本节记录截至 2026-09-24 的**实际实现**，与 §4.1–§4.6 的设计描述互补：设计与实现不一致时**以本节为准**；本节每条数值都可在仓库产物中复核（出处已逐条标注）。</w:t>
+      </w:r>
+      <w:r>
+        <w:rPr>
+          <w:rFonts w:ascii="Times New Roman" w:hAnsi="Times New Roman" w:cs="Times New Roman"/>
+        </w:rPr>
+      </w:r>
+    </w:p>
+    <w:p>
+      <w:pPr>
+        <w:pStyle w:val="2"/>
+        <w:rPr>
+          <w:rFonts w:ascii="Times New Roman" w:hAnsi="Times New Roman" w:cs="Times New Roman"/>
+          <w:sz w:val="26"/>
+          <w:szCs w:val="26"/>
+        </w:rPr>
+      </w:pPr>
+      <w:r>
+        <w:rPr>
+          <w:rFonts w:ascii="Segoe UI Emoji" w:hAnsi="Segoe UI Emoji" w:cs="Segoe UI Emoji"/>
+        </w:rPr>
+        <w:t>4.7.1  代码与产物路径总表</w:t>
+      </w:r>
+      <w:r>
+        <w:rPr>
+          <w:rFonts w:ascii="Times New Roman" w:hAnsi="Times New Roman" w:cs="Times New Roman"/>
+        </w:rPr>
+      </w:r>
+      <w:r>
+        <w:rPr>
+          <w:rFonts w:ascii="Times New Roman" w:eastAsia="宋体" w:hAnsi="Times New Roman" w:cs="Times New Roman"/>
+        </w:rPr>
+      </w:r>
+    </w:p>
+    <w:tbl>
+      <w:tblPr>
+        <w:tblW w:type="auto" w:w="0"/>
+        <w:tblLook w:firstColumn="1" w:firstRow="1" w:lastColumn="0" w:lastRow="0" w:noHBand="0" w:noVBand="1" w:val="04A0"/>
+      </w:tblPr>
+      <w:tblGrid>
+        <w:gridCol w:w="2520"/>
+        <w:gridCol w:w="2520"/>
+        <w:gridCol w:w="2520"/>
+        <w:gridCol w:w="2520"/>
+      </w:tblGrid>
+      <w:tr>
+        <w:tc>
+          <w:tcPr>
+            <w:tcW w:type="dxa" w:w="2520"/>
+          </w:tcPr>
+          <w:p>
+            <w:r/>
+            <w:r>
+              <w:rPr>
+                <w:rFonts w:ascii="Times New Roman" w:hAnsi="Times New Roman"/>
+                <w:sz w:val="19"/>
+              </w:rPr>
+              <w:t>模块</w:t>
+            </w:r>
+          </w:p>
+        </w:tc>
+        <w:tc>
+          <w:tcPr>
+            <w:tcW w:type="dxa" w:w="2520"/>
+          </w:tcPr>
+          <w:p>
+            <w:r/>
+            <w:r>
+              <w:rPr>
+                <w:rFonts w:ascii="Times New Roman" w:hAnsi="Times New Roman"/>
+                <w:sz w:val="19"/>
+              </w:rPr>
+              <w:t>脚本</w:t>
+            </w:r>
+          </w:p>
+        </w:tc>
+        <w:tc>
+          <w:tcPr>
+            <w:tcW w:type="dxa" w:w="2520"/>
+          </w:tcPr>
+          <w:p>
+            <w:r/>
+            <w:r>
+              <w:rPr>
+                <w:rFonts w:ascii="Times New Roman" w:hAnsi="Times New Roman"/>
+                <w:sz w:val="19"/>
+              </w:rPr>
+              <w:t>输入</w:t>
+            </w:r>
+          </w:p>
+        </w:tc>
+        <w:tc>
+          <w:tcPr>
+            <w:tcW w:type="dxa" w:w="2520"/>
+          </w:tcPr>
+          <w:p>
+            <w:r/>
+            <w:r>
+              <w:rPr>
+                <w:rFonts w:ascii="Times New Roman" w:hAnsi="Times New Roman"/>
+                <w:sz w:val="19"/>
+              </w:rPr>
+              <w:t>输出（路径模板）</w:t>
+            </w:r>
+          </w:p>
+        </w:tc>
+      </w:tr>
+      <w:tr>
+        <w:tc>
+          <w:tcPr>
+            <w:tcW w:type="dxa" w:w="2520"/>
+          </w:tcPr>
+          <w:p>
+            <w:r/>
+            <w:r>
+              <w:rPr>
+                <w:rFonts w:ascii="Times New Roman" w:hAnsi="Times New Roman"/>
+                <w:sz w:val="19"/>
+              </w:rPr>
+              <w:t>M1 先验打分</w:t>
+            </w:r>
+          </w:p>
+        </w:tc>
+        <w:tc>
+          <w:tcPr>
+            <w:tcW w:type="dxa" w:w="2520"/>
+          </w:tcPr>
+          <w:p>
+            <w:r/>
+            <w:r>
+              <w:rPr>
+                <w:rFonts w:ascii="Times New Roman" w:hAnsi="Times New Roman"/>
+                <w:sz w:val="19"/>
+              </w:rPr>
+              <w:t>scripts/m1_runner.py + priori_scoring.py</w:t>
+            </w:r>
+          </w:p>
+        </w:tc>
+        <w:tc>
+          <w:tcPr>
+            <w:tcW w:type="dxa" w:w="2520"/>
+          </w:tcPr>
+          <w:p>
+            <w:r/>
+            <w:r>
+              <w:rPr>
+                <w:rFonts w:ascii="Times New Roman" w:hAnsi="Times New Roman"/>
+                <w:sz w:val="19"/>
+              </w:rPr>
+              <w:t>products/alldata/graphs/*_hetero.json</w:t>
+            </w:r>
+          </w:p>
+        </w:tc>
+        <w:tc>
+          <w:tcPr>
+            <w:tcW w:type="dxa" w:w="2520"/>
+          </w:tcPr>
+          <w:p>
+            <w:r/>
+            <w:r>
+              <w:rPr>
+                <w:rFonts w:ascii="Times New Roman" w:hAnsi="Times New Roman"/>
+                <w:sz w:val="19"/>
+              </w:rPr>
+              <w:t>products/alldata/graphs/*_m1.json</w:t>
+            </w:r>
+          </w:p>
+        </w:tc>
+      </w:tr>
+      <w:tr>
+        <w:tc>
+          <w:tcPr>
+            <w:tcW w:type="dxa" w:w="2520"/>
+          </w:tcPr>
+          <w:p>
+            <w:r/>
+            <w:r>
+              <w:rPr>
+                <w:rFonts w:ascii="Times New Roman" w:hAnsi="Times New Roman"/>
+                <w:sz w:val="19"/>
+              </w:rPr>
+              <w:t>M2 异构图构建</w:t>
+            </w:r>
+          </w:p>
+        </w:tc>
+        <w:tc>
+          <w:tcPr>
+            <w:tcW w:type="dxa" w:w="2520"/>
+          </w:tcPr>
+          <w:p>
+            <w:r/>
+            <w:r>
+              <w:rPr>
+                <w:rFonts w:ascii="Times New Roman" w:hAnsi="Times New Roman"/>
+                <w:sz w:val="19"/>
+              </w:rPr>
+              <w:t>scripts/build_cfg_centered_hetero_graph.py</w:t>
+            </w:r>
+          </w:p>
+        </w:tc>
+        <w:tc>
+          <w:tcPr>
+            <w:tcW w:type="dxa" w:w="2520"/>
+          </w:tcPr>
+          <w:p>
+            <w:r/>
+            <w:r>
+              <w:rPr>
+                <w:rFonts w:ascii="Times New Roman" w:hAnsi="Times New Roman"/>
+                <w:sz w:val="19"/>
+              </w:rPr>
+              <w:t>alldata(readonly)/alldata_sol_source/*.sol</w:t>
+            </w:r>
+          </w:p>
+        </w:tc>
+        <w:tc>
+          <w:tcPr>
+            <w:tcW w:type="dxa" w:w="2520"/>
+          </w:tcPr>
+          <w:p>
+            <w:r/>
+            <w:r>
+              <w:rPr>
+                <w:rFonts w:ascii="Times New Roman" w:hAnsi="Times New Roman"/>
+                <w:sz w:val="19"/>
+              </w:rPr>
+              <w:t>products/alldata/raw/（中间件）、products/alldata/graphs/（*_pyg.pt/*_hetero.json）</w:t>
+            </w:r>
+          </w:p>
+        </w:tc>
+      </w:tr>
+      <w:tr>
+        <w:tc>
+          <w:tcPr>
+            <w:tcW w:type="dxa" w:w="2520"/>
+          </w:tcPr>
+          <w:p>
+            <w:r/>
+            <w:r>
+              <w:rPr>
+                <w:rFonts w:ascii="Times New Roman" w:hAnsi="Times New Roman"/>
+                <w:sz w:val="19"/>
+              </w:rPr>
+              <w:t>M3 特征初始化</w:t>
+            </w:r>
+          </w:p>
+        </w:tc>
+        <w:tc>
+          <w:tcPr>
+            <w:tcW w:type="dxa" w:w="2520"/>
+          </w:tcPr>
+          <w:p>
+            <w:r/>
+            <w:r>
+              <w:rPr>
+                <w:rFonts w:ascii="Times New Roman" w:hAnsi="Times New Roman"/>
+                <w:sz w:val="19"/>
+              </w:rPr>
+              <w:t>scripts/m3_build_features.py</w:t>
+            </w:r>
+          </w:p>
+        </w:tc>
+        <w:tc>
+          <w:tcPr>
+            <w:tcW w:type="dxa" w:w="2520"/>
+          </w:tcPr>
+          <w:p>
+            <w:r/>
+            <w:r>
+              <w:rPr>
+                <w:rFonts w:ascii="Times New Roman" w:hAnsi="Times New Roman"/>
+                <w:sz w:val="19"/>
+              </w:rPr>
+              <w:t>graphs/ + CodeBERT 编码器目录</w:t>
+            </w:r>
+          </w:p>
+        </w:tc>
+        <w:tc>
+          <w:tcPr>
+            <w:tcW w:type="dxa" w:w="2520"/>
+          </w:tcPr>
+          <w:p>
+            <w:r/>
+            <w:r>
+              <w:rPr>
+                <w:rFonts w:ascii="Times New Roman" w:hAnsi="Times New Roman"/>
+                <w:sz w:val="19"/>
+              </w:rPr>
+              <w:t>*_feat.pt（结构/类型/s_v 三通道）、*_cb.pt（CodeBERT 两通道）</w:t>
+            </w:r>
+          </w:p>
+        </w:tc>
+      </w:tr>
+      <w:tr>
+        <w:tc>
+          <w:tcPr>
+            <w:tcW w:type="dxa" w:w="2520"/>
+          </w:tcPr>
+          <w:p>
+            <w:r/>
+            <w:r>
+              <w:rPr>
+                <w:rFonts w:ascii="Times New Roman" w:hAnsi="Times New Roman"/>
+                <w:sz w:val="19"/>
+              </w:rPr>
+              <w:t>正典变体（微调编码器）</w:t>
+            </w:r>
+          </w:p>
+        </w:tc>
+        <w:tc>
+          <w:tcPr>
+            <w:tcW w:type="dxa" w:w="2520"/>
+          </w:tcPr>
+          <w:p>
+            <w:r/>
+            <w:r>
+              <w:rPr>
+                <w:rFonts w:ascii="Times New Roman" w:hAnsi="Times New Roman"/>
+                <w:sz w:val="19"/>
+              </w:rPr>
+              <w:t>scripts/build_graph_variant.py --variant cb_ft</w:t>
+            </w:r>
+          </w:p>
+        </w:tc>
+        <w:tc>
+          <w:tcPr>
+            <w:tcW w:type="dxa" w:w="2520"/>
+          </w:tcPr>
+          <w:p>
+            <w:r/>
+            <w:r>
+              <w:rPr>
+                <w:rFonts w:ascii="Times New Roman" w:hAnsi="Times New Roman"/>
+                <w:sz w:val="19"/>
+              </w:rPr>
+              <w:t>runs/codebert_ft_p2/ss{S}/encoder</w:t>
+            </w:r>
+          </w:p>
+        </w:tc>
+        <w:tc>
+          <w:tcPr>
+            <w:tcW w:type="dxa" w:w="2520"/>
+          </w:tcPr>
+          <w:p>
+            <w:r/>
+            <w:r>
+              <w:rPr>
+                <w:rFonts w:ascii="Times New Roman" w:hAnsi="Times New Roman"/>
+                <w:sz w:val="19"/>
+              </w:rPr>
+              <w:t>products/alldata/graphs_ft_p2/cb_ft_ss{S}/（_hetero/_m1/_pyg 软链自 graphs/，只重算 _cb.pt）</w:t>
+            </w:r>
+          </w:p>
+        </w:tc>
+      </w:tr>
+      <w:tr>
+        <w:tc>
+          <w:tcPr>
+            <w:tcW w:type="dxa" w:w="2520"/>
+          </w:tcPr>
+          <w:p>
+            <w:r/>
+            <w:r>
+              <w:rPr>
+                <w:rFonts w:ascii="Times New Roman" w:hAnsi="Times New Roman"/>
+                <w:sz w:val="19"/>
+              </w:rPr>
+              <w:t>M4/M5 训练与评测</w:t>
+            </w:r>
+          </w:p>
+        </w:tc>
+        <w:tc>
+          <w:tcPr>
+            <w:tcW w:type="dxa" w:w="2520"/>
+          </w:tcPr>
+          <w:p>
+            <w:r/>
+            <w:r>
+              <w:rPr>
+                <w:rFonts w:ascii="Times New Roman" w:hAnsi="Times New Roman"/>
+                <w:sz w:val="19"/>
+              </w:rPr>
+              <w:t>scripts/train.py → evaluate.py → diagnose.py</w:t>
+            </w:r>
+          </w:p>
+        </w:tc>
+        <w:tc>
+          <w:tcPr>
+            <w:tcW w:type="dxa" w:w="2520"/>
+          </w:tcPr>
+          <w:p>
+            <w:r/>
+            <w:r>
+              <w:rPr>
+                <w:rFonts w:ascii="Times New Roman" w:hAnsi="Times New Roman"/>
+                <w:sz w:val="19"/>
+              </w:rPr>
+              <w:t>products/alldata/graphs_ft_p2/cb_ft_ss{S} + products/alldata/splits/split_seed{S}.json</w:t>
+            </w:r>
+          </w:p>
+        </w:tc>
+        <w:tc>
+          <w:tcPr>
+            <w:tcW w:type="dxa" w:w="2520"/>
+          </w:tcPr>
+          <w:p>
+            <w:r/>
+            <w:r>
+              <w:rPr>
+                <w:rFonts w:ascii="Times New Roman" w:hAnsi="Times New Roman"/>
+                <w:sz w:val="19"/>
+              </w:rPr>
+              <w:t>runs/seed{S}/（best.pt、results.json、thresholds.json、test_probs.pt、config.json）</w:t>
+            </w:r>
+          </w:p>
+        </w:tc>
+      </w:tr>
+      <w:tr>
+        <w:tc>
+          <w:tcPr>
+            <w:tcW w:type="dxa" w:w="2520"/>
+          </w:tcPr>
+          <w:p>
+            <w:r/>
+            <w:r>
+              <w:rPr>
+                <w:rFonts w:ascii="Times New Roman" w:hAnsi="Times New Roman"/>
+                <w:sz w:val="19"/>
+              </w:rPr>
+              <w:t>编码器微调</w:t>
+            </w:r>
+          </w:p>
+        </w:tc>
+        <w:tc>
+          <w:tcPr>
+            <w:tcW w:type="dxa" w:w="2520"/>
+          </w:tcPr>
+          <w:p>
+            <w:r/>
+            <w:r>
+              <w:rPr>
+                <w:rFonts w:ascii="Times New Roman" w:hAnsi="Times New Roman"/>
+                <w:sz w:val="19"/>
+              </w:rPr>
+              <w:t>scripts/finetune_codebert.py</w:t>
+            </w:r>
+          </w:p>
+        </w:tc>
+        <w:tc>
+          <w:tcPr>
+            <w:tcW w:type="dxa" w:w="2520"/>
+          </w:tcPr>
+          <w:p>
+            <w:r/>
+            <w:r>
+              <w:rPr>
+                <w:rFonts w:ascii="Times New Roman" w:hAnsi="Times New Roman"/>
+                <w:sz w:val="19"/>
+              </w:rPr>
+              <w:t>alldata(readonly)/ 源码 + 训练划分标签</w:t>
+            </w:r>
+          </w:p>
+        </w:tc>
+        <w:tc>
+          <w:tcPr>
+            <w:tcW w:type="dxa" w:w="2520"/>
+          </w:tcPr>
+          <w:p>
+            <w:r/>
+            <w:r>
+              <w:rPr>
+                <w:rFonts w:ascii="Times New Roman" w:hAnsi="Times New Roman"/>
+                <w:sz w:val="19"/>
+              </w:rPr>
+              <w:t>runs/codebert_ft_p2/ss{S}/encoder/（HF 格式目录）</w:t>
+            </w:r>
+          </w:p>
+        </w:tc>
+      </w:tr>
+      <w:tr>
+        <w:tc>
+          <w:tcPr>
+            <w:tcW w:type="dxa" w:w="2520"/>
+          </w:tcPr>
+          <w:p>
+            <w:r>
+              <w:t>消融档（5 轮）编码器与特征树</w:t>
+            </w:r>
+          </w:p>
+        </w:tc>
+        <w:tc>
+          <w:tcPr>
+            <w:tcW w:type="dxa" w:w="2520"/>
+          </w:tcPr>
+          <w:p>
+            <w:r>
+              <w:t>同上两条，但 `--epochs 5 --patience 2`</w:t>
+            </w:r>
+          </w:p>
+        </w:tc>
+        <w:tc>
+          <w:tcPr>
+            <w:tcW w:type="dxa" w:w="2520"/>
+          </w:tcPr>
+          <w:p>
+            <w:r>
+              <w:t>runs/codebert_ft/alldata/ss{S}/encoder（**原地保留，未删**）</w:t>
+            </w:r>
+          </w:p>
+        </w:tc>
+        <w:tc>
+          <w:tcPr>
+            <w:tcW w:type="dxa" w:w="2520"/>
+          </w:tcPr>
+          <w:p>
+            <w:r>
+              <w:t>products/alldata/graphs_ft/ss{S}/ —— **旧正典（5 轮档）**的输入树；其 GNN run 已归档于 `runs/prior_canon37/seed{S}`（**不另设名为 `cb_ft5` 的臂**）</w:t>
+            </w:r>
+          </w:p>
+        </w:tc>
+      </w:tr>
+    </w:tbl>
+    <w:p>
+      <w:pPr>
+        <w:rPr>
+          <w:rFonts w:ascii="Times New Roman" w:hAnsi="Times New Roman" w:cs="Times New Roman"/>
+        </w:rPr>
+      </w:pPr>
+      <w:r>
+        <w:rPr>
+          <w:rFonts w:ascii="Times New Roman" w:hAnsi="Times New Roman" w:cs="Times New Roman"/>
+        </w:rPr>
+        <w:t>⚠ **正典输入的唯一真源** = `products/alldata/graphs_ft_p2/cb_ft_ss{S}`（2026-09-25 编码器换代后的 20 轮档），`cb_ft_ss{S}` **必须**与 `--split-seed S` 配对。上一代 `products/alldata/graphs_ft/ss{S}`（§37，5 轮档）**原地保留**，是**旧正典（5 轮档）**的输入树 —— 该 run 已归档于 `runs/prior_canon37/seed{S}`，**不另设名为 `cb_ft5` 的臂**（2026-09-25 实测：`git log -S "cb_ft5" -- scripts/` 为空，`runs/ablation` 的 21 个臂里也没有它）；`products/alldata/graphs/` 是**冻结编码器**树，现仅作 `cb_frozen` 消融臂输入。三者构成编码器能力的**三档阶梯**（冻结 / 5 轮 / 20 轮），**只有最后一档是正典**；⚠ 5 轮档与 20 轮档的配对比较是**跨代对照**（`experiments/encoder_promotion_gate.md`，旧侧取归档），**不是**同一张消融表里的两行。</w:t>
+      </w:r>
+      <w:r>
+        <w:rPr>
+          <w:rFonts w:ascii="Times New Roman" w:hAnsi="Times New Roman" w:cs="Times New Roman"/>
+        </w:rPr>
+      </w:r>
+    </w:p>
+    <w:p>
+      <w:pPr>
+        <w:pStyle w:val="2"/>
+        <w:rPr>
+          <w:rFonts w:ascii="Times New Roman" w:hAnsi="Times New Roman" w:cs="Times New Roman"/>
+          <w:sz w:val="26"/>
+          <w:szCs w:val="26"/>
+        </w:rPr>
+      </w:pPr>
+      <w:r>
+        <w:rPr>
+          <w:rFonts w:ascii="Segoe UI Emoji" w:hAnsi="Segoe UI Emoji" w:cs="Segoe UI Emoji"/>
+        </w:rPr>
+        <w:t>4.7.2  实际超参数（逐项可复核）</w:t>
+      </w:r>
+      <w:r>
+        <w:rPr>
+          <w:rFonts w:ascii="Times New Roman" w:hAnsi="Times New Roman" w:cs="Times New Roman"/>
+        </w:rPr>
+      </w:r>
+      <w:r>
+        <w:rPr>
+          <w:rFonts w:ascii="Times New Roman" w:eastAsia="宋体" w:hAnsi="Times New Roman" w:cs="Times New Roman"/>
+        </w:rPr>
+      </w:r>
+    </w:p>
+    <w:tbl>
+      <w:tblPr>
+        <w:tblW w:type="auto" w:w="0"/>
+        <w:tblLook w:firstColumn="1" w:firstRow="1" w:lastColumn="0" w:lastRow="0" w:noHBand="0" w:noVBand="1" w:val="04A0"/>
+      </w:tblPr>
+      <w:tblGrid>
+        <w:gridCol w:w="2520"/>
+        <w:gridCol w:w="2520"/>
+        <w:gridCol w:w="2520"/>
+        <w:gridCol w:w="2520"/>
+      </w:tblGrid>
+      <w:tr>
+        <w:tc>
+          <w:tcPr>
+            <w:tcW w:type="dxa" w:w="2520"/>
+          </w:tcPr>
+          <w:p>
+            <w:r/>
+            <w:r>
+              <w:rPr>
+                <w:rFonts w:ascii="Times New Roman" w:hAnsi="Times New Roman"/>
+                <w:sz w:val="19"/>
+              </w:rPr>
+              <w:t>阶段</w:t>
+            </w:r>
+          </w:p>
+        </w:tc>
+        <w:tc>
+          <w:tcPr>
+            <w:tcW w:type="dxa" w:w="2520"/>
+          </w:tcPr>
+          <w:p>
+            <w:r/>
+            <w:r>
+              <w:rPr>
+                <w:rFonts w:ascii="Times New Roman" w:hAnsi="Times New Roman"/>
+                <w:sz w:val="19"/>
+              </w:rPr>
+              <w:t>超参数</w:t>
+            </w:r>
+          </w:p>
+        </w:tc>
+        <w:tc>
+          <w:tcPr>
+            <w:tcW w:type="dxa" w:w="2520"/>
+          </w:tcPr>
+          <w:p>
+            <w:r/>
+            <w:r>
+              <w:rPr>
+                <w:rFonts w:ascii="Times New Roman" w:hAnsi="Times New Roman"/>
+                <w:sz w:val="19"/>
+              </w:rPr>
+              <w:t>实际值</w:t>
+            </w:r>
+          </w:p>
+        </w:tc>
+        <w:tc>
+          <w:tcPr>
+            <w:tcW w:type="dxa" w:w="2520"/>
+          </w:tcPr>
+          <w:p>
+            <w:r/>
+            <w:r>
+              <w:rPr>
+                <w:rFonts w:ascii="Times New Roman" w:hAnsi="Times New Roman"/>
+                <w:sz w:val="19"/>
+              </w:rPr>
+              <w:t>出处</w:t>
+            </w:r>
+          </w:p>
+        </w:tc>
+      </w:tr>
+      <w:tr>
+        <w:tc>
+          <w:tcPr>
+            <w:tcW w:type="dxa" w:w="2520"/>
+          </w:tcPr>
+          <w:p>
+            <w:r/>
+            <w:r>
+              <w:rPr>
+                <w:rFonts w:ascii="Times New Roman" w:hAnsi="Times New Roman"/>
+                <w:sz w:val="19"/>
+              </w:rPr>
+              <w:t>M1</w:t>
+            </w:r>
+          </w:p>
+        </w:tc>
+        <w:tc>
+          <w:tcPr>
+            <w:tcW w:type="dxa" w:w="2520"/>
+          </w:tcPr>
+          <w:p>
+            <w:r/>
+            <w:r>
+              <w:rPr>
+                <w:rFonts w:ascii="Times New Roman" w:hAnsi="Times New Roman"/>
+                <w:sz w:val="19"/>
+              </w:rPr>
+              <w:t>命中一类得分 / external_callback / 多类命中 / 归一化</w:t>
+            </w:r>
+          </w:p>
+        </w:tc>
+        <w:tc>
+          <w:tcPr>
+            <w:tcW w:type="dxa" w:w="2520"/>
+          </w:tcPr>
+          <w:p>
+            <w:r/>
+            <w:r>
+              <w:rPr>
+                <w:rFonts w:ascii="Times New Roman" w:hAnsi="Times New Roman"/>
+                <w:sz w:val="19"/>
+              </w:rPr>
+              <w:t>+1.0 / +0.5 / 累加 / 全图 min-max（全 0 时保持 0）</w:t>
+            </w:r>
+          </w:p>
+        </w:tc>
+        <w:tc>
+          <w:tcPr>
+            <w:tcW w:type="dxa" w:w="2520"/>
+          </w:tcPr>
+          <w:p>
+            <w:r/>
+            <w:r>
+              <w:rPr>
+                <w:rFonts w:ascii="Times New Roman" w:hAnsi="Times New Roman"/>
+                <w:sz w:val="19"/>
+              </w:rPr>
+              <w:t>priori_scoring.py::compute_anchor_score</w:t>
+            </w:r>
+          </w:p>
+        </w:tc>
+      </w:tr>
+      <w:tr>
+        <w:tc>
+          <w:tcPr>
+            <w:tcW w:type="dxa" w:w="2520"/>
+          </w:tcPr>
+          <w:p>
+            <w:r/>
+            <w:r>
+              <w:rPr>
+                <w:rFonts w:ascii="Times New Roman" w:hAnsi="Times New Roman"/>
+                <w:sz w:val="19"/>
+              </w:rPr>
+              <w:t>M1</w:t>
+            </w:r>
+          </w:p>
+        </w:tc>
+        <w:tc>
+          <w:tcPr>
+            <w:tcW w:type="dxa" w:w="2520"/>
+          </w:tcPr>
+          <w:p>
+            <w:r/>
+            <w:r>
+              <w:rPr>
+                <w:rFonts w:ascii="Times New Roman" w:hAnsi="Times New Roman"/>
+                <w:sz w:val="19"/>
+              </w:rPr>
+              <w:t>锚点类目</w:t>
+            </w:r>
+          </w:p>
+        </w:tc>
+        <w:tc>
+          <w:tcPr>
+            <w:tcW w:type="dxa" w:w="2520"/>
+          </w:tcPr>
+          <w:p>
+            <w:r/>
+            <w:r>
+              <w:rPr>
+                <w:rFonts w:ascii="Times New Roman" w:hAnsi="Times New Roman"/>
+                <w:sz w:val="19"/>
+              </w:rPr>
+              <w:t>7 类锚点（reentrancy/arithmetic/access_control/uncheck_return/dos/front_running/time_manipulation）+ external_callback 辅助项</w:t>
+            </w:r>
+          </w:p>
+        </w:tc>
+        <w:tc>
+          <w:tcPr>
+            <w:tcW w:type="dxa" w:w="2520"/>
+          </w:tcPr>
+          <w:p>
+            <w:r/>
+            <w:r>
+              <w:rPr>
+                <w:rFonts w:ascii="Times New Roman" w:hAnsi="Times New Roman"/>
+                <w:sz w:val="19"/>
+              </w:rPr>
+              <w:t>priori_scoring.py::compute_anchor_flags</w:t>
+            </w:r>
+          </w:p>
+        </w:tc>
+      </w:tr>
+      <w:tr>
+        <w:tc>
+          <w:tcPr>
+            <w:tcW w:type="dxa" w:w="2520"/>
+          </w:tcPr>
+          <w:p>
+            <w:r/>
+            <w:r>
+              <w:rPr>
+                <w:rFonts w:ascii="Times New Roman" w:hAnsi="Times New Roman"/>
+                <w:sz w:val="19"/>
+              </w:rPr>
+              <w:t>M1</w:t>
+            </w:r>
+          </w:p>
+        </w:tc>
+        <w:tc>
+          <w:tcPr>
+            <w:tcW w:type="dxa" w:w="2520"/>
+          </w:tcPr>
+          <w:p>
+            <w:r/>
+            <w:r>
+              <w:rPr>
+                <w:rFonts w:ascii="Times New Roman" w:hAnsi="Times New Roman"/>
+                <w:sz w:val="19"/>
+              </w:rPr>
+              <w:t>后向传播</w:t>
+            </w:r>
+          </w:p>
+        </w:tc>
+        <w:tc>
+          <w:tcPr>
+            <w:tcW w:type="dxa" w:w="2520"/>
+          </w:tcPr>
+          <w:p>
+            <w:r/>
+            <w:r>
+              <w:rPr>
+                <w:rFonts w:ascii="Times New Roman" w:hAnsi="Times New Roman"/>
+                <w:sz w:val="19"/>
+              </w:rPr>
+              <w:t>无 DFG 反向一跳传播、无其他后处理</w:t>
+            </w:r>
+          </w:p>
+        </w:tc>
+        <w:tc>
+          <w:tcPr>
+            <w:tcW w:type="dxa" w:w="2520"/>
+          </w:tcPr>
+          <w:p>
+            <w:r/>
+            <w:r>
+              <w:rPr>
+                <w:rFonts w:ascii="Times New Roman" w:hAnsi="Times New Roman"/>
+                <w:sz w:val="19"/>
+              </w:rPr>
+              <w:t>m1_runner.py:167 注释</w:t>
+            </w:r>
+          </w:p>
+        </w:tc>
+      </w:tr>
+      <w:tr>
+        <w:tc>
+          <w:tcPr>
+            <w:tcW w:type="dxa" w:w="2520"/>
+          </w:tcPr>
+          <w:p>
+            <w:r/>
+            <w:r>
+              <w:rPr>
+                <w:rFonts w:ascii="Times New Roman" w:hAnsi="Times New Roman"/>
+                <w:sz w:val="19"/>
+              </w:rPr>
+              <w:t>M2</w:t>
+            </w:r>
+          </w:p>
+        </w:tc>
+        <w:tc>
+          <w:tcPr>
+            <w:tcW w:type="dxa" w:w="2520"/>
+          </w:tcPr>
+          <w:p>
+            <w:r/>
+            <w:r>
+              <w:rPr>
+                <w:rFonts w:ascii="Times New Roman" w:hAnsi="Times New Roman"/>
+                <w:sz w:val="19"/>
+              </w:rPr>
+              <w:t>物理关系数</w:t>
+            </w:r>
+          </w:p>
+        </w:tc>
+        <w:tc>
+          <w:tcPr>
+            <w:tcW w:type="dxa" w:w="2520"/>
+          </w:tcPr>
+          <w:p>
+            <w:r/>
+            <w:r>
+              <w:rPr>
+                <w:rFonts w:ascii="Times New Roman" w:hAnsi="Times New Roman"/>
+                <w:sz w:val="19"/>
+              </w:rPr>
+              <w:t>5（0=CFG_FLOW, 1=AST_PARENT, 2=AST_PARENT_SAME, 3=DFG_DEP, 4=CALLBACK_RISK）</w:t>
+            </w:r>
+          </w:p>
+        </w:tc>
+        <w:tc>
+          <w:tcPr>
+            <w:tcW w:type="dxa" w:w="2520"/>
+          </w:tcPr>
+          <w:p>
+            <w:r/>
+            <w:r>
+              <w:rPr>
+                <w:rFonts w:ascii="Times New Roman" w:hAnsi="Times New Roman"/>
+                <w:sz w:val="19"/>
+              </w:rPr>
+              <w:t>dataset.py:75-77, model.py:13</w:t>
+            </w:r>
+          </w:p>
+        </w:tc>
+      </w:tr>
+      <w:tr>
+        <w:tc>
+          <w:tcPr>
+            <w:tcW w:type="dxa" w:w="2520"/>
+          </w:tcPr>
+          <w:p>
+            <w:r/>
+            <w:r>
+              <w:rPr>
+                <w:rFonts w:ascii="Times New Roman" w:hAnsi="Times New Roman"/>
+                <w:sz w:val="19"/>
+              </w:rPr>
+              <w:t>M2</w:t>
+            </w:r>
+          </w:p>
+        </w:tc>
+        <w:tc>
+          <w:tcPr>
+            <w:tcW w:type="dxa" w:w="2520"/>
+          </w:tcPr>
+          <w:p>
+            <w:r/>
+            <w:r>
+              <w:rPr>
+                <w:rFonts w:ascii="Times New Roman" w:hAnsi="Times New Roman"/>
+                <w:sz w:val="19"/>
+              </w:rPr>
+              <w:t>CALLBACK_RISK</w:t>
+            </w:r>
+          </w:p>
+        </w:tc>
+        <w:tc>
+          <w:tcPr>
+            <w:tcW w:type="dxa" w:w="2520"/>
+          </w:tcPr>
+          <w:p>
+            <w:r/>
+            <w:r>
+              <w:rPr>
+                <w:rFonts w:ascii="Times New Roman" w:hAnsi="Times New Roman"/>
+                <w:sz w:val="19"/>
+              </w:rPr>
+              <w:t>单向；默认上限 4 条/外部调用节点；不连 delegatecall 动态绑定</w:t>
+            </w:r>
+          </w:p>
+        </w:tc>
+        <w:tc>
+          <w:tcPr>
+            <w:tcW w:type="dxa" w:w="2520"/>
+          </w:tcPr>
+          <w:p>
+            <w:r/>
+            <w:r>
+              <w:rPr>
+                <w:rFonts w:ascii="Times New Roman" w:hAnsi="Times New Roman"/>
+                <w:sz w:val="19"/>
+              </w:rPr>
+              <w:t>build_cfg_centered_hetero_graph.py</w:t>
+            </w:r>
+          </w:p>
+        </w:tc>
+      </w:tr>
+      <w:tr>
+        <w:tc>
+          <w:tcPr>
+            <w:tcW w:type="dxa" w:w="2520"/>
+          </w:tcPr>
+          <w:p>
+            <w:r/>
+            <w:r>
+              <w:rPr>
+                <w:rFonts w:ascii="Times New Roman" w:hAnsi="Times New Roman"/>
+                <w:sz w:val="19"/>
+              </w:rPr>
+              <w:t>M3</w:t>
+            </w:r>
+          </w:p>
+        </w:tc>
+        <w:tc>
+          <w:tcPr>
+            <w:tcW w:type="dxa" w:w="2520"/>
+          </w:tcPr>
+          <w:p>
+            <w:r/>
+            <w:r>
+              <w:rPr>
+                <w:rFonts w:ascii="Times New Roman" w:hAnsi="Times New Roman"/>
+                <w:sz w:val="19"/>
+              </w:rPr>
+              <w:t>节点类型嵌入</w:t>
+            </w:r>
+          </w:p>
+        </w:tc>
+        <w:tc>
+          <w:tcPr>
+            <w:tcW w:type="dxa" w:w="2520"/>
+          </w:tcPr>
+          <w:p>
+            <w:r/>
+            <w:r>
+              <w:rPr>
+                <w:rFonts w:ascii="Times New Roman" w:hAnsi="Times New Roman"/>
+                <w:sz w:val="19"/>
+              </w:rPr>
+              <w:t>9 类（ENTRY/CONDITION/ASSIGNMENT/EXT_CALL/INT_CALL/STATE_WRITE/STATE_READ/RETURN/OTHER）→ 64 维</w:t>
+            </w:r>
+          </w:p>
+        </w:tc>
+        <w:tc>
+          <w:tcPr>
+            <w:tcW w:type="dxa" w:w="2520"/>
+          </w:tcPr>
+          <w:p>
+            <w:r/>
+            <w:r>
+              <w:rPr>
+                <w:rFonts w:ascii="Times New Roman" w:hAnsi="Times New Roman"/>
+                <w:sz w:val="19"/>
+              </w:rPr>
+              <w:t>_feat.pt::meta.role_names</w:t>
+            </w:r>
+          </w:p>
+        </w:tc>
+      </w:tr>
+      <w:tr>
+        <w:tc>
+          <w:tcPr>
+            <w:tcW w:type="dxa" w:w="2520"/>
+          </w:tcPr>
+          <w:p>
+            <w:r/>
+            <w:r>
+              <w:rPr>
+                <w:rFonts w:ascii="Times New Roman" w:hAnsi="Times New Roman"/>
+                <w:sz w:val="19"/>
+              </w:rPr>
+              <w:t>M3</w:t>
+            </w:r>
+          </w:p>
+        </w:tc>
+        <w:tc>
+          <w:tcPr>
+            <w:tcW w:type="dxa" w:w="2520"/>
+          </w:tcPr>
+          <w:p>
+            <w:r/>
+            <w:r>
+              <w:rPr>
+                <w:rFonts w:ascii="Times New Roman" w:hAnsi="Times New Roman"/>
+                <w:sz w:val="19"/>
+              </w:rPr>
+              <w:t>CodeBERT 双通道</w:t>
+            </w:r>
+          </w:p>
+        </w:tc>
+        <w:tc>
+          <w:tcPr>
+            <w:tcW w:type="dxa" w:w="2520"/>
+          </w:tcPr>
+          <w:p>
+            <w:r/>
+            <w:r>
+              <w:rPr>
+                <w:rFonts w:ascii="Times New Roman" w:hAnsi="Times New Roman"/>
+                <w:sz w:val="19"/>
+              </w:rPr>
+              <w:t>函数级 [CLS] 768 维 + 节点局部窗口 [CLS] 768 维（microsoft/codebert-base）</w:t>
+            </w:r>
+          </w:p>
+        </w:tc>
+        <w:tc>
+          <w:tcPr>
+            <w:tcW w:type="dxa" w:w="2520"/>
+          </w:tcPr>
+          <w:p>
+            <w:r/>
+            <w:r>
+              <w:rPr>
+                <w:rFonts w:ascii="Times New Roman" w:hAnsi="Times New Roman"/>
+                <w:sz w:val="19"/>
+              </w:rPr>
+              <w:t>_feat.pt::meta.codebert</w:t>
+            </w:r>
+          </w:p>
+        </w:tc>
+      </w:tr>
+      <w:tr>
+        <w:tc>
+          <w:tcPr>
+            <w:tcW w:type="dxa" w:w="2520"/>
+          </w:tcPr>
+          <w:p>
+            <w:r/>
+            <w:r>
+              <w:rPr>
+                <w:rFonts w:ascii="Times New Roman" w:hAnsi="Times New Roman"/>
+                <w:sz w:val="19"/>
+              </w:rPr>
+              <w:t>M3</w:t>
+            </w:r>
+          </w:p>
+        </w:tc>
+        <w:tc>
+          <w:tcPr>
+            <w:tcW w:type="dxa" w:w="2520"/>
+          </w:tcPr>
+          <w:p>
+            <w:r/>
+            <w:r>
+              <w:rPr>
+                <w:rFonts w:ascii="Times New Roman" w:hAnsi="Times New Roman"/>
+                <w:sz w:val="19"/>
+              </w:rPr>
+              <w:t>结构特征</w:t>
+            </w:r>
+          </w:p>
+        </w:tc>
+        <w:tc>
+          <w:tcPr>
+            <w:tcW w:type="dxa" w:w="2520"/>
+          </w:tcPr>
+          <w:p>
+            <w:r/>
+            <w:r>
+              <w:rPr>
+                <w:rFonts w:ascii="Times New Roman" w:hAnsi="Times New Roman"/>
+                <w:sz w:val="19"/>
+              </w:rPr>
+              <w:t>30 维（可见性 4 + 布尔 14 + 外呼方式 5 + 归一化位置 1 + IR one-hot 6）</w:t>
+            </w:r>
+          </w:p>
+        </w:tc>
+        <w:tc>
+          <w:tcPr>
+            <w:tcW w:type="dxa" w:w="2520"/>
+          </w:tcPr>
+          <w:p>
+            <w:r/>
+            <w:r>
+              <w:rPr>
+                <w:rFonts w:ascii="Times New Roman" w:hAnsi="Times New Roman"/>
+                <w:sz w:val="19"/>
+              </w:rPr>
+              <w:t>_feat.pt::meta.struct_layout</w:t>
+            </w:r>
+          </w:p>
+        </w:tc>
+      </w:tr>
+      <w:tr>
+        <w:tc>
+          <w:tcPr>
+            <w:tcW w:type="dxa" w:w="2520"/>
+          </w:tcPr>
+          <w:p>
+            <w:r/>
+            <w:r>
+              <w:rPr>
+                <w:rFonts w:ascii="Times New Roman" w:hAnsi="Times New Roman"/>
+                <w:sz w:val="19"/>
+              </w:rPr>
+              <w:t>M3</w:t>
+            </w:r>
+          </w:p>
+        </w:tc>
+        <w:tc>
+          <w:tcPr>
+            <w:tcW w:type="dxa" w:w="2520"/>
+          </w:tcPr>
+          <w:p>
+            <w:r/>
+            <w:r>
+              <w:rPr>
+                <w:rFonts w:ascii="Times New Roman" w:hAnsi="Times New Roman"/>
+                <w:sz w:val="19"/>
+              </w:rPr>
+              <w:t>先验分数 s_v</w:t>
+            </w:r>
+          </w:p>
+        </w:tc>
+        <w:tc>
+          <w:tcPr>
+            <w:tcW w:type="dxa" w:w="2520"/>
+          </w:tcPr>
+          <w:p>
+            <w:r/>
+            <w:r>
+              <w:rPr>
+                <w:rFonts w:ascii="Times New Roman" w:hAnsi="Times New Roman"/>
+                <w:sz w:val="19"/>
+              </w:rPr>
+              <w:t>1 维（独立于结构张量）</w:t>
+            </w:r>
+          </w:p>
+        </w:tc>
+        <w:tc>
+          <w:tcPr>
+            <w:tcW w:type="dxa" w:w="2520"/>
+          </w:tcPr>
+          <w:p>
+            <w:r/>
+            <w:r>
+              <w:rPr>
+                <w:rFonts w:ascii="Times New Roman" w:hAnsi="Times New Roman"/>
+                <w:sz w:val="19"/>
+              </w:rPr>
+              <w:t>_feat.pt::sv</w:t>
+            </w:r>
+          </w:p>
+        </w:tc>
+      </w:tr>
+      <w:tr>
+        <w:tc>
+          <w:tcPr>
+            <w:tcW w:type="dxa" w:w="2520"/>
+          </w:tcPr>
+          <w:p>
+            <w:r/>
+            <w:r>
+              <w:rPr>
+                <w:rFonts w:ascii="Times New Roman" w:hAnsi="Times New Roman"/>
+                <w:sz w:val="19"/>
+              </w:rPr>
+              <w:t>M3</w:t>
+            </w:r>
+          </w:p>
+        </w:tc>
+        <w:tc>
+          <w:tcPr>
+            <w:tcW w:type="dxa" w:w="2520"/>
+          </w:tcPr>
+          <w:p>
+            <w:r/>
+            <w:r>
+              <w:rPr>
+                <w:rFonts w:ascii="Times New Roman" w:hAnsi="Times New Roman"/>
+                <w:sz w:val="19"/>
+              </w:rPr>
+              <w:t>融合层输入维度</w:t>
+            </w:r>
+          </w:p>
+        </w:tc>
+        <w:tc>
+          <w:tcPr>
+            <w:tcW w:type="dxa" w:w="2520"/>
+          </w:tcPr>
+          <w:p>
+            <w:r/>
+            <w:r>
+              <w:rPr>
+                <w:rFonts w:ascii="Times New Roman" w:hAnsi="Times New Roman"/>
+                <w:sz w:val="19"/>
+              </w:rPr>
+              <w:t>1631 = 64 + 768 + 768 + 30 + 1；隐层 128</w:t>
+            </w:r>
+          </w:p>
+        </w:tc>
+        <w:tc>
+          <w:tcPr>
+            <w:tcW w:type="dxa" w:w="2520"/>
+          </w:tcPr>
+          <w:p>
+            <w:r/>
+            <w:r>
+              <w:rPr>
+                <w:rFonts w:ascii="Times New Roman" w:hAnsi="Times New Roman"/>
+                <w:sz w:val="19"/>
+              </w:rPr>
+              <w:t>config.json::derived.fuser_in_dim</w:t>
+            </w:r>
+          </w:p>
+        </w:tc>
+      </w:tr>
+      <w:tr>
+        <w:tc>
+          <w:tcPr>
+            <w:tcW w:type="dxa" w:w="2520"/>
+          </w:tcPr>
+          <w:p>
+            <w:r/>
+            <w:r>
+              <w:rPr>
+                <w:rFonts w:ascii="Times New Roman" w:hAnsi="Times New Roman"/>
+                <w:sz w:val="19"/>
+              </w:rPr>
+              <w:t>M4</w:t>
+            </w:r>
+          </w:p>
+        </w:tc>
+        <w:tc>
+          <w:tcPr>
+            <w:tcW w:type="dxa" w:w="2520"/>
+          </w:tcPr>
+          <w:p>
+            <w:r/>
+            <w:r>
+              <w:rPr>
+                <w:rFonts w:ascii="Times New Roman" w:hAnsi="Times New Roman"/>
+                <w:sz w:val="19"/>
+              </w:rPr>
+              <w:t>RGCN</w:t>
+            </w:r>
+          </w:p>
+        </w:tc>
+        <w:tc>
+          <w:tcPr>
+            <w:tcW w:type="dxa" w:w="2520"/>
+          </w:tcPr>
+          <w:p>
+            <w:r/>
+            <w:r>
+              <w:rPr>
+                <w:rFonts w:ascii="Times New Roman" w:hAnsi="Times New Roman"/>
+                <w:sz w:val="19"/>
+              </w:rPr>
+              <w:t>层数 L=2、隐藏维 128、num_bases=5、dropout 0.3</w:t>
+            </w:r>
+          </w:p>
+        </w:tc>
+        <w:tc>
+          <w:tcPr>
+            <w:tcW w:type="dxa" w:w="2520"/>
+          </w:tcPr>
+          <w:p>
+            <w:r/>
+            <w:r>
+              <w:rPr>
+                <w:rFonts w:ascii="Times New Roman" w:hAnsi="Times New Roman"/>
+                <w:sz w:val="19"/>
+              </w:rPr>
+              <w:t>config.json::args</w:t>
+            </w:r>
+          </w:p>
+        </w:tc>
+      </w:tr>
+      <w:tr>
+        <w:tc>
+          <w:tcPr>
+            <w:tcW w:type="dxa" w:w="2520"/>
+          </w:tcPr>
+          <w:p>
+            <w:r/>
+            <w:r>
+              <w:rPr>
+                <w:rFonts w:ascii="Times New Roman" w:hAnsi="Times New Roman"/>
+                <w:sz w:val="19"/>
+              </w:rPr>
+              <w:t>M4</w:t>
+            </w:r>
+          </w:p>
+        </w:tc>
+        <w:tc>
+          <w:tcPr>
+            <w:tcW w:type="dxa" w:w="2520"/>
+          </w:tcPr>
+          <w:p>
+            <w:r/>
+            <w:r>
+              <w:rPr>
+                <w:rFonts w:ascii="Times New Roman" w:hAnsi="Times New Roman"/>
+                <w:sz w:val="19"/>
+              </w:rPr>
+              <w:t>L_var</w:t>
+            </w:r>
+          </w:p>
+        </w:tc>
+        <w:tc>
+          <w:tcPr>
+            <w:tcW w:type="dxa" w:w="2520"/>
+          </w:tcPr>
+          <w:p>
+            <w:r/>
+            <w:r>
+              <w:rPr>
+                <w:rFonts w:ascii="Times New Roman" w:hAnsi="Times New Roman"/>
+                <w:sz w:val="19"/>
+              </w:rPr>
+              <w:t>λ_var=1e-3、τ=0.1</w:t>
+            </w:r>
+          </w:p>
+        </w:tc>
+        <w:tc>
+          <w:tcPr>
+            <w:tcW w:type="dxa" w:w="2520"/>
+          </w:tcPr>
+          <w:p>
+            <w:r/>
+            <w:r>
+              <w:rPr>
+                <w:rFonts w:ascii="Times New Roman" w:hAnsi="Times New Roman"/>
+                <w:sz w:val="19"/>
+              </w:rPr>
+              <w:t>config.json::args</w:t>
+            </w:r>
+          </w:p>
+        </w:tc>
+      </w:tr>
+      <w:tr>
+        <w:tc>
+          <w:tcPr>
+            <w:tcW w:type="dxa" w:w="2520"/>
+          </w:tcPr>
+          <w:p>
+            <w:r/>
+            <w:r>
+              <w:rPr>
+                <w:rFonts w:ascii="Times New Roman" w:hAnsi="Times New Roman"/>
+                <w:sz w:val="19"/>
+              </w:rPr>
+              <w:t>M5</w:t>
+            </w:r>
+          </w:p>
+        </w:tc>
+        <w:tc>
+          <w:tcPr>
+            <w:tcW w:type="dxa" w:w="2520"/>
+          </w:tcPr>
+          <w:p>
+            <w:r/>
+            <w:r>
+              <w:rPr>
+                <w:rFonts w:ascii="Times New Roman" w:hAnsi="Times New Roman"/>
+                <w:sz w:val="19"/>
+              </w:rPr>
+              <w:t>优化器</w:t>
+            </w:r>
+          </w:p>
+        </w:tc>
+        <w:tc>
+          <w:tcPr>
+            <w:tcW w:type="dxa" w:w="2520"/>
+          </w:tcPr>
+          <w:p>
+            <w:r/>
+            <w:r>
+              <w:rPr>
+                <w:rFonts w:ascii="Times New Roman" w:hAnsi="Times New Roman"/>
+                <w:sz w:val="19"/>
+              </w:rPr>
+              <w:t>AdamW，lr=1e-4，weight_decay=1e-4，梯度裁剪 max_norm=1.0</w:t>
+            </w:r>
+          </w:p>
+        </w:tc>
+        <w:tc>
+          <w:tcPr>
+            <w:tcW w:type="dxa" w:w="2520"/>
+          </w:tcPr>
+          <w:p>
+            <w:r/>
+            <w:r>
+              <w:rPr>
+                <w:rFonts w:ascii="Times New Roman" w:hAnsi="Times New Roman"/>
+                <w:sz w:val="19"/>
+              </w:rPr>
+              <w:t>config.json::args</w:t>
+            </w:r>
+          </w:p>
+        </w:tc>
+      </w:tr>
+      <w:tr>
+        <w:tc>
+          <w:tcPr>
+            <w:tcW w:type="dxa" w:w="2520"/>
+          </w:tcPr>
+          <w:p>
+            <w:r/>
+            <w:r>
+              <w:rPr>
+                <w:rFonts w:ascii="Times New Roman" w:hAnsi="Times New Roman"/>
+                <w:sz w:val="19"/>
+              </w:rPr>
+              <w:t>M5</w:t>
+            </w:r>
+          </w:p>
+        </w:tc>
+        <w:tc>
+          <w:tcPr>
+            <w:tcW w:type="dxa" w:w="2520"/>
+          </w:tcPr>
+          <w:p>
+            <w:r/>
+            <w:r>
+              <w:rPr>
+                <w:rFonts w:ascii="Times New Roman" w:hAnsi="Times New Roman"/>
+                <w:sz w:val="19"/>
+              </w:rPr>
+              <w:t>批大小</w:t>
+            </w:r>
+          </w:p>
+        </w:tc>
+        <w:tc>
+          <w:tcPr>
+            <w:tcW w:type="dxa" w:w="2520"/>
+          </w:tcPr>
+          <w:p>
+            <w:r/>
+            <w:r>
+              <w:rPr>
+                <w:rFonts w:ascii="Times New Roman" w:hAnsi="Times New Roman"/>
+                <w:sz w:val="19"/>
+              </w:rPr>
+              <w:t>32</w:t>
+            </w:r>
+          </w:p>
+        </w:tc>
+        <w:tc>
+          <w:tcPr>
+            <w:tcW w:type="dxa" w:w="2520"/>
+          </w:tcPr>
+          <w:p>
+            <w:r/>
+            <w:r>
+              <w:rPr>
+                <w:rFonts w:ascii="Times New Roman" w:hAnsi="Times New Roman"/>
+                <w:sz w:val="19"/>
+              </w:rPr>
+              <w:t>config.json::args.batch_size</w:t>
+            </w:r>
+          </w:p>
+        </w:tc>
+      </w:tr>
+      <w:tr>
+        <w:tc>
+          <w:tcPr>
+            <w:tcW w:type="dxa" w:w="2520"/>
+          </w:tcPr>
+          <w:p>
+            <w:r/>
+            <w:r>
+              <w:rPr>
+                <w:rFonts w:ascii="Times New Roman" w:hAnsi="Times New Roman"/>
+                <w:sz w:val="19"/>
+              </w:rPr>
+              <w:t>M5</w:t>
+            </w:r>
+          </w:p>
+        </w:tc>
+        <w:tc>
+          <w:tcPr>
+            <w:tcW w:type="dxa" w:w="2520"/>
+          </w:tcPr>
+          <w:p>
+            <w:r/>
+            <w:r>
+              <w:rPr>
+                <w:rFonts w:ascii="Times New Roman" w:hAnsi="Times New Roman"/>
+                <w:sz w:val="19"/>
+              </w:rPr>
+              <w:t>学习率调度</w:t>
+            </w:r>
+          </w:p>
+        </w:tc>
+        <w:tc>
+          <w:tcPr>
+            <w:tcW w:type="dxa" w:w="2520"/>
+          </w:tcPr>
+          <w:p>
+            <w:r/>
+            <w:r>
+              <w:rPr>
+                <w:rFonts w:ascii="Times New Roman" w:hAnsi="Times New Roman"/>
+                <w:sz w:val="19"/>
+              </w:rPr>
+              <w:t>ReduceLROnPlateau(mode=max, factor=0.5, patience=3)，监控验证集 micro-F1</w:t>
+            </w:r>
+          </w:p>
+        </w:tc>
+        <w:tc>
+          <w:tcPr>
+            <w:tcW w:type="dxa" w:w="2520"/>
+          </w:tcPr>
+          <w:p>
+            <w:r/>
+            <w:r>
+              <w:rPr>
+                <w:rFonts w:ascii="Times New Roman" w:hAnsi="Times New Roman"/>
+                <w:sz w:val="19"/>
+              </w:rPr>
+              <w:t>train.py（大纲 4.5.1 实现注）</w:t>
+            </w:r>
+          </w:p>
+        </w:tc>
+      </w:tr>
+      <w:tr>
+        <w:tc>
+          <w:tcPr>
+            <w:tcW w:type="dxa" w:w="2520"/>
+          </w:tcPr>
+          <w:p>
+            <w:r/>
+            <w:r>
+              <w:rPr>
+                <w:rFonts w:ascii="Times New Roman" w:hAnsi="Times New Roman"/>
+                <w:sz w:val="19"/>
+              </w:rPr>
+              <w:t>M5</w:t>
+            </w:r>
+          </w:p>
+        </w:tc>
+        <w:tc>
+          <w:tcPr>
+            <w:tcW w:type="dxa" w:w="2520"/>
+          </w:tcPr>
+          <w:p>
+            <w:r/>
+            <w:r>
+              <w:rPr>
+                <w:rFonts w:ascii="Times New Roman" w:hAnsi="Times New Roman"/>
+                <w:sz w:val="19"/>
+              </w:rPr>
+              <w:t>早停</w:t>
+            </w:r>
+          </w:p>
+        </w:tc>
+        <w:tc>
+          <w:tcPr>
+            <w:tcW w:type="dxa" w:w="2520"/>
+          </w:tcPr>
+          <w:p>
+            <w:r/>
+            <w:r>
+              <w:rPr>
+                <w:rFonts w:ascii="Times New Roman" w:hAnsi="Times New Roman"/>
+                <w:sz w:val="19"/>
+              </w:rPr>
+              <w:t>验证集 micro-F1 连续 5 个 epoch 不提升即停；epoch 上限 200；取 val micro-F1 最高的 checkpoint</w:t>
+            </w:r>
+          </w:p>
+        </w:tc>
+        <w:tc>
+          <w:tcPr>
+            <w:tcW w:type="dxa" w:w="2520"/>
+          </w:tcPr>
+          <w:p>
+            <w:r/>
+            <w:r>
+              <w:rPr>
+                <w:rFonts w:ascii="Times New Roman" w:hAnsi="Times New Roman"/>
+                <w:sz w:val="19"/>
+              </w:rPr>
+              <w:t>config.json::args.early_stop_patience</w:t>
+            </w:r>
+          </w:p>
+        </w:tc>
+      </w:tr>
+      <w:tr>
+        <w:tc>
+          <w:tcPr>
+            <w:tcW w:type="dxa" w:w="2520"/>
+          </w:tcPr>
+          <w:p>
+            <w:r/>
+            <w:r>
+              <w:rPr>
+                <w:rFonts w:ascii="Times New Roman" w:hAnsi="Times New Roman"/>
+                <w:sz w:val="19"/>
+              </w:rPr>
+              <w:t>M5</w:t>
+            </w:r>
+          </w:p>
+        </w:tc>
+        <w:tc>
+          <w:tcPr>
+            <w:tcW w:type="dxa" w:w="2520"/>
+          </w:tcPr>
+          <w:p>
+            <w:r/>
+            <w:r>
+              <w:rPr>
+                <w:rFonts w:ascii="Times New Roman" w:hAnsi="Times New Roman"/>
+                <w:sz w:val="19"/>
+              </w:rPr>
+              <w:t>先验 Dropout</w:t>
+            </w:r>
+          </w:p>
+        </w:tc>
+        <w:tc>
+          <w:tcPr>
+            <w:tcW w:type="dxa" w:w="2520"/>
+          </w:tcPr>
+          <w:p>
+            <w:r/>
+            <w:r>
+              <w:rPr>
+                <w:rFonts w:ascii="Times New Roman" w:hAnsi="Times New Roman"/>
+                <w:sz w:val="19"/>
+              </w:rPr>
+              <w:t>训练期 p=0.2 将当前样本全部节点的 s_v 置 0；验证/推理不置零</w:t>
+            </w:r>
+          </w:p>
+        </w:tc>
+        <w:tc>
+          <w:tcPr>
+            <w:tcW w:type="dxa" w:w="2520"/>
+          </w:tcPr>
+          <w:p>
+            <w:r/>
+            <w:r>
+              <w:rPr>
+                <w:rFonts w:ascii="Times New Roman" w:hAnsi="Times New Roman"/>
+                <w:sz w:val="19"/>
+              </w:rPr>
+              <w:t>config.json::args.prior_dropout</w:t>
+            </w:r>
+          </w:p>
+        </w:tc>
+      </w:tr>
+      <w:tr>
+        <w:tc>
+          <w:tcPr>
+            <w:tcW w:type="dxa" w:w="2520"/>
+          </w:tcPr>
+          <w:p>
+            <w:r/>
+            <w:r>
+              <w:rPr>
+                <w:rFonts w:ascii="Times New Roman" w:hAnsi="Times New Roman"/>
+                <w:sz w:val="19"/>
+              </w:rPr>
+              <w:t>M5</w:t>
+            </w:r>
+          </w:p>
+        </w:tc>
+        <w:tc>
+          <w:tcPr>
+            <w:tcW w:type="dxa" w:w="2520"/>
+          </w:tcPr>
+          <w:p>
+            <w:r/>
+            <w:r>
+              <w:rPr>
+                <w:rFonts w:ascii="Times New Roman" w:hAnsi="Times New Roman"/>
+                <w:sz w:val="19"/>
+              </w:rPr>
+              <w:t>结构特征 Dropout</w:t>
+            </w:r>
+          </w:p>
+        </w:tc>
+        <w:tc>
+          <w:tcPr>
+            <w:tcW w:type="dxa" w:w="2520"/>
+          </w:tcPr>
+          <w:p>
+            <w:r/>
+            <w:r>
+              <w:rPr>
+                <w:rFonts w:ascii="Times New Roman" w:hAnsi="Times New Roman"/>
+                <w:sz w:val="19"/>
+              </w:rPr>
+              <w:t>p=0.2（常规正则化）</w:t>
+            </w:r>
+          </w:p>
+        </w:tc>
+        <w:tc>
+          <w:tcPr>
+            <w:tcW w:type="dxa" w:w="2520"/>
+          </w:tcPr>
+          <w:p>
+            <w:r/>
+            <w:r>
+              <w:rPr>
+                <w:rFonts w:ascii="Times New Roman" w:hAnsi="Times New Roman"/>
+                <w:sz w:val="19"/>
+              </w:rPr>
+              <w:t>config.json::args.struct_dropout</w:t>
+            </w:r>
+          </w:p>
+        </w:tc>
+      </w:tr>
+      <w:tr>
+        <w:tc>
+          <w:tcPr>
+            <w:tcW w:type="dxa" w:w="2520"/>
+          </w:tcPr>
+          <w:p>
+            <w:r/>
+            <w:r>
+              <w:rPr>
+                <w:rFonts w:ascii="Times New Roman" w:hAnsi="Times New Roman"/>
+                <w:sz w:val="19"/>
+              </w:rPr>
+              <w:t>M5</w:t>
+            </w:r>
+          </w:p>
+        </w:tc>
+        <w:tc>
+          <w:tcPr>
+            <w:tcW w:type="dxa" w:w="2520"/>
+          </w:tcPr>
+          <w:p>
+            <w:r/>
+            <w:r>
+              <w:rPr>
+                <w:rFonts w:ascii="Times New Roman" w:hAnsi="Times New Roman"/>
+                <w:sz w:val="19"/>
+              </w:rPr>
+              <w:t>pos_weight</w:t>
+            </w:r>
+          </w:p>
+        </w:tc>
+        <w:tc>
+          <w:tcPr>
+            <w:tcW w:type="dxa" w:w="2520"/>
+          </w:tcPr>
+          <w:p>
+            <w:r/>
+            <w:r>
+              <w:rPr>
+                <w:rFonts w:ascii="Times New Roman" w:hAnsi="Times New Roman"/>
+                <w:sz w:val="19"/>
+              </w:rPr>
+              <w:t>按训练集负/正比，上限截断 20；实测 reentrancy 16.2381、uncheck 9.3429，其余 5 类均被截断到 20</w:t>
+            </w:r>
+          </w:p>
+        </w:tc>
+        <w:tc>
+          <w:tcPr>
+            <w:tcW w:type="dxa" w:w="2520"/>
+          </w:tcPr>
+          <w:p>
+            <w:r/>
+            <w:r>
+              <w:rPr>
+                <w:rFonts w:ascii="Times New Roman" w:hAnsi="Times New Roman"/>
+                <w:sz w:val="19"/>
+              </w:rPr>
+              <w:t>config.json::derived.pos_weight</w:t>
+            </w:r>
+          </w:p>
+        </w:tc>
+      </w:tr>
+      <w:tr>
+        <w:tc>
+          <w:tcPr>
+            <w:tcW w:type="dxa" w:w="2520"/>
+          </w:tcPr>
+          <w:p>
+            <w:r/>
+            <w:r>
+              <w:rPr>
+                <w:rFonts w:ascii="Times New Roman" w:hAnsi="Times New Roman"/>
+                <w:sz w:val="19"/>
+              </w:rPr>
+              <w:t>M5</w:t>
+            </w:r>
+          </w:p>
+        </w:tc>
+        <w:tc>
+          <w:tcPr>
+            <w:tcW w:type="dxa" w:w="2520"/>
+          </w:tcPr>
+          <w:p>
+            <w:r/>
+            <w:r>
+              <w:rPr>
+                <w:rFonts w:ascii="Times New Roman" w:hAnsi="Times New Roman"/>
+                <w:sz w:val="19"/>
+              </w:rPr>
+              <w:t>DropEdge</w:t>
+            </w:r>
+          </w:p>
+        </w:tc>
+        <w:tc>
+          <w:tcPr>
+            <w:tcW w:type="dxa" w:w="2520"/>
+          </w:tcPr>
+          <w:p>
+            <w:r/>
+            <w:r>
+              <w:rPr>
+                <w:rFonts w:ascii="Times New Roman" w:hAnsi="Times New Roman"/>
+                <w:sz w:val="19"/>
+              </w:rPr>
+              <w:t>默认**关闭**（0.0）；仅消融臂 dropedge02 取 0.2</w:t>
+            </w:r>
+          </w:p>
+        </w:tc>
+        <w:tc>
+          <w:tcPr>
+            <w:tcW w:type="dxa" w:w="2520"/>
+          </w:tcPr>
+          <w:p>
+            <w:r/>
+            <w:r>
+              <w:rPr>
+                <w:rFonts w:ascii="Times New Roman" w:hAnsi="Times New Roman"/>
+                <w:sz w:val="19"/>
+              </w:rPr>
+              <w:t>config.json::args.drop_edge_prob</w:t>
+            </w:r>
+          </w:p>
+        </w:tc>
+      </w:tr>
+      <w:tr>
+        <w:tc>
+          <w:tcPr>
+            <w:tcW w:type="dxa" w:w="2520"/>
+          </w:tcPr>
+          <w:p>
+            <w:r/>
+            <w:r>
+              <w:rPr>
+                <w:rFonts w:ascii="Times New Roman" w:hAnsi="Times New Roman"/>
+                <w:sz w:val="19"/>
+              </w:rPr>
+              <w:t>M5</w:t>
+            </w:r>
+          </w:p>
+        </w:tc>
+        <w:tc>
+          <w:tcPr>
+            <w:tcW w:type="dxa" w:w="2520"/>
+          </w:tcPr>
+          <w:p>
+            <w:r/>
+            <w:r>
+              <w:rPr>
+                <w:rFonts w:ascii="Times New Roman" w:hAnsi="Times New Roman"/>
+                <w:sz w:val="19"/>
+              </w:rPr>
+              <w:t>阈值搜索</w:t>
+            </w:r>
+          </w:p>
+        </w:tc>
+        <w:tc>
+          <w:tcPr>
+            <w:tcW w:type="dxa" w:w="2520"/>
+          </w:tcPr>
+          <w:p>
+            <w:r/>
+            <w:r>
+              <w:rPr>
+                <w:rFonts w:ascii="Times New Roman" w:hAnsi="Times New Roman"/>
+                <w:sz w:val="19"/>
+              </w:rPr>
+              <w:t>0.20–0.80 步长 0.05，目标验证集 micro-F1，并列取较小阈值；仅用验证集</w:t>
+            </w:r>
+          </w:p>
+        </w:tc>
+        <w:tc>
+          <w:tcPr>
+            <w:tcW w:type="dxa" w:w="2520"/>
+          </w:tcPr>
+          <w:p>
+            <w:r/>
+            <w:r>
+              <w:rPr>
+                <w:rFonts w:ascii="Times New Roman" w:hAnsi="Times New Roman"/>
+                <w:sz w:val="19"/>
+              </w:rPr>
+              <w:t>evaluate.py:9, results.json::threshold_scan</w:t>
+            </w:r>
+          </w:p>
+        </w:tc>
+      </w:tr>
+      <w:tr>
+        <w:tc>
+          <w:tcPr>
+            <w:tcW w:type="dxa" w:w="2520"/>
+          </w:tcPr>
+          <w:p>
+            <w:r/>
+            <w:r>
+              <w:rPr>
+                <w:rFonts w:ascii="Times New Roman" w:hAnsi="Times New Roman"/>
+                <w:sz w:val="19"/>
+              </w:rPr>
+              <w:t>编码器微调（**新正典**）</w:t>
+            </w:r>
+          </w:p>
+        </w:tc>
+        <w:tc>
+          <w:tcPr>
+            <w:tcW w:type="dxa" w:w="2520"/>
+          </w:tcPr>
+          <w:p>
+            <w:r/>
+            <w:r>
+              <w:rPr>
+                <w:rFonts w:ascii="Times New Roman" w:hAnsi="Times New Roman"/>
+                <w:sz w:val="19"/>
+              </w:rPr>
+              <w:t>epoch 预算 / 早停 patience</w:t>
+            </w:r>
+          </w:p>
+        </w:tc>
+        <w:tc>
+          <w:tcPr>
+            <w:tcW w:type="dxa" w:w="2520"/>
+          </w:tcPr>
+          <w:p>
+            <w:r/>
+            <w:r>
+              <w:rPr>
+                <w:rFonts w:ascii="Times New Roman" w:hAnsi="Times New Roman"/>
+                <w:sz w:val="19"/>
+              </w:rPr>
+              <w:t>20 / 4；早停判据 = 验证集 macro-F1（该头在阶段 2 被丢弃）</w:t>
+            </w:r>
+          </w:p>
+        </w:tc>
+        <w:tc>
+          <w:tcPr>
+            <w:tcW w:type="dxa" w:w="2520"/>
+          </w:tcPr>
+          <w:p>
+            <w:r/>
+            <w:r>
+              <w:rPr>
+                <w:rFonts w:ascii="Times New Roman" w:hAnsi="Times New Roman"/>
+                <w:sz w:val="19"/>
+              </w:rPr>
+              <w:t>runs/codebert_ft_p2/ss{S}/config.json::args</w:t>
+            </w:r>
+          </w:p>
+        </w:tc>
+      </w:tr>
+      <w:tr>
+        <w:tc>
+          <w:tcPr>
+            <w:tcW w:type="dxa" w:w="2520"/>
+          </w:tcPr>
+          <w:p>
+            <w:r/>
+            <w:r>
+              <w:rPr>
+                <w:rFonts w:ascii="Times New Roman" w:hAnsi="Times New Roman"/>
+                <w:sz w:val="19"/>
+              </w:rPr>
+              <w:t>编码器微调（新正典）</w:t>
+            </w:r>
+          </w:p>
+        </w:tc>
+        <w:tc>
+          <w:tcPr>
+            <w:tcW w:type="dxa" w:w="2520"/>
+          </w:tcPr>
+          <w:p>
+            <w:r/>
+            <w:r>
+              <w:rPr>
+                <w:rFonts w:ascii="Times New Roman" w:hAnsi="Times New Roman"/>
+                <w:sz w:val="19"/>
+              </w:rPr>
+              <w:t>学习率 / 分类头 lr / 权重衰减 / 序列批大小</w:t>
+            </w:r>
+          </w:p>
+        </w:tc>
+        <w:tc>
+          <w:tcPr>
+            <w:tcW w:type="dxa" w:w="2520"/>
+          </w:tcPr>
+          <w:p>
+            <w:r/>
+            <w:r>
+              <w:rPr>
+                <w:rFonts w:ascii="Times New Roman" w:hAnsi="Times New Roman"/>
+                <w:sz w:val="19"/>
+              </w:rPr>
+              <w:t>2e-5 / 1e-3 / 0.01 / 6</w:t>
+            </w:r>
+          </w:p>
+        </w:tc>
+        <w:tc>
+          <w:tcPr>
+            <w:tcW w:type="dxa" w:w="2520"/>
+          </w:tcPr>
+          <w:p>
+            <w:r/>
+            <w:r>
+              <w:rPr>
+                <w:rFonts w:ascii="Times New Roman" w:hAnsi="Times New Roman"/>
+                <w:sz w:val="19"/>
+              </w:rPr>
+              <w:t>同上</w:t>
+            </w:r>
+          </w:p>
+        </w:tc>
+      </w:tr>
+      <w:tr>
+        <w:tc>
+          <w:tcPr>
+            <w:tcW w:type="dxa" w:w="2520"/>
+          </w:tcPr>
+          <w:p>
+            <w:r/>
+            <w:r>
+              <w:rPr>
+                <w:rFonts w:ascii="Times New Roman" w:hAnsi="Times New Roman"/>
+                <w:sz w:val="19"/>
+              </w:rPr>
+              <w:t>编码器微调（新正典）</w:t>
+            </w:r>
+          </w:p>
+        </w:tc>
+        <w:tc>
+          <w:tcPr>
+            <w:tcW w:type="dxa" w:w="2520"/>
+          </w:tcPr>
+          <w:p>
+            <w:r/>
+            <w:r>
+              <w:rPr>
+                <w:rFonts w:ascii="Times New Roman" w:hAnsi="Times New Roman"/>
+                <w:sz w:val="19"/>
+              </w:rPr>
+              <w:t>SWA 后缀权值平均</w:t>
+            </w:r>
+          </w:p>
+        </w:tc>
+        <w:tc>
+          <w:tcPr>
+            <w:tcW w:type="dxa" w:w="2520"/>
+          </w:tcPr>
+          <w:p>
+            <w:r/>
+            <w:r>
+              <w:rPr>
+                <w:rFonts w:ascii="Times New Roman" w:hAnsi="Times New Roman"/>
+                <w:sz w:val="19"/>
+              </w:rPr>
+              <w:t>`--swa-start 16`：对第 16 轮起的权值等权平均，再与最佳单轮 checkpoint 在验证集上比较、取优者。🔴 **实测三种子均未选中 SWA**（`n_averaged` = 0/0/2；ss0/ss1 的最佳轮为 ep10/ep11、早停于第 16 轮之前，SWA 窗口从未打开；ss2 累到 2 轮但 val 0.6290 低于最佳单轮的 0.7165）⇒ **本次换代的实际增益来自 epoch 预算，不是 SWA**。</w:t>
+            </w:r>
+          </w:p>
+        </w:tc>
+        <w:tc>
+          <w:tcPr>
+            <w:tcW w:type="dxa" w:w="2520"/>
+          </w:tcPr>
+          <w:p>
+            <w:r/>
+            <w:r>
+              <w:rPr>
+                <w:rFonts w:ascii="Times New Roman" w:hAnsi="Times New Roman"/>
+                <w:sz w:val="19"/>
+              </w:rPr>
+              <w:t>同上 ::swa</w:t>
+            </w:r>
+          </w:p>
+        </w:tc>
+      </w:tr>
+      <w:tr>
+        <w:tc>
+          <w:tcPr>
+            <w:tcW w:type="dxa" w:w="2520"/>
+          </w:tcPr>
+          <w:p>
+            <w:r/>
+            <w:r>
+              <w:rPr>
+                <w:rFonts w:ascii="Times New Roman" w:hAnsi="Times New Roman"/>
+                <w:sz w:val="19"/>
+              </w:rPr>
+              <w:t>编码器微调（**消融档**）</w:t>
+            </w:r>
+          </w:p>
+        </w:tc>
+        <w:tc>
+          <w:tcPr>
+            <w:tcW w:type="dxa" w:w="2520"/>
+          </w:tcPr>
+          <w:p>
+            <w:r/>
+            <w:r>
+              <w:rPr>
+                <w:rFonts w:ascii="Times New Roman" w:hAnsi="Times New Roman"/>
+                <w:sz w:val="19"/>
+              </w:rPr>
+              <w:t>短预算配置（本文早期口径）</w:t>
+            </w:r>
+          </w:p>
+        </w:tc>
+        <w:tc>
+          <w:tcPr>
+            <w:tcW w:type="dxa" w:w="2520"/>
+          </w:tcPr>
+          <w:p>
+            <w:r/>
+            <w:r>
+              <w:rPr>
+                <w:rFonts w:ascii="Times New Roman" w:hAnsi="Times New Roman"/>
+                <w:sz w:val="19"/>
+              </w:rPr>
+              <w:t>epoch 5 / patience 2 —— 该档的编码器树 `products/alldata/graphs_ft/ss{S}` **原地保留**，作为**旧正典（5 轮档）**的输入，与「冻结」（`cb_frozen` 臂）「收敛」（20 轮，现行正典）构成三档阶梯；该档**不另设同名消融臂**（其 run 已归档于 `runs/prior_canon37/seed{S}`，配对比较见 §4.7.5 与 `experiments/encoder_promotion_gate.md`）</w:t>
+            </w:r>
+          </w:p>
+        </w:tc>
+        <w:tc>
+          <w:tcPr>
+            <w:tcW w:type="dxa" w:w="2520"/>
+          </w:tcPr>
+          <w:p>
+            <w:r/>
+            <w:r>
+              <w:rPr>
+                <w:rFonts w:ascii="Times New Roman" w:hAnsi="Times New Roman"/>
+                <w:sz w:val="19"/>
+              </w:rPr>
+              <w:t>runs/codebert_ft/alldata/ss{S}/config.json::args</w:t>
+            </w:r>
+          </w:p>
+        </w:tc>
+      </w:tr>
+    </w:tbl>
+    <w:p>
+      <w:pPr>
+        <w:pStyle w:val="2"/>
+        <w:rPr>
+          <w:rFonts w:ascii="Times New Roman" w:hAnsi="Times New Roman" w:cs="Times New Roman"/>
+          <w:sz w:val="26"/>
+          <w:szCs w:val="26"/>
+        </w:rPr>
+      </w:pPr>
+      <w:r>
+        <w:rPr>
+          <w:rFonts w:ascii="Segoe UI Emoji" w:hAnsi="Segoe UI Emoji" w:cs="Segoe UI Emoji"/>
+        </w:rPr>
+        <w:t>4.7.3  结构特征 30 位的逐位构成</w:t>
+      </w:r>
+      <w:r>
+        <w:rPr>
+          <w:rFonts w:ascii="Times New Roman" w:hAnsi="Times New Roman" w:cs="Times New Roman"/>
+        </w:rPr>
+      </w:r>
+      <w:r>
+        <w:rPr>
+          <w:rFonts w:ascii="Times New Roman" w:eastAsia="宋体" w:hAnsi="Times New Roman" w:cs="Times New Roman"/>
+        </w:rPr>
+      </w:r>
+    </w:p>
+    <w:tbl>
+      <w:tblPr>
+        <w:tblW w:type="auto" w:w="0"/>
+        <w:tblLook w:firstColumn="1" w:firstRow="1" w:lastColumn="0" w:lastRow="0" w:noHBand="0" w:noVBand="1" w:val="04A0"/>
+      </w:tblPr>
+      <w:tblGrid>
+        <w:gridCol w:w="2520"/>
+        <w:gridCol w:w="2520"/>
+        <w:gridCol w:w="2520"/>
+        <w:gridCol w:w="2520"/>
+      </w:tblGrid>
+      <w:tr>
+        <w:tc>
+          <w:tcPr>
+            <w:tcW w:type="dxa" w:w="2520"/>
+          </w:tcPr>
+          <w:p>
+            <w:r/>
+            <w:r>
+              <w:rPr>
+                <w:rFonts w:ascii="Times New Roman" w:hAnsi="Times New Roman"/>
+                <w:sz w:val="19"/>
+              </w:rPr>
+              <w:t>位段</w:t>
+            </w:r>
+          </w:p>
+        </w:tc>
+        <w:tc>
+          <w:tcPr>
+            <w:tcW w:type="dxa" w:w="2520"/>
+          </w:tcPr>
+          <w:p>
+            <w:r/>
+            <w:r>
+              <w:rPr>
+                <w:rFonts w:ascii="Times New Roman" w:hAnsi="Times New Roman"/>
+                <w:sz w:val="19"/>
+              </w:rPr>
+              <w:t>列数</w:t>
+            </w:r>
+          </w:p>
+        </w:tc>
+        <w:tc>
+          <w:tcPr>
+            <w:tcW w:type="dxa" w:w="2520"/>
+          </w:tcPr>
+          <w:p>
+            <w:r/>
+            <w:r>
+              <w:rPr>
+                <w:rFonts w:ascii="Times New Roman" w:hAnsi="Times New Roman"/>
+                <w:sz w:val="19"/>
+              </w:rPr>
+              <w:t>内容</w:t>
+            </w:r>
+          </w:p>
+        </w:tc>
+        <w:tc>
+          <w:tcPr>
+            <w:tcW w:type="dxa" w:w="2520"/>
+          </w:tcPr>
+          <w:p>
+            <w:r/>
+            <w:r>
+              <w:rPr>
+                <w:rFonts w:ascii="Times New Roman" w:hAnsi="Times New Roman"/>
+                <w:sz w:val="19"/>
+              </w:rPr>
+              <w:t>消融分组</w:t>
+            </w:r>
+          </w:p>
+        </w:tc>
+      </w:tr>
+      <w:tr>
+        <w:tc>
+          <w:tcPr>
+            <w:tcW w:type="dxa" w:w="2520"/>
+          </w:tcPr>
+          <w:p>
+            <w:r/>
+            <w:r>
+              <w:rPr>
+                <w:rFonts w:ascii="Times New Roman" w:hAnsi="Times New Roman"/>
+                <w:sz w:val="19"/>
+              </w:rPr>
+              <w:t>可见性 one-hot</w:t>
+            </w:r>
+          </w:p>
+        </w:tc>
+        <w:tc>
+          <w:tcPr>
+            <w:tcW w:type="dxa" w:w="2520"/>
+          </w:tcPr>
+          <w:p>
+            <w:r/>
+            <w:r>
+              <w:rPr>
+                <w:rFonts w:ascii="Times New Roman" w:hAnsi="Times New Roman"/>
+                <w:sz w:val="19"/>
+              </w:rPr>
+              <w:t>4</w:t>
+            </w:r>
+          </w:p>
+        </w:tc>
+        <w:tc>
+          <w:tcPr>
+            <w:tcW w:type="dxa" w:w="2520"/>
+          </w:tcPr>
+          <w:p>
+            <w:r/>
+            <w:r>
+              <w:rPr>
+                <w:rFonts w:ascii="Times New Roman" w:hAnsi="Times New Roman"/>
+                <w:sz w:val="19"/>
+              </w:rPr>
+              <w:t>public / external / internal / private</w:t>
+            </w:r>
+          </w:p>
+        </w:tc>
+        <w:tc>
+          <w:tcPr>
+            <w:tcW w:type="dxa" w:w="2520"/>
+          </w:tcPr>
+          <w:p>
+            <w:r/>
+            <w:r>
+              <w:rPr>
+                <w:rFonts w:ascii="Times New Roman" w:hAnsi="Times New Roman"/>
+                <w:sz w:val="19"/>
+              </w:rPr>
+              <w:t>基础结构组</w:t>
+            </w:r>
+          </w:p>
+        </w:tc>
+      </w:tr>
+      <w:tr>
+        <w:tc>
+          <w:tcPr>
+            <w:tcW w:type="dxa" w:w="2520"/>
+          </w:tcPr>
+          <w:p>
+            <w:r/>
+            <w:r>
+              <w:rPr>
+                <w:rFonts w:ascii="Times New Roman" w:hAnsi="Times New Roman"/>
+                <w:sz w:val="19"/>
+              </w:rPr>
+              <w:t>布尔 14 项</w:t>
+            </w:r>
+          </w:p>
+        </w:tc>
+        <w:tc>
+          <w:tcPr>
+            <w:tcW w:type="dxa" w:w="2520"/>
+          </w:tcPr>
+          <w:p>
+            <w:r/>
+            <w:r>
+              <w:rPr>
+                <w:rFonts w:ascii="Times New Roman" w:hAnsi="Times New Roman"/>
+                <w:sz w:val="19"/>
+              </w:rPr>
+              <w:t>14</w:t>
+            </w:r>
+          </w:p>
+        </w:tc>
+        <w:tc>
+          <w:tcPr>
+            <w:tcW w:type="dxa" w:w="2520"/>
+          </w:tcPr>
+          <w:p>
+            <w:r/>
+            <w:r>
+              <w:rPr>
+                <w:rFonts w:ascii="Times New Roman" w:hAnsi="Times New Roman"/>
+                <w:sz w:val="19"/>
+              </w:rPr>
+              <w:t>#2 外部调用、#3 转账、#4 写状态、#5 读状态、#6 条件节点、#7 算术、#8 block.timestamp、#9 msg.sender/tx.origin、#10 调用返回值、#11 循环体内、#13 返回值被消费、#14 后继同函数状态写、#15 入口函数 ENTRY、#16 循环内外呼</w:t>
+            </w:r>
+          </w:p>
+        </w:tc>
+        <w:tc>
+          <w:tcPr>
+            <w:tcW w:type="dxa" w:w="2520"/>
+          </w:tcPr>
+          <w:p>
+            <w:r/>
+            <w:r>
+              <w:rPr>
+                <w:rFonts w:ascii="Times New Roman" w:hAnsi="Times New Roman"/>
+                <w:sz w:val="19"/>
+              </w:rPr>
+              <w:t>#2–#8 基础结构组；#9–#11、#13 漏洞语义组；#14–#16 CALLBACK_RISK 辅助组</w:t>
+            </w:r>
+          </w:p>
+        </w:tc>
+      </w:tr>
+      <w:tr>
+        <w:tc>
+          <w:tcPr>
+            <w:tcW w:type="dxa" w:w="2520"/>
+          </w:tcPr>
+          <w:p>
+            <w:r/>
+            <w:r>
+              <w:rPr>
+                <w:rFonts w:ascii="Times New Roman" w:hAnsi="Times New Roman"/>
+                <w:sz w:val="19"/>
+              </w:rPr>
+              <w:t>外部调用方式 one-hot</w:t>
+            </w:r>
+          </w:p>
+        </w:tc>
+        <w:tc>
+          <w:tcPr>
+            <w:tcW w:type="dxa" w:w="2520"/>
+          </w:tcPr>
+          <w:p>
+            <w:r/>
+            <w:r>
+              <w:rPr>
+                <w:rFonts w:ascii="Times New Roman" w:hAnsi="Times New Roman"/>
+                <w:sz w:val="19"/>
+              </w:rPr>
+              <w:t>5</w:t>
+            </w:r>
+          </w:p>
+        </w:tc>
+        <w:tc>
+          <w:tcPr>
+            <w:tcW w:type="dxa" w:w="2520"/>
+          </w:tcPr>
+          <w:p>
+            <w:r/>
+            <w:r>
+              <w:rPr>
+                <w:rFonts w:ascii="Times New Roman" w:hAnsi="Times New Roman"/>
+                <w:sz w:val="19"/>
+              </w:rPr>
+              <w:t>call / send / transfer / low_level / other</w:t>
+            </w:r>
+          </w:p>
+        </w:tc>
+        <w:tc>
+          <w:tcPr>
+            <w:tcW w:type="dxa" w:w="2520"/>
+          </w:tcPr>
+          <w:p>
+            <w:r/>
+            <w:r>
+              <w:rPr>
+                <w:rFonts w:ascii="Times New Roman" w:hAnsi="Times New Roman"/>
+                <w:sz w:val="19"/>
+              </w:rPr>
+              <w:t>漏洞语义组</w:t>
+            </w:r>
+          </w:p>
+        </w:tc>
+      </w:tr>
+      <w:tr>
+        <w:tc>
+          <w:tcPr>
+            <w:tcW w:type="dxa" w:w="2520"/>
+          </w:tcPr>
+          <w:p>
+            <w:r/>
+            <w:r>
+              <w:rPr>
+                <w:rFonts w:ascii="Times New Roman" w:hAnsi="Times New Roman"/>
+                <w:sz w:val="19"/>
+              </w:rPr>
+              <w:t>归一化位置</w:t>
+            </w:r>
+          </w:p>
+        </w:tc>
+        <w:tc>
+          <w:tcPr>
+            <w:tcW w:type="dxa" w:w="2520"/>
+          </w:tcPr>
+          <w:p>
+            <w:r/>
+            <w:r>
+              <w:rPr>
+                <w:rFonts w:ascii="Times New Roman" w:hAnsi="Times New Roman"/>
+                <w:sz w:val="19"/>
+              </w:rPr>
+              <w:t>1</w:t>
+            </w:r>
+          </w:p>
+        </w:tc>
+        <w:tc>
+          <w:tcPr>
+            <w:tcW w:type="dxa" w:w="2520"/>
+          </w:tcPr>
+          <w:p>
+            <w:r/>
+            <w:r>
+              <w:rPr>
+                <w:rFonts w:ascii="Times New Roman" w:hAnsi="Times New Roman"/>
+                <w:sz w:val="19"/>
+              </w:rPr>
+              <w:t>节点起始行在所属函数行数范围内的相对位置，裁剪到 [0,1]</w:t>
+            </w:r>
+          </w:p>
+        </w:tc>
+        <w:tc>
+          <w:tcPr>
+            <w:tcW w:type="dxa" w:w="2520"/>
+          </w:tcPr>
+          <w:p>
+            <w:r/>
+            <w:r>
+              <w:rPr>
+                <w:rFonts w:ascii="Times New Roman" w:hAnsi="Times New Roman"/>
+                <w:sz w:val="19"/>
+              </w:rPr>
+              <w:t>位置与指令组</w:t>
+            </w:r>
+          </w:p>
+        </w:tc>
+      </w:tr>
+      <w:tr>
+        <w:tc>
+          <w:tcPr>
+            <w:tcW w:type="dxa" w:w="2520"/>
+          </w:tcPr>
+          <w:p>
+            <w:r/>
+            <w:r>
+              <w:rPr>
+                <w:rFonts w:ascii="Times New Roman" w:hAnsi="Times New Roman"/>
+                <w:sz w:val="19"/>
+              </w:rPr>
+              <w:t>SlithIR 指令类别 one-hot</w:t>
+            </w:r>
+          </w:p>
+        </w:tc>
+        <w:tc>
+          <w:tcPr>
+            <w:tcW w:type="dxa" w:w="2520"/>
+          </w:tcPr>
+          <w:p>
+            <w:r/>
+            <w:r>
+              <w:rPr>
+                <w:rFonts w:ascii="Times New Roman" w:hAnsi="Times New Roman"/>
+                <w:sz w:val="19"/>
+              </w:rPr>
+              <w:t>6</w:t>
+            </w:r>
+          </w:p>
+        </w:tc>
+        <w:tc>
+          <w:tcPr>
+            <w:tcW w:type="dxa" w:w="2520"/>
+          </w:tcPr>
+          <w:p>
+            <w:r/>
+            <w:r>
+              <w:rPr>
+                <w:rFonts w:ascii="Times New Roman" w:hAnsi="Times New Roman"/>
+                <w:sz w:val="19"/>
+              </w:rPr>
+              <w:t>ASSIGNMENT / SOLIDITY_CALL / CONDITION / HIGH_LEVEL_CALL / LOW_LEVEL_CALL / OTHER</w:t>
+            </w:r>
+          </w:p>
+        </w:tc>
+        <w:tc>
+          <w:tcPr>
+            <w:tcW w:type="dxa" w:w="2520"/>
+          </w:tcPr>
+          <w:p>
+            <w:r/>
+            <w:r>
+              <w:rPr>
+                <w:rFonts w:ascii="Times New Roman" w:hAnsi="Times New Roman"/>
+                <w:sz w:val="19"/>
+              </w:rPr>
+              <w:t>位置与指令组</w:t>
+            </w:r>
+          </w:p>
+        </w:tc>
+      </w:tr>
+    </w:tbl>
+    <w:p>
+      <w:pPr>
+        <w:rPr>
+          <w:rFonts w:ascii="Times New Roman" w:hAnsi="Times New Roman" w:cs="Times New Roman"/>
+        </w:rPr>
+      </w:pPr>
+      <w:r>
+        <w:rPr>
+          <w:rFonts w:ascii="Times New Roman" w:hAnsi="Times New Roman" w:cs="Times New Roman"/>
+        </w:rPr>
+        <w:t>⚠ **IR 类别为冻结字典**：6 类，跨语料（含 DIVE/SolidiFI）统一取自 `products/alldata/graphs/ir_cat.json`（`version=m3-categories-v1`），跨数据集评测必须显式传 `--categories` 指向它，否则列宽与类别语义会漂移。⚠ 上表 4+14+5+1+6 = **30**，与 `config.json::derived.D_struct` 一致。⚠ 模型总参数量 **415226**（融合层 209472 + RGCN 205754），见 `config.json::derived.parameter_report`。</w:t>
+      </w:r>
+      <w:r>
+        <w:rPr>
+          <w:rFonts w:ascii="Times New Roman" w:hAnsi="Times New Roman" w:cs="Times New Roman"/>
+        </w:rPr>
+      </w:r>
+    </w:p>
+    <w:p>
+      <w:pPr>
+        <w:pStyle w:val="2"/>
+        <w:rPr>
+          <w:rFonts w:ascii="Times New Roman" w:hAnsi="Times New Roman" w:cs="Times New Roman"/>
+          <w:sz w:val="26"/>
+          <w:szCs w:val="26"/>
+        </w:rPr>
+      </w:pPr>
+      <w:r>
+        <w:rPr>
+          <w:rFonts w:ascii="Segoe UI Emoji" w:hAnsi="Segoe UI Emoji" w:cs="Segoe UI Emoji"/>
+        </w:rPr>
+        <w:t>4.7.4  数据漏斗与划分（实测）</w:t>
+      </w:r>
+      <w:r>
+        <w:rPr>
+          <w:rFonts w:ascii="Times New Roman" w:hAnsi="Times New Roman" w:cs="Times New Roman"/>
+        </w:rPr>
+      </w:r>
+      <w:r>
+        <w:rPr>
+          <w:rFonts w:ascii="Times New Roman" w:eastAsia="宋体" w:hAnsi="Times New Roman" w:cs="Times New Roman"/>
+        </w:rPr>
+      </w:r>
+    </w:p>
+    <w:tbl>
+      <w:tblPr>
+        <w:tblW w:type="auto" w:w="0"/>
+        <w:tblLook w:firstColumn="1" w:firstRow="1" w:lastColumn="0" w:lastRow="0" w:noHBand="0" w:noVBand="1" w:val="04A0"/>
+      </w:tblPr>
+      <w:tblGrid>
+        <w:gridCol w:w="2520"/>
+        <w:gridCol w:w="2520"/>
+        <w:gridCol w:w="2520"/>
+        <w:gridCol w:w="2520"/>
+      </w:tblGrid>
+      <w:tr>
+        <w:tc>
+          <w:tcPr>
+            <w:tcW w:type="dxa" w:w="2520"/>
+          </w:tcPr>
+          <w:p>
+            <w:r/>
+            <w:r>
+              <w:rPr>
+                <w:rFonts w:ascii="Times New Roman" w:hAnsi="Times New Roman"/>
+                <w:sz w:val="19"/>
+              </w:rPr>
+              <w:t>步骤</w:t>
+            </w:r>
+          </w:p>
+        </w:tc>
+        <w:tc>
+          <w:tcPr>
+            <w:tcW w:type="dxa" w:w="2520"/>
+          </w:tcPr>
+          <w:p>
+            <w:r/>
+            <w:r>
+              <w:rPr>
+                <w:rFonts w:ascii="Times New Roman" w:hAnsi="Times New Roman"/>
+                <w:sz w:val="19"/>
+              </w:rPr>
+              <w:t>合约数</w:t>
+            </w:r>
+          </w:p>
+        </w:tc>
+        <w:tc>
+          <w:tcPr>
+            <w:tcW w:type="dxa" w:w="2520"/>
+          </w:tcPr>
+          <w:p>
+            <w:r/>
+            <w:r>
+              <w:rPr>
+                <w:rFonts w:ascii="Times New Roman" w:hAnsi="Times New Roman"/>
+                <w:sz w:val="19"/>
+              </w:rPr>
+              <w:t>说明</w:t>
+            </w:r>
+          </w:p>
+        </w:tc>
+        <w:tc>
+          <w:tcPr>
+            <w:tcW w:type="dxa" w:w="2520"/>
+          </w:tcPr>
+          <w:p>
+            <w:r/>
+            <w:r>
+              <w:rPr>
+                <w:rFonts w:ascii="Times New Roman" w:hAnsi="Times New Roman"/>
+                <w:sz w:val="19"/>
+              </w:rPr>
+              <w:t>出处</w:t>
+            </w:r>
+          </w:p>
+        </w:tc>
+      </w:tr>
+      <w:tr>
+        <w:tc>
+          <w:tcPr>
+            <w:tcW w:type="dxa" w:w="2520"/>
+          </w:tcPr>
+          <w:p>
+            <w:r/>
+            <w:r>
+              <w:rPr>
+                <w:rFonts w:ascii="Times New Roman" w:hAnsi="Times New Roman"/>
+                <w:sz w:val="19"/>
+              </w:rPr>
+              <w:t>只读源文件</w:t>
+            </w:r>
+          </w:p>
+        </w:tc>
+        <w:tc>
+          <w:tcPr>
+            <w:tcW w:type="dxa" w:w="2520"/>
+          </w:tcPr>
+          <w:p>
+            <w:r/>
+            <w:r>
+              <w:rPr>
+                <w:rFonts w:ascii="Times New Roman" w:hAnsi="Times New Roman"/>
+                <w:sz w:val="19"/>
+              </w:rPr>
+              <w:t>591</w:t>
+            </w:r>
+          </w:p>
+        </w:tc>
+        <w:tc>
+          <w:tcPr>
+            <w:tcW w:type="dxa" w:w="2520"/>
+          </w:tcPr>
+          <w:p>
+            <w:r/>
+            <w:r>
+              <w:rPr>
+                <w:rFonts w:ascii="Times New Roman" w:hAnsi="Times New Roman"/>
+                <w:sz w:val="19"/>
+              </w:rPr>
+              <w:t>alldata(readonly)/alldata_sol_source/ 下的扁平 .sol 数</w:t>
+            </w:r>
+          </w:p>
+        </w:tc>
+        <w:tc>
+          <w:tcPr>
+            <w:tcW w:type="dxa" w:w="2520"/>
+          </w:tcPr>
+          <w:p>
+            <w:r/>
+            <w:r>
+              <w:rPr>
+                <w:rFonts w:ascii="Times New Roman" w:hAnsi="Times New Roman"/>
+                <w:sz w:val="19"/>
+              </w:rPr>
+              <w:t>raw/filter_report.txt</w:t>
+            </w:r>
+          </w:p>
+        </w:tc>
+      </w:tr>
+      <w:tr>
+        <w:tc>
+          <w:tcPr>
+            <w:tcW w:type="dxa" w:w="2520"/>
+          </w:tcPr>
+          <w:p>
+            <w:r/>
+            <w:r>
+              <w:rPr>
+                <w:rFonts w:ascii="Times New Roman" w:hAnsi="Times New Roman"/>
+                <w:sz w:val="19"/>
+              </w:rPr>
+              <w:t>标签索引（项目级）</w:t>
+            </w:r>
+          </w:p>
+        </w:tc>
+        <w:tc>
+          <w:tcPr>
+            <w:tcW w:type="dxa" w:w="2520"/>
+          </w:tcPr>
+          <w:p>
+            <w:r/>
+            <w:r>
+              <w:rPr>
+                <w:rFonts w:ascii="Times New Roman" w:hAnsi="Times New Roman"/>
+                <w:sz w:val="19"/>
+              </w:rPr>
+              <w:t>590</w:t>
+            </w:r>
+          </w:p>
+        </w:tc>
+        <w:tc>
+          <w:tcPr>
+            <w:tcW w:type="dxa" w:w="2520"/>
+          </w:tcPr>
+          <w:p>
+            <w:r/>
+            <w:r>
+              <w:rPr>
+                <w:rFonts w:ascii="Times New Roman" w:hAnsi="Times New Roman"/>
+                <w:sz w:val="19"/>
+              </w:rPr>
+              <w:t>按源码 sha1 → 项目标识/地址归并；n_unmatched=0</w:t>
+            </w:r>
+          </w:p>
+        </w:tc>
+        <w:tc>
+          <w:tcPr>
+            <w:tcW w:type="dxa" w:w="2520"/>
+          </w:tcPr>
+          <w:p>
+            <w:r/>
+            <w:r>
+              <w:rPr>
+                <w:rFonts w:ascii="Times New Roman" w:hAnsi="Times New Roman"/>
+                <w:sz w:val="19"/>
+              </w:rPr>
+              <w:t>config.json::label_source</w:t>
+            </w:r>
+          </w:p>
+        </w:tc>
+      </w:tr>
+      <w:tr>
+        <w:tc>
+          <w:tcPr>
+            <w:tcW w:type="dxa" w:w="2520"/>
+          </w:tcPr>
+          <w:p>
+            <w:r/>
+            <w:r>
+              <w:rPr>
+                <w:rFonts w:ascii="Times New Roman" w:hAnsi="Times New Roman"/>
+                <w:sz w:val="19"/>
+              </w:rPr>
+              <w:t>剔除 buggy_* 噪声项目</w:t>
+            </w:r>
+          </w:p>
+        </w:tc>
+        <w:tc>
+          <w:tcPr>
+            <w:tcW w:type="dxa" w:w="2520"/>
+          </w:tcPr>
+          <w:p>
+            <w:r/>
+            <w:r>
+              <w:rPr>
+                <w:rFonts w:ascii="Times New Roman" w:hAnsi="Times New Roman"/>
+                <w:sz w:val="19"/>
+              </w:rPr>
+              <w:t>−90 → 500</w:t>
+            </w:r>
+          </w:p>
+        </w:tc>
+        <w:tc>
+          <w:tcPr>
+            <w:tcW w:type="dxa" w:w="2520"/>
+          </w:tcPr>
+          <w:p>
+            <w:r/>
+            <w:r>
+              <w:rPr>
+                <w:rFonts w:ascii="Times New Roman" w:hAnsi="Times New Roman"/>
+                <w:sz w:val="19"/>
+              </w:rPr>
+              <w:t>buggy_* 家族标签为注入噪声（见下注）</w:t>
+            </w:r>
+          </w:p>
+        </w:tc>
+        <w:tc>
+          <w:tcPr>
+            <w:tcW w:type="dxa" w:w="2520"/>
+          </w:tcPr>
+          <w:p>
+            <w:r/>
+            <w:r>
+              <w:rPr>
+                <w:rFonts w:ascii="Times New Roman" w:hAnsi="Times New Roman"/>
+                <w:sz w:val="19"/>
+              </w:rPr>
+              <w:t>split_report.json::buggy_excluded_graphs</w:t>
+            </w:r>
+          </w:p>
+        </w:tc>
+      </w:tr>
+      <w:tr>
+        <w:tc>
+          <w:tcPr>
+            <w:tcW w:type="dxa" w:w="2520"/>
+          </w:tcPr>
+          <w:p>
+            <w:r/>
+            <w:r>
+              <w:rPr>
+                <w:rFonts w:ascii="Times New Roman" w:hAnsi="Times New Roman"/>
+                <w:sz w:val="19"/>
+              </w:rPr>
+              <w:t>去重</w:t>
+            </w:r>
+          </w:p>
+        </w:tc>
+        <w:tc>
+          <w:tcPr>
+            <w:tcW w:type="dxa" w:w="2520"/>
+          </w:tcPr>
+          <w:p>
+            <w:r/>
+            <w:r>
+              <w:rPr>
+                <w:rFonts w:ascii="Times New Roman" w:hAnsi="Times New Roman"/>
+                <w:sz w:val="19"/>
+              </w:rPr>
+              <w:t>−47 → 453</w:t>
+            </w:r>
+          </w:p>
+        </w:tc>
+        <w:tc>
+          <w:tcPr>
+            <w:tcW w:type="dxa" w:w="2520"/>
+          </w:tcPr>
+          <w:p>
+            <w:r/>
+            <w:r>
+              <w:rPr>
+                <w:rFonts w:ascii="Times New Roman" w:hAnsi="Times New Roman"/>
+                <w:sz w:val="19"/>
+              </w:rPr>
+              <w:t>先剔 buggy_* 再去重；46 个按源码 sha1、1 个按地址</w:t>
+            </w:r>
+          </w:p>
+        </w:tc>
+        <w:tc>
+          <w:tcPr>
+            <w:tcW w:type="dxa" w:w="2520"/>
+          </w:tcPr>
+          <w:p>
+            <w:r/>
+            <w:r>
+              <w:rPr>
+                <w:rFonts w:ascii="Times New Roman" w:hAnsi="Times New Roman"/>
+                <w:sz w:val="19"/>
+              </w:rPr>
+              <w:t>split_report.json::dedup</w:t>
+            </w:r>
+          </w:p>
+        </w:tc>
+      </w:tr>
+      <w:tr>
+        <w:tc>
+          <w:tcPr>
+            <w:tcW w:type="dxa" w:w="2520"/>
+          </w:tcPr>
+          <w:p>
+            <w:r/>
+            <w:r>
+              <w:rPr>
+                <w:rFonts w:ascii="Times New Roman" w:hAnsi="Times New Roman"/>
+                <w:sz w:val="19"/>
+              </w:rPr>
+              <w:t>训练池</w:t>
+            </w:r>
+          </w:p>
+        </w:tc>
+        <w:tc>
+          <w:tcPr>
+            <w:tcW w:type="dxa" w:w="2520"/>
+          </w:tcPr>
+          <w:p>
+            <w:r/>
+            <w:r>
+              <w:rPr>
+                <w:rFonts w:ascii="Times New Roman" w:hAnsi="Times New Roman"/>
+                <w:sz w:val="19"/>
+              </w:rPr>
+              <w:t>453</w:t>
+            </w:r>
+          </w:p>
+        </w:tc>
+        <w:tc>
+          <w:tcPr>
+            <w:tcW w:type="dxa" w:w="2520"/>
+          </w:tcPr>
+          <w:p>
+            <w:r/>
+            <w:r>
+              <w:rPr>
+                <w:rFonts w:ascii="Times New Roman" w:hAnsi="Times New Roman"/>
+                <w:sz w:val="19"/>
+              </w:rPr>
+              <w:t>train/val/test = 362/45/46（三种子规模相同）</w:t>
+            </w:r>
+          </w:p>
+        </w:tc>
+        <w:tc>
+          <w:tcPr>
+            <w:tcW w:type="dxa" w:w="2520"/>
+          </w:tcPr>
+          <w:p>
+            <w:r/>
+            <w:r>
+              <w:rPr>
+                <w:rFonts w:ascii="Times New Roman" w:hAnsi="Times New Roman"/>
+                <w:sz w:val="19"/>
+              </w:rPr>
+              <w:t>split_seed{0,1,2}.json</w:t>
+            </w:r>
+          </w:p>
+        </w:tc>
+      </w:tr>
+    </w:tbl>
+    <w:p>
+      <w:pPr>
+        <w:rPr>
+          <w:rFonts w:ascii="Times New Roman" w:hAnsi="Times New Roman" w:cs="Times New Roman"/>
+        </w:rPr>
+      </w:pPr>
+      <w:r>
+        <w:rPr>
+          <w:rFonts w:ascii="Times New Roman" w:hAnsi="Times New Roman" w:cs="Times New Roman"/>
+        </w:rPr>
+        <w:t>🔴 **池内正样本侧几乎全是单标签**（实测）：池 453 个合约中**全零（正常）326 个、单标签 126 个、多标签仅 1 个**（该合约真值为 reentrancy + uncheck）。原始「多标签」现象集中在被剔除的 90 个 `buggy_*` 合约上——它们只有两种标签模式：**80 个七类全 1**、**10 个为 arithmetic+time_manipulation+uncheck**，均为「每类各放一份」的注入假象（`decisions.md` §18.4），**不是真实的多标签标注**。⇒ 本库上的「七维多标签」任务，在**正样本侧实质接近单标签**；多标签能力主要由 DIVE 外部测试集与增强集体现。此事实须在论文中如实披露。⚠ **本表数字与仓库既有的一份自述文件不一致、以本表为准**：`products/alldata/raw/data_funnel.json` 的步骤 25/26 把标签写成「全量图（581）」「划分池（448）」，而同一记录的数值字段是 590 与 453（标签与数值自相矛盾）。本文档此前的「591 源文件 / 448 池样本 / 323 个全零」即沿用了那两处错误标签，本次按 **split 产物实测值**改正为 453 / 326。</w:t>
+      </w:r>
+      <w:r>
+        <w:rPr>
+          <w:rFonts w:ascii="Times New Roman" w:hAnsi="Times New Roman" w:cs="Times New Roman"/>
+        </w:rPr>
+      </w:r>
+    </w:p>
+    <w:p>
+      <w:pPr>
+        <w:rPr>
+          <w:rFonts w:ascii="Times New Roman" w:hAnsi="Times New Roman" w:cs="Times New Roman"/>
+        </w:rPr>
+      </w:pPr>
+      <w:r>
+        <w:rPr>
+          <w:rFonts w:ascii="Times New Roman" w:hAnsi="Times New Roman" w:cs="Times New Roman"/>
+        </w:rPr>
+        <w:t>逐种子的逐类正样本数（列序同标签顺序）：</w:t>
+      </w:r>
+      <w:r>
+        <w:rPr>
+          <w:rFonts w:ascii="Times New Roman" w:hAnsi="Times New Roman" w:cs="Times New Roman"/>
+        </w:rPr>
+      </w:r>
+    </w:p>
+    <w:tbl>
+      <w:tblPr>
+        <w:tblW w:type="auto" w:w="0"/>
+        <w:tblLook w:firstColumn="1" w:firstRow="1" w:lastColumn="0" w:lastRow="0" w:noHBand="0" w:noVBand="1" w:val="04A0"/>
+      </w:tblPr>
+      <w:tblGrid>
+        <w:gridCol w:w="2016"/>
+        <w:gridCol w:w="2016"/>
+        <w:gridCol w:w="2016"/>
+        <w:gridCol w:w="2016"/>
+        <w:gridCol w:w="2016"/>
+      </w:tblGrid>
+      <w:tr>
+        <w:tc>
+          <w:tcPr>
+            <w:tcW w:type="dxa" w:w="2016"/>
+          </w:tcPr>
+          <w:p>
+            <w:r/>
+            <w:r>
+              <w:rPr>
+                <w:rFonts w:ascii="Times New Roman" w:hAnsi="Times New Roman"/>
+                <w:sz w:val="19"/>
+              </w:rPr>
+              <w:t>划分种子</w:t>
+            </w:r>
+          </w:p>
+        </w:tc>
+        <w:tc>
+          <w:tcPr>
+            <w:tcW w:type="dxa" w:w="2016"/>
+          </w:tcPr>
+          <w:p>
+            <w:r/>
+            <w:r>
+              <w:rPr>
+                <w:rFonts w:ascii="Times New Roman" w:hAnsi="Times New Roman"/>
+                <w:sz w:val="19"/>
+              </w:rPr>
+              <w:t>train 逐类正样本</w:t>
+            </w:r>
+          </w:p>
+        </w:tc>
+        <w:tc>
+          <w:tcPr>
+            <w:tcW w:type="dxa" w:w="2016"/>
+          </w:tcPr>
+          <w:p>
+            <w:r/>
+            <w:r>
+              <w:rPr>
+                <w:rFonts w:ascii="Times New Roman" w:hAnsi="Times New Roman"/>
+                <w:sz w:val="19"/>
+              </w:rPr>
+              <w:t>val 逐类正样本</w:t>
+            </w:r>
+          </w:p>
+        </w:tc>
+        <w:tc>
+          <w:tcPr>
+            <w:tcW w:type="dxa" w:w="2016"/>
+          </w:tcPr>
+          <w:p>
+            <w:r/>
+            <w:r>
+              <w:rPr>
+                <w:rFonts w:ascii="Times New Roman" w:hAnsi="Times New Roman"/>
+                <w:sz w:val="19"/>
+              </w:rPr>
+              <w:t>test 逐类正样本</w:t>
+            </w:r>
+          </w:p>
+        </w:tc>
+        <w:tc>
+          <w:tcPr>
+            <w:tcW w:type="dxa" w:w="2016"/>
+          </w:tcPr>
+          <w:p>
+            <w:r/>
+            <w:r>
+              <w:rPr>
+                <w:rFonts w:ascii="Times New Roman" w:hAnsi="Times New Roman"/>
+                <w:sz w:val="19"/>
+              </w:rPr>
+              <w:t>覆盖约束 C1/C2</w:t>
+            </w:r>
+          </w:p>
+        </w:tc>
+      </w:tr>
+      <w:tr>
+        <w:tc>
+          <w:tcPr>
+            <w:tcW w:type="dxa" w:w="2016"/>
+          </w:tcPr>
+          <w:p>
+            <w:r/>
+            <w:r>
+              <w:rPr>
+                <w:rFonts w:ascii="Times New Roman" w:hAnsi="Times New Roman"/>
+                <w:sz w:val="19"/>
+              </w:rPr>
+              <w:t>ss0</w:t>
+            </w:r>
+          </w:p>
+        </w:tc>
+        <w:tc>
+          <w:tcPr>
+            <w:tcW w:type="dxa" w:w="2016"/>
+          </w:tcPr>
+          <w:p>
+            <w:r/>
+            <w:r>
+              <w:rPr>
+                <w:rFonts w:ascii="Times New Roman" w:hAnsi="Times New Roman"/>
+                <w:sz w:val="19"/>
+              </w:rPr>
+              <w:t>11/10/4/2/21/2/35</w:t>
+            </w:r>
+          </w:p>
+        </w:tc>
+        <w:tc>
+          <w:tcPr>
+            <w:tcW w:type="dxa" w:w="2016"/>
+          </w:tcPr>
+          <w:p>
+            <w:r/>
+            <w:r>
+              <w:rPr>
+                <w:rFonts w:ascii="Times New Roman" w:hAnsi="Times New Roman"/>
+                <w:sz w:val="19"/>
+              </w:rPr>
+              <w:t>3/3/1/1/5/1/8</w:t>
+            </w:r>
+          </w:p>
+        </w:tc>
+        <w:tc>
+          <w:tcPr>
+            <w:tcW w:type="dxa" w:w="2016"/>
+          </w:tcPr>
+          <w:p>
+            <w:r/>
+            <w:r>
+              <w:rPr>
+                <w:rFonts w:ascii="Times New Roman" w:hAnsi="Times New Roman"/>
+                <w:sz w:val="19"/>
+              </w:rPr>
+              <w:t>3/2/1/1/5/2/7</w:t>
+            </w:r>
+          </w:p>
+        </w:tc>
+        <w:tc>
+          <w:tcPr>
+            <w:tcW w:type="dxa" w:w="2016"/>
+          </w:tcPr>
+          <w:p>
+            <w:r/>
+            <w:r>
+              <w:rPr>
+                <w:rFonts w:ascii="Times New Roman" w:hAnsi="Times New Roman"/>
+                <w:sz w:val="19"/>
+              </w:rPr>
+              <w:t>全部达标</w:t>
+            </w:r>
+          </w:p>
+        </w:tc>
+      </w:tr>
+      <w:tr>
+        <w:tc>
+          <w:tcPr>
+            <w:tcW w:type="dxa" w:w="2016"/>
+          </w:tcPr>
+          <w:p>
+            <w:r/>
+            <w:r>
+              <w:rPr>
+                <w:rFonts w:ascii="Times New Roman" w:hAnsi="Times New Roman"/>
+                <w:sz w:val="19"/>
+              </w:rPr>
+              <w:t>ss1</w:t>
+            </w:r>
+          </w:p>
+        </w:tc>
+        <w:tc>
+          <w:tcPr>
+            <w:tcW w:type="dxa" w:w="2016"/>
+          </w:tcPr>
+          <w:p>
+            <w:r/>
+            <w:r>
+              <w:rPr>
+                <w:rFonts w:ascii="Times New Roman" w:hAnsi="Times New Roman"/>
+                <w:sz w:val="19"/>
+              </w:rPr>
+              <w:t>11/10/4/2/19/3/35</w:t>
+            </w:r>
+          </w:p>
+        </w:tc>
+        <w:tc>
+          <w:tcPr>
+            <w:tcW w:type="dxa" w:w="2016"/>
+          </w:tcPr>
+          <w:p>
+            <w:r/>
+            <w:r>
+              <w:rPr>
+                <w:rFonts w:ascii="Times New Roman" w:hAnsi="Times New Roman"/>
+                <w:sz w:val="19"/>
+              </w:rPr>
+              <w:t>3/3/1/1/6/1/8</w:t>
+            </w:r>
+          </w:p>
+        </w:tc>
+        <w:tc>
+          <w:tcPr>
+            <w:tcW w:type="dxa" w:w="2016"/>
+          </w:tcPr>
+          <w:p>
+            <w:r/>
+            <w:r>
+              <w:rPr>
+                <w:rFonts w:ascii="Times New Roman" w:hAnsi="Times New Roman"/>
+                <w:sz w:val="19"/>
+              </w:rPr>
+              <w:t>3/2/1/1/6/1/7</w:t>
+            </w:r>
+          </w:p>
+        </w:tc>
+        <w:tc>
+          <w:tcPr>
+            <w:tcW w:type="dxa" w:w="2016"/>
+          </w:tcPr>
+          <w:p>
+            <w:r/>
+            <w:r>
+              <w:rPr>
+                <w:rFonts w:ascii="Times New Roman" w:hAnsi="Times New Roman"/>
+                <w:sz w:val="19"/>
+              </w:rPr>
+              <w:t>全部达标</w:t>
+            </w:r>
+          </w:p>
+        </w:tc>
+      </w:tr>
+      <w:tr>
+        <w:tc>
+          <w:tcPr>
+            <w:tcW w:type="dxa" w:w="2016"/>
+          </w:tcPr>
+          <w:p>
+            <w:r/>
+            <w:r>
+              <w:rPr>
+                <w:rFonts w:ascii="Times New Roman" w:hAnsi="Times New Roman"/>
+                <w:sz w:val="19"/>
+              </w:rPr>
+              <w:t>ss2</w:t>
+            </w:r>
+          </w:p>
+        </w:tc>
+        <w:tc>
+          <w:tcPr>
+            <w:tcW w:type="dxa" w:w="2016"/>
+          </w:tcPr>
+          <w:p>
+            <w:r/>
+            <w:r>
+              <w:rPr>
+                <w:rFonts w:ascii="Times New Roman" w:hAnsi="Times New Roman"/>
+                <w:sz w:val="19"/>
+              </w:rPr>
+              <w:t>11/10/4/2/21/3/35</w:t>
+            </w:r>
+          </w:p>
+        </w:tc>
+        <w:tc>
+          <w:tcPr>
+            <w:tcW w:type="dxa" w:w="2016"/>
+          </w:tcPr>
+          <w:p>
+            <w:r/>
+            <w:r>
+              <w:rPr>
+                <w:rFonts w:ascii="Times New Roman" w:hAnsi="Times New Roman"/>
+                <w:sz w:val="19"/>
+              </w:rPr>
+              <w:t>3/2/1/1/5/1/8</w:t>
+            </w:r>
+          </w:p>
+        </w:tc>
+        <w:tc>
+          <w:tcPr>
+            <w:tcW w:type="dxa" w:w="2016"/>
+          </w:tcPr>
+          <w:p>
+            <w:r/>
+            <w:r>
+              <w:rPr>
+                <w:rFonts w:ascii="Times New Roman" w:hAnsi="Times New Roman"/>
+                <w:sz w:val="19"/>
+              </w:rPr>
+              <w:t>3/3/1/1/5/1/7</w:t>
+            </w:r>
+          </w:p>
+        </w:tc>
+        <w:tc>
+          <w:tcPr>
+            <w:tcW w:type="dxa" w:w="2016"/>
+          </w:tcPr>
+          <w:p>
+            <w:r/>
+            <w:r>
+              <w:rPr>
+                <w:rFonts w:ascii="Times New Roman" w:hAnsi="Times New Roman"/>
+                <w:sz w:val="19"/>
+              </w:rPr>
+              <w:t>全部达标</w:t>
+            </w:r>
+          </w:p>
+        </w:tc>
+      </w:tr>
+    </w:tbl>
+    <w:p>
+      <w:pPr>
+        <w:rPr>
+          <w:rFonts w:ascii="Times New Roman" w:hAnsi="Times New Roman" w:cs="Times New Roman"/>
+        </w:rPr>
+      </w:pPr>
+      <w:r>
+        <w:rPr>
+          <w:rFonts w:ascii="Times New Roman" w:hAnsi="Times New Roman" w:cs="Times New Roman"/>
+        </w:rPr>
+        <w:t>列序固定为 access_control / arithmetic / dos / front_running / reentrancy / time_manipulation / uncheck。池内逐类正样本总数为 17/15/6/4/31/5/50（三种子相同）。覆盖约束 C1 = 验证+测试合计每类正样本 ≥ 该类池内总数的 30%，C2 = 验证、测试各自每类 ≥ 1，均为**校正后达标**（`split_report.json::rule_check`）。⚠ 池内 `front_running` 仅 4 个正样本、`time_manipulation` 5 个 ⇒ test 侧逐类 support 低至 1，单类 F1 一次翻转即跳 ±0.67，这些类仅作描述性呈现、不进入方法间比较结论。</w:t>
+      </w:r>
+      <w:r>
+        <w:rPr>
+          <w:rFonts w:ascii="Times New Roman" w:hAnsi="Times New Roman" w:cs="Times New Roman"/>
+        </w:rPr>
+      </w:r>
+    </w:p>
+    <w:p>
+      <w:pPr>
+        <w:pStyle w:val="2"/>
+        <w:rPr>
+          <w:rFonts w:ascii="Times New Roman" w:hAnsi="Times New Roman" w:cs="Times New Roman"/>
+          <w:sz w:val="26"/>
+          <w:szCs w:val="26"/>
+        </w:rPr>
+      </w:pPr>
+      <w:r>
+        <w:rPr>
+          <w:rFonts w:ascii="Segoe UI Emoji" w:hAnsi="Segoe UI Emoji" w:cs="Segoe UI Emoji"/>
+        </w:rPr>
+        <w:t>4.7.5  训练成本（逐种子实测）</w:t>
+      </w:r>
+      <w:r>
+        <w:rPr>
+          <w:rFonts w:ascii="Times New Roman" w:hAnsi="Times New Roman" w:cs="Times New Roman"/>
+        </w:rPr>
+      </w:r>
+      <w:r>
+        <w:rPr>
+          <w:rFonts w:ascii="Times New Roman" w:eastAsia="宋体" w:hAnsi="Times New Roman" w:cs="Times New Roman"/>
+        </w:rPr>
+      </w:r>
+    </w:p>
+    <w:tbl>
+      <w:tblPr>
+        <w:tblW w:type="auto" w:w="0"/>
+        <w:tblLook w:firstColumn="1" w:firstRow="1" w:lastColumn="0" w:lastRow="0" w:noHBand="0" w:noVBand="1" w:val="04A0"/>
+      </w:tblPr>
+      <w:tblGrid>
+        <w:gridCol w:w="1680"/>
+        <w:gridCol w:w="1680"/>
+        <w:gridCol w:w="1680"/>
+        <w:gridCol w:w="1680"/>
+        <w:gridCol w:w="1680"/>
+        <w:gridCol w:w="1680"/>
+      </w:tblGrid>
+      <w:tr>
+        <w:tc>
+          <w:tcPr>
+            <w:tcW w:type="dxa" w:w="1680"/>
+          </w:tcPr>
+          <w:p>
+            <w:r/>
+            <w:r>
+              <w:rPr>
+                <w:rFonts w:ascii="Times New Roman" w:hAnsi="Times New Roman"/>
+                <w:sz w:val="19"/>
+              </w:rPr>
+              <w:t>阶段</w:t>
+            </w:r>
+          </w:p>
+        </w:tc>
+        <w:tc>
+          <w:tcPr>
+            <w:tcW w:type="dxa" w:w="1680"/>
+          </w:tcPr>
+          <w:p>
+            <w:r/>
+            <w:r>
+              <w:rPr>
+                <w:rFonts w:ascii="Times New Roman" w:hAnsi="Times New Roman"/>
+                <w:sz w:val="19"/>
+              </w:rPr>
+              <w:t>seed0</w:t>
+            </w:r>
+          </w:p>
+        </w:tc>
+        <w:tc>
+          <w:tcPr>
+            <w:tcW w:type="dxa" w:w="1680"/>
+          </w:tcPr>
+          <w:p>
+            <w:r/>
+            <w:r>
+              <w:rPr>
+                <w:rFonts w:ascii="Times New Roman" w:hAnsi="Times New Roman"/>
+                <w:sz w:val="19"/>
+              </w:rPr>
+              <w:t>seed1</w:t>
+            </w:r>
+          </w:p>
+        </w:tc>
+        <w:tc>
+          <w:tcPr>
+            <w:tcW w:type="dxa" w:w="1680"/>
+          </w:tcPr>
+          <w:p>
+            <w:r/>
+            <w:r>
+              <w:rPr>
+                <w:rFonts w:ascii="Times New Roman" w:hAnsi="Times New Roman"/>
+                <w:sz w:val="19"/>
+              </w:rPr>
+              <w:t>seed2</w:t>
+            </w:r>
+          </w:p>
+        </w:tc>
+        <w:tc>
+          <w:tcPr>
+            <w:tcW w:type="dxa" w:w="1680"/>
+          </w:tcPr>
+          <w:p>
+            <w:r/>
+            <w:r>
+              <w:rPr>
+                <w:rFonts w:ascii="Times New Roman" w:hAnsi="Times New Roman"/>
+                <w:sz w:val="19"/>
+              </w:rPr>
+              <w:t>口径</w:t>
+            </w:r>
+          </w:p>
+        </w:tc>
+        <w:tc>
+          <w:tcPr>
+            <w:tcW w:type="dxa" w:w="1680"/>
+          </w:tcPr>
+          <w:p>
+            <w:r/>
+            <w:r>
+              <w:rPr>
+                <w:rFonts w:ascii="Times New Roman" w:hAnsi="Times New Roman"/>
+                <w:sz w:val="19"/>
+              </w:rPr>
+              <w:t>出处</w:t>
+            </w:r>
+          </w:p>
+        </w:tc>
+      </w:tr>
+      <w:tr>
+        <w:tc>
+          <w:tcPr>
+            <w:tcW w:type="dxa" w:w="1680"/>
+          </w:tcPr>
+          <w:p>
+            <w:r/>
+            <w:r>
+              <w:rPr>
+                <w:rFonts w:ascii="Times New Roman" w:hAnsi="Times New Roman"/>
+                <w:sz w:val="19"/>
+              </w:rPr>
+              <w:t>M1+M2 建图（591 源文件 → 590 图）</w:t>
+            </w:r>
+          </w:p>
+        </w:tc>
+        <w:tc>
+          <w:tcPr>
+            <w:tcW w:type="dxa" w:w="1680"/>
+          </w:tcPr>
+          <w:p>
+            <w:r/>
+            <w:r>
+              <w:rPr>
+                <w:rFonts w:ascii="Times New Roman" w:hAnsi="Times New Roman"/>
+                <w:sz w:val="19"/>
+              </w:rPr>
+              <w:t>未记录</w:t>
+            </w:r>
+          </w:p>
+        </w:tc>
+        <w:tc>
+          <w:tcPr>
+            <w:tcW w:type="dxa" w:w="1680"/>
+          </w:tcPr>
+          <w:p>
+            <w:r/>
+            <w:r>
+              <w:rPr>
+                <w:rFonts w:ascii="Times New Roman" w:hAnsi="Times New Roman"/>
+                <w:sz w:val="19"/>
+              </w:rPr>
+              <w:t>未记录</w:t>
+            </w:r>
+          </w:p>
+        </w:tc>
+        <w:tc>
+          <w:tcPr>
+            <w:tcW w:type="dxa" w:w="1680"/>
+          </w:tcPr>
+          <w:p>
+            <w:r/>
+            <w:r>
+              <w:rPr>
+                <w:rFonts w:ascii="Times New Roman" w:hAnsi="Times New Roman"/>
+                <w:sz w:val="19"/>
+              </w:rPr>
+              <w:t>未记录</w:t>
+            </w:r>
+          </w:p>
+        </w:tc>
+        <w:tc>
+          <w:tcPr>
+            <w:tcW w:type="dxa" w:w="1680"/>
+          </w:tcPr>
+          <w:p>
+            <w:r/>
+            <w:r>
+              <w:rPr>
+                <w:rFonts w:ascii="Times New Roman" w:hAnsi="Times New Roman"/>
+                <w:sz w:val="19"/>
+              </w:rPr>
+              <w:t>主构建**无计时记录**；变体重建 590 图约 68–78 s 可作下界参考</w:t>
+            </w:r>
+          </w:p>
+        </w:tc>
+        <w:tc>
+          <w:tcPr>
+            <w:tcW w:type="dxa" w:w="1680"/>
+          </w:tcPr>
+          <w:p>
+            <w:r/>
+            <w:r>
+              <w:rPr>
+                <w:rFonts w:ascii="Times New Roman" w:hAnsi="Times New Roman"/>
+                <w:sz w:val="19"/>
+              </w:rPr>
+              <w:t>（主构建脚本内无计时代码）</w:t>
+            </w:r>
+          </w:p>
+        </w:tc>
+      </w:tr>
+      <w:tr>
+        <w:tc>
+          <w:tcPr>
+            <w:tcW w:type="dxa" w:w="1680"/>
+          </w:tcPr>
+          <w:p>
+            <w:r/>
+            <w:r>
+              <w:rPr>
+                <w:rFonts w:ascii="Times New Roman" w:hAnsi="Times New Roman"/>
+                <w:sz w:val="19"/>
+              </w:rPr>
+              <w:t>M3 重编码（微调编码器，590 图 / 95918 节点）</w:t>
+            </w:r>
+          </w:p>
+        </w:tc>
+        <w:tc>
+          <w:tcPr>
+            <w:tcW w:type="dxa" w:w="1680"/>
+          </w:tcPr>
+          <w:p>
+            <w:r/>
+            <w:r>
+              <w:rPr>
+                <w:rFonts w:ascii="Times New Roman" w:hAnsi="Times New Roman"/>
+                <w:sz w:val="19"/>
+              </w:rPr>
+              <w:t>631.9 s</w:t>
+            </w:r>
+          </w:p>
+        </w:tc>
+        <w:tc>
+          <w:tcPr>
+            <w:tcW w:type="dxa" w:w="1680"/>
+          </w:tcPr>
+          <w:p>
+            <w:r/>
+            <w:r>
+              <w:rPr>
+                <w:rFonts w:ascii="Times New Roman" w:hAnsi="Times New Roman"/>
+                <w:sz w:val="19"/>
+              </w:rPr>
+              <w:t>578.5 s</w:t>
+            </w:r>
+          </w:p>
+        </w:tc>
+        <w:tc>
+          <w:tcPr>
+            <w:tcW w:type="dxa" w:w="1680"/>
+          </w:tcPr>
+          <w:p>
+            <w:r/>
+            <w:r>
+              <w:rPr>
+                <w:rFonts w:ascii="Times New Roman" w:hAnsi="Times New Roman"/>
+                <w:sz w:val="19"/>
+              </w:rPr>
+              <w:t>574.4 s</w:t>
+            </w:r>
+          </w:p>
+        </w:tc>
+        <w:tc>
+          <w:tcPr>
+            <w:tcW w:type="dxa" w:w="1680"/>
+          </w:tcPr>
+          <w:p>
+            <w:r/>
+            <w:r>
+              <w:rPr>
+                <w:rFonts w:ascii="Times New Roman" w:hAnsi="Times New Roman"/>
+                <w:sz w:val="19"/>
+              </w:rPr>
+              <w:t>重编码净耗时（GPU）</w:t>
+            </w:r>
+          </w:p>
+        </w:tc>
+        <w:tc>
+          <w:tcPr>
+            <w:tcW w:type="dxa" w:w="1680"/>
+          </w:tcPr>
+          <w:p>
+            <w:r/>
+            <w:r>
+              <w:rPr>
+                <w:rFonts w:ascii="Times New Roman" w:hAnsi="Times New Roman"/>
+                <w:sz w:val="19"/>
+              </w:rPr>
+              <w:t>runs/queue_logs/main_variant_cb_ft_ss{S}.log:2</w:t>
+            </w:r>
+          </w:p>
+        </w:tc>
+      </w:tr>
+      <w:tr>
+        <w:tc>
+          <w:tcPr>
+            <w:tcW w:type="dxa" w:w="1680"/>
+          </w:tcPr>
+          <w:p>
+            <w:r/>
+            <w:r>
+              <w:rPr>
+                <w:rFonts w:ascii="Times New Roman" w:hAnsi="Times New Roman"/>
+                <w:sz w:val="19"/>
+              </w:rPr>
+              <w:t>CodeBERT 微调（**新正典**，20 轮预算）</w:t>
+            </w:r>
+          </w:p>
+        </w:tc>
+        <w:tc>
+          <w:tcPr>
+            <w:tcW w:type="dxa" w:w="1680"/>
+          </w:tcPr>
+          <w:p>
+            <w:r/>
+            <w:r>
+              <w:rPr>
+                <w:rFonts w:ascii="Times New Roman" w:hAnsi="Times New Roman"/>
+                <w:sz w:val="19"/>
+              </w:rPr>
+              <w:t>1825.8 s</w:t>
+            </w:r>
+          </w:p>
+        </w:tc>
+        <w:tc>
+          <w:tcPr>
+            <w:tcW w:type="dxa" w:w="1680"/>
+          </w:tcPr>
+          <w:p>
+            <w:r/>
+            <w:r>
+              <w:rPr>
+                <w:rFonts w:ascii="Times New Roman" w:hAnsi="Times New Roman"/>
+                <w:sz w:val="19"/>
+              </w:rPr>
+              <w:t>1954.4 s</w:t>
+            </w:r>
+          </w:p>
+        </w:tc>
+        <w:tc>
+          <w:tcPr>
+            <w:tcW w:type="dxa" w:w="1680"/>
+          </w:tcPr>
+          <w:p>
+            <w:r/>
+            <w:r>
+              <w:rPr>
+                <w:rFonts w:ascii="Times New Roman" w:hAnsi="Times New Roman"/>
+                <w:sz w:val="19"/>
+              </w:rPr>
+              <w:t>2322.7 s</w:t>
+            </w:r>
+          </w:p>
+        </w:tc>
+        <w:tc>
+          <w:tcPr>
+            <w:tcW w:type="dxa" w:w="1680"/>
+          </w:tcPr>
+          <w:p>
+            <w:r/>
+            <w:r>
+              <w:rPr>
+                <w:rFonts w:ascii="Times New Roman" w:hAnsi="Times New Roman"/>
+                <w:sz w:val="19"/>
+              </w:rPr>
+              <w:t>wall（GPU，早停触发于 ep13/15/18）</w:t>
+            </w:r>
+          </w:p>
+        </w:tc>
+        <w:tc>
+          <w:tcPr>
+            <w:tcW w:type="dxa" w:w="1680"/>
+          </w:tcPr>
+          <w:p>
+            <w:r/>
+            <w:r>
+              <w:rPr>
+                <w:rFonts w:ascii="Times New Roman" w:hAnsi="Times New Roman"/>
+                <w:sz w:val="19"/>
+              </w:rPr>
+              <w:t>runs/codebert_ft_p2/ss{S}/config.json::timing.wall_seconds</w:t>
+            </w:r>
+          </w:p>
+        </w:tc>
+      </w:tr>
+      <w:tr>
+        <w:tc>
+          <w:tcPr>
+            <w:tcW w:type="dxa" w:w="1680"/>
+          </w:tcPr>
+          <w:p>
+            <w:r/>
+            <w:r>
+              <w:rPr>
+                <w:rFonts w:ascii="Times New Roman" w:hAnsi="Times New Roman"/>
+                <w:sz w:val="19"/>
+              </w:rPr>
+              <w:t>CodeBERT 微调（**消融档**，5 轮）</w:t>
+            </w:r>
+          </w:p>
+        </w:tc>
+        <w:tc>
+          <w:tcPr>
+            <w:tcW w:type="dxa" w:w="1680"/>
+          </w:tcPr>
+          <w:p>
+            <w:r/>
+            <w:r>
+              <w:rPr>
+                <w:rFonts w:ascii="Times New Roman" w:hAnsi="Times New Roman"/>
+                <w:sz w:val="19"/>
+              </w:rPr>
+              <w:t>933.5 s</w:t>
+            </w:r>
+          </w:p>
+        </w:tc>
+        <w:tc>
+          <w:tcPr>
+            <w:tcW w:type="dxa" w:w="1680"/>
+          </w:tcPr>
+          <w:p>
+            <w:r/>
+            <w:r>
+              <w:rPr>
+                <w:rFonts w:ascii="Times New Roman" w:hAnsi="Times New Roman"/>
+                <w:sz w:val="19"/>
+              </w:rPr>
+              <w:t>931.2 s</w:t>
+            </w:r>
+          </w:p>
+        </w:tc>
+        <w:tc>
+          <w:tcPr>
+            <w:tcW w:type="dxa" w:w="1680"/>
+          </w:tcPr>
+          <w:p>
+            <w:r/>
+            <w:r>
+              <w:rPr>
+                <w:rFonts w:ascii="Times New Roman" w:hAnsi="Times New Roman"/>
+                <w:sz w:val="19"/>
+              </w:rPr>
+              <w:t>680.9 s</w:t>
+            </w:r>
+          </w:p>
+        </w:tc>
+        <w:tc>
+          <w:tcPr>
+            <w:tcW w:type="dxa" w:w="1680"/>
+          </w:tcPr>
+          <w:p>
+            <w:r/>
+            <w:r>
+              <w:rPr>
+                <w:rFonts w:ascii="Times New Roman" w:hAnsi="Times New Roman"/>
+                <w:sz w:val="19"/>
+              </w:rPr>
+              <w:t>wall（GPU）——该档**已降为旧档（5 轮）**，不再进主方案（**不另设同名消融臂**）</w:t>
+            </w:r>
+          </w:p>
+        </w:tc>
+        <w:tc>
+          <w:tcPr>
+            <w:tcW w:type="dxa" w:w="1680"/>
+          </w:tcPr>
+          <w:p>
+            <w:r/>
+            <w:r>
+              <w:rPr>
+                <w:rFonts w:ascii="Times New Roman" w:hAnsi="Times New Roman"/>
+                <w:sz w:val="19"/>
+              </w:rPr>
+              <w:t>runs/codebert_ft/alldata/ss{S}/config.json::timing</w:t>
+            </w:r>
+          </w:p>
+        </w:tc>
+      </w:tr>
+      <w:tr>
+        <w:tc>
+          <w:tcPr>
+            <w:tcW w:type="dxa" w:w="1680"/>
+          </w:tcPr>
+          <w:p>
+            <w:r/>
+            <w:r>
+              <w:rPr>
+                <w:rFonts w:ascii="Times New Roman" w:hAnsi="Times New Roman"/>
+                <w:sz w:val="19"/>
+              </w:rPr>
+              <w:t>GNN 训练循环</w:t>
+            </w:r>
+          </w:p>
+        </w:tc>
+        <w:tc>
+          <w:tcPr>
+            <w:tcW w:type="dxa" w:w="1680"/>
+          </w:tcPr>
+          <w:p>
+            <w:r/>
+            <w:r>
+              <w:rPr>
+                <w:rFonts w:ascii="Times New Roman" w:hAnsi="Times New Roman"/>
+                <w:sz w:val="19"/>
+              </w:rPr>
+              <w:t>6.4 s</w:t>
+            </w:r>
+          </w:p>
+        </w:tc>
+        <w:tc>
+          <w:tcPr>
+            <w:tcW w:type="dxa" w:w="1680"/>
+          </w:tcPr>
+          <w:p>
+            <w:r/>
+            <w:r>
+              <w:rPr>
+                <w:rFonts w:ascii="Times New Roman" w:hAnsi="Times New Roman"/>
+                <w:sz w:val="19"/>
+              </w:rPr>
+              <w:t>4.6 s</w:t>
+            </w:r>
+          </w:p>
+        </w:tc>
+        <w:tc>
+          <w:tcPr>
+            <w:tcW w:type="dxa" w:w="1680"/>
+          </w:tcPr>
+          <w:p>
+            <w:r/>
+            <w:r>
+              <w:rPr>
+                <w:rFonts w:ascii="Times New Roman" w:hAnsi="Times New Roman"/>
+                <w:sz w:val="19"/>
+              </w:rPr>
+              <w:t>6.3 s</w:t>
+            </w:r>
+          </w:p>
+        </w:tc>
+        <w:tc>
+          <w:tcPr>
+            <w:tcW w:type="dxa" w:w="1680"/>
+          </w:tcPr>
+          <w:p>
+            <w:r/>
+            <w:r>
+              <w:rPr>
+                <w:rFonts w:ascii="Times New Roman" w:hAnsi="Times New Roman"/>
+                <w:sz w:val="19"/>
+              </w:rPr>
+              <w:t>train_seconds</w:t>
+            </w:r>
+          </w:p>
+        </w:tc>
+        <w:tc>
+          <w:tcPr>
+            <w:tcW w:type="dxa" w:w="1680"/>
+          </w:tcPr>
+          <w:p>
+            <w:r/>
+            <w:r>
+              <w:rPr>
+                <w:rFonts w:ascii="Times New Roman" w:hAnsi="Times New Roman"/>
+                <w:sz w:val="19"/>
+              </w:rPr>
+              <w:t>runs/seed{S}/config.json::timing</w:t>
+            </w:r>
+          </w:p>
+        </w:tc>
+      </w:tr>
+      <w:tr>
+        <w:tc>
+          <w:tcPr>
+            <w:tcW w:type="dxa" w:w="1680"/>
+          </w:tcPr>
+          <w:p>
+            <w:r/>
+            <w:r>
+              <w:rPr>
+                <w:rFonts w:ascii="Times New Roman" w:hAnsi="Times New Roman"/>
+                <w:sz w:val="19"/>
+              </w:rPr>
+              <w:t>GNN 端到端 wall</w:t>
+            </w:r>
+          </w:p>
+        </w:tc>
+        <w:tc>
+          <w:tcPr>
+            <w:tcW w:type="dxa" w:w="1680"/>
+          </w:tcPr>
+          <w:p>
+            <w:r/>
+            <w:r>
+              <w:rPr>
+                <w:rFonts w:ascii="Times New Roman" w:hAnsi="Times New Roman"/>
+                <w:sz w:val="19"/>
+              </w:rPr>
+              <w:t>8.6 s</w:t>
+            </w:r>
+          </w:p>
+        </w:tc>
+        <w:tc>
+          <w:tcPr>
+            <w:tcW w:type="dxa" w:w="1680"/>
+          </w:tcPr>
+          <w:p>
+            <w:r/>
+            <w:r>
+              <w:rPr>
+                <w:rFonts w:ascii="Times New Roman" w:hAnsi="Times New Roman"/>
+                <w:sz w:val="19"/>
+              </w:rPr>
+              <w:t>6.5 s</w:t>
+            </w:r>
+          </w:p>
+        </w:tc>
+        <w:tc>
+          <w:tcPr>
+            <w:tcW w:type="dxa" w:w="1680"/>
+          </w:tcPr>
+          <w:p>
+            <w:r/>
+            <w:r>
+              <w:rPr>
+                <w:rFonts w:ascii="Times New Roman" w:hAnsi="Times New Roman"/>
+                <w:sz w:val="19"/>
+              </w:rPr>
+              <w:t>8.6 s</w:t>
+            </w:r>
+          </w:p>
+        </w:tc>
+        <w:tc>
+          <w:tcPr>
+            <w:tcW w:type="dxa" w:w="1680"/>
+          </w:tcPr>
+          <w:p>
+            <w:r/>
+            <w:r>
+              <w:rPr>
+                <w:rFonts w:ascii="Times New Roman" w:hAnsi="Times New Roman"/>
+                <w:sz w:val="19"/>
+              </w:rPr>
+              <w:t>含验证推理与阈值搜索</w:t>
+            </w:r>
+          </w:p>
+        </w:tc>
+        <w:tc>
+          <w:tcPr>
+            <w:tcW w:type="dxa" w:w="1680"/>
+          </w:tcPr>
+          <w:p>
+            <w:r/>
+            <w:r>
+              <w:rPr>
+                <w:rFonts w:ascii="Times New Roman" w:hAnsi="Times New Roman"/>
+                <w:sz w:val="19"/>
+              </w:rPr>
+              <w:t>同上</w:t>
+            </w:r>
+          </w:p>
+        </w:tc>
+      </w:tr>
+      <w:tr>
+        <w:tc>
+          <w:tcPr>
+            <w:tcW w:type="dxa" w:w="1680"/>
+          </w:tcPr>
+          <w:p>
+            <w:r/>
+            <w:r>
+              <w:rPr>
+                <w:rFonts w:ascii="Times New Roman" w:hAnsi="Times New Roman"/>
+                <w:sz w:val="19"/>
+              </w:rPr>
+              <w:t>GNN 实际训练轮数</w:t>
+            </w:r>
+          </w:p>
+        </w:tc>
+        <w:tc>
+          <w:tcPr>
+            <w:tcW w:type="dxa" w:w="1680"/>
+          </w:tcPr>
+          <w:p>
+            <w:r/>
+            <w:r>
+              <w:rPr>
+                <w:rFonts w:ascii="Times New Roman" w:hAnsi="Times New Roman"/>
+                <w:sz w:val="19"/>
+              </w:rPr>
+              <w:t>13</w:t>
+            </w:r>
+          </w:p>
+        </w:tc>
+        <w:tc>
+          <w:tcPr>
+            <w:tcW w:type="dxa" w:w="1680"/>
+          </w:tcPr>
+          <w:p>
+            <w:r/>
+            <w:r>
+              <w:rPr>
+                <w:rFonts w:ascii="Times New Roman" w:hAnsi="Times New Roman"/>
+                <w:sz w:val="19"/>
+              </w:rPr>
+              <w:t>15</w:t>
+            </w:r>
+          </w:p>
+        </w:tc>
+        <w:tc>
+          <w:tcPr>
+            <w:tcW w:type="dxa" w:w="1680"/>
+          </w:tcPr>
+          <w:p>
+            <w:r/>
+            <w:r>
+              <w:rPr>
+                <w:rFonts w:ascii="Times New Roman" w:hAnsi="Times New Roman"/>
+                <w:sz w:val="19"/>
+              </w:rPr>
+              <w:t>18</w:t>
+            </w:r>
+          </w:p>
+        </w:tc>
+        <w:tc>
+          <w:tcPr>
+            <w:tcW w:type="dxa" w:w="1680"/>
+          </w:tcPr>
+          <w:p>
+            <w:r/>
+            <w:r>
+              <w:rPr>
+                <w:rFonts w:ascii="Times New Roman" w:hAnsi="Times New Roman"/>
+                <w:sz w:val="19"/>
+              </w:rPr>
+              <w:t>epochs_completed（早停触发）</w:t>
+            </w:r>
+          </w:p>
+        </w:tc>
+        <w:tc>
+          <w:tcPr>
+            <w:tcW w:type="dxa" w:w="1680"/>
+          </w:tcPr>
+          <w:p>
+            <w:r/>
+            <w:r>
+              <w:rPr>
+                <w:rFonts w:ascii="Times New Roman" w:hAnsi="Times New Roman"/>
+                <w:sz w:val="19"/>
+              </w:rPr>
+              <w:t>同上</w:t>
+            </w:r>
+          </w:p>
+        </w:tc>
+      </w:tr>
+      <w:tr>
+        <w:tc>
+          <w:tcPr>
+            <w:tcW w:type="dxa" w:w="1680"/>
+          </w:tcPr>
+          <w:p>
+            <w:r/>
+            <w:r>
+              <w:rPr>
+                <w:rFonts w:ascii="Times New Roman" w:hAnsi="Times New Roman"/>
+                <w:sz w:val="19"/>
+              </w:rPr>
+              <w:t>端到端合计（单种子，从零）</w:t>
+            </w:r>
+          </w:p>
+        </w:tc>
+        <w:tc>
+          <w:tcPr>
+            <w:tcW w:type="dxa" w:w="1680"/>
+          </w:tcPr>
+          <w:p>
+            <w:r/>
+            <w:r>
+              <w:rPr>
+                <w:rFonts w:ascii="Times New Roman" w:hAnsi="Times New Roman"/>
+                <w:sz w:val="19"/>
+              </w:rPr>
+              <w:t>≈2470 s</w:t>
+            </w:r>
+          </w:p>
+        </w:tc>
+        <w:tc>
+          <w:tcPr>
+            <w:tcW w:type="dxa" w:w="1680"/>
+          </w:tcPr>
+          <w:p>
+            <w:r/>
+            <w:r>
+              <w:rPr>
+                <w:rFonts w:ascii="Times New Roman" w:hAnsi="Times New Roman"/>
+                <w:sz w:val="19"/>
+              </w:rPr>
+              <w:t>≈2540 s</w:t>
+            </w:r>
+          </w:p>
+        </w:tc>
+        <w:tc>
+          <w:tcPr>
+            <w:tcW w:type="dxa" w:w="1680"/>
+          </w:tcPr>
+          <w:p>
+            <w:r/>
+            <w:r>
+              <w:rPr>
+                <w:rFonts w:ascii="Times New Roman" w:hAnsi="Times New Roman"/>
+                <w:sz w:val="19"/>
+              </w:rPr>
+              <w:t>≈2910 s</w:t>
+            </w:r>
+          </w:p>
+        </w:tc>
+        <w:tc>
+          <w:tcPr>
+            <w:tcW w:type="dxa" w:w="1680"/>
+          </w:tcPr>
+          <w:p>
+            <w:r/>
+            <w:r>
+              <w:rPr>
+                <w:rFonts w:ascii="Times New Roman" w:hAnsi="Times New Roman"/>
+                <w:sz w:val="19"/>
+              </w:rPr>
+              <w:t>= M3 重编码 + 编码器微调（20 轮档） + GNN wall（M1/M2 未计）</w:t>
+            </w:r>
+          </w:p>
+        </w:tc>
+        <w:tc>
+          <w:tcPr>
+            <w:tcW w:type="dxa" w:w="1680"/>
+          </w:tcPr>
+          <w:p>
+            <w:r/>
+            <w:r>
+              <w:rPr>
+                <w:rFonts w:ascii="Times New Roman" w:hAnsi="Times New Roman"/>
+                <w:sz w:val="19"/>
+              </w:rPr>
+              <w:t>上表逐行相加</w:t>
+            </w:r>
+          </w:p>
+        </w:tc>
+      </w:tr>
+    </w:tbl>
+    <w:p>
+      <w:pPr>
+        <w:rPr>
+          <w:rFonts w:ascii="Times New Roman" w:hAnsi="Times New Roman" w:cs="Times New Roman"/>
+        </w:rPr>
+      </w:pPr>
+      <w:r>
+        <w:rPr>
+          <w:rFonts w:ascii="Times New Roman" w:hAnsi="Times New Roman" w:cs="Times New Roman"/>
+        </w:rPr>
+        <w:t>🔴 **成本结构是本研究点最该被如实记录的一条**：编码器微调 + M3 重编码这两段**一次性上游成本合计约 2500–2900 s**，是 GNN 训练段（~8 s）的 **约 300 倍**。故「本文方法训练很快」**只对 GNN 段成立**；论文若要报端到端成本，必须把上游两段计入（本表末行已给出合计）。⚠ **三点必须随表披露**：① 编码器从 5 轮档换到 20 轮档，**上游成本随之由 ~850 s 涨到 ~2000 s**（约 2.3 倍）——这是换取代价，须与 §4.7.5 之后的增益一并报告；② M1/M2 的**主构建**（`generate_all_ast_cfg_dfg.sh`，591 源文件）在本仓**没有任何机器可读的计时记录**（脚本内无计时代码、日志目录无该步日志），表中所给仅为**变体重建** 590 图的近似下界，不得当作主构建耗时引用；③ 本表 GNN 段用的是**现行正典** `runs/seed{S}`：它**从零训练**（`config.json::promoted_from` 为空，三种子实测），该产物原先落在 `runs/p2_canon/seed{S}`，2026-09-25 换代时**就位到正典路径**、`config.json` 与产物**逐字节未动**。⚠ **5 轮档（旧正典）的 GNN 端到端耗时本表给不出、也不得引用**：旧正典的 run 现归档于 `runs/prior_canon37/seed{S}/`，其 `config.json::promoted_from` = `runs/cbft_study/cbft_ts{S}_ss{S}/seed{S}`（三种子实测）⇒ 它是**当年由配对研究里那一份提升而来**，其 `timing` **不代表从零跑一遍的耗时**。故本表的 GNN 段**只为现行正典给出**。另：5.3 对比表中三条基线的表内成本同样只含其模型训练段、离线特征工程另计，两侧口径一致（均为「模型训练」）。</w:t>
+      </w:r>
+      <w:r>
+        <w:rPr>
+          <w:rFonts w:ascii="Times New Roman" w:hAnsi="Times New Roman" w:cs="Times New Roman"/>
+        </w:rPr>
+      </w:r>
+    </w:p>
+    <w:p>
+      <w:pPr>
+        <w:rPr>
+          <w:rFonts w:ascii="Times New Roman" w:hAnsi="Times New Roman" w:cs="Times New Roman"/>
+        </w:rPr>
+      </w:pPr>
+      <w:r>
+        <w:rPr>
+          <w:rFonts w:ascii="Times New Roman" w:hAnsi="Times New Roman" w:cs="Times New Roman"/>
+        </w:rPr>
+        <w:t>本次编码器换代的整体重跑成本（实测 wall，串行，单卡）：</w:t>
+      </w:r>
+      <w:r>
+        <w:rPr>
+          <w:rFonts w:ascii="Times New Roman" w:hAnsi="Times New Roman" w:cs="Times New Roman"/>
+        </w:rPr>
+      </w:r>
+    </w:p>
+    <w:tbl>
+      <w:tblPr>
+        <w:tblW w:type="auto" w:w="0"/>
+        <w:tblLook w:firstColumn="1" w:firstRow="1" w:lastColumn="0" w:lastRow="0" w:noHBand="0" w:noVBand="1" w:val="04A0"/>
+      </w:tblPr>
+      <w:tblGrid>
+        <w:gridCol w:w="2520"/>
+        <w:gridCol w:w="2520"/>
+        <w:gridCol w:w="2520"/>
+        <w:gridCol w:w="2520"/>
+      </w:tblGrid>
+      <w:tr>
+        <w:tc>
+          <w:tcPr>
+            <w:tcW w:type="dxa" w:w="2520"/>
+          </w:tcPr>
+          <w:p>
+            <w:r/>
+            <w:r>
+              <w:rPr>
+                <w:rFonts w:ascii="Times New Roman" w:hAnsi="Times New Roman"/>
+                <w:sz w:val="19"/>
+              </w:rPr>
+              <w:t>阶段</w:t>
+            </w:r>
+          </w:p>
+        </w:tc>
+        <w:tc>
+          <w:tcPr>
+            <w:tcW w:type="dxa" w:w="2520"/>
+          </w:tcPr>
+          <w:p>
+            <w:r/>
+            <w:r>
+              <w:rPr>
+                <w:rFonts w:ascii="Times New Roman" w:hAnsi="Times New Roman"/>
+                <w:sz w:val="19"/>
+              </w:rPr>
+              <w:t>步骤</w:t>
+            </w:r>
+          </w:p>
+        </w:tc>
+        <w:tc>
+          <w:tcPr>
+            <w:tcW w:type="dxa" w:w="2520"/>
+          </w:tcPr>
+          <w:p>
+            <w:r/>
+            <w:r>
+              <w:rPr>
+                <w:rFonts w:ascii="Times New Roman" w:hAnsi="Times New Roman"/>
+                <w:sz w:val="19"/>
+              </w:rPr>
+              <w:t>实测 wall（串行）</w:t>
+            </w:r>
+          </w:p>
+        </w:tc>
+        <w:tc>
+          <w:tcPr>
+            <w:tcW w:type="dxa" w:w="2520"/>
+          </w:tcPr>
+          <w:p>
+            <w:r/>
+            <w:r>
+              <w:rPr>
+                <w:rFonts w:ascii="Times New Roman" w:hAnsi="Times New Roman"/>
+                <w:sz w:val="19"/>
+              </w:rPr>
+              <w:t>说明</w:t>
+            </w:r>
+          </w:p>
+        </w:tc>
+      </w:tr>
+      <w:tr>
+        <w:tc>
+          <w:tcPr>
+            <w:tcW w:type="dxa" w:w="2520"/>
+          </w:tcPr>
+          <w:p>
+            <w:r/>
+            <w:r>
+              <w:rPr>
+                <w:rFonts w:ascii="Times New Roman" w:hAnsi="Times New Roman"/>
+                <w:sz w:val="19"/>
+              </w:rPr>
+              <w:t>① 主库（阶段 3）</w:t>
+            </w:r>
+          </w:p>
+        </w:tc>
+        <w:tc>
+          <w:tcPr>
+            <w:tcW w:type="dxa" w:w="2520"/>
+          </w:tcPr>
+          <w:p>
+            <w:r/>
+            <w:r>
+              <w:rPr>
+                <w:rFonts w:ascii="Times New Roman" w:hAnsi="Times New Roman"/>
+                <w:sz w:val="19"/>
+              </w:rPr>
+              <w:t>3.1 结构变体树 `canon_p2`（6 棵）</w:t>
+            </w:r>
+          </w:p>
+        </w:tc>
+        <w:tc>
+          <w:tcPr>
+            <w:tcW w:type="dxa" w:w="2520"/>
+          </w:tcPr>
+          <w:p>
+            <w:r/>
+            <w:r>
+              <w:rPr>
+                <w:rFonts w:ascii="Times New Roman" w:hAnsi="Times New Roman"/>
+                <w:sz w:val="19"/>
+              </w:rPr>
+              <w:t>3 min 49 s</w:t>
+            </w:r>
+          </w:p>
+        </w:tc>
+        <w:tc>
+          <w:tcPr>
+            <w:tcW w:type="dxa" w:w="2520"/>
+          </w:tcPr>
+          <w:p>
+            <w:r/>
+            <w:r>
+              <w:rPr>
+                <w:rFonts w:ascii="Times New Roman" w:hAnsi="Times New Roman"/>
+                <w:sz w:val="19"/>
+              </w:rPr>
+              <w:t>边变体只重建 `_pyg.pt`/`_hetero.json`、**复用 `_cb.pt`** ⇒ 远快于原先估算的 1.1 h</w:t>
+            </w:r>
+          </w:p>
+        </w:tc>
+      </w:tr>
+      <w:tr>
+        <w:tc>
+          <w:tcPr>
+            <w:tcW w:type="dxa" w:w="2520"/>
+          </w:tcPr>
+          <w:p>
+            <w:r/>
+            <w:r>
+              <w:rPr>
+                <w:rFonts w:ascii="Times New Roman" w:hAnsi="Times New Roman"/>
+                <w:sz w:val="19"/>
+              </w:rPr>
+            </w:r>
+          </w:p>
+        </w:tc>
+        <w:tc>
+          <w:tcPr>
+            <w:tcW w:type="dxa" w:w="2520"/>
+          </w:tcPr>
+          <w:p>
+            <w:r/>
+            <w:r>
+              <w:rPr>
+                <w:rFonts w:ascii="Times New Roman" w:hAnsi="Times New Roman"/>
+                <w:sz w:val="19"/>
+              </w:rPr>
+              <w:t>3.2 `run_cbft_study`（18 run）</w:t>
+            </w:r>
+          </w:p>
+        </w:tc>
+        <w:tc>
+          <w:tcPr>
+            <w:tcW w:type="dxa" w:w="2520"/>
+          </w:tcPr>
+          <w:p>
+            <w:r/>
+            <w:r>
+              <w:rPr>
+                <w:rFonts w:ascii="Times New Roman" w:hAnsi="Times New Roman"/>
+                <w:sz w:val="19"/>
+              </w:rPr>
+              <w:t>7 min 10 s</w:t>
+            </w:r>
+          </w:p>
+        </w:tc>
+        <w:tc>
+          <w:tcPr>
+            <w:tcW w:type="dxa" w:w="2520"/>
+          </w:tcPr>
+          <w:p>
+            <w:r/>
+            <w:r>
+              <w:rPr>
+                <w:rFonts w:ascii="Times New Roman" w:hAnsi="Times New Roman"/>
+                <w:sz w:val="19"/>
+              </w:rPr>
+              <w:t>n=9 配对基线</w:t>
+            </w:r>
+          </w:p>
+        </w:tc>
+      </w:tr>
+      <w:tr>
+        <w:tc>
+          <w:tcPr>
+            <w:tcW w:type="dxa" w:w="2520"/>
+          </w:tcPr>
+          <w:p>
+            <w:r/>
+            <w:r>
+              <w:rPr>
+                <w:rFonts w:ascii="Times New Roman" w:hAnsi="Times New Roman"/>
+                <w:sz w:val="19"/>
+              </w:rPr>
+            </w:r>
+          </w:p>
+        </w:tc>
+        <w:tc>
+          <w:tcPr>
+            <w:tcW w:type="dxa" w:w="2520"/>
+          </w:tcPr>
+          <w:p>
+            <w:r/>
+            <w:r>
+              <w:rPr>
+                <w:rFonts w:ascii="Times New Roman" w:hAnsi="Times New Roman"/>
+                <w:sz w:val="19"/>
+              </w:rPr>
+              <w:t>3.3 `run_ablation`（63 run，n=3）</w:t>
+            </w:r>
+          </w:p>
+        </w:tc>
+        <w:tc>
+          <w:tcPr>
+            <w:tcW w:type="dxa" w:w="2520"/>
+          </w:tcPr>
+          <w:p>
+            <w:r/>
+            <w:r>
+              <w:rPr>
+                <w:rFonts w:ascii="Times New Roman" w:hAnsi="Times New Roman"/>
+                <w:sz w:val="19"/>
+              </w:rPr>
+              <w:t>23 min 40 s</w:t>
+            </w:r>
+          </w:p>
+        </w:tc>
+        <w:tc>
+          <w:tcPr>
+            <w:tcW w:type="dxa" w:w="2520"/>
+          </w:tcPr>
+          <w:p>
+            <w:r/>
+            <w:r>
+              <w:rPr>
+                <w:rFonts w:ascii="Times New Roman" w:hAnsi="Times New Roman"/>
+                <w:sz w:val="19"/>
+              </w:rPr>
+              <w:t>21 臂 × 3 种子</w:t>
+            </w:r>
+          </w:p>
+        </w:tc>
+      </w:tr>
+      <w:tr>
+        <w:tc>
+          <w:tcPr>
+            <w:tcW w:type="dxa" w:w="2520"/>
+          </w:tcPr>
+          <w:p>
+            <w:r/>
+            <w:r>
+              <w:rPr>
+                <w:rFonts w:ascii="Times New Roman" w:hAnsi="Times New Roman"/>
+                <w:sz w:val="19"/>
+              </w:rPr>
+            </w:r>
+          </w:p>
+        </w:tc>
+        <w:tc>
+          <w:tcPr>
+            <w:tcW w:type="dxa" w:w="2520"/>
+          </w:tcPr>
+          <w:p>
+            <w:r/>
+            <w:r>
+              <w:rPr>
+                <w:rFonts w:ascii="Times New Roman" w:hAnsi="Times New Roman"/>
+                <w:sz w:val="19"/>
+              </w:rPr>
+              <w:t>3.4 `run_ablation_n9`（216 run：153 + 63）</w:t>
+            </w:r>
+          </w:p>
+        </w:tc>
+        <w:tc>
+          <w:tcPr>
+            <w:tcW w:type="dxa" w:w="2520"/>
+          </w:tcPr>
+          <w:p>
+            <w:r/>
+            <w:r>
+              <w:rPr>
+                <w:rFonts w:ascii="Times New Roman" w:hAnsi="Times New Roman"/>
+                <w:sz w:val="19"/>
+              </w:rPr>
+              <w:t>1 h 15 min 13 s</w:t>
+            </w:r>
+          </w:p>
+        </w:tc>
+        <w:tc>
+          <w:tcPr>
+            <w:tcW w:type="dxa" w:w="2520"/>
+          </w:tcPr>
+          <w:p>
+            <w:r/>
+            <w:r>
+              <w:rPr>
+                <w:rFonts w:ascii="Times New Roman" w:hAnsi="Times New Roman"/>
+                <w:sz w:val="19"/>
+              </w:rPr>
+              <w:t>= 首跑 58 min + 补跑 17 min 13 s；**首跑不是白跑**（见注②）</w:t>
+            </w:r>
+          </w:p>
+        </w:tc>
+      </w:tr>
+      <w:tr>
+        <w:tc>
+          <w:tcPr>
+            <w:tcW w:type="dxa" w:w="2520"/>
+          </w:tcPr>
+          <w:p>
+            <w:r/>
+            <w:r>
+              <w:rPr>
+                <w:rFonts w:ascii="Times New Roman" w:hAnsi="Times New Roman"/>
+                <w:sz w:val="19"/>
+              </w:rPr>
+            </w:r>
+          </w:p>
+        </w:tc>
+        <w:tc>
+          <w:tcPr>
+            <w:tcW w:type="dxa" w:w="2520"/>
+          </w:tcPr>
+          <w:p>
+            <w:r/>
+            <w:r>
+              <w:rPr>
+                <w:rFonts w:ascii="Times New Roman" w:hAnsi="Times New Roman"/>
+                <w:sz w:val="19"/>
+              </w:rPr>
+              <w:t>3.5 GCN 对照臂（3 run）</w:t>
+            </w:r>
+          </w:p>
+        </w:tc>
+        <w:tc>
+          <w:tcPr>
+            <w:tcW w:type="dxa" w:w="2520"/>
+          </w:tcPr>
+          <w:p>
+            <w:r/>
+            <w:r>
+              <w:rPr>
+                <w:rFonts w:ascii="Times New Roman" w:hAnsi="Times New Roman"/>
+                <w:sz w:val="19"/>
+              </w:rPr>
+              <w:t>50 s</w:t>
+            </w:r>
+          </w:p>
+        </w:tc>
+        <w:tc>
+          <w:tcPr>
+            <w:tcW w:type="dxa" w:w="2520"/>
+          </w:tcPr>
+          <w:p>
+            <w:r/>
+            <w:r>
+              <w:rPr>
+                <w:rFonts w:ascii="Times New Roman" w:hAnsi="Times New Roman"/>
+                <w:sz w:val="19"/>
+              </w:rPr>
+              <w:t>逐类 F1 表的输入</w:t>
+            </w:r>
+          </w:p>
+        </w:tc>
+      </w:tr>
+      <w:tr>
+        <w:tc>
+          <w:tcPr>
+            <w:tcW w:type="dxa" w:w="2520"/>
+          </w:tcPr>
+          <w:p>
+            <w:r/>
+            <w:r>
+              <w:rPr>
+                <w:rFonts w:ascii="Times New Roman" w:hAnsi="Times New Roman"/>
+                <w:sz w:val="19"/>
+              </w:rPr>
+            </w:r>
+          </w:p>
+        </w:tc>
+        <w:tc>
+          <w:tcPr>
+            <w:tcW w:type="dxa" w:w="2520"/>
+          </w:tcPr>
+          <w:p>
+            <w:r/>
+            <w:r>
+              <w:rPr>
+                <w:rFonts w:ascii="Times New Roman" w:hAnsi="Times New Roman"/>
+                <w:sz w:val="19"/>
+              </w:rPr>
+              <w:t>3.6 逐类独立二分类臂（45 run）</w:t>
+            </w:r>
+          </w:p>
+        </w:tc>
+        <w:tc>
+          <w:tcPr>
+            <w:tcW w:type="dxa" w:w="2520"/>
+          </w:tcPr>
+          <w:p>
+            <w:r/>
+            <w:r>
+              <w:rPr>
+                <w:rFonts w:ascii="Times New Roman" w:hAnsi="Times New Roman"/>
+                <w:sz w:val="19"/>
+              </w:rPr>
+              <w:t>9 min 14 s</w:t>
+            </w:r>
+          </w:p>
+        </w:tc>
+        <w:tc>
+          <w:tcPr>
+            <w:tcW w:type="dxa" w:w="2520"/>
+          </w:tcPr>
+          <w:p>
+            <w:r/>
+            <w:r>
+              <w:rPr>
+                <w:rFonts w:ascii="Times New Roman" w:hAnsi="Times New Roman"/>
+                <w:sz w:val="19"/>
+              </w:rPr>
+              <w:t>7 类 × 2 配置 × 3 种子</w:t>
+            </w:r>
+          </w:p>
+        </w:tc>
+      </w:tr>
+      <w:tr>
+        <w:tc>
+          <w:tcPr>
+            <w:tcW w:type="dxa" w:w="2520"/>
+          </w:tcPr>
+          <w:p>
+            <w:r/>
+            <w:r>
+              <w:rPr>
+                <w:rFonts w:ascii="Times New Roman" w:hAnsi="Times New Roman"/>
+                <w:sz w:val="19"/>
+              </w:rPr>
+            </w:r>
+          </w:p>
+        </w:tc>
+        <w:tc>
+          <w:tcPr>
+            <w:tcW w:type="dxa" w:w="2520"/>
+          </w:tcPr>
+          <w:p>
+            <w:r/>
+            <w:r>
+              <w:rPr>
+                <w:rFonts w:ascii="Times New Roman" w:hAnsi="Times New Roman"/>
+                <w:sz w:val="19"/>
+              </w:rPr>
+              <w:t>3.7 跨种子聚合 + 3.9 `ANY_union` 重放（3 run）</w:t>
+            </w:r>
+          </w:p>
+        </w:tc>
+        <w:tc>
+          <w:tcPr>
+            <w:tcW w:type="dxa" w:w="2520"/>
+          </w:tcPr>
+          <w:p>
+            <w:r/>
+            <w:r>
+              <w:rPr>
+                <w:rFonts w:ascii="Times New Roman" w:hAnsi="Times New Roman"/>
+                <w:sz w:val="19"/>
+              </w:rPr>
+              <w:t>5 s + 44 s</w:t>
+            </w:r>
+          </w:p>
+        </w:tc>
+        <w:tc>
+          <w:tcPr>
+            <w:tcW w:type="dxa" w:w="2520"/>
+          </w:tcPr>
+          <w:p>
+            <w:r/>
+            <w:r>
+              <w:rPr>
+                <w:rFonts w:ascii="Times New Roman" w:hAnsi="Times New Roman"/>
+                <w:sz w:val="19"/>
+              </w:rPr>
+            </w:r>
+          </w:p>
+        </w:tc>
+      </w:tr>
+      <w:tr>
+        <w:tc>
+          <w:tcPr>
+            <w:tcW w:type="dxa" w:w="2520"/>
+          </w:tcPr>
+          <w:p>
+            <w:r/>
+            <w:r>
+              <w:rPr>
+                <w:rFonts w:ascii="Times New Roman" w:hAnsi="Times New Roman"/>
+                <w:sz w:val="19"/>
+              </w:rPr>
+            </w:r>
+          </w:p>
+        </w:tc>
+        <w:tc>
+          <w:tcPr>
+            <w:tcW w:type="dxa" w:w="2520"/>
+          </w:tcPr>
+          <w:p>
+            <w:r/>
+            <w:r>
+              <w:rPr>
+                <w:rFonts w:ascii="Times New Roman" w:hAnsi="Times New Roman"/>
+                <w:sz w:val="19"/>
+              </w:rPr>
+              <w:t>3.8 DIVE/SolidiFI 输入侧重编码</w:t>
+            </w:r>
+          </w:p>
+        </w:tc>
+        <w:tc>
+          <w:tcPr>
+            <w:tcW w:type="dxa" w:w="2520"/>
+          </w:tcPr>
+          <w:p>
+            <w:r/>
+            <w:r>
+              <w:rPr>
+                <w:rFonts w:ascii="Times New Roman" w:hAnsi="Times New Roman"/>
+                <w:sz w:val="19"/>
+              </w:rPr>
+              <w:t>2 h 18 min 33 s</w:t>
+            </w:r>
+          </w:p>
+        </w:tc>
+        <w:tc>
+          <w:tcPr>
+            <w:tcW w:type="dxa" w:w="2520"/>
+          </w:tcPr>
+          <w:p>
+            <w:r/>
+            <w:r>
+              <w:rPr>
+                <w:rFonts w:ascii="Times New Roman" w:hAnsi="Times New Roman"/>
+                <w:sz w:val="19"/>
+              </w:rPr>
+              <w:t>① 3 棵树 + 12 棵变体树；**本阶段最长一项**（见注③）</w:t>
+            </w:r>
+          </w:p>
+        </w:tc>
+      </w:tr>
+      <w:tr>
+        <w:tc>
+          <w:tcPr>
+            <w:tcW w:type="dxa" w:w="2520"/>
+          </w:tcPr>
+          <w:p>
+            <w:r/>
+            <w:r>
+              <w:rPr>
+                <w:rFonts w:ascii="Times New Roman" w:hAnsi="Times New Roman"/>
+                <w:sz w:val="19"/>
+              </w:rPr>
+            </w:r>
+          </w:p>
+        </w:tc>
+        <w:tc>
+          <w:tcPr>
+            <w:tcW w:type="dxa" w:w="2520"/>
+          </w:tcPr>
+          <w:p>
+            <w:r/>
+            <w:r>
+              <w:rPr>
+                <w:rFonts w:ascii="Times New Roman" w:hAnsi="Times New Roman"/>
+                <w:sz w:val="19"/>
+              </w:rPr>
+              <w:t>**① 小计**</w:t>
+            </w:r>
+          </w:p>
+        </w:tc>
+        <w:tc>
+          <w:tcPr>
+            <w:tcW w:type="dxa" w:w="2520"/>
+          </w:tcPr>
+          <w:p>
+            <w:r/>
+            <w:r>
+              <w:rPr>
+                <w:rFonts w:ascii="Times New Roman" w:hAnsi="Times New Roman"/>
+                <w:sz w:val="19"/>
+              </w:rPr>
+              <w:t>**4 h 29 min 47 s**</w:t>
+            </w:r>
+          </w:p>
+        </w:tc>
+        <w:tc>
+          <w:tcPr>
+            <w:tcW w:type="dxa" w:w="2520"/>
+          </w:tcPr>
+          <w:p>
+            <w:r/>
+            <w:r>
+              <w:rPr>
+                <w:rFonts w:ascii="Times New Roman" w:hAnsi="Times New Roman"/>
+                <w:sz w:val="19"/>
+              </w:rPr>
+              <w:t>09:35:15 → 14:05:02</w:t>
+            </w:r>
+          </w:p>
+        </w:tc>
+      </w:tr>
+      <w:tr>
+        <w:tc>
+          <w:tcPr>
+            <w:tcW w:type="dxa" w:w="2520"/>
+          </w:tcPr>
+          <w:p>
+            <w:r/>
+            <w:r>
+              <w:rPr>
+                <w:rFonts w:ascii="Times New Roman" w:hAnsi="Times New Roman"/>
+                <w:sz w:val="19"/>
+              </w:rPr>
+              <w:t>任务 2（阶段 4）</w:t>
+            </w:r>
+          </w:p>
+        </w:tc>
+        <w:tc>
+          <w:tcPr>
+            <w:tcW w:type="dxa" w:w="2520"/>
+          </w:tcPr>
+          <w:p>
+            <w:r/>
+            <w:r>
+              <w:rPr>
+                <w:rFonts w:ascii="Times New Roman" w:hAnsi="Times New Roman"/>
+                <w:sz w:val="19"/>
+              </w:rPr>
+              <w:t>4.1 编码器微调 ×3（20 轮预算）</w:t>
+            </w:r>
+          </w:p>
+        </w:tc>
+        <w:tc>
+          <w:tcPr>
+            <w:tcW w:type="dxa" w:w="2520"/>
+          </w:tcPr>
+          <w:p>
+            <w:r/>
+            <w:r>
+              <w:rPr>
+                <w:rFonts w:ascii="Times New Roman" w:hAnsi="Times New Roman"/>
+                <w:sz w:val="19"/>
+              </w:rPr>
+              <w:t>2 h 01 min 39 s</w:t>
+            </w:r>
+          </w:p>
+        </w:tc>
+        <w:tc>
+          <w:tcPr>
+            <w:tcW w:type="dxa" w:w="2520"/>
+          </w:tcPr>
+          <w:p>
+            <w:r/>
+            <w:r>
+              <w:rPr>
+                <w:rFonts w:ascii="Times New Roman" w:hAnsi="Times New Roman"/>
+                <w:sz w:val="19"/>
+              </w:rPr>
+              <w:t>逐种子 31 min 53 s / 40 min 25 s / 49 min 21 s（早停于 ep11/15/14）</w:t>
+            </w:r>
+          </w:p>
+        </w:tc>
+      </w:tr>
+      <w:tr>
+        <w:tc>
+          <w:tcPr>
+            <w:tcW w:type="dxa" w:w="2520"/>
+          </w:tcPr>
+          <w:p>
+            <w:r/>
+            <w:r>
+              <w:rPr>
+                <w:rFonts w:ascii="Times New Roman" w:hAnsi="Times New Roman"/>
+                <w:sz w:val="19"/>
+              </w:rPr>
+            </w:r>
+          </w:p>
+        </w:tc>
+        <w:tc>
+          <w:tcPr>
+            <w:tcW w:type="dxa" w:w="2520"/>
+          </w:tcPr>
+          <w:p>
+            <w:r/>
+            <w:r>
+              <w:rPr>
+                <w:rFonts w:ascii="Times New Roman" w:hAnsi="Times New Roman"/>
+                <w:sz w:val="19"/>
+              </w:rPr>
+              <w:t>4.2 M3 重编码（590 图 × 3）</w:t>
+            </w:r>
+          </w:p>
+        </w:tc>
+        <w:tc>
+          <w:tcPr>
+            <w:tcW w:type="dxa" w:w="2520"/>
+          </w:tcPr>
+          <w:p>
+            <w:r/>
+            <w:r>
+              <w:rPr>
+                <w:rFonts w:ascii="Times New Roman" w:hAnsi="Times New Roman"/>
+                <w:sz w:val="19"/>
+              </w:rPr>
+              <w:t>32 min 05 s</w:t>
+            </w:r>
+          </w:p>
+        </w:tc>
+        <w:tc>
+          <w:tcPr>
+            <w:tcW w:type="dxa" w:w="2520"/>
+          </w:tcPr>
+          <w:p>
+            <w:r/>
+            <w:r>
+              <w:rPr>
+                <w:rFonts w:ascii="Times New Roman" w:hAnsi="Times New Roman"/>
+                <w:sz w:val="19"/>
+              </w:rPr>
+            </w:r>
+          </w:p>
+        </w:tc>
+      </w:tr>
+      <w:tr>
+        <w:tc>
+          <w:tcPr>
+            <w:tcW w:type="dxa" w:w="2520"/>
+          </w:tcPr>
+          <w:p>
+            <w:r/>
+            <w:r>
+              <w:rPr>
+                <w:rFonts w:ascii="Times New Roman" w:hAnsi="Times New Roman"/>
+                <w:sz w:val="19"/>
+              </w:rPr>
+            </w:r>
+          </w:p>
+        </w:tc>
+        <w:tc>
+          <w:tcPr>
+            <w:tcW w:type="dxa" w:w="2520"/>
+          </w:tcPr>
+          <w:p>
+            <w:r/>
+            <w:r>
+              <w:rPr>
+                <w:rFonts w:ascii="Times New Roman" w:hAnsi="Times New Roman"/>
+                <w:sz w:val="19"/>
+              </w:rPr>
+              <w:t>4.3 结构变体树 `buggy_p2`（6 棵）</w:t>
+            </w:r>
+          </w:p>
+        </w:tc>
+        <w:tc>
+          <w:tcPr>
+            <w:tcW w:type="dxa" w:w="2520"/>
+          </w:tcPr>
+          <w:p>
+            <w:r/>
+            <w:r>
+              <w:rPr>
+                <w:rFonts w:ascii="Times New Roman" w:hAnsi="Times New Roman"/>
+                <w:sz w:val="19"/>
+              </w:rPr>
+              <w:t>3 min 31 s</w:t>
+            </w:r>
+          </w:p>
+        </w:tc>
+        <w:tc>
+          <w:tcPr>
+            <w:tcW w:type="dxa" w:w="2520"/>
+          </w:tcPr>
+          <w:p>
+            <w:r/>
+            <w:r>
+              <w:rPr>
+                <w:rFonts w:ascii="Times New Roman" w:hAnsi="Times New Roman"/>
+                <w:sz w:val="19"/>
+              </w:rPr>
+            </w:r>
+          </w:p>
+        </w:tc>
+      </w:tr>
+      <w:tr>
+        <w:tc>
+          <w:tcPr>
+            <w:tcW w:type="dxa" w:w="2520"/>
+          </w:tcPr>
+          <w:p>
+            <w:r/>
+            <w:r>
+              <w:rPr>
+                <w:rFonts w:ascii="Times New Roman" w:hAnsi="Times New Roman"/>
+                <w:sz w:val="19"/>
+              </w:rPr>
+            </w:r>
+          </w:p>
+        </w:tc>
+        <w:tc>
+          <w:tcPr>
+            <w:tcW w:type="dxa" w:w="2520"/>
+          </w:tcPr>
+          <w:p>
+            <w:r/>
+            <w:r>
+              <w:rPr>
+                <w:rFonts w:ascii="Times New Roman" w:hAnsi="Times New Roman"/>
+                <w:sz w:val="19"/>
+              </w:rPr>
+              <w:t>4.4 正典 GNN（train/eval/diagnose/summarize）</w:t>
+            </w:r>
+          </w:p>
+        </w:tc>
+        <w:tc>
+          <w:tcPr>
+            <w:tcW w:type="dxa" w:w="2520"/>
+          </w:tcPr>
+          <w:p>
+            <w:r/>
+            <w:r>
+              <w:rPr>
+                <w:rFonts w:ascii="Times New Roman" w:hAnsi="Times New Roman"/>
+                <w:sz w:val="19"/>
+              </w:rPr>
+              <w:t>1 min 12 s</w:t>
+            </w:r>
+          </w:p>
+        </w:tc>
+        <w:tc>
+          <w:tcPr>
+            <w:tcW w:type="dxa" w:w="2520"/>
+          </w:tcPr>
+          <w:p>
+            <w:r/>
+            <w:r>
+              <w:rPr>
+                <w:rFonts w:ascii="Times New Roman" w:hAnsi="Times New Roman"/>
+                <w:sz w:val="19"/>
+              </w:rPr>
+            </w:r>
+          </w:p>
+        </w:tc>
+      </w:tr>
+      <w:tr>
+        <w:tc>
+          <w:tcPr>
+            <w:tcW w:type="dxa" w:w="2520"/>
+          </w:tcPr>
+          <w:p>
+            <w:r/>
+            <w:r>
+              <w:rPr>
+                <w:rFonts w:ascii="Times New Roman" w:hAnsi="Times New Roman"/>
+                <w:sz w:val="19"/>
+              </w:rPr>
+            </w:r>
+          </w:p>
+        </w:tc>
+        <w:tc>
+          <w:tcPr>
+            <w:tcW w:type="dxa" w:w="2520"/>
+          </w:tcPr>
+          <w:p>
+            <w:r/>
+            <w:r>
+              <w:rPr>
+                <w:rFonts w:ascii="Times New Roman" w:hAnsi="Times New Roman"/>
+                <w:sz w:val="19"/>
+              </w:rPr>
+              <w:t>4.5 消融（63 run，n=3）</w:t>
+            </w:r>
+          </w:p>
+        </w:tc>
+        <w:tc>
+          <w:tcPr>
+            <w:tcW w:type="dxa" w:w="2520"/>
+          </w:tcPr>
+          <w:p>
+            <w:r/>
+            <w:r>
+              <w:rPr>
+                <w:rFonts w:ascii="Times New Roman" w:hAnsi="Times New Roman"/>
+                <w:sz w:val="19"/>
+              </w:rPr>
+              <w:t>19 min 35 s</w:t>
+            </w:r>
+          </w:p>
+        </w:tc>
+        <w:tc>
+          <w:tcPr>
+            <w:tcW w:type="dxa" w:w="2520"/>
+          </w:tcPr>
+          <w:p>
+            <w:r/>
+            <w:r>
+              <w:rPr>
+                <w:rFonts w:ascii="Times New Roman" w:hAnsi="Times New Roman"/>
+                <w:sz w:val="19"/>
+              </w:rPr>
+              <w:t>池 497 侧</w:t>
+            </w:r>
+          </w:p>
+        </w:tc>
+      </w:tr>
+      <w:tr>
+        <w:tc>
+          <w:tcPr>
+            <w:tcW w:type="dxa" w:w="2520"/>
+          </w:tcPr>
+          <w:p>
+            <w:r/>
+            <w:r>
+              <w:rPr>
+                <w:rFonts w:ascii="Times New Roman" w:hAnsi="Times New Roman"/>
+                <w:sz w:val="19"/>
+              </w:rPr>
+            </w:r>
+          </w:p>
+        </w:tc>
+        <w:tc>
+          <w:tcPr>
+            <w:tcW w:type="dxa" w:w="2520"/>
+          </w:tcPr>
+          <w:p>
+            <w:r/>
+            <w:r>
+              <w:rPr>
+                <w:rFonts w:ascii="Times New Roman" w:hAnsi="Times New Roman"/>
+                <w:sz w:val="19"/>
+              </w:rPr>
+              <w:t>4.6 架构族（9 run）</w:t>
+            </w:r>
+          </w:p>
+        </w:tc>
+        <w:tc>
+          <w:tcPr>
+            <w:tcW w:type="dxa" w:w="2520"/>
+          </w:tcPr>
+          <w:p>
+            <w:r/>
+            <w:r>
+              <w:rPr>
+                <w:rFonts w:ascii="Times New Roman" w:hAnsi="Times New Roman"/>
+                <w:sz w:val="19"/>
+              </w:rPr>
+              <w:t>2 min 03 s</w:t>
+            </w:r>
+          </w:p>
+        </w:tc>
+        <w:tc>
+          <w:tcPr>
+            <w:tcW w:type="dxa" w:w="2520"/>
+          </w:tcPr>
+          <w:p>
+            <w:r/>
+            <w:r>
+              <w:rPr>
+                <w:rFonts w:ascii="Times New Roman" w:hAnsi="Times New Roman"/>
+                <w:sz w:val="19"/>
+              </w:rPr>
+            </w:r>
+          </w:p>
+        </w:tc>
+      </w:tr>
+      <w:tr>
+        <w:tc>
+          <w:tcPr>
+            <w:tcW w:type="dxa" w:w="2520"/>
+          </w:tcPr>
+          <w:p>
+            <w:r/>
+            <w:r>
+              <w:rPr>
+                <w:rFonts w:ascii="Times New Roman" w:hAnsi="Times New Roman"/>
+                <w:sz w:val="19"/>
+              </w:rPr>
+            </w:r>
+          </w:p>
+        </w:tc>
+        <w:tc>
+          <w:tcPr>
+            <w:tcW w:type="dxa" w:w="2520"/>
+          </w:tcPr>
+          <w:p>
+            <w:r/>
+            <w:r>
+              <w:rPr>
+                <w:rFonts w:ascii="Times New Roman" w:hAnsi="Times New Roman"/>
+                <w:sz w:val="19"/>
+              </w:rPr>
+              <w:t>4.7 三条论文基线（MVD-HG/EGFL/MANDO）</w:t>
+            </w:r>
+          </w:p>
+        </w:tc>
+        <w:tc>
+          <w:tcPr>
+            <w:tcW w:type="dxa" w:w="2520"/>
+          </w:tcPr>
+          <w:p>
+            <w:r/>
+            <w:r>
+              <w:rPr>
+                <w:rFonts w:ascii="Times New Roman" w:hAnsi="Times New Roman"/>
+                <w:sz w:val="19"/>
+              </w:rPr>
+              <w:t>**0**（裁定不重跑）</w:t>
+            </w:r>
+          </w:p>
+        </w:tc>
+        <w:tc>
+          <w:tcPr>
+            <w:tcW w:type="dxa" w:w="2520"/>
+          </w:tcPr>
+          <w:p>
+            <w:r/>
+            <w:r>
+              <w:rPr>
+                <w:rFonts w:ascii="Times New Roman" w:hAnsi="Times New Roman"/>
+                <w:sz w:val="19"/>
+              </w:rPr>
+              <w:t>实测三者均**不读 `_cb.pt`**（MVD-HG/EGFL 自建 AST/反汇编；MANDO 只读结构通道；Slither 只吃源码）</w:t>
+            </w:r>
+          </w:p>
+        </w:tc>
+      </w:tr>
+      <w:tr>
+        <w:tc>
+          <w:tcPr>
+            <w:tcW w:type="dxa" w:w="2520"/>
+          </w:tcPr>
+          <w:p>
+            <w:r/>
+            <w:r>
+              <w:rPr>
+                <w:rFonts w:ascii="Times New Roman" w:hAnsi="Times New Roman"/>
+                <w:sz w:val="19"/>
+              </w:rPr>
+            </w:r>
+          </w:p>
+        </w:tc>
+        <w:tc>
+          <w:tcPr>
+            <w:tcW w:type="dxa" w:w="2520"/>
+          </w:tcPr>
+          <w:p>
+            <w:r/>
+            <w:r>
+              <w:rPr>
+                <w:rFonts w:ascii="Times New Roman" w:hAnsi="Times New Roman"/>
+                <w:sz w:val="19"/>
+              </w:rPr>
+              <w:t>**任务 2 小计**</w:t>
+            </w:r>
+          </w:p>
+        </w:tc>
+        <w:tc>
+          <w:tcPr>
+            <w:tcW w:type="dxa" w:w="2520"/>
+          </w:tcPr>
+          <w:p>
+            <w:r/>
+            <w:r>
+              <w:rPr>
+                <w:rFonts w:ascii="Times New Roman" w:hAnsi="Times New Roman"/>
+                <w:sz w:val="19"/>
+              </w:rPr>
+              <w:t>**3 h 00 min 05 s**</w:t>
+            </w:r>
+          </w:p>
+        </w:tc>
+        <w:tc>
+          <w:tcPr>
+            <w:tcW w:type="dxa" w:w="2520"/>
+          </w:tcPr>
+          <w:p>
+            <w:r/>
+            <w:r>
+              <w:rPr>
+                <w:rFonts w:ascii="Times New Roman" w:hAnsi="Times New Roman"/>
+                <w:sz w:val="19"/>
+              </w:rPr>
+              <w:t>14:05:03 → 17:05:08</w:t>
+            </w:r>
+          </w:p>
+        </w:tc>
+      </w:tr>
+      <w:tr>
+        <w:tc>
+          <w:tcPr>
+            <w:tcW w:type="dxa" w:w="2520"/>
+          </w:tcPr>
+          <w:p>
+            <w:r/>
+            <w:r>
+              <w:rPr>
+                <w:rFonts w:ascii="Times New Roman" w:hAnsi="Times New Roman"/>
+                <w:sz w:val="19"/>
+              </w:rPr>
+              <w:t>**合计**</w:t>
+            </w:r>
+          </w:p>
+        </w:tc>
+        <w:tc>
+          <w:tcPr>
+            <w:tcW w:type="dxa" w:w="2520"/>
+          </w:tcPr>
+          <w:p>
+            <w:r/>
+            <w:r>
+              <w:rPr>
+                <w:rFonts w:ascii="Times New Roman" w:hAnsi="Times New Roman"/>
+                <w:sz w:val="19"/>
+              </w:rPr>
+              <w:t>**本次换代总成本**</w:t>
+            </w:r>
+          </w:p>
+        </w:tc>
+        <w:tc>
+          <w:tcPr>
+            <w:tcW w:type="dxa" w:w="2520"/>
+          </w:tcPr>
+          <w:p>
+            <w:r/>
+            <w:r>
+              <w:rPr>
+                <w:rFonts w:ascii="Times New Roman" w:hAnsi="Times New Roman"/>
+                <w:sz w:val="19"/>
+              </w:rPr>
+              <w:t>**7 h 29 min 52 s**</w:t>
+            </w:r>
+          </w:p>
+        </w:tc>
+        <w:tc>
+          <w:tcPr>
+            <w:tcW w:type="dxa" w:w="2520"/>
+          </w:tcPr>
+          <w:p>
+            <w:r/>
+            <w:r>
+              <w:rPr>
+                <w:rFonts w:ascii="Times New Roman" w:hAnsi="Times New Roman"/>
+                <w:sz w:val="19"/>
+              </w:rPr>
+              <w:t>① + 任务 2，串行；M1/M2 建图未重跑</w:t>
+            </w:r>
+          </w:p>
+        </w:tc>
+      </w:tr>
+    </w:tbl>
+    <w:p>
+      <w:pPr>
+        <w:rPr>
+          <w:rFonts w:ascii="Times New Roman" w:hAnsi="Times New Roman" w:cs="Times New Roman"/>
+        </w:rPr>
+      </w:pPr>
+      <w:r>
+        <w:rPr>
+          <w:rFonts w:ascii="Times New Roman" w:hAnsi="Times New Roman" w:cs="Times New Roman"/>
+        </w:rPr>
+        <w:t>🔴 **本表与 §4.7.5 正表口径不同、不可相加**：正表是「从零训一个模型」的单次成本，本表是「已有一整套正典，把整条链整体换到新编码器档」的**重跑成本**——它包含上游重建（编码器微调 + M3 重编码）**以及**下游全部对照臂的重跑。⚠ **三点必须随表披露**：① 全部为**串行墙钟**（单卡 RTX 4070 Laptop，GPU 独占），未做任何并行；② **3.4 的 1 h 15 min 里，首跑 58 min 产出了 162 个 run**（`ablation_n9` 153 + `conv_gcn` 9），只在 `conv_gat` 一步因 `scatter_reduce_cuda does not have a deterministic implementation` 而中止；修复（把 `gat` 排除在 `--deterministic` 之外）后补跑 54 个用 17 min 13 s⇒ **净浪费≈0 计算量**，代价是**串行阻塞**（3.5–3.9 必须等它跑完）；③ **3.8 一项就占 ① 侧 4 h 30 min 的一半以上**（2 h 18 min 33 s），而它只重编码 DIVE/SolidiFI 的特征、按裁定**不产新的交付数字**（外部评测保留换代前矩阵，见 §5.5.1 的口径披露）⇒ 若只算「产出交付表所必需」的部分，① 侧净成本约 **2 h 11 min**。</w:t>
+      </w:r>
+      <w:r>
+        <w:rPr>
+          <w:rFonts w:ascii="Times New Roman" w:hAnsi="Times New Roman" w:cs="Times New Roman"/>
+        </w:rPr>
+      </w:r>
+    </w:p>
+    <w:p>
+      <w:pPr>
+        <w:pStyle w:val="2"/>
+        <w:rPr>
+          <w:rFonts w:ascii="Times New Roman" w:hAnsi="Times New Roman" w:cs="Times New Roman"/>
+          <w:sz w:val="26"/>
+          <w:szCs w:val="26"/>
+        </w:rPr>
+      </w:pPr>
+      <w:r>
+        <w:rPr>
+          <w:rFonts w:ascii="Segoe UI Emoji" w:hAnsi="Segoe UI Emoji" w:cs="Segoe UI Emoji"/>
+        </w:rPr>
+        <w:t>4.7.6  评测口径</w:t>
+      </w:r>
+      <w:r>
+        <w:rPr>
+          <w:rFonts w:ascii="Times New Roman" w:hAnsi="Times New Roman" w:cs="Times New Roman"/>
+        </w:rPr>
+      </w:r>
+      <w:r>
+        <w:rPr>
+          <w:rFonts w:ascii="Times New Roman" w:eastAsia="宋体" w:hAnsi="Times New Roman" w:cs="Times New Roman"/>
+        </w:rPr>
+      </w:r>
+    </w:p>
+    <w:tbl>
+      <w:tblPr>
+        <w:tblW w:type="auto" w:w="0"/>
+        <w:tblLook w:firstColumn="1" w:firstRow="1" w:lastColumn="0" w:lastRow="0" w:noHBand="0" w:noVBand="1" w:val="04A0"/>
+      </w:tblPr>
+      <w:tblGrid>
+        <w:gridCol w:w="5040"/>
+        <w:gridCol w:w="5040"/>
+      </w:tblGrid>
+      <w:tr>
+        <w:tc>
+          <w:tcPr>
+            <w:tcW w:type="dxa" w:w="5040"/>
+          </w:tcPr>
+          <w:p>
+            <w:r/>
+            <w:r>
+              <w:rPr>
+                <w:rFonts w:ascii="Times New Roman" w:hAnsi="Times New Roman"/>
+                <w:sz w:val="19"/>
+              </w:rPr>
+              <w:t>口径项</w:t>
+            </w:r>
+          </w:p>
+        </w:tc>
+        <w:tc>
+          <w:tcPr>
+            <w:tcW w:type="dxa" w:w="5040"/>
+          </w:tcPr>
+          <w:p>
+            <w:r/>
+            <w:r>
+              <w:rPr>
+                <w:rFonts w:ascii="Times New Roman" w:hAnsi="Times New Roman"/>
+                <w:sz w:val="19"/>
+              </w:rPr>
+              <w:t>设定</w:t>
+            </w:r>
+          </w:p>
+        </w:tc>
+      </w:tr>
+      <w:tr>
+        <w:tc>
+          <w:tcPr>
+            <w:tcW w:type="dxa" w:w="5040"/>
+          </w:tcPr>
+          <w:p>
+            <w:r/>
+            <w:r>
+              <w:rPr>
+                <w:rFonts w:ascii="Times New Roman" w:hAnsi="Times New Roman"/>
+                <w:sz w:val="19"/>
+              </w:rPr>
+              <w:t>主指标</w:t>
+            </w:r>
+          </w:p>
+        </w:tc>
+        <w:tc>
+          <w:tcPr>
+            <w:tcW w:type="dxa" w:w="5040"/>
+          </w:tcPr>
+          <w:p>
+            <w:r/>
+            <w:r>
+              <w:rPr>
+                <w:rFonts w:ascii="Times New Roman" w:hAnsi="Times New Roman"/>
+                <w:sz w:val="19"/>
+              </w:rPr>
+              <w:t>micro-F1（标签对级），两工作点并列报告：固定 0.5 与验证集阈值</w:t>
+            </w:r>
+          </w:p>
+        </w:tc>
+      </w:tr>
+      <w:tr>
+        <w:tc>
+          <w:tcPr>
+            <w:tcW w:type="dxa" w:w="5040"/>
+          </w:tcPr>
+          <w:p>
+            <w:r/>
+            <w:r>
+              <w:rPr>
+                <w:rFonts w:ascii="Times New Roman" w:hAnsi="Times New Roman"/>
+                <w:sz w:val="19"/>
+              </w:rPr>
+              <w:t>参考指标</w:t>
+            </w:r>
+          </w:p>
+        </w:tc>
+        <w:tc>
+          <w:tcPr>
+            <w:tcW w:type="dxa" w:w="5040"/>
+          </w:tcPr>
+          <w:p>
+            <w:r/>
+            <w:r>
+              <w:rPr>
+                <w:rFonts w:ascii="Times New Roman" w:hAnsi="Times New Roman"/>
+                <w:sz w:val="19"/>
+              </w:rPr>
+              <w:t>macro-F1（7 类未加权平均）、逐类 P/R/F1、per-class PR-AUC、mAP（阈值无关）</w:t>
+            </w:r>
+          </w:p>
+        </w:tc>
+      </w:tr>
+      <w:tr>
+        <w:tc>
+          <w:tcPr>
+            <w:tcW w:type="dxa" w:w="5040"/>
+          </w:tcPr>
+          <w:p>
+            <w:r/>
+            <w:r>
+              <w:rPr>
+                <w:rFonts w:ascii="Times New Roman" w:hAnsi="Times New Roman"/>
+                <w:sz w:val="19"/>
+              </w:rPr>
+              <w:t>阈值</w:t>
+            </w:r>
+          </w:p>
+        </w:tc>
+        <w:tc>
+          <w:tcPr>
+            <w:tcW w:type="dxa" w:w="5040"/>
+          </w:tcPr>
+          <w:p>
+            <w:r/>
+            <w:r>
+              <w:rPr>
+                <w:rFonts w:ascii="Times New Roman" w:hAnsi="Times New Roman"/>
+                <w:sz w:val="19"/>
+              </w:rPr>
+              <w:t>0.20–0.80 步长 0.05，目标验证集 micro-F1，并列取小；只在验证集搜，测试集不参与</w:t>
+            </w:r>
+          </w:p>
+        </w:tc>
+      </w:tr>
+      <w:tr>
+        <w:tc>
+          <w:tcPr>
+            <w:tcW w:type="dxa" w:w="5040"/>
+          </w:tcPr>
+          <w:p>
+            <w:r/>
+            <w:r>
+              <w:rPr>
+                <w:rFonts w:ascii="Times New Roman" w:hAnsi="Times New Roman"/>
+                <w:sz w:val="19"/>
+              </w:rPr>
+              <w:t>随机种子</w:t>
+            </w:r>
+          </w:p>
+        </w:tc>
+        <w:tc>
+          <w:tcPr>
+            <w:tcW w:type="dxa" w:w="5040"/>
+          </w:tcPr>
+          <w:p>
+            <w:r/>
+            <w:r>
+              <w:rPr>
+                <w:rFonts w:ascii="Times New Roman" w:hAnsi="Times New Roman"/>
+                <w:sz w:val="19"/>
+              </w:rPr>
+              <w:t>数据划分种子与训练种子分离，各 3 个（0/1/2）；主种子 seed0，最佳种子口径另见 5.1</w:t>
+            </w:r>
+          </w:p>
+        </w:tc>
+      </w:tr>
+      <w:tr>
+        <w:tc>
+          <w:tcPr>
+            <w:tcW w:type="dxa" w:w="5040"/>
+          </w:tcPr>
+          <w:p>
+            <w:r/>
+            <w:r>
+              <w:rPr>
+                <w:rFonts w:ascii="Times New Roman" w:hAnsi="Times New Roman"/>
+                <w:sz w:val="19"/>
+              </w:rPr>
+              <w:t>平凡下限</w:t>
+            </w:r>
+          </w:p>
+        </w:tc>
+        <w:tc>
+          <w:tcPr>
+            <w:tcW w:type="dxa" w:w="5040"/>
+          </w:tcPr>
+          <w:p>
+            <w:r/>
+            <w:r>
+              <w:rPr>
+                <w:rFonts w:ascii="Times New Roman" w:hAnsi="Times New Roman"/>
+                <w:sz w:val="19"/>
+              </w:rPr>
+              <w:t>七维 micro 0.1224（322 个标签格中 6.5% 为正）；合约级二分类 0.6199（46 个测试合约中 45.7% 有漏洞）</w:t>
+            </w:r>
+          </w:p>
+        </w:tc>
+      </w:tr>
+      <w:tr>
+        <w:tc>
+          <w:tcPr>
+            <w:tcW w:type="dxa" w:w="5040"/>
+          </w:tcPr>
+          <w:p>
+            <w:r/>
+            <w:r>
+              <w:rPr>
+                <w:rFonts w:ascii="Times New Roman" w:hAnsi="Times New Roman"/>
+                <w:sz w:val="19"/>
+              </w:rPr>
+              <w:t>区间估计</w:t>
+            </w:r>
+          </w:p>
+        </w:tc>
+        <w:tc>
+          <w:tcPr>
+            <w:tcW w:type="dxa" w:w="5040"/>
+          </w:tcPr>
+          <w:p>
+            <w:r/>
+            <w:r>
+              <w:rPr>
+                <w:rFonts w:ascii="Times New Roman" w:hAnsi="Times New Roman"/>
+                <w:sz w:val="19"/>
+              </w:rPr>
+              <w:t>micro-F1 的 bootstrap 95% CI 宽达 0.34–0.40（46 个测试合约 / 21 个正标签对）⇒ **不得**用 micro-F1 的小数位差异下方法优劣结论</w:t>
+            </w:r>
+          </w:p>
+        </w:tc>
+      </w:tr>
+    </w:tbl>
+    <w:p>
+      <w:pPr>
+        <w:rPr>
+          <w:rFonts w:ascii="Times New Roman" w:hAnsi="Times New Roman" w:cs="Times New Roman"/>
+        </w:rPr>
+      </w:pPr>
+      <w:r>
+        <w:rPr>
+          <w:rFonts w:ascii="Times New Roman" w:hAnsi="Times New Roman" w:cs="Times New Roman"/>
+        </w:rPr>
+        <w:t>⚠ 两个口径的平凡下限相差 0.50，**七维与合约级二分类的数字不可互比**；诊断补充口径（`clean_only`、温度缩放、per-class 阈值、多种子集成）一律**不进主结果**，见 `experiments/decisions.md`。</w:t>
+      </w:r>
+      <w:r>
+        <w:rPr>
+          <w:rFonts w:ascii="Times New Roman" w:hAnsi="Times New Roman" w:cs="Times New Roman"/>
+        </w:rPr>
+      </w:r>
+    </w:p>
+    <w:p>
+      <w:pPr>
+        <w:pStyle w:val="2"/>
+        <w:rPr>
+          <w:rFonts w:ascii="Times New Roman" w:hAnsi="Times New Roman" w:cs="Times New Roman"/>
+          <w:sz w:val="26"/>
+          <w:szCs w:val="26"/>
+        </w:rPr>
+      </w:pPr>
+      <w:r>
+        <w:rPr>
+          <w:rFonts w:ascii="Segoe UI Emoji" w:hAnsi="Segoe UI Emoji" w:cs="Segoe UI Emoji"/>
+        </w:rPr>
+        <w:t>4.7.7  对照臂与对比方法清单</w:t>
+      </w:r>
+      <w:r>
+        <w:rPr>
+          <w:rFonts w:ascii="Times New Roman" w:hAnsi="Times New Roman" w:cs="Times New Roman"/>
+        </w:rPr>
+      </w:r>
+      <w:r>
+        <w:rPr>
+          <w:rFonts w:ascii="Times New Roman" w:eastAsia="宋体" w:hAnsi="Times New Roman" w:cs="Times New Roman"/>
+        </w:rPr>
+      </w:r>
+    </w:p>
+    <w:tbl>
+      <w:tblPr>
+        <w:tblW w:type="auto" w:w="0"/>
+        <w:tblLook w:firstColumn="1" w:firstRow="1" w:lastColumn="0" w:lastRow="0" w:noHBand="0" w:noVBand="1" w:val="04A0"/>
+      </w:tblPr>
+      <w:tblGrid>
+        <w:gridCol w:w="3360"/>
+        <w:gridCol w:w="3360"/>
+        <w:gridCol w:w="3360"/>
+      </w:tblGrid>
+      <w:tr>
+        <w:tc>
+          <w:tcPr>
+            <w:tcW w:type="dxa" w:w="3360"/>
+          </w:tcPr>
+          <w:p>
+            <w:r/>
+            <w:r>
+              <w:rPr>
+                <w:rFonts w:ascii="Times New Roman" w:hAnsi="Times New Roman"/>
+                <w:sz w:val="19"/>
+              </w:rPr>
+              <w:t>对照臂族</w:t>
+            </w:r>
+          </w:p>
+        </w:tc>
+        <w:tc>
+          <w:tcPr>
+            <w:tcW w:type="dxa" w:w="3360"/>
+          </w:tcPr>
+          <w:p>
+            <w:r/>
+            <w:r>
+              <w:rPr>
+                <w:rFonts w:ascii="Times New Roman" w:hAnsi="Times New Roman"/>
+                <w:sz w:val="19"/>
+              </w:rPr>
+              <w:t>规模</w:t>
+            </w:r>
+          </w:p>
+        </w:tc>
+        <w:tc>
+          <w:tcPr>
+            <w:tcW w:type="dxa" w:w="3360"/>
+          </w:tcPr>
+          <w:p>
+            <w:r/>
+            <w:r>
+              <w:rPr>
+                <w:rFonts w:ascii="Times New Roman" w:hAnsi="Times New Roman"/>
+                <w:sz w:val="19"/>
+              </w:rPr>
+              <w:t>用途</w:t>
+            </w:r>
+          </w:p>
+        </w:tc>
+      </w:tr>
+      <w:tr>
+        <w:tc>
+          <w:tcPr>
+            <w:tcW w:type="dxa" w:w="3360"/>
+          </w:tcPr>
+          <w:p>
+            <w:r/>
+            <w:r>
+              <w:rPr>
+                <w:rFonts w:ascii="Times New Roman" w:hAnsi="Times New Roman"/>
+                <w:sz w:val="19"/>
+              </w:rPr>
+              <w:t>消融臂（必要+可选）</w:t>
+            </w:r>
+          </w:p>
+        </w:tc>
+        <w:tc>
+          <w:tcPr>
+            <w:tcW w:type="dxa" w:w="3360"/>
+          </w:tcPr>
+          <w:p>
+            <w:r/>
+            <w:r>
+              <w:rPr>
+                <w:rFonts w:ascii="Times New Roman" w:hAnsi="Times New Roman"/>
+                <w:sz w:val="19"/>
+              </w:rPr>
+              <w:t>**21 臂**：n=3 对角（63 run）+ **n=9 同配对复核**（126 run）；判「有效/无效」以 n=9 为准</w:t>
+            </w:r>
+          </w:p>
+        </w:tc>
+        <w:tc>
+          <w:tcPr>
+            <w:tcW w:type="dxa" w:w="3360"/>
+          </w:tcPr>
+          <w:p>
+            <w:r/>
+            <w:r>
+              <w:rPr>
+                <w:rFonts w:ascii="Times New Roman" w:hAnsi="Times New Roman"/>
+                <w:sz w:val="19"/>
+              </w:rPr>
+              <w:t>逐模块验证：边、通道、池化、L_var、先验 Dropout、特征分组、层数/宽度/基分解、DropEdge、冻结编码器</w:t>
+            </w:r>
+          </w:p>
+        </w:tc>
+      </w:tr>
+      <w:tr>
+        <w:tc>
+          <w:tcPr>
+            <w:tcW w:type="dxa" w:w="3360"/>
+          </w:tcPr>
+          <w:p>
+            <w:r/>
+            <w:r>
+              <w:rPr>
+                <w:rFonts w:ascii="Times New Roman" w:hAnsi="Times New Roman"/>
+                <w:sz w:val="19"/>
+              </w:rPr>
+              <w:t>架构基线族</w:t>
+            </w:r>
+          </w:p>
+        </w:tc>
+        <w:tc>
+          <w:tcPr>
+            <w:tcW w:type="dxa" w:w="3360"/>
+          </w:tcPr>
+          <w:p>
+            <w:r/>
+            <w:r>
+              <w:rPr>
+                <w:rFonts w:ascii="Times New Roman" w:hAnsi="Times New Roman"/>
+                <w:sz w:val="19"/>
+              </w:rPr>
+              <w:t>GCN / GAT / SAGE × 3 种子 + 参数量匹配对照</w:t>
+            </w:r>
+          </w:p>
+        </w:tc>
+        <w:tc>
+          <w:tcPr>
+            <w:tcW w:type="dxa" w:w="3360"/>
+          </w:tcPr>
+          <w:p>
+            <w:r/>
+            <w:r>
+              <w:rPr>
+                <w:rFonts w:ascii="Times New Roman" w:hAnsi="Times New Roman"/>
+                <w:sz w:val="19"/>
+              </w:rPr>
+              <w:t>关系感知 vs 关系盲的内部证据（**不是** 5.3 的对比方法）</w:t>
+            </w:r>
+          </w:p>
+        </w:tc>
+      </w:tr>
+      <w:tr>
+        <w:tc>
+          <w:tcPr>
+            <w:tcW w:type="dxa" w:w="3360"/>
+          </w:tcPr>
+          <w:p>
+            <w:r/>
+            <w:r>
+              <w:rPr>
+                <w:rFonts w:ascii="Times New Roman" w:hAnsi="Times New Roman"/>
+                <w:sz w:val="19"/>
+              </w:rPr>
+              <w:t>逐类独立二分类臂</w:t>
+            </w:r>
+          </w:p>
+        </w:tc>
+        <w:tc>
+          <w:tcPr>
+            <w:tcW w:type="dxa" w:w="3360"/>
+          </w:tcPr>
+          <w:p>
+            <w:r/>
+            <w:r>
+              <w:rPr>
+                <w:rFonts w:ascii="Times New Roman" w:hAnsi="Times New Roman"/>
+                <w:sz w:val="19"/>
+              </w:rPr>
+              <w:t>7 类 × 2 配置 × 3 种子</w:t>
+            </w:r>
+          </w:p>
+        </w:tc>
+        <w:tc>
+          <w:tcPr>
+            <w:tcW w:type="dxa" w:w="3360"/>
+          </w:tcPr>
+          <w:p>
+            <w:r/>
+            <w:r>
+              <w:rPr>
+                <w:rFonts w:ascii="Times New Roman" w:hAnsi="Times New Roman"/>
+                <w:sz w:val="19"/>
+              </w:rPr>
+              <w:t>回答「多标签共享是否压制了稀有类」</w:t>
+            </w:r>
+          </w:p>
+        </w:tc>
+      </w:tr>
+      <w:tr>
+        <w:tc>
+          <w:tcPr>
+            <w:tcW w:type="dxa" w:w="3360"/>
+          </w:tcPr>
+          <w:p>
+            <w:r/>
+            <w:r>
+              <w:rPr>
+                <w:rFonts w:ascii="Times New Roman" w:hAnsi="Times New Roman"/>
+                <w:sz w:val="19"/>
+              </w:rPr>
+              <w:t>二分类头臂</w:t>
+            </w:r>
+          </w:p>
+        </w:tc>
+        <w:tc>
+          <w:tcPr>
+            <w:tcW w:type="dxa" w:w="3360"/>
+          </w:tcPr>
+          <w:p>
+            <w:r/>
+            <w:r>
+              <w:rPr>
+                <w:rFonts w:ascii="Times New Roman" w:hAnsi="Times New Roman"/>
+                <w:sz w:val="19"/>
+              </w:rPr>
+              <w:t>--head binary，3 种子</w:t>
+            </w:r>
+          </w:p>
+        </w:tc>
+        <w:tc>
+          <w:tcPr>
+            <w:tcW w:type="dxa" w:w="3360"/>
+          </w:tcPr>
+          <w:p>
+            <w:r/>
+            <w:r>
+              <w:rPr>
+                <w:rFonts w:ascii="Times New Roman" w:hAnsi="Times New Roman"/>
+                <w:sz w:val="19"/>
+              </w:rPr>
+              <w:t>单变量消融：只换输出空间（7→1）</w:t>
+            </w:r>
+          </w:p>
+        </w:tc>
+      </w:tr>
+      <w:tr>
+        <w:tc>
+          <w:tcPr>
+            <w:tcW w:type="dxa" w:w="3360"/>
+          </w:tcPr>
+          <w:p>
+            <w:r/>
+            <w:r>
+              <w:rPr>
+                <w:rFonts w:ascii="Times New Roman" w:hAnsi="Times New Roman"/>
+                <w:sz w:val="19"/>
+              </w:rPr>
+              <w:t>论文基线（5.3 对比方法）</w:t>
+            </w:r>
+          </w:p>
+        </w:tc>
+        <w:tc>
+          <w:tcPr>
+            <w:tcW w:type="dxa" w:w="3360"/>
+          </w:tcPr>
+          <w:p>
+            <w:r/>
+            <w:r>
+              <w:rPr>
+                <w:rFonts w:ascii="Times New Roman" w:hAnsi="Times New Roman"/>
+                <w:sz w:val="19"/>
+              </w:rPr>
+              <w:t>MVD-HG / EGFL / MANDO-LLM × 3 种子</w:t>
+            </w:r>
+          </w:p>
+        </w:tc>
+        <w:tc>
+          <w:tcPr>
+            <w:tcW w:type="dxa" w:w="3360"/>
+          </w:tcPr>
+          <w:p>
+            <w:r/>
+            <w:r>
+              <w:rPr>
+                <w:rFonts w:ascii="Times New Roman" w:hAnsi="Times New Roman"/>
+                <w:sz w:val="19"/>
+              </w:rPr>
+              <w:t>三条论文基线的重实现</w:t>
+            </w:r>
+          </w:p>
+        </w:tc>
+      </w:tr>
+      <w:tr>
+        <w:tc>
+          <w:tcPr>
+            <w:tcW w:type="dxa" w:w="3360"/>
+          </w:tcPr>
+          <w:p>
+            <w:r/>
+            <w:r>
+              <w:rPr>
+                <w:rFonts w:ascii="Times New Roman" w:hAnsi="Times New Roman"/>
+                <w:sz w:val="19"/>
+              </w:rPr>
+              <w:t>传统工具（5.3 对比方法）</w:t>
+            </w:r>
+          </w:p>
+        </w:tc>
+        <w:tc>
+          <w:tcPr>
+            <w:tcW w:type="dxa" w:w="3360"/>
+          </w:tcPr>
+          <w:p>
+            <w:r/>
+            <w:r>
+              <w:rPr>
+                <w:rFonts w:ascii="Times New Roman" w:hAnsi="Times New Roman"/>
+                <w:sz w:val="19"/>
+              </w:rPr>
+              <w:t>Securify / Mythril / Slither / Manticore / SmartCheck / Oyente</w:t>
+            </w:r>
+          </w:p>
+        </w:tc>
+        <w:tc>
+          <w:tcPr>
+            <w:tcW w:type="dxa" w:w="3360"/>
+          </w:tcPr>
+          <w:p>
+            <w:r/>
+            <w:r>
+              <w:rPr>
+                <w:rFonts w:ascii="Times New Roman" w:hAnsi="Times New Roman"/>
+                <w:sz w:val="19"/>
+              </w:rPr>
+              <w:t>不训练；Slither 走主环境，其余五个各在独立 conda env</w:t>
+            </w:r>
+          </w:p>
+        </w:tc>
+      </w:tr>
+    </w:tbl>
+    <w:p>
+      <w:pPr>
+        <w:pStyle w:val="1"/>
         <w:spacing w:before="300"/>
         <w:rPr>
           <w:rFonts w:ascii="Times New Roman" w:hAnsi="Times New Roman" w:cs="Times New Roman"/>
@@ -20257,6 +26399,24 @@
               <w:t>。</w:t>
             </w:r>
           </w:p>
+          <w:p>
+            <w:pPr>
+              <w:rPr>
+                <w:rFonts w:ascii="Times New Roman" w:hAnsi="Times New Roman" w:cs="Times New Roman"/>
+              </w:rPr>
+            </w:pPr>
+            <w:r>
+              <w:rPr>
+                <w:rFonts w:ascii="Times New Roman" w:hAnsi="Times New Roman" w:cs="Times New Roman"/>
+              </w:rPr>
+              <w:t>上述 2002 为**合约名级**条目数。构建图时按项目前缀（`__` 前第一段，剥去 `asd_`/`nasd_`）归并为 **590 个唯一项目级合约**；再剔除 `buggy_*` 注入噪声（90）与源码重复（47）后，构成**训练池 453**（train/val/test = 362/45/46），其中全零（正常）合约 326 个。三份只读源现为 `alldata(readonly)/alldata_sol_source/` 下**扁平 591 个 `.sol`**（原始七类文件夹组织在导入时已摊平；上表的类别记录数 3482 = 474+514+406+398+543+444+703 为该阶段的统计）。详见 §4.7.4。</w:t>
+            </w:r>
+            <w:r>
+              <w:rPr>
+                <w:rFonts w:ascii="Times New Roman" w:hAnsi="Times New Roman" w:cs="Times New Roman"/>
+              </w:rPr>
+            </w:r>
+          </w:p>
         </w:tc>
       </w:tr>
       <w:tr>
@@ -22143,19 +28303,17 @@
         <w:rPr>
           <w:rFonts w:ascii="Times New Roman" w:hAnsi="Times New Roman" w:cs="Times New Roman"/>
         </w:rPr>
-        <w:t>下的结果和验证集选择阈值下的结果。所有主实验至少运行</w:t>
-      </w:r>
-      <w:r>
-        <w:rPr>
-          <w:rFonts w:ascii="Times New Roman" w:hAnsi="Times New Roman" w:cs="Times New Roman"/>
-        </w:rPr>
-        <w:t>3</w:t>
-      </w:r>
-      <w:r>
-        <w:rPr>
-          <w:rFonts w:ascii="Times New Roman" w:hAnsi="Times New Roman" w:cs="Times New Roman"/>
-        </w:rPr>
-        <w:t>个随机种子，并报告均值与标准差。</w:t>
+        <w:t>下的结果和验证集选择阈值下的结果。**所有主实验至少运行 3 个随机种子，并报告均值与标准差**（主实验的最低要求）。⚠ **凡要对干预下「有效/无效」结论，须用同配对 ≥9 点**：配对点 = (训练种子 × 划分种子) 的全交叉 3×3；只沿对角取 3 点即 n=3，**仅作描述性读数、不作结论**。本研究的 21 臂消融与架构基线族（GCN/GAT/SAGE 及参数量匹配对照）均已按 **n=9** 同配对复核，逐配对 Δ 与配对 t 见 `experiments/ablation_n9_results.md`；n=3 与 n=9 **并存**，n=3 的价值在于对照「哪些结论在 n=9 下翻转」。</w:t>
+      </w:r>
+      <w:r>
+        <w:rPr>
+          <w:rFonts w:ascii="Times New Roman" w:hAnsi="Times New Roman" w:cs="Times New Roman"/>
+        </w:rPr>
+      </w:r>
+      <w:r>
+        <w:rPr>
+          <w:rFonts w:ascii="Times New Roman" w:hAnsi="Times New Roman" w:cs="Times New Roman"/>
+        </w:rPr>
       </w:r>
     </w:p>
     <w:p>
@@ -24647,25 +30805,22 @@
               <w:rPr>
                 <w:rFonts w:ascii="Times New Roman" w:hAnsi="Times New Roman" w:cs="Times New Roman"/>
               </w:rPr>
-              <w:t>冻结</w:t>
-            </w:r>
-            <w:r>
-              <w:rPr>
-                <w:rFonts w:ascii="Times New Roman" w:hAnsi="Times New Roman" w:cs="Times New Roman"/>
-              </w:rPr>
-              <w:t xml:space="preserve">CodeBERT vs </w:t>
-            </w:r>
-            <w:r>
-              <w:rPr>
-                <w:rFonts w:ascii="Times New Roman" w:hAnsi="Times New Roman" w:cs="Times New Roman"/>
-              </w:rPr>
-              <w:t>微调</w:t>
-            </w:r>
-            <w:r>
-              <w:rPr>
-                <w:rFonts w:ascii="Times New Roman" w:hAnsi="Times New Roman" w:cs="Times New Roman"/>
-              </w:rPr>
-              <w:t>CodeBERT</w:t>
+              <w:t>CodeBERT 三档阶梯（冻结 / 短预算微调 5 轮 / 收敛微调 20 轮）</w:t>
+            </w:r>
+            <w:r>
+              <w:rPr>
+                <w:rFonts w:ascii="Times New Roman" w:hAnsi="Times New Roman" w:cs="Times New Roman"/>
+              </w:rPr>
+            </w:r>
+            <w:r>
+              <w:rPr>
+                <w:rFonts w:ascii="Times New Roman" w:hAnsi="Times New Roman" w:cs="Times New Roman"/>
+              </w:rPr>
+            </w:r>
+            <w:r>
+              <w:rPr>
+                <w:rFonts w:ascii="Times New Roman" w:hAnsi="Times New Roman" w:cs="Times New Roman"/>
+              </w:rPr>
             </w:r>
           </w:p>
         </w:tc>
@@ -24696,43 +30851,101 @@
               <w:rPr>
                 <w:rFonts w:ascii="Times New Roman" w:hAnsi="Times New Roman" w:cs="Times New Roman"/>
               </w:rPr>
-              <w:t>冻结</w:t>
-            </w:r>
-            <w:r>
-              <w:rPr>
-                <w:rFonts w:ascii="Times New Roman" w:hAnsi="Times New Roman" w:cs="Times New Roman"/>
-              </w:rPr>
-              <w:t>CodeBERT</w:t>
-            </w:r>
-            <w:r>
-              <w:rPr>
-                <w:rFonts w:ascii="Times New Roman" w:hAnsi="Times New Roman" w:cs="Times New Roman"/>
-              </w:rPr>
-              <w:t>相对微调</w:t>
-            </w:r>
-            <w:r>
-              <w:rPr>
-                <w:rFonts w:ascii="Times New Roman" w:hAnsi="Times New Roman" w:cs="Times New Roman"/>
-              </w:rPr>
-              <w:t>CodeBERT</w:t>
-            </w:r>
-            <w:r>
-              <w:rPr>
-                <w:rFonts w:ascii="Times New Roman" w:hAnsi="Times New Roman" w:cs="Times New Roman"/>
-              </w:rPr>
-              <w:t>在验证集</w:t>
-            </w:r>
-            <w:r>
-              <w:rPr>
-                <w:rFonts w:ascii="Times New Roman" w:hAnsi="Times New Roman" w:cs="Times New Roman"/>
-              </w:rPr>
-              <w:t>macro-F1</w:t>
-            </w:r>
-            <w:r>
-              <w:rPr>
-                <w:rFonts w:ascii="Times New Roman" w:hAnsi="Times New Roman" w:cs="Times New Roman"/>
-              </w:rPr>
-              <w:t>上的损失</w:t>
+              <w:t>各档在验证集 macro-F1 上的差异及对下游 GNN 的影响；本文主方案 = 收敛档。编码器侧实测三种子：收敛档 0.9544/0.6747/0.7165 vs 短预算档 0.5258/0.6067/0.4365</w:t>
+            </w:r>
+            <w:r>
+              <w:rPr>
+                <w:rFonts w:ascii="Times New Roman" w:hAnsi="Times New Roman" w:cs="Times New Roman"/>
+              </w:rPr>
+            </w:r>
+            <w:r>
+              <w:rPr>
+                <w:rFonts w:ascii="Times New Roman" w:hAnsi="Times New Roman" w:cs="Times New Roman"/>
+              </w:rPr>
+            </w:r>
+            <w:r>
+              <w:rPr>
+                <w:rFonts w:ascii="Times New Roman" w:hAnsi="Times New Roman" w:cs="Times New Roman"/>
+              </w:rPr>
+            </w:r>
+            <w:r>
+              <w:rPr>
+                <w:rFonts w:ascii="Times New Roman" w:hAnsi="Times New Roman" w:cs="Times New Roman"/>
+              </w:rPr>
+            </w:r>
+            <w:r>
+              <w:rPr>
+                <w:rFonts w:ascii="Times New Roman" w:hAnsi="Times New Roman" w:cs="Times New Roman"/>
+              </w:rPr>
+            </w:r>
+            <w:r>
+              <w:rPr>
+                <w:rFonts w:ascii="Times New Roman" w:hAnsi="Times New Roman" w:cs="Times New Roman"/>
+              </w:rPr>
+            </w:r>
+          </w:p>
+        </w:tc>
+      </w:tr>
+      <w:tr>
+        <w:tc>
+          <w:tcPr>
+            <w:tcW w:w="4110" w:type="dxa"/>
+            <w:tcBorders>
+              <w:top w:val="single" w:sz="1" w:space="0" w:color="AAAAAA"/>
+              <w:left w:val="single" w:sz="1" w:space="0" w:color="AAAAAA"/>
+              <w:bottom w:val="single" w:sz="1" w:space="0" w:color="AAAAAA"/>
+              <w:right w:val="single" w:sz="1" w:space="0" w:color="AAAAAA"/>
+            </w:tcBorders>
+            <w:shd w:val="clear" w:color="auto" w:fill="FFFFFF"/>
+            <w:tcMar>
+              <w:top w:w="50" w:type="dxa"/>
+              <w:left w:w="100" w:type="dxa"/>
+              <w:bottom w:w="50" w:type="dxa"/>
+              <w:right w:w="100" w:type="dxa"/>
+            </w:tcMar>
+          </w:tcPr>
+          <w:p>
+            <w:pPr>
+              <w:rPr>
+                <w:rFonts w:ascii="Times New Roman" w:hAnsi="Times New Roman" w:cs="Times New Roman"/>
+              </w:rPr>
+            </w:pPr>
+            <w:r>
+              <w:rPr>
+                <w:rFonts w:ascii="Times New Roman" w:hAnsi="Times New Roman" w:cs="Times New Roman"/>
+              </w:rPr>
+              <w:t>L_var 剂量-反应（λ=0.01 / 0.1 / 1.0，基线 1e-3）</w:t>
+            </w:r>
+          </w:p>
+        </w:tc>
+        <w:tc>
+          <w:tcPr>
+            <w:tcW w:w="5528" w:type="dxa"/>
+            <w:tcBorders>
+              <w:top w:val="single" w:sz="1" w:space="0" w:color="AAAAAA"/>
+              <w:left w:val="single" w:sz="1" w:space="0" w:color="AAAAAA"/>
+              <w:bottom w:val="single" w:sz="1" w:space="0" w:color="AAAAAA"/>
+              <w:right w:val="single" w:sz="1" w:space="0" w:color="AAAAAA"/>
+            </w:tcBorders>
+            <w:shd w:val="clear" w:color="auto" w:fill="FFFFFF"/>
+            <w:tcMar>
+              <w:top w:w="50" w:type="dxa"/>
+              <w:left w:w="100" w:type="dxa"/>
+              <w:bottom w:w="50" w:type="dxa"/>
+              <w:right w:w="100" w:type="dxa"/>
+            </w:tcMar>
+          </w:tcPr>
+          <w:p>
+            <w:pPr>
+              <w:rPr>
+                <w:rFonts w:ascii="Times New Roman" w:hAnsi="Times New Roman" w:cs="Times New Roman"/>
+              </w:rPr>
+            </w:pPr>
+            <w:r>
+              <w:rPr>
+                <w:rFonts w:ascii="Times New Roman" w:hAnsi="Times New Roman" w:cs="Times New Roman"/>
+              </w:rPr>
+              <w:t>方差正则强度的影响。**实测 n=9 三个剂量全无增益**（主判据 Δ 均 &lt; 0；同号计数 0+/2−/7=0、1+/5−/3=0、2+/5−/2=0，皆未过判据）⇒ 本实验的 λ 尺度下该项不产生可测影响（λ·L_var 仅占总损失 0.0003%–0.0054%）；**不得**据此写成「L_var 无作用」</w:t>
             </w:r>
           </w:p>
         </w:tc>
@@ -25065,19 +31278,18 @@
         <w:rPr>
           <w:rFonts w:ascii="Times New Roman" w:hAnsi="Times New Roman" w:cs="Times New Roman"/>
         </w:rPr>
-        <w:t>训练池实为</w:t>
-      </w:r>
-      <w:r>
-        <w:rPr>
-          <w:rFonts w:ascii="Times New Roman" w:hAnsi="Times New Roman" w:cs="Times New Roman"/>
-        </w:rPr>
-        <w:t xml:space="preserve"> 323/448 </w:t>
-      </w:r>
-      <w:r>
-        <w:rPr>
-          <w:rFonts w:ascii="Times New Roman" w:hAnsi="Times New Roman" w:cs="Times New Roman"/>
-        </w:rPr>
-        <w:t>个全零（正常）合约、但其来源与</w:t>
+        <w:t>训练池实为 326/453 个全零（正常）合约</w:t>
+      </w:r>
+      <w:r>
+        <w:rPr>
+          <w:rFonts w:ascii="Times New Roman" w:hAnsi="Times New Roman" w:cs="Times New Roman"/>
+        </w:rPr>
+      </w:r>
+      <w:r>
+        <w:rPr>
+          <w:rFonts w:ascii="Times New Roman" w:hAnsi="Times New Roman" w:cs="Times New Roman"/>
+        </w:rPr>
+        <w:t>、但其来源与</w:t>
       </w:r>
       <w:r>
         <w:rPr>
@@ -26417,43 +32629,38 @@
         <w:rPr>
           <w:rFonts w:ascii="Times New Roman" w:hAnsi="Times New Roman" w:cs="Times New Roman"/>
         </w:rPr>
-        <w:t>集规模有限（去重后</w:t>
-      </w:r>
-      <w:r>
-        <w:rPr>
-          <w:rFonts w:ascii="Times New Roman" w:hAnsi="Times New Roman" w:cs="Times New Roman"/>
-        </w:rPr>
-        <w:t>591</w:t>
-      </w:r>
-      <w:r>
-        <w:rPr>
-          <w:rFonts w:ascii="Times New Roman" w:hAnsi="Times New Roman" w:cs="Times New Roman"/>
-        </w:rPr>
-        <w:t>个源文件</w:t>
-      </w:r>
-      <w:r>
-        <w:rPr>
-          <w:rFonts w:ascii="Times New Roman" w:hAnsi="Times New Roman" w:cs="Times New Roman"/>
-        </w:rPr>
-        <w:t xml:space="preserve"> / 448 </w:t>
-      </w:r>
-      <w:r>
-        <w:rPr>
-          <w:rFonts w:ascii="Times New Roman" w:hAnsi="Times New Roman" w:cs="Times New Roman"/>
-        </w:rPr>
-        <w:t>个训练池样本，且训练池实为</w:t>
-      </w:r>
-      <w:r>
-        <w:rPr>
-          <w:rFonts w:ascii="Times New Roman" w:hAnsi="Times New Roman" w:cs="Times New Roman"/>
-        </w:rPr>
-        <w:t xml:space="preserve"> 323 </w:t>
-      </w:r>
-      <w:r>
-        <w:rPr>
-          <w:rFonts w:ascii="Times New Roman" w:hAnsi="Times New Roman" w:cs="Times New Roman"/>
-        </w:rPr>
-        <w:t>个全零（正常）合约、其来源与</w:t>
+        <w:t>集规模有限（去重后591个源文件经项目级归并（590）并剔除 buggy_* 噪声（90）与重复（47）后得到 453 个训练池样本，其中全零（正常）合约 326 个、真正多标签合约仅 1 个</w:t>
+      </w:r>
+      <w:r>
+        <w:rPr>
+          <w:rFonts w:ascii="Times New Roman" w:hAnsi="Times New Roman" w:cs="Times New Roman"/>
+        </w:rPr>
+      </w:r>
+      <w:r>
+        <w:rPr>
+          <w:rFonts w:ascii="Times New Roman" w:hAnsi="Times New Roman" w:cs="Times New Roman"/>
+        </w:rPr>
+      </w:r>
+      <w:r>
+        <w:rPr>
+          <w:rFonts w:ascii="Times New Roman" w:hAnsi="Times New Roman" w:cs="Times New Roman"/>
+        </w:rPr>
+      </w:r>
+      <w:r>
+        <w:rPr>
+          <w:rFonts w:ascii="Times New Roman" w:hAnsi="Times New Roman" w:cs="Times New Roman"/>
+        </w:rPr>
+      </w:r>
+      <w:r>
+        <w:rPr>
+          <w:rFonts w:ascii="Times New Roman" w:hAnsi="Times New Roman" w:cs="Times New Roman"/>
+        </w:rPr>
+      </w:r>
+      <w:r>
+        <w:rPr>
+          <w:rFonts w:ascii="Times New Roman" w:hAnsi="Times New Roman" w:cs="Times New Roman"/>
+        </w:rPr>
+        <w:t>、其来源与</w:t>
       </w:r>
       <w:r>
         <w:rPr>

--- a/研究点一细化大纲改II.docx
+++ b/研究点一细化大纲改II.docx
@@ -9640,25 +9640,7 @@
         <w:rPr>
           <w:rFonts w:ascii="Times New Roman" w:hAnsi="Times New Roman" w:cs="Times New Roman"/>
         </w:rPr>
-        <w:t>CodeBERT</w:t>
-      </w:r>
-      <w:r>
-        <w:rPr>
-          <w:rFonts w:ascii="Times New Roman" w:hAnsi="Times New Roman" w:cs="Times New Roman"/>
-        </w:rPr>
-        <w:t>在本文主方案中默认参与微调：仅使用训练划分的合约级标签微调编码器，再以微调后的编码器重编码全图特征，供</w:t>
-      </w:r>
-      <w:r>
-        <w:rPr>
-          <w:rFonts w:ascii="Times New Roman" w:hAnsi="Times New Roman" w:cs="Times New Roman"/>
-        </w:rPr>
-        <w:t>RGCN</w:t>
-      </w:r>
-      <w:r>
-        <w:rPr>
-          <w:rFonts w:ascii="Times New Roman" w:hAnsi="Times New Roman" w:cs="Times New Roman"/>
-        </w:rPr>
-        <w:t>阶段训练使用。编码器**微调至收敛**：epoch 预算 20、按验证集 macro-F1 早停（patience=4），并配置后缀权值平均（SWA，`--swa-start 16`）作为选点对照。**冻结编码器**与**短预算微调（5 轮）**共同作为消融对照保留，消融实验中形成「冻结 / 短预算（5 轮）/ 收敛（20 轮）」**三档阶梯**。实测（3 个划分种子，编码器自身验证集 macro-F1）：收敛档 0.9544 / 0.6747 / 0.7165，短预算档 0.5258 / 0.6067 / 0.4365，三档**逐种子单调提升**；下游 GNN 的配对比较（mAP +0.1369、macro-F1@验证集阈值 +0.1923，3/3 种子不劣）见 §4.7.5 与 `experiments/encoder_promotion_gate.md`。</w:t>
+        <w:t>CodeBERT在本文主方案中默认参与微调：仅使用训练划分的合约级标签微调编码器，再以微调后的编码器重编码全图特征，供RGCN阶段训练使用。编码器微调至收敛，epoch 预算 20，按验证集 macro-F1 早停（patience=4），并配置后缀权值平均（SWA，--swa-start 16）作为选点对照。冻结编码器与短预算微调（5 轮）共同作为消融对照保留，在消融实验中形成「冻结 / 短预算（5 轮）/ 收敛（20 轮）」三档阶梯。实测三个划分种子的编码器自身验证集 macro-F1：收敛档为 0.9544、0.6747、0.7165，短预算档为 0.5258、0.6067、0.4365，三档逐种子单调提升；下游 GNN 的配对比较（mAP +0.1369、macro-F1@验证集阈值 +0.1923，3/3 种子不劣）见 §4.7.5 与 experiments/encoder_promotion_gate.md。</w:t>
       </w:r>
     </w:p>
     <w:p>
@@ -9764,87 +9746,7 @@
         <w:rPr>
           <w:rFonts w:ascii="Times New Roman" w:hAnsi="Times New Roman" w:cs="Times New Roman"/>
         </w:rPr>
-        <w:t>（</w:t>
-      </w:r>
-      <w:r>
-        <w:rPr>
-          <w:rFonts w:ascii="Times New Roman" w:hAnsi="Times New Roman" w:cs="Times New Roman"/>
-        </w:rPr>
-        <w:t>3</w:t>
-      </w:r>
-      <w:r>
-        <w:rPr>
-          <w:rFonts w:ascii="Times New Roman" w:hAnsi="Times New Roman" w:cs="Times New Roman"/>
-        </w:rPr>
-        <w:t>）微调与编码均在离线阶段完成，微调后的嵌</w:t>
-      </w:r>
-      <w:r>
-        <w:rPr>
-          <w:rFonts w:ascii="Times New Roman" w:hAnsi="Times New Roman" w:cs="Times New Roman"/>
-        </w:rPr>
-        <w:t>入同样可离线缓存，</w:t>
-      </w:r>
-      <w:r>
-        <w:rPr>
-          <w:rFonts w:ascii="Times New Roman" w:hAnsi="Times New Roman" w:cs="Times New Roman"/>
-        </w:rPr>
-        <w:t>RGCN</w:t>
-      </w:r>
-      <w:r>
-        <w:rPr>
-          <w:rFonts w:ascii="Times New Roman" w:hAnsi="Times New Roman" w:cs="Times New Roman"/>
-        </w:rPr>
-        <w:t>训练阶段仍只需加载缓存向量，故可复现性与冻结方案一致。需要说明的是，微调只使用训练划分的标签，属任务特定表征学习，不接触验证与测试划分的任何信息；消融实验按**三档阶梯**报告 CodeBERT 处理方式的差异：**冻结**（不执行本阶段）/ **短预算微调（epoch 预算 5、patience 2）** / **收敛微调（epoch 预算 20、patience 4，本文主方案）**，比较各自在验证集 macro-F1 上的表现及对下游 GNN 的影响。</w:t>
-      </w:r>
-      <w:r>
-        <w:rPr>
-          <w:rFonts w:ascii="Times New Roman" w:hAnsi="Times New Roman" w:cs="Times New Roman"/>
-        </w:rPr>
-      </w:r>
-      <w:r>
-        <w:rPr>
-          <w:rFonts w:ascii="Times New Roman" w:hAnsi="Times New Roman" w:cs="Times New Roman"/>
-        </w:rPr>
-      </w:r>
-      <w:r>
-        <w:rPr>
-          <w:rFonts w:ascii="Times New Roman" w:hAnsi="Times New Roman" w:cs="Times New Roman"/>
-        </w:rPr>
-      </w:r>
-      <w:r>
-        <w:rPr>
-          <w:rFonts w:ascii="Times New Roman" w:hAnsi="Times New Roman" w:cs="Times New Roman"/>
-        </w:rPr>
-      </w:r>
-      <w:r>
-        <w:rPr>
-          <w:rFonts w:ascii="Times New Roman" w:hAnsi="Times New Roman" w:cs="Times New Roman"/>
-        </w:rPr>
-      </w:r>
-      <w:r>
-        <w:rPr>
-          <w:rFonts w:ascii="Times New Roman" w:hAnsi="Times New Roman" w:cs="Times New Roman"/>
-        </w:rPr>
-      </w:r>
-      <w:r>
-        <w:rPr>
-          <w:rFonts w:ascii="Times New Roman" w:hAnsi="Times New Roman" w:cs="Times New Roman"/>
-        </w:rPr>
-      </w:r>
-      <w:r>
-        <w:rPr>
-          <w:rFonts w:ascii="Times New Roman" w:hAnsi="Times New Roman" w:cs="Times New Roman"/>
-        </w:rPr>
-      </w:r>
-      <w:r>
-        <w:rPr>
-          <w:rFonts w:ascii="Times New Roman" w:hAnsi="Times New Roman" w:cs="Times New Roman"/>
-        </w:rPr>
-      </w:r>
-      <w:r>
-        <w:rPr>
-          <w:rFonts w:ascii="Times New Roman" w:hAnsi="Times New Roman" w:cs="Times New Roman"/>
-        </w:rPr>
+        <w:t>（3）微调与编码均在离线阶段完成，微调后的嵌入同样可离线缓存，RGCN训练阶段仍只需加载缓存向量，故可复现性与冻结方案一致。需要说明的是，微调只使用训练划分的标签，属任务特定表征学习，不接触验证与测试划分的任何信息。消融实验按三档阶梯报告CodeBERT处理方式的差异：冻结（不执行本阶段）、短预算微调（epoch 预算 5、patience 2）与收敛微调（epoch 预算 20、patience 4，本文主方案），比较各自在验证集macro-F1上的表现及对下游GNN的影响。</w:t>
       </w:r>
     </w:p>
     <w:p>
@@ -15987,117 +15889,7 @@
         <w:rPr>
           <w:rFonts w:ascii="Times New Roman" w:hAnsi="Times New Roman" w:cs="Times New Roman"/>
         </w:rPr>
-        <w:t>编码器微调阶段单独设置超参数，与上述</w:t>
-      </w:r>
-      <w:r>
-        <w:rPr>
-          <w:rFonts w:ascii="Times New Roman" w:hAnsi="Times New Roman" w:cs="Times New Roman"/>
-        </w:rPr>
-        <w:t>RGCN</w:t>
-      </w:r>
-      <w:r>
-        <w:rPr>
-          <w:rFonts w:ascii="Times New Roman" w:hAnsi="Times New Roman" w:cs="Times New Roman"/>
-        </w:rPr>
-        <w:t>训练阶段相互独立：在训练划分的合约级七维标签上微调</w:t>
-      </w:r>
-      <w:r>
-        <w:rPr>
-          <w:rFonts w:ascii="Times New Roman" w:hAnsi="Times New Roman" w:cs="Times New Roman"/>
-        </w:rPr>
-        <w:t>CodeBER</w:t>
-      </w:r>
-      <w:r>
-        <w:rPr>
-          <w:rFonts w:ascii="Times New Roman" w:hAnsi="Times New Roman" w:cs="Times New Roman"/>
-        </w:rPr>
-        <w:t>T</w:t>
-      </w:r>
-      <w:r>
-        <w:rPr>
-          <w:rFonts w:ascii="Times New Roman" w:hAnsi="Times New Roman" w:cs="Times New Roman"/>
-        </w:rPr>
-        <w:t>，**epoch 预算 20、按验证集 macro-F1 早停（patience=4）**，编码器学习率2e-5，分类头学习率1e-3，权重衰减0.01，序列批大小6。此外配置**后缀权值平均（SWA）**作为选点对照：对第 16 轮起的权值取等权平均，与最佳单轮 checkpoint 在验证集上比较、取优者。🔴 **实测（3 个划分种子）SWA 一次都没被选中**：ss0/ss1 的最佳轮分别是第 10/11 轮，早停在第 16 轮之前触发 ⇒ 平均窗口从未打开（`n_averaged`=0）；ss2 累到 2 轮，但其验证集 macro-F1（0.6290）低于最佳单轮的 0.7165，故仍取最佳单轮。⇒ **本次编码器换代的增益来自 epoch 预算（5 → 20），不是 SWA**；SWA 在本配置下属「已实现、已运行、无增益」，如实报告。该阶段只使用训练划分的标签，验证与测试划分不参与。**消融对照共两档，除本阶段的执行方式外其余超参数完全相同**：① 冻结编码器（不执行本阶段）；② 短预算微调（epoch 预算 5、patience 2，本文早期的编码器配置）。</w:t>
-      </w:r>
-      <w:r>
-        <w:rPr>
-          <w:rFonts w:ascii="Times New Roman" w:hAnsi="Times New Roman" w:cs="Times New Roman"/>
-        </w:rPr>
-      </w:r>
-      <w:r>
-        <w:rPr>
-          <w:rFonts w:ascii="Times New Roman" w:hAnsi="Times New Roman" w:cs="Times New Roman"/>
-        </w:rPr>
-      </w:r>
-      <w:r>
-        <w:rPr>
-          <w:rFonts w:ascii="Times New Roman" w:hAnsi="Times New Roman" w:cs="Times New Roman"/>
-        </w:rPr>
-      </w:r>
-      <w:r>
-        <w:rPr>
-          <w:rFonts w:ascii="Times New Roman" w:hAnsi="Times New Roman" w:cs="Times New Roman"/>
-        </w:rPr>
-      </w:r>
-      <w:r>
-        <w:rPr>
-          <w:rFonts w:ascii="Times New Roman" w:hAnsi="Times New Roman" w:cs="Times New Roman"/>
-        </w:rPr>
-      </w:r>
-      <w:r>
-        <w:rPr>
-          <w:rFonts w:ascii="Times New Roman" w:hAnsi="Times New Roman" w:cs="Times New Roman"/>
-        </w:rPr>
-      </w:r>
-      <w:r>
-        <w:rPr>
-          <w:rFonts w:ascii="Times New Roman" w:hAnsi="Times New Roman" w:cs="Times New Roman"/>
-        </w:rPr>
-      </w:r>
-      <w:r>
-        <w:rPr>
-          <w:rFonts w:ascii="Times New Roman" w:hAnsi="Times New Roman" w:cs="Times New Roman"/>
-        </w:rPr>
-      </w:r>
-      <w:r>
-        <w:rPr>
-          <w:rFonts w:ascii="Times New Roman" w:hAnsi="Times New Roman" w:cs="Times New Roman"/>
-        </w:rPr>
-      </w:r>
-      <w:r>
-        <w:rPr>
-          <w:rFonts w:ascii="Times New Roman" w:hAnsi="Times New Roman" w:cs="Times New Roman"/>
-        </w:rPr>
-      </w:r>
-      <w:r>
-        <w:rPr>
-          <w:rFonts w:ascii="Times New Roman" w:hAnsi="Times New Roman" w:cs="Times New Roman"/>
-        </w:rPr>
-      </w:r>
-      <w:r>
-        <w:rPr>
-          <w:rFonts w:ascii="Times New Roman" w:hAnsi="Times New Roman" w:cs="Times New Roman"/>
-        </w:rPr>
-      </w:r>
-      <w:r>
-        <w:rPr>
-          <w:rFonts w:ascii="Times New Roman" w:hAnsi="Times New Roman" w:cs="Times New Roman"/>
-        </w:rPr>
-      </w:r>
-      <w:r>
-        <w:rPr>
-          <w:rFonts w:ascii="Times New Roman" w:hAnsi="Times New Roman" w:cs="Times New Roman"/>
-        </w:rPr>
-      </w:r>
-      <w:r>
-        <w:rPr>
-          <w:rFonts w:ascii="Times New Roman" w:hAnsi="Times New Roman" w:cs="Times New Roman"/>
-        </w:rPr>
-      </w:r>
-      <w:r>
-        <w:rPr>
-          <w:rFonts w:ascii="Times New Roman" w:hAnsi="Times New Roman" w:cs="Times New Roman"/>
-        </w:rPr>
+        <w:t>编码器微调阶段单独设置超参数，与上述RGCN训练阶段相互独立。在训练划分的合约级七维标签上微调CodeBERT，epoch 预算为 20，按验证集 macro-F1 早停（patience=4），编码器学习率2e-5，分类头学习率1e-3，权重衰减0.01，序列批大小6。此外配置后缀权值平均（SWA）作为选点对照：对第 16 轮起的权值取等权平均，再与最佳单轮 checkpoint 在验证集上比较、取优者。三个划分种子的实测结果是 SWA 一次都没有被选中，三种子的平均窗口开启计数均为 0，最佳轮分别出现在第 7、11、14 轮，早停均在第 16 轮之前触发，平均窗口从未打开。因此本次编码器换代的增益来自 epoch 预算由 5 提高到 20，而不是 SWA，SWA 在本配置下属于已实现、已运行、无增益，如实报告。该阶段只使用训练划分的标签，验证与测试划分不参与。消融对照共两档，除本阶段的执行方式外其余超参数完全相同：其一为冻结编码器，不执行本阶段；其二为短预算微调，epoch 预算 5、patience 2。</w:t>
       </w:r>
     </w:p>
     <w:p>
@@ -16130,163 +15922,7 @@
         <w:rPr>
           <w:rFonts w:ascii="Times New Roman" w:hAnsi="Times New Roman" w:cs="Times New Roman"/>
         </w:rPr>
-        <w:t>以验证集</w:t>
-      </w:r>
-      <w:r>
-        <w:rPr>
-          <w:rFonts w:ascii="Times New Roman" w:hAnsi="Times New Roman" w:cs="Times New Roman"/>
-        </w:rPr>
-        <w:t>micro-F1</w:t>
-      </w:r>
-      <w:r>
-        <w:rPr>
-          <w:rFonts w:ascii="Times New Roman" w:hAnsi="Times New Roman" w:cs="Times New Roman"/>
-        </w:rPr>
-        <w:t>作为主要模型选择指标（标签对级；</w:t>
-      </w:r>
-      <w:r>
-        <w:rPr>
-          <w:rFonts w:ascii="Times New Roman" w:hAnsi="Times New Roman" w:cs="Times New Roman"/>
-        </w:rPr>
-        <w:t>macro-F1</w:t>
-      </w:r>
-      <w:r>
-        <w:rPr>
-          <w:rFonts w:ascii="Times New Roman" w:hAnsi="Times New Roman" w:cs="Times New Roman"/>
-        </w:rPr>
-        <w:t>因池内</w:t>
-      </w:r>
-      <w:r>
-        <w:rPr>
-          <w:rFonts w:ascii="Times New Roman" w:hAnsi="Times New Roman" w:cs="Times New Roman"/>
-        </w:rPr>
-        <w:t>3</w:t>
-      </w:r>
-      <w:r>
-        <w:rPr>
-          <w:rFonts w:ascii="Times New Roman" w:hAnsi="Times New Roman" w:cs="Times New Roman"/>
-        </w:rPr>
-        <w:t>个类别正样本</w:t>
-      </w:r>
-      <w:r>
-        <w:rPr>
-          <w:rFonts w:ascii="Times New Roman" w:hAnsi="Times New Roman" w:cs="Times New Roman"/>
-        </w:rPr>
-        <w:t>≤6</w:t>
-      </w:r>
-      <w:r>
-        <w:rPr>
-          <w:rFonts w:ascii="Times New Roman" w:hAnsi="Times New Roman" w:cs="Times New Roman"/>
-        </w:rPr>
-        <w:t>而受稀疏类主导，仅作参考指标，报告时须注明其支撑构成，见</w:t>
-      </w:r>
-      <w:r>
-        <w:rPr>
-          <w:rFonts w:ascii="Times New Roman" w:hAnsi="Times New Roman" w:cs="Times New Roman"/>
-        </w:rPr>
-        <w:t>5.2</w:t>
-      </w:r>
-      <w:r>
-        <w:rPr>
-          <w:rFonts w:ascii="Times New Roman" w:hAnsi="Times New Roman" w:cs="Times New Roman"/>
-        </w:rPr>
-        <w:t>），同时监控</w:t>
-      </w:r>
-      <w:r>
-        <w:rPr>
-          <w:rFonts w:ascii="Times New Roman" w:hAnsi="Times New Roman" w:cs="Times New Roman"/>
-        </w:rPr>
-        <w:t>macro-F1</w:t>
-      </w:r>
-      <w:r>
-        <w:rPr>
-          <w:rFonts w:ascii="Times New Roman" w:hAnsi="Times New Roman" w:cs="Times New Roman"/>
-        </w:rPr>
-        <w:t>、每类</w:t>
-      </w:r>
-      <w:r>
-        <w:rPr>
-          <w:rFonts w:ascii="Times New Roman" w:hAnsi="Times New Roman" w:cs="Times New Roman"/>
-        </w:rPr>
-        <w:t>F1</w:t>
-      </w:r>
-      <w:r>
-        <w:rPr>
-          <w:rFonts w:ascii="Times New Roman" w:hAnsi="Times New Roman" w:cs="Times New Roman"/>
-        </w:rPr>
-        <w:t>和</w:t>
-      </w:r>
-      <w:r>
-        <w:rPr>
-          <w:rFonts w:ascii="Times New Roman" w:hAnsi="Times New Roman" w:cs="Times New Roman"/>
-        </w:rPr>
-        <w:t>mAP</w:t>
-      </w:r>
-      <w:r>
-        <w:rPr>
-          <w:rFonts w:ascii="Times New Roman" w:hAnsi="Times New Roman" w:cs="Times New Roman"/>
-        </w:rPr>
-        <w:t>。若验证集</w:t>
-      </w:r>
-      <w:r>
-        <w:rPr>
-          <w:rFonts w:ascii="Times New Roman" w:hAnsi="Times New Roman" w:cs="Times New Roman"/>
-        </w:rPr>
-        <w:t>micro-F1</w:t>
-      </w:r>
-      <w:r>
-        <w:rPr>
-          <w:rFonts w:ascii="Times New Roman" w:hAnsi="Times New Roman" w:cs="Times New Roman"/>
-        </w:rPr>
-        <w:t>连续</w:t>
-      </w:r>
-      <w:r>
-        <w:rPr>
-          <w:rFonts w:ascii="Times New Roman" w:hAnsi="Times New Roman" w:cs="Times New Roman"/>
-        </w:rPr>
-        <w:t>5</w:t>
-      </w:r>
-      <w:r>
-        <w:rPr>
-          <w:rFonts w:ascii="Times New Roman" w:hAnsi="Times New Roman" w:cs="Times New Roman"/>
-        </w:rPr>
-        <w:t>个</w:t>
-      </w:r>
-      <w:r>
-        <w:rPr>
-          <w:rFonts w:ascii="Times New Roman" w:hAnsi="Times New Roman" w:cs="Times New Roman"/>
-        </w:rPr>
-        <w:t>epoch</w:t>
-      </w:r>
-      <w:r>
-        <w:rPr>
-          <w:rFonts w:ascii="Times New Roman" w:hAnsi="Times New Roman" w:cs="Times New Roman"/>
-        </w:rPr>
-        <w:t>不提升，则停止训练。最终模型选择验证集</w:t>
-      </w:r>
-      <w:r>
-        <w:rPr>
-          <w:rFonts w:ascii="Times New Roman" w:hAnsi="Times New Roman" w:cs="Times New Roman"/>
-        </w:rPr>
-        <w:t>micro-F1</w:t>
-      </w:r>
-      <w:r>
-        <w:rPr>
-          <w:rFonts w:ascii="Times New Roman" w:hAnsi="Times New Roman" w:cs="Times New Roman"/>
-        </w:rPr>
-        <w:t>最高的</w:t>
-      </w:r>
-      <w:r>
-        <w:rPr>
-          <w:rFonts w:ascii="Times New Roman" w:hAnsi="Times New Roman" w:cs="Times New Roman"/>
-        </w:rPr>
-        <w:t>checkpoint</w:t>
-      </w:r>
-      <w:r>
-        <w:rPr>
-          <w:rFonts w:ascii="Times New Roman" w:hAnsi="Times New Roman" w:cs="Times New Roman"/>
-        </w:rPr>
-        <w:t>。</w:t>
+        <w:t>以验证集micro-F1作为主要模型选择指标（标签对级）。本文主实验的训练池中，front_running 与 time_manipulation 的正样本数在全部七类中最少，macro-F1 因此受稀疏类主导，仅作参考指标，报告时须注明其支撑构成，见5.2。训练过程中同时监控macro-F1、每类F1和mAP。若验证集micro-F1连续5个epoch不提升，则停止训练。最终模型选择验证集micro-F1最高的checkpoint。</w:t>
       </w:r>
     </w:p>
     <w:p>
@@ -19694,12 +19330,7 @@
         <w:rPr>
           <w:rFonts w:ascii="Times New Roman" w:hAnsi="Times New Roman" w:cs="Times New Roman"/>
         </w:rPr>
-        <w:t>本节记录截至 2026-09-24 的**实际实现**，与 §4.1–§4.6 的设计描述互补：设计与实现不一致时**以本节为准**；本节每条数值都可在仓库产物中复核（出处已逐条标注）。</w:t>
-      </w:r>
-      <w:r>
-        <w:rPr>
-          <w:rFonts w:ascii="Times New Roman" w:hAnsi="Times New Roman" w:cs="Times New Roman"/>
-        </w:rPr>
+        <w:t>本节记录截至 2026-09-30 的实际实现，与 §4.1 至 §4.6 的设计描述互补。设计与实现不一致时，以本节为准。本节的每条数值都可以在仓库产物中逐条复核，出处随文标注。</w:t>
       </w:r>
     </w:p>
     <w:p>
@@ -20023,13 +19654,8 @@
             <w:tcW w:type="dxa" w:w="2520"/>
           </w:tcPr>
           <w:p>
-            <w:r/>
-            <w:r>
-              <w:rPr>
-                <w:rFonts w:ascii="Times New Roman" w:hAnsi="Times New Roman"/>
-                <w:sz w:val="19"/>
-              </w:rPr>
-              <w:t>runs/codebert_ft_p2/ss{S}/encoder</w:t>
+            <w:r>
+              <w:t>runs/codebert_ft_buggy_p2/ss{S}/encoder</w:t>
             </w:r>
           </w:p>
         </w:tc>
@@ -20038,13 +19664,8 @@
             <w:tcW w:type="dxa" w:w="2520"/>
           </w:tcPr>
           <w:p>
-            <w:r/>
-            <w:r>
-              <w:rPr>
-                <w:rFonts w:ascii="Times New Roman" w:hAnsi="Times New Roman"/>
-                <w:sz w:val="19"/>
-              </w:rPr>
-              <w:t>products/alldata/graphs_ft_p2/cb_ft_ss{S}/（_hetero/_m1/_pyg 软链自 graphs/，只重算 _cb.pt）</w:t>
+            <w:r>
+              <w:t>products/alldata/graphs_ft_buggy_p2/cb_ft_ss{S}/（_hetero/_m1/_pyg 软链自 graphs/，只重算 _cb.pt）</w:t>
             </w:r>
           </w:p>
         </w:tc>
@@ -20085,13 +19706,8 @@
             <w:tcW w:type="dxa" w:w="2520"/>
           </w:tcPr>
           <w:p>
-            <w:r/>
-            <w:r>
-              <w:rPr>
-                <w:rFonts w:ascii="Times New Roman" w:hAnsi="Times New Roman"/>
-                <w:sz w:val="19"/>
-              </w:rPr>
-              <w:t>products/alldata/graphs_ft_p2/cb_ft_ss{S} + products/alldata/splits/split_seed{S}.json</w:t>
+            <w:r>
+              <w:t>products/alldata/graphs_ft_buggy_p2/cb_ft_ss{S} + products/alldata/splits/withbuggy_snapshot/split_seed{S}.json</w:t>
             </w:r>
           </w:p>
         </w:tc>
@@ -20100,13 +19716,8 @@
             <w:tcW w:type="dxa" w:w="2520"/>
           </w:tcPr>
           <w:p>
-            <w:r/>
-            <w:r>
-              <w:rPr>
-                <w:rFonts w:ascii="Times New Roman" w:hAnsi="Times New Roman"/>
-                <w:sz w:val="19"/>
-              </w:rPr>
-              <w:t>runs/seed{S}/（best.pt、results.json、thresholds.json、test_probs.pt、config.json）</w:t>
+            <w:r>
+              <w:t>runs/buggy_canon/seed{S}/（best.pt、results.json、thresholds.json、test_probs.pt、config.json）</w:t>
             </w:r>
           </w:p>
         </w:tc>
@@ -20147,13 +19758,8 @@
             <w:tcW w:type="dxa" w:w="2520"/>
           </w:tcPr>
           <w:p>
-            <w:r/>
-            <w:r>
-              <w:rPr>
-                <w:rFonts w:ascii="Times New Roman" w:hAnsi="Times New Roman"/>
-                <w:sz w:val="19"/>
-              </w:rPr>
-              <w:t>alldata(readonly)/ 源码 + 训练划分标签</w:t>
+            <w:r>
+              <w:t>alldata(readonly)/ 源码 + 训练划分标签（products/alldata/splits/withbuggy_snapshot/）</w:t>
             </w:r>
           </w:p>
         </w:tc>
@@ -20162,13 +19768,8 @@
             <w:tcW w:type="dxa" w:w="2520"/>
           </w:tcPr>
           <w:p>
-            <w:r/>
-            <w:r>
-              <w:rPr>
-                <w:rFonts w:ascii="Times New Roman" w:hAnsi="Times New Roman"/>
-                <w:sz w:val="19"/>
-              </w:rPr>
-              <w:t>runs/codebert_ft_p2/ss{S}/encoder/（HF 格式目录）</w:t>
+            <w:r>
+              <w:t>runs/codebert_ft_buggy_p2/ss{S}/encoder/（HF 格式目录）</w:t>
             </w:r>
           </w:p>
         </w:tc>
@@ -20200,7 +19801,7 @@
           </w:tcPr>
           <w:p>
             <w:r>
-              <w:t>runs/codebert_ft/alldata/ss{S}/encoder（**原地保留，未删**）</w:t>
+              <w:t>runs/codebert_ft/alldata/ss{S}/encoder（原地保留，未删）</w:t>
             </w:r>
           </w:p>
         </w:tc>
@@ -20210,7 +19811,7 @@
           </w:tcPr>
           <w:p>
             <w:r>
-              <w:t>products/alldata/graphs_ft/ss{S}/ —— **旧正典（5 轮档）**的输入树；其 GNN run 已归档于 `runs/prior_canon37/seed{S}`（**不另设名为 `cb_ft5` 的臂**）</w:t>
+              <w:t>products/alldata/graphs_ft/ss{S}：编码器阶梯的短预算（5 轮）对照档；其 GNN run 归档于 runs/prior_canon37/seed{S}</w:t>
             </w:r>
           </w:p>
         </w:tc>
@@ -20226,12 +19827,7 @@
         <w:rPr>
           <w:rFonts w:ascii="Times New Roman" w:hAnsi="Times New Roman" w:cs="Times New Roman"/>
         </w:rPr>
-        <w:t>⚠ **正典输入的唯一真源** = `products/alldata/graphs_ft_p2/cb_ft_ss{S}`（2026-09-25 编码器换代后的 20 轮档），`cb_ft_ss{S}` **必须**与 `--split-seed S` 配对。上一代 `products/alldata/graphs_ft/ss{S}`（§37，5 轮档）**原地保留**，是**旧正典（5 轮档）**的输入树 —— 该 run 已归档于 `runs/prior_canon37/seed{S}`，**不另设名为 `cb_ft5` 的臂**（2026-09-25 实测：`git log -S "cb_ft5" -- scripts/` 为空，`runs/ablation` 的 21 个臂里也没有它）；`products/alldata/graphs/` 是**冻结编码器**树，现仅作 `cb_frozen` 消融臂输入。三者构成编码器能力的**三档阶梯**（冻结 / 5 轮 / 20 轮），**只有最后一档是正典**；⚠ 5 轮档与 20 轮档的配对比较是**跨代对照**（`experiments/encoder_promotion_gate.md`，旧侧取归档），**不是**同一张消融表里的两行。</w:t>
-      </w:r>
-      <w:r>
-        <w:rPr>
-          <w:rFonts w:ascii="Times New Roman" w:hAnsi="Times New Roman" w:cs="Times New Roman"/>
-        </w:rPr>
+        <w:t>本文主实验的图输入为 products/alldata/graphs_ft_buggy_p2/cb_ft_ss{S}，它是含 buggy_* 的训练池所对应的微调 CodeBERT 重编码特征树，其中 S 为划分种子，必须与 --split-seed S 配对使用。该树的结构、先验与图结构通道软链自 products/alldata/graphs/，只有 CodeBERT 的两个通道被重新计算。作为编码器能力的对照，另外两档输入树同时保留：products/alldata/graphs/ 是冻结编码器树，仅用于 cb_frozen 消融臂；products/alldata/graphs_ft/ss{S} 是短预算（5 轮）微调树，仅用于编码器阶梯的对照档。三档构成编码器能力的阶梯，只有 20 轮收敛档是主实验所使用的输入。冻结、短预算与收敛三档之间的配对比较属于跨代对照，其结论记录在 experiments/encoder_promotion_gate.md 中，不作为同一张消融表内的两行并列。</w:t>
       </w:r>
     </w:p>
     <w:p>
@@ -21485,13 +21081,8 @@
             <w:tcW w:type="dxa" w:w="2520"/>
           </w:tcPr>
           <w:p>
-            <w:r/>
-            <w:r>
-              <w:rPr>
-                <w:rFonts w:ascii="Times New Roman" w:hAnsi="Times New Roman"/>
-                <w:sz w:val="19"/>
-              </w:rPr>
-              <w:t>按训练集负/正比，上限截断 20；实测 reentrancy 16.2381、uncheck 9.3429，其余 5 类均被截断到 20</w:t>
+            <w:r>
+              <w:t>按训练集负/正比设置，上限截断 20；本池实测 access_control 10.3714、arithmetic 8.7073、dos 13.2143、front_running 13.7407、reentrancy 7.1224、time_manipulation 11.4375、uncheck 5.1231，七类均未触及截断上限</w:t>
             </w:r>
           </w:p>
         </w:tc>
@@ -21547,13 +21138,8 @@
             <w:tcW w:type="dxa" w:w="2520"/>
           </w:tcPr>
           <w:p>
-            <w:r/>
-            <w:r>
-              <w:rPr>
-                <w:rFonts w:ascii="Times New Roman" w:hAnsi="Times New Roman"/>
-                <w:sz w:val="19"/>
-              </w:rPr>
-              <w:t>默认**关闭**（0.0）；仅消融臂 dropedge02 取 0.2</w:t>
+            <w:r>
+              <w:t>默认关闭（0.0）；仅消融臂 dropedge02 取 0.2</w:t>
             </w:r>
           </w:p>
         </w:tc>
@@ -21641,13 +21227,33 @@
             <w:tcW w:type="dxa" w:w="2520"/>
           </w:tcPr>
           <w:p>
+            <w:r>
+              <w:t>编码器微调（新正典）</w:t>
+            </w:r>
+          </w:p>
+        </w:tc>
+        <w:tc>
+          <w:tcPr>
+            <w:tcW w:type="dxa" w:w="2520"/>
+          </w:tcPr>
+          <w:p>
+            <w:r>
+              <w:t>编码器微调（主实验）</w:t>
+            </w:r>
+          </w:p>
+        </w:tc>
+        <w:tc>
+          <w:tcPr>
+            <w:tcW w:type="dxa" w:w="2520"/>
+          </w:tcPr>
+          <w:p>
             <w:r/>
             <w:r>
               <w:rPr>
                 <w:rFonts w:ascii="Times New Roman" w:hAnsi="Times New Roman"/>
                 <w:sz w:val="19"/>
               </w:rPr>
-              <w:t>编码器微调（**新正典**）</w:t>
+              <w:t>20 / 4；早停判据 = 验证集 macro-F1（该头在阶段 2 被丢弃）</w:t>
             </w:r>
           </w:p>
         </w:tc>
@@ -21656,43 +21262,8 @@
             <w:tcW w:type="dxa" w:w="2520"/>
           </w:tcPr>
           <w:p>
-            <w:r/>
-            <w:r>
-              <w:rPr>
-                <w:rFonts w:ascii="Times New Roman" w:hAnsi="Times New Roman"/>
-                <w:sz w:val="19"/>
-              </w:rPr>
-              <w:t>epoch 预算 / 早停 patience</w:t>
-            </w:r>
-          </w:p>
-        </w:tc>
-        <w:tc>
-          <w:tcPr>
-            <w:tcW w:type="dxa" w:w="2520"/>
-          </w:tcPr>
-          <w:p>
-            <w:r/>
-            <w:r>
-              <w:rPr>
-                <w:rFonts w:ascii="Times New Roman" w:hAnsi="Times New Roman"/>
-                <w:sz w:val="19"/>
-              </w:rPr>
-              <w:t>20 / 4；早停判据 = 验证集 macro-F1（该头在阶段 2 被丢弃）</w:t>
-            </w:r>
-          </w:p>
-        </w:tc>
-        <w:tc>
-          <w:tcPr>
-            <w:tcW w:type="dxa" w:w="2520"/>
-          </w:tcPr>
-          <w:p>
-            <w:r/>
-            <w:r>
-              <w:rPr>
-                <w:rFonts w:ascii="Times New Roman" w:hAnsi="Times New Roman"/>
-                <w:sz w:val="19"/>
-              </w:rPr>
-              <w:t>runs/codebert_ft_p2/ss{S}/config.json::args</w:t>
+            <w:r>
+              <w:t>runs/codebert_ft_buggy_p2/ss{S}/config.json::args</w:t>
             </w:r>
           </w:p>
         </w:tc>
@@ -21718,13 +21289,8 @@
             <w:tcW w:type="dxa" w:w="2520"/>
           </w:tcPr>
           <w:p>
-            <w:r/>
-            <w:r>
-              <w:rPr>
-                <w:rFonts w:ascii="Times New Roman" w:hAnsi="Times New Roman"/>
-                <w:sz w:val="19"/>
-              </w:rPr>
-              <w:t>学习率 / 分类头 lr / 权重衰减 / 序列批大小</w:t>
+            <w:r>
+              <w:t>编码器微调（主实验）</w:t>
             </w:r>
           </w:p>
         </w:tc>
@@ -21780,13 +21346,8 @@
             <w:tcW w:type="dxa" w:w="2520"/>
           </w:tcPr>
           <w:p>
-            <w:r/>
-            <w:r>
-              <w:rPr>
-                <w:rFonts w:ascii="Times New Roman" w:hAnsi="Times New Roman"/>
-                <w:sz w:val="19"/>
-              </w:rPr>
-              <w:t>SWA 后缀权值平均</w:t>
+            <w:r>
+              <w:t>编码器微调（主实验）</w:t>
             </w:r>
           </w:p>
         </w:tc>
@@ -21795,13 +21356,8 @@
             <w:tcW w:type="dxa" w:w="2520"/>
           </w:tcPr>
           <w:p>
-            <w:r/>
-            <w:r>
-              <w:rPr>
-                <w:rFonts w:ascii="Times New Roman" w:hAnsi="Times New Roman"/>
-                <w:sz w:val="19"/>
-              </w:rPr>
-              <w:t>`--swa-start 16`：对第 16 轮起的权值等权平均，再与最佳单轮 checkpoint 在验证集上比较、取优者。🔴 **实测三种子均未选中 SWA**（`n_averaged` = 0/0/2；ss0/ss1 的最佳轮为 ep10/ep11、早停于第 16 轮之前，SWA 窗口从未打开；ss2 累到 2 轮但 val 0.6290 低于最佳单轮的 0.7165）⇒ **本次换代的实际增益来自 epoch 预算，不是 SWA**。</w:t>
+            <w:r>
+              <w:t>对第 16 轮起的权值等权平均，再与最佳单轮 checkpoint 在验证集上比较、取优者。实测三个划分种子均未选中 SWA：平均窗口开启计数为 0/0/0，最佳轮分别在第 7、11、14 轮，早停均在第 16 轮之前触发，窗口从未打开。因此本次换代的实际增益来自 epoch 预算，不是 SWA。</w:t>
             </w:r>
           </w:p>
         </w:tc>
@@ -21810,12 +21366,7 @@
             <w:tcW w:type="dxa" w:w="2520"/>
           </w:tcPr>
           <w:p>
-            <w:r/>
-            <w:r>
-              <w:rPr>
-                <w:rFonts w:ascii="Times New Roman" w:hAnsi="Times New Roman"/>
-                <w:sz w:val="19"/>
-              </w:rPr>
+            <w:r>
               <w:t>同上 ::swa</w:t>
             </w:r>
           </w:p>
@@ -21827,13 +21378,8 @@
             <w:tcW w:type="dxa" w:w="2520"/>
           </w:tcPr>
           <w:p>
-            <w:r/>
-            <w:r>
-              <w:rPr>
-                <w:rFonts w:ascii="Times New Roman" w:hAnsi="Times New Roman"/>
-                <w:sz w:val="19"/>
-              </w:rPr>
-              <w:t>编码器微调（**消融档**）</w:t>
+            <w:r>
+              <w:t>编码器微调（消融档）</w:t>
             </w:r>
           </w:p>
         </w:tc>
@@ -21842,13 +21388,8 @@
             <w:tcW w:type="dxa" w:w="2520"/>
           </w:tcPr>
           <w:p>
-            <w:r/>
-            <w:r>
-              <w:rPr>
-                <w:rFonts w:ascii="Times New Roman" w:hAnsi="Times New Roman"/>
-                <w:sz w:val="19"/>
-              </w:rPr>
-              <w:t>短预算配置（本文早期口径）</w:t>
+            <w:r>
+              <w:t>编码器微调（短预算对照档）</w:t>
             </w:r>
           </w:p>
         </w:tc>
@@ -21857,13 +21398,8 @@
             <w:tcW w:type="dxa" w:w="2520"/>
           </w:tcPr>
           <w:p>
-            <w:r/>
-            <w:r>
-              <w:rPr>
-                <w:rFonts w:ascii="Times New Roman" w:hAnsi="Times New Roman"/>
-                <w:sz w:val="19"/>
-              </w:rPr>
-              <w:t>epoch 5 / patience 2 —— 该档的编码器树 `products/alldata/graphs_ft/ss{S}` **原地保留**，作为**旧正典（5 轮档）**的输入，与「冻结」（`cb_frozen` 臂）「收敛」（20 轮，现行正典）构成三档阶梯；该档**不另设同名消融臂**（其 run 已归档于 `runs/prior_canon37/seed{S}`，配对比较见 §4.7.5 与 `experiments/encoder_promotion_gate.md`）</w:t>
+            <w:r>
+              <w:t>epoch 5 / patience 2，仅作编码器阶梯的对照档。该档未在本文主池上运行，其数值取自编码器阶梯对照实验；该档的输入树 products/alldata/graphs_ft/ss{S} 原地保留，与冻结档（cb_frozen 臂）、收敛档（20 轮，本文主实验）构成三档阶梯，不另设同名消融臂。</w:t>
             </w:r>
           </w:p>
         </w:tc>
@@ -21872,12 +21408,7 @@
             <w:tcW w:type="dxa" w:w="2520"/>
           </w:tcPr>
           <w:p>
-            <w:r/>
-            <w:r>
-              <w:rPr>
-                <w:rFonts w:ascii="Times New Roman" w:hAnsi="Times New Roman"/>
-                <w:sz w:val="19"/>
-              </w:rPr>
+            <w:r>
               <w:t>runs/codebert_ft/alldata/ss{S}/config.json::args</w:t>
             </w:r>
           </w:p>
@@ -22304,12 +21835,7 @@
         <w:rPr>
           <w:rFonts w:ascii="Times New Roman" w:hAnsi="Times New Roman" w:cs="Times New Roman"/>
         </w:rPr>
-        <w:t>⚠ **IR 类别为冻结字典**：6 类，跨语料（含 DIVE/SolidiFI）统一取自 `products/alldata/graphs/ir_cat.json`（`version=m3-categories-v1`），跨数据集评测必须显式传 `--categories` 指向它，否则列宽与类别语义会漂移。⚠ 上表 4+14+5+1+6 = **30**，与 `config.json::derived.D_struct` 一致。⚠ 模型总参数量 **415226**（融合层 209472 + RGCN 205754），见 `config.json::derived.parameter_report`。</w:t>
-      </w:r>
-      <w:r>
-        <w:rPr>
-          <w:rFonts w:ascii="Times New Roman" w:hAnsi="Times New Roman" w:cs="Times New Roman"/>
-        </w:rPr>
+        <w:t>IR 指令类别使用冻结字典，共 6 类，跨语料（含 DIVE 与 SolidiFI）统一取自 products/alldata/graphs/ir_cat.json，版本为 m3-categories-v1。跨数据集评测必须显式传入 --categories 指向该文件，否则列宽与类别语义会发生漂移。表中结构特征各段位数之和为 4+14+5+1+6=30，与 config.json 的 derived.D_struct 一致；模型总参数量为 415226，其中融合层 209472、RGCN 205754。</w:t>
       </w:r>
     </w:p>
     <w:p>
@@ -22355,12 +21881,7 @@
             <w:tcW w:type="dxa" w:w="2520"/>
           </w:tcPr>
           <w:p>
-            <w:r/>
-            <w:r>
-              <w:rPr>
-                <w:rFonts w:ascii="Times New Roman" w:hAnsi="Times New Roman"/>
-                <w:sz w:val="19"/>
-              </w:rPr>
+            <w:r>
               <w:t>步骤</w:t>
             </w:r>
           </w:p>
@@ -22370,12 +21891,7 @@
             <w:tcW w:type="dxa" w:w="2520"/>
           </w:tcPr>
           <w:p>
-            <w:r/>
-            <w:r>
-              <w:rPr>
-                <w:rFonts w:ascii="Times New Roman" w:hAnsi="Times New Roman"/>
-                <w:sz w:val="19"/>
-              </w:rPr>
+            <w:r>
               <w:t>合约数</w:t>
             </w:r>
           </w:p>
@@ -22385,12 +21901,7 @@
             <w:tcW w:type="dxa" w:w="2520"/>
           </w:tcPr>
           <w:p>
-            <w:r/>
-            <w:r>
-              <w:rPr>
-                <w:rFonts w:ascii="Times New Roman" w:hAnsi="Times New Roman"/>
-                <w:sz w:val="19"/>
-              </w:rPr>
+            <w:r>
               <w:t>说明</w:t>
             </w:r>
           </w:p>
@@ -22400,12 +21911,7 @@
             <w:tcW w:type="dxa" w:w="2520"/>
           </w:tcPr>
           <w:p>
-            <w:r/>
-            <w:r>
-              <w:rPr>
-                <w:rFonts w:ascii="Times New Roman" w:hAnsi="Times New Roman"/>
-                <w:sz w:val="19"/>
-              </w:rPr>
+            <w:r>
               <w:t>出处</w:t>
             </w:r>
           </w:p>
@@ -22417,12 +21923,7 @@
             <w:tcW w:type="dxa" w:w="2520"/>
           </w:tcPr>
           <w:p>
-            <w:r/>
-            <w:r>
-              <w:rPr>
-                <w:rFonts w:ascii="Times New Roman" w:hAnsi="Times New Roman"/>
-                <w:sz w:val="19"/>
-              </w:rPr>
+            <w:r>
               <w:t>只读源文件</w:t>
             </w:r>
           </w:p>
@@ -22432,12 +21933,7 @@
             <w:tcW w:type="dxa" w:w="2520"/>
           </w:tcPr>
           <w:p>
-            <w:r/>
-            <w:r>
-              <w:rPr>
-                <w:rFonts w:ascii="Times New Roman" w:hAnsi="Times New Roman"/>
-                <w:sz w:val="19"/>
-              </w:rPr>
+            <w:r>
               <w:t>591</w:t>
             </w:r>
           </w:p>
@@ -22447,12 +21943,7 @@
             <w:tcW w:type="dxa" w:w="2520"/>
           </w:tcPr>
           <w:p>
-            <w:r/>
-            <w:r>
-              <w:rPr>
-                <w:rFonts w:ascii="Times New Roman" w:hAnsi="Times New Roman"/>
-                <w:sz w:val="19"/>
-              </w:rPr>
+            <w:r>
               <w:t>alldata(readonly)/alldata_sol_source/ 下的扁平 .sol 数</w:t>
             </w:r>
           </w:p>
@@ -22462,12 +21953,7 @@
             <w:tcW w:type="dxa" w:w="2520"/>
           </w:tcPr>
           <w:p>
-            <w:r/>
-            <w:r>
-              <w:rPr>
-                <w:rFonts w:ascii="Times New Roman" w:hAnsi="Times New Roman"/>
-                <w:sz w:val="19"/>
-              </w:rPr>
+            <w:r>
               <w:t>raw/filter_report.txt</w:t>
             </w:r>
           </w:p>
@@ -22479,12 +21965,7 @@
             <w:tcW w:type="dxa" w:w="2520"/>
           </w:tcPr>
           <w:p>
-            <w:r/>
-            <w:r>
-              <w:rPr>
-                <w:rFonts w:ascii="Times New Roman" w:hAnsi="Times New Roman"/>
-                <w:sz w:val="19"/>
-              </w:rPr>
+            <w:r>
               <w:t>标签索引（项目级）</w:t>
             </w:r>
           </w:p>
@@ -22494,12 +21975,7 @@
             <w:tcW w:type="dxa" w:w="2520"/>
           </w:tcPr>
           <w:p>
-            <w:r/>
-            <w:r>
-              <w:rPr>
-                <w:rFonts w:ascii="Times New Roman" w:hAnsi="Times New Roman"/>
-                <w:sz w:val="19"/>
-              </w:rPr>
+            <w:r>
               <w:t>590</w:t>
             </w:r>
           </w:p>
@@ -22509,12 +21985,7 @@
             <w:tcW w:type="dxa" w:w="2520"/>
           </w:tcPr>
           <w:p>
-            <w:r/>
-            <w:r>
-              <w:rPr>
-                <w:rFonts w:ascii="Times New Roman" w:hAnsi="Times New Roman"/>
-                <w:sz w:val="19"/>
-              </w:rPr>
+            <w:r>
               <w:t>按源码 sha1 → 项目标识/地址归并；n_unmatched=0</w:t>
             </w:r>
           </w:p>
@@ -22524,12 +21995,7 @@
             <w:tcW w:type="dxa" w:w="2520"/>
           </w:tcPr>
           <w:p>
-            <w:r/>
-            <w:r>
-              <w:rPr>
-                <w:rFonts w:ascii="Times New Roman" w:hAnsi="Times New Roman"/>
-                <w:sz w:val="19"/>
-              </w:rPr>
+            <w:r>
               <w:t>config.json::label_source</w:t>
             </w:r>
           </w:p>
@@ -22541,13 +22007,8 @@
             <w:tcW w:type="dxa" w:w="2520"/>
           </w:tcPr>
           <w:p>
-            <w:r/>
-            <w:r>
-              <w:rPr>
-                <w:rFonts w:ascii="Times New Roman" w:hAnsi="Times New Roman"/>
-                <w:sz w:val="19"/>
-              </w:rPr>
-              <w:t>剔除 buggy_* 噪声项目</w:t>
+            <w:r>
+              <w:t>去重 level-1（源码 sha1）</w:t>
             </w:r>
           </w:p>
         </w:tc>
@@ -22556,13 +22017,8 @@
             <w:tcW w:type="dxa" w:w="2520"/>
           </w:tcPr>
           <w:p>
-            <w:r/>
-            <w:r>
-              <w:rPr>
-                <w:rFonts w:ascii="Times New Roman" w:hAnsi="Times New Roman"/>
-                <w:sz w:val="19"/>
-              </w:rPr>
-              <w:t>−90 → 500</w:t>
+            <w:r>
+              <w:t>−48</w:t>
             </w:r>
           </w:p>
         </w:tc>
@@ -22571,13 +22027,8 @@
             <w:tcW w:type="dxa" w:w="2520"/>
           </w:tcPr>
           <w:p>
-            <w:r/>
-            <w:r>
-              <w:rPr>
-                <w:rFonts w:ascii="Times New Roman" w:hAnsi="Times New Roman"/>
-                <w:sz w:val="19"/>
-              </w:rPr>
-              <w:t>buggy_* 家族标签为注入噪声（见下注）</w:t>
+            <w:r>
+              <w:t>同一份源码的副本，保留相对源码路径字典序首个</w:t>
             </w:r>
           </w:p>
         </w:tc>
@@ -22586,13 +22037,8 @@
             <w:tcW w:type="dxa" w:w="2520"/>
           </w:tcPr>
           <w:p>
-            <w:r/>
-            <w:r>
-              <w:rPr>
-                <w:rFonts w:ascii="Times New Roman" w:hAnsi="Times New Roman"/>
-                <w:sz w:val="19"/>
-              </w:rPr>
-              <w:t>split_report.json::buggy_excluded_graphs</w:t>
+            <w:r>
+              <w:t>split_report.json::dedup</w:t>
             </w:r>
           </w:p>
         </w:tc>
@@ -22603,13 +22049,8 @@
             <w:tcW w:type="dxa" w:w="2520"/>
           </w:tcPr>
           <w:p>
-            <w:r/>
-            <w:r>
-              <w:rPr>
-                <w:rFonts w:ascii="Times New Roman" w:hAnsi="Times New Roman"/>
-                <w:sz w:val="19"/>
-              </w:rPr>
-              <w:t>去重</w:t>
+            <w:r>
+              <w:t>去重 level-2（项目标识/地址）</w:t>
             </w:r>
           </w:p>
         </w:tc>
@@ -22618,13 +22059,8 @@
             <w:tcW w:type="dxa" w:w="2520"/>
           </w:tcPr>
           <w:p>
-            <w:r/>
-            <w:r>
-              <w:rPr>
-                <w:rFonts w:ascii="Times New Roman" w:hAnsi="Times New Roman"/>
-                <w:sz w:val="19"/>
-              </w:rPr>
-              <w:t>−47 → 453</w:t>
+            <w:r>
+              <w:t>−45</w:t>
             </w:r>
           </w:p>
         </w:tc>
@@ -22633,13 +22069,8 @@
             <w:tcW w:type="dxa" w:w="2520"/>
           </w:tcPr>
           <w:p>
-            <w:r/>
-            <w:r>
-              <w:rPr>
-                <w:rFonts w:ascii="Times New Roman" w:hAnsi="Times New Roman"/>
-                <w:sz w:val="19"/>
-              </w:rPr>
-              <w:t>先剔 buggy_* 再去重；46 个按源码 sha1、1 个按地址</w:t>
+            <w:r>
+              <w:t>同合约的另一份源码，字节可能不同</w:t>
             </w:r>
           </w:p>
         </w:tc>
@@ -22648,12 +22079,7 @@
             <w:tcW w:type="dxa" w:w="2520"/>
           </w:tcPr>
           <w:p>
-            <w:r/>
-            <w:r>
-              <w:rPr>
-                <w:rFonts w:ascii="Times New Roman" w:hAnsi="Times New Roman"/>
-                <w:sz w:val="19"/>
-              </w:rPr>
+            <w:r>
               <w:t>split_report.json::dedup</w:t>
             </w:r>
           </w:p>
@@ -22665,12 +22091,7 @@
             <w:tcW w:type="dxa" w:w="2520"/>
           </w:tcPr>
           <w:p>
-            <w:r/>
-            <w:r>
-              <w:rPr>
-                <w:rFonts w:ascii="Times New Roman" w:hAnsi="Times New Roman"/>
-                <w:sz w:val="19"/>
-              </w:rPr>
+            <w:r>
               <w:t>训练池</w:t>
             </w:r>
           </w:p>
@@ -22680,13 +22101,8 @@
             <w:tcW w:type="dxa" w:w="2520"/>
           </w:tcPr>
           <w:p>
-            <w:r/>
-            <w:r>
-              <w:rPr>
-                <w:rFonts w:ascii="Times New Roman" w:hAnsi="Times New Roman"/>
-                <w:sz w:val="19"/>
-              </w:rPr>
-              <w:t>453</w:t>
+            <w:r>
+              <w:t>497</w:t>
             </w:r>
           </w:p>
         </w:tc>
@@ -22695,13 +22111,8 @@
             <w:tcW w:type="dxa" w:w="2520"/>
           </w:tcPr>
           <w:p>
-            <w:r/>
-            <w:r>
-              <w:rPr>
-                <w:rFonts w:ascii="Times New Roman" w:hAnsi="Times New Roman"/>
-                <w:sz w:val="19"/>
-              </w:rPr>
-              <w:t>train/val/test = 362/45/46（三种子规模相同）</w:t>
+            <w:r>
+              <w:t>train/val/test = 398/50/49（三种子规模相同）；含 buggy_*，不做注入噪声剔除</w:t>
             </w:r>
           </w:p>
         </w:tc>
@@ -22710,13 +22121,8 @@
             <w:tcW w:type="dxa" w:w="2520"/>
           </w:tcPr>
           <w:p>
-            <w:r/>
-            <w:r>
-              <w:rPr>
-                <w:rFonts w:ascii="Times New Roman" w:hAnsi="Times New Roman"/>
-                <w:sz w:val="19"/>
-              </w:rPr>
-              <w:t>split_seed{0,1,2}.json</w:t>
+            <w:r>
+              <w:t>withbuggy_snapshot/split_seed{0,1,2}.json</w:t>
             </w:r>
           </w:p>
         </w:tc>
@@ -22732,12 +22138,7 @@
         <w:rPr>
           <w:rFonts w:ascii="Times New Roman" w:hAnsi="Times New Roman" w:cs="Times New Roman"/>
         </w:rPr>
-        <w:t>🔴 **池内正样本侧几乎全是单标签**（实测）：池 453 个合约中**全零（正常）326 个、单标签 126 个、多标签仅 1 个**（该合约真值为 reentrancy + uncheck）。原始「多标签」现象集中在被剔除的 90 个 `buggy_*` 合约上——它们只有两种标签模式：**80 个七类全 1**、**10 个为 arithmetic+time_manipulation+uncheck**，均为「每类各放一份」的注入假象（`decisions.md` §18.4），**不是真实的多标签标注**。⇒ 本库上的「七维多标签」任务，在**正样本侧实质接近单标签**；多标签能力主要由 DIVE 外部测试集与增强集体现。此事实须在论文中如实披露。⚠ **本表数字与仓库既有的一份自述文件不一致、以本表为准**：`products/alldata/raw/data_funnel.json` 的步骤 25/26 把标签写成「全量图（581）」「划分池（448）」，而同一记录的数值字段是 590 与 453（标签与数值自相矛盾）。本文档此前的「591 源文件 / 448 池样本 / 323 个全零」即沿用了那两处错误标签，本次按 **split 产物实测值**改正为 453 / 326。</w:t>
-      </w:r>
-      <w:r>
-        <w:rPr>
-          <w:rFonts w:ascii="Times New Roman" w:hAnsi="Times New Roman" w:cs="Times New Roman"/>
-        </w:rPr>
+        <w:t>上表给出数据漏斗的实测取值。MVD-HG 的只读源是 alldata(readonly)/alldata_sol_source/ 下的 591 个扁平 .sol 文件；Slither 解析后得到 590 张异构图，590 张图合计 95918 个节点、229898 条边。按唯一标识做两级去重后，得到由 497 个合约构成的训练池：第一级按源码内容 sha1 判重并丢弃 48 个副本，第二级按项目标识或地址判重并丢弃 45 个同合约的另一份源码（两份文件字节可能不同），合计丢弃 93 个。三种子均按 8:1:1 划分为 train/val/test = 398/50/49。训练池保留全部 buggy_* 合约，不做事先的注入噪声剔除。池的标签构成为：全零（正常）合约 326 个，非全零合约 171 个，其中多标签合约 45 个。需要如实披露的是，这 45 个多标签合约主要来自 buggy_* 注入族：上游按「每类各放一份」把同一份源码复制进多个类别文件夹，文件夹归属被推成了标签，因此七类全 1 的合约并不是真实的多标签标注，而是注入假象。这一事实有两个后果。第一，把 buggy_* 补回池中会系统性抬高 macro-F1 与 mAP，而不代表实际检测能力的提升。第二，本文的「七维多标签」任务在正样本侧仍然接近单标签，真正的多标签能力主要由 DIVE 外部测试集体现。为把这一效应量化，本文在报告该池结果时并列一个 clean_only 诊断列，即把测试划分中的 buggy_* 合约剔除后再计算一遍，两列之差即为标签假象的贡献量。</w:t>
       </w:r>
     </w:p>
     <w:p>
@@ -22750,12 +22151,7 @@
         <w:rPr>
           <w:rFonts w:ascii="Times New Roman" w:hAnsi="Times New Roman" w:cs="Times New Roman"/>
         </w:rPr>
-        <w:t>逐种子的逐类正样本数（列序同标签顺序）：</w:t>
-      </w:r>
-      <w:r>
-        <w:rPr>
-          <w:rFonts w:ascii="Times New Roman" w:hAnsi="Times New Roman" w:cs="Times New Roman"/>
-        </w:rPr>
+        <w:t>逐种子、逐类的正样本数如下表（列序同标签顺序）：</w:t>
       </w:r>
     </w:p>
     <w:tbl>
@@ -22776,12 +22172,7 @@
             <w:tcW w:type="dxa" w:w="2016"/>
           </w:tcPr>
           <w:p>
-            <w:r/>
-            <w:r>
-              <w:rPr>
-                <w:rFonts w:ascii="Times New Roman" w:hAnsi="Times New Roman"/>
-                <w:sz w:val="19"/>
-              </w:rPr>
+            <w:r>
               <w:t>划分种子</w:t>
             </w:r>
           </w:p>
@@ -22791,12 +22182,7 @@
             <w:tcW w:type="dxa" w:w="2016"/>
           </w:tcPr>
           <w:p>
-            <w:r/>
-            <w:r>
-              <w:rPr>
-                <w:rFonts w:ascii="Times New Roman" w:hAnsi="Times New Roman"/>
-                <w:sz w:val="19"/>
-              </w:rPr>
+            <w:r>
               <w:t>train 逐类正样本</w:t>
             </w:r>
           </w:p>
@@ -22806,12 +22192,7 @@
             <w:tcW w:type="dxa" w:w="2016"/>
           </w:tcPr>
           <w:p>
-            <w:r/>
-            <w:r>
-              <w:rPr>
-                <w:rFonts w:ascii="Times New Roman" w:hAnsi="Times New Roman"/>
-                <w:sz w:val="19"/>
-              </w:rPr>
+            <w:r>
               <w:t>val 逐类正样本</w:t>
             </w:r>
           </w:p>
@@ -22821,12 +22202,7 @@
             <w:tcW w:type="dxa" w:w="2016"/>
           </w:tcPr>
           <w:p>
-            <w:r/>
-            <w:r>
-              <w:rPr>
-                <w:rFonts w:ascii="Times New Roman" w:hAnsi="Times New Roman"/>
-                <w:sz w:val="19"/>
-              </w:rPr>
+            <w:r>
               <w:t>test 逐类正样本</w:t>
             </w:r>
           </w:p>
@@ -22836,12 +22212,7 @@
             <w:tcW w:type="dxa" w:w="2016"/>
           </w:tcPr>
           <w:p>
-            <w:r/>
-            <w:r>
-              <w:rPr>
-                <w:rFonts w:ascii="Times New Roman" w:hAnsi="Times New Roman"/>
-                <w:sz w:val="19"/>
-              </w:rPr>
+            <w:r>
               <w:t>覆盖约束 C1/C2</w:t>
             </w:r>
           </w:p>
@@ -22853,12 +22224,7 @@
             <w:tcW w:type="dxa" w:w="2016"/>
           </w:tcPr>
           <w:p>
-            <w:r/>
-            <w:r>
-              <w:rPr>
-                <w:rFonts w:ascii="Times New Roman" w:hAnsi="Times New Roman"/>
-                <w:sz w:val="19"/>
-              </w:rPr>
+            <w:r>
               <w:t>ss0</w:t>
             </w:r>
           </w:p>
@@ -22868,13 +22234,8 @@
             <w:tcW w:type="dxa" w:w="2016"/>
           </w:tcPr>
           <w:p>
-            <w:r/>
-            <w:r>
-              <w:rPr>
-                <w:rFonts w:ascii="Times New Roman" w:hAnsi="Times New Roman"/>
-                <w:sz w:val="19"/>
-              </w:rPr>
-              <w:t>11/10/4/2/21/2/35</w:t>
+            <w:r>
+              <w:t>35/41/28/27/49/32/65</w:t>
             </w:r>
           </w:p>
         </w:tc>
@@ -22883,13 +22244,8 @@
             <w:tcW w:type="dxa" w:w="2016"/>
           </w:tcPr>
           <w:p>
-            <w:r/>
-            <w:r>
-              <w:rPr>
-                <w:rFonts w:ascii="Times New Roman" w:hAnsi="Times New Roman"/>
-                <w:sz w:val="19"/>
-              </w:rPr>
-              <w:t>3/3/1/1/5/1/8</w:t>
+            <w:r>
+              <w:t>12/9/10/10/12/10/15</w:t>
             </w:r>
           </w:p>
         </w:tc>
@@ -22898,13 +22254,8 @@
             <w:tcW w:type="dxa" w:w="2016"/>
           </w:tcPr>
           <w:p>
-            <w:r/>
-            <w:r>
-              <w:rPr>
-                <w:rFonts w:ascii="Times New Roman" w:hAnsi="Times New Roman"/>
-                <w:sz w:val="19"/>
-              </w:rPr>
-              <w:t>3/2/1/1/5/2/7</w:t>
+            <w:r>
+              <w:t>9/9/7/6/9/7/14</w:t>
             </w:r>
           </w:p>
         </w:tc>
@@ -22913,12 +22264,7 @@
             <w:tcW w:type="dxa" w:w="2016"/>
           </w:tcPr>
           <w:p>
-            <w:r/>
-            <w:r>
-              <w:rPr>
-                <w:rFonts w:ascii="Times New Roman" w:hAnsi="Times New Roman"/>
-                <w:sz w:val="19"/>
-              </w:rPr>
+            <w:r>
               <w:t>全部达标</w:t>
             </w:r>
           </w:p>
@@ -22930,12 +22276,7 @@
             <w:tcW w:type="dxa" w:w="2016"/>
           </w:tcPr>
           <w:p>
-            <w:r/>
-            <w:r>
-              <w:rPr>
-                <w:rFonts w:ascii="Times New Roman" w:hAnsi="Times New Roman"/>
-                <w:sz w:val="19"/>
-              </w:rPr>
+            <w:r>
               <w:t>ss1</w:t>
             </w:r>
           </w:p>
@@ -22945,13 +22286,8 @@
             <w:tcW w:type="dxa" w:w="2016"/>
           </w:tcPr>
           <w:p>
-            <w:r/>
-            <w:r>
-              <w:rPr>
-                <w:rFonts w:ascii="Times New Roman" w:hAnsi="Times New Roman"/>
-                <w:sz w:val="19"/>
-              </w:rPr>
-              <w:t>11/10/4/2/19/3/35</w:t>
+            <w:r>
+              <w:t>38/41/30/29/47/31/65</w:t>
             </w:r>
           </w:p>
         </w:tc>
@@ -22960,13 +22296,8 @@
             <w:tcW w:type="dxa" w:w="2016"/>
           </w:tcPr>
           <w:p>
-            <w:r/>
-            <w:r>
-              <w:rPr>
-                <w:rFonts w:ascii="Times New Roman" w:hAnsi="Times New Roman"/>
-                <w:sz w:val="19"/>
-              </w:rPr>
-              <w:t>3/3/1/1/6/1/8</w:t>
+            <w:r>
+              <w:t>10/9/8/7/12/10/15</w:t>
             </w:r>
           </w:p>
         </w:tc>
@@ -22975,13 +22306,8 @@
             <w:tcW w:type="dxa" w:w="2016"/>
           </w:tcPr>
           <w:p>
-            <w:r/>
-            <w:r>
-              <w:rPr>
-                <w:rFonts w:ascii="Times New Roman" w:hAnsi="Times New Roman"/>
-                <w:sz w:val="19"/>
-              </w:rPr>
-              <w:t>3/2/1/1/6/1/7</w:t>
+            <w:r>
+              <w:t>8/9/7/7/11/8/14</w:t>
             </w:r>
           </w:p>
         </w:tc>
@@ -22990,12 +22316,7 @@
             <w:tcW w:type="dxa" w:w="2016"/>
           </w:tcPr>
           <w:p>
-            <w:r/>
-            <w:r>
-              <w:rPr>
-                <w:rFonts w:ascii="Times New Roman" w:hAnsi="Times New Roman"/>
-                <w:sz w:val="19"/>
-              </w:rPr>
+            <w:r>
               <w:t>全部达标</w:t>
             </w:r>
           </w:p>
@@ -23007,12 +22328,7 @@
             <w:tcW w:type="dxa" w:w="2016"/>
           </w:tcPr>
           <w:p>
-            <w:r/>
-            <w:r>
-              <w:rPr>
-                <w:rFonts w:ascii="Times New Roman" w:hAnsi="Times New Roman"/>
-                <w:sz w:val="19"/>
-              </w:rPr>
+            <w:r>
               <w:t>ss2</w:t>
             </w:r>
           </w:p>
@@ -23022,13 +22338,8 @@
             <w:tcW w:type="dxa" w:w="2016"/>
           </w:tcPr>
           <w:p>
-            <w:r/>
-            <w:r>
-              <w:rPr>
-                <w:rFonts w:ascii="Times New Roman" w:hAnsi="Times New Roman"/>
-                <w:sz w:val="19"/>
-              </w:rPr>
-              <w:t>11/10/4/2/21/3/35</w:t>
+            <w:r>
+              <w:t>37/40/30/28/45/34/65</w:t>
             </w:r>
           </w:p>
         </w:tc>
@@ -23037,13 +22348,8 @@
             <w:tcW w:type="dxa" w:w="2016"/>
           </w:tcPr>
           <w:p>
-            <w:r/>
-            <w:r>
-              <w:rPr>
-                <w:rFonts w:ascii="Times New Roman" w:hAnsi="Times New Roman"/>
-                <w:sz w:val="19"/>
-              </w:rPr>
-              <w:t>3/2/1/1/5/1/8</w:t>
+            <w:r>
+              <w:t>11/10/8/9/13/8/15</w:t>
             </w:r>
           </w:p>
         </w:tc>
@@ -23052,13 +22358,8 @@
             <w:tcW w:type="dxa" w:w="2016"/>
           </w:tcPr>
           <w:p>
-            <w:r/>
-            <w:r>
-              <w:rPr>
-                <w:rFonts w:ascii="Times New Roman" w:hAnsi="Times New Roman"/>
-                <w:sz w:val="19"/>
-              </w:rPr>
-              <w:t>3/3/1/1/5/1/7</w:t>
+            <w:r>
+              <w:t>8/9/7/6/12/7/14</w:t>
             </w:r>
           </w:p>
         </w:tc>
@@ -23067,12 +22368,7 @@
             <w:tcW w:type="dxa" w:w="2016"/>
           </w:tcPr>
           <w:p>
-            <w:r/>
-            <w:r>
-              <w:rPr>
-                <w:rFonts w:ascii="Times New Roman" w:hAnsi="Times New Roman"/>
-                <w:sz w:val="19"/>
-              </w:rPr>
+            <w:r>
               <w:t>全部达标</w:t>
             </w:r>
           </w:p>
@@ -23089,12 +22385,7 @@
         <w:rPr>
           <w:rFonts w:ascii="Times New Roman" w:hAnsi="Times New Roman" w:cs="Times New Roman"/>
         </w:rPr>
-        <w:t>列序固定为 access_control / arithmetic / dos / front_running / reentrancy / time_manipulation / uncheck。池内逐类正样本总数为 17/15/6/4/31/5/50（三种子相同）。覆盖约束 C1 = 验证+测试合计每类正样本 ≥ 该类池内总数的 30%，C2 = 验证、测试各自每类 ≥ 1，均为**校正后达标**（`split_report.json::rule_check`）。⚠ 池内 `front_running` 仅 4 个正样本、`time_manipulation` 5 个 ⇒ test 侧逐类 support 低至 1，单类 F1 一次翻转即跳 ±0.67，这些类仅作描述性呈现、不进入方法间比较结论。</w:t>
-      </w:r>
-      <w:r>
-        <w:rPr>
-          <w:rFonts w:ascii="Times New Roman" w:hAnsi="Times New Roman" w:cs="Times New Roman"/>
-        </w:rPr>
+        <w:t>列序固定为 access_control / arithmetic / dos / front_running / reentrancy / time_manipulation / uncheck。池内逐类正样本总数为 56/59/45/43/70/49/94，逐类负样本数为 441/438/452/454/427/448/403，对应正负样本比 7.88/7.42/10.04/10.56/6.10/9.14/4.29，三种子相同。覆盖约束 C1（验证与测试合计的每类正样本不少于该类池内正样本总数的 30%）与 C2（验证、测试各自每类至少包含一个正样本）在三个划分种子上均由覆盖约束校正在构造上满足。池内 front_running 与 time_manipulation 的测试侧支撑为 6 至 8，是七类中最低的两个，单类 F1 仍对单次翻转较敏感，这两个类别仅作描述性呈现、不进入方法间比较结论；其余各类的支撑均不低于 9，可以进入常规比较。</w:t>
       </w:r>
     </w:p>
     <w:p>
@@ -23142,12 +22433,7 @@
             <w:tcW w:type="dxa" w:w="1680"/>
           </w:tcPr>
           <w:p>
-            <w:r/>
-            <w:r>
-              <w:rPr>
-                <w:rFonts w:ascii="Times New Roman" w:hAnsi="Times New Roman"/>
-                <w:sz w:val="19"/>
-              </w:rPr>
+            <w:r>
               <w:t>阶段</w:t>
             </w:r>
           </w:p>
@@ -23157,12 +22443,7 @@
             <w:tcW w:type="dxa" w:w="1680"/>
           </w:tcPr>
           <w:p>
-            <w:r/>
-            <w:r>
-              <w:rPr>
-                <w:rFonts w:ascii="Times New Roman" w:hAnsi="Times New Roman"/>
-                <w:sz w:val="19"/>
-              </w:rPr>
+            <w:r>
               <w:t>seed0</w:t>
             </w:r>
           </w:p>
@@ -23172,12 +22453,7 @@
             <w:tcW w:type="dxa" w:w="1680"/>
           </w:tcPr>
           <w:p>
-            <w:r/>
-            <w:r>
-              <w:rPr>
-                <w:rFonts w:ascii="Times New Roman" w:hAnsi="Times New Roman"/>
-                <w:sz w:val="19"/>
-              </w:rPr>
+            <w:r>
               <w:t>seed1</w:t>
             </w:r>
           </w:p>
@@ -23187,12 +22463,7 @@
             <w:tcW w:type="dxa" w:w="1680"/>
           </w:tcPr>
           <w:p>
-            <w:r/>
-            <w:r>
-              <w:rPr>
-                <w:rFonts w:ascii="Times New Roman" w:hAnsi="Times New Roman"/>
-                <w:sz w:val="19"/>
-              </w:rPr>
+            <w:r>
               <w:t>seed2</w:t>
             </w:r>
           </w:p>
@@ -23202,12 +22473,7 @@
             <w:tcW w:type="dxa" w:w="1680"/>
           </w:tcPr>
           <w:p>
-            <w:r/>
-            <w:r>
-              <w:rPr>
-                <w:rFonts w:ascii="Times New Roman" w:hAnsi="Times New Roman"/>
-                <w:sz w:val="19"/>
-              </w:rPr>
+            <w:r>
               <w:t>口径</w:t>
             </w:r>
           </w:p>
@@ -23217,12 +22483,7 @@
             <w:tcW w:type="dxa" w:w="1680"/>
           </w:tcPr>
           <w:p>
-            <w:r/>
-            <w:r>
-              <w:rPr>
-                <w:rFonts w:ascii="Times New Roman" w:hAnsi="Times New Roman"/>
-                <w:sz w:val="19"/>
-              </w:rPr>
+            <w:r>
               <w:t>出处</w:t>
             </w:r>
           </w:p>
@@ -23234,12 +22495,7 @@
             <w:tcW w:type="dxa" w:w="1680"/>
           </w:tcPr>
           <w:p>
-            <w:r/>
-            <w:r>
-              <w:rPr>
-                <w:rFonts w:ascii="Times New Roman" w:hAnsi="Times New Roman"/>
-                <w:sz w:val="19"/>
-              </w:rPr>
+            <w:r>
               <w:t>M1+M2 建图（591 源文件 → 590 图）</w:t>
             </w:r>
           </w:p>
@@ -23249,12 +22505,7 @@
             <w:tcW w:type="dxa" w:w="1680"/>
           </w:tcPr>
           <w:p>
-            <w:r/>
-            <w:r>
-              <w:rPr>
-                <w:rFonts w:ascii="Times New Roman" w:hAnsi="Times New Roman"/>
-                <w:sz w:val="19"/>
-              </w:rPr>
+            <w:r>
               <w:t>未记录</w:t>
             </w:r>
           </w:p>
@@ -23264,12 +22515,7 @@
             <w:tcW w:type="dxa" w:w="1680"/>
           </w:tcPr>
           <w:p>
-            <w:r/>
-            <w:r>
-              <w:rPr>
-                <w:rFonts w:ascii="Times New Roman" w:hAnsi="Times New Roman"/>
-                <w:sz w:val="19"/>
-              </w:rPr>
+            <w:r>
               <w:t>未记录</w:t>
             </w:r>
           </w:p>
@@ -23279,12 +22525,7 @@
             <w:tcW w:type="dxa" w:w="1680"/>
           </w:tcPr>
           <w:p>
-            <w:r/>
-            <w:r>
-              <w:rPr>
-                <w:rFonts w:ascii="Times New Roman" w:hAnsi="Times New Roman"/>
-                <w:sz w:val="19"/>
-              </w:rPr>
+            <w:r>
               <w:t>未记录</w:t>
             </w:r>
           </w:p>
@@ -23294,13 +22535,8 @@
             <w:tcW w:type="dxa" w:w="1680"/>
           </w:tcPr>
           <w:p>
-            <w:r/>
-            <w:r>
-              <w:rPr>
-                <w:rFonts w:ascii="Times New Roman" w:hAnsi="Times New Roman"/>
-                <w:sz w:val="19"/>
-              </w:rPr>
-              <w:t>主构建**无计时记录**；变体重建 590 图约 68–78 s 可作下界参考</w:t>
+            <w:r>
+              <w:t>主构建无计时记录；变体重建 590 图约 68–78 s 可作下界参考</w:t>
             </w:r>
           </w:p>
         </w:tc>
@@ -23309,12 +22545,7 @@
             <w:tcW w:type="dxa" w:w="1680"/>
           </w:tcPr>
           <w:p>
-            <w:r/>
-            <w:r>
-              <w:rPr>
-                <w:rFonts w:ascii="Times New Roman" w:hAnsi="Times New Roman"/>
-                <w:sz w:val="19"/>
-              </w:rPr>
+            <w:r>
               <w:t>（主构建脚本内无计时代码）</w:t>
             </w:r>
           </w:p>
@@ -23326,12 +22557,7 @@
             <w:tcW w:type="dxa" w:w="1680"/>
           </w:tcPr>
           <w:p>
-            <w:r/>
-            <w:r>
-              <w:rPr>
-                <w:rFonts w:ascii="Times New Roman" w:hAnsi="Times New Roman"/>
-                <w:sz w:val="19"/>
-              </w:rPr>
+            <w:r>
               <w:t>M3 重编码（微调编码器，590 图 / 95918 节点）</w:t>
             </w:r>
           </w:p>
@@ -23341,13 +22567,8 @@
             <w:tcW w:type="dxa" w:w="1680"/>
           </w:tcPr>
           <w:p>
-            <w:r/>
-            <w:r>
-              <w:rPr>
-                <w:rFonts w:ascii="Times New Roman" w:hAnsi="Times New Roman"/>
-                <w:sz w:val="19"/>
-              </w:rPr>
-              <w:t>631.9 s</w:t>
+            <w:r>
+              <w:t>597.6 s</w:t>
             </w:r>
           </w:p>
         </w:tc>
@@ -23356,13 +22577,8 @@
             <w:tcW w:type="dxa" w:w="1680"/>
           </w:tcPr>
           <w:p>
-            <w:r/>
-            <w:r>
-              <w:rPr>
-                <w:rFonts w:ascii="Times New Roman" w:hAnsi="Times New Roman"/>
-                <w:sz w:val="19"/>
-              </w:rPr>
-              <w:t>578.5 s</w:t>
+            <w:r>
+              <w:t>577.8 s</w:t>
             </w:r>
           </w:p>
         </w:tc>
@@ -23371,13 +22587,8 @@
             <w:tcW w:type="dxa" w:w="1680"/>
           </w:tcPr>
           <w:p>
-            <w:r/>
-            <w:r>
-              <w:rPr>
-                <w:rFonts w:ascii="Times New Roman" w:hAnsi="Times New Roman"/>
-                <w:sz w:val="19"/>
-              </w:rPr>
-              <w:t>574.4 s</w:t>
+            <w:r>
+              <w:t>585.8 s</w:t>
             </w:r>
           </w:p>
         </w:tc>
@@ -23386,12 +22597,7 @@
             <w:tcW w:type="dxa" w:w="1680"/>
           </w:tcPr>
           <w:p>
-            <w:r/>
-            <w:r>
-              <w:rPr>
-                <w:rFonts w:ascii="Times New Roman" w:hAnsi="Times New Roman"/>
-                <w:sz w:val="19"/>
-              </w:rPr>
+            <w:r>
               <w:t>重编码净耗时（GPU）</w:t>
             </w:r>
           </w:p>
@@ -23401,13 +22607,8 @@
             <w:tcW w:type="dxa" w:w="1680"/>
           </w:tcPr>
           <w:p>
-            <w:r/>
-            <w:r>
-              <w:rPr>
-                <w:rFonts w:ascii="Times New Roman" w:hAnsi="Times New Roman"/>
-                <w:sz w:val="19"/>
-              </w:rPr>
-              <w:t>runs/queue_logs/main_variant_cb_ft_ss{S}.log:2</w:t>
+            <w:r>
+              <w:t>runs/p4_buggy_chain.log（4.2 节）</w:t>
             </w:r>
           </w:p>
         </w:tc>
@@ -23418,13 +22619,8 @@
             <w:tcW w:type="dxa" w:w="1680"/>
           </w:tcPr>
           <w:p>
-            <w:r/>
-            <w:r>
-              <w:rPr>
-                <w:rFonts w:ascii="Times New Roman" w:hAnsi="Times New Roman"/>
-                <w:sz w:val="19"/>
-              </w:rPr>
-              <w:t>CodeBERT 微调（**新正典**，20 轮预算）</w:t>
+            <w:r>
+              <w:t>CodeBERT 微调（主实验，20 轮预算）</w:t>
             </w:r>
           </w:p>
         </w:tc>
@@ -23433,13 +22629,8 @@
             <w:tcW w:type="dxa" w:w="1680"/>
           </w:tcPr>
           <w:p>
-            <w:r/>
-            <w:r>
-              <w:rPr>
-                <w:rFonts w:ascii="Times New Roman" w:hAnsi="Times New Roman"/>
-                <w:sz w:val="19"/>
-              </w:rPr>
-              <w:t>1825.8 s</w:t>
+            <w:r>
+              <w:t>1741.3 s</w:t>
             </w:r>
           </w:p>
         </w:tc>
@@ -23448,13 +22639,8 @@
             <w:tcW w:type="dxa" w:w="1680"/>
           </w:tcPr>
           <w:p>
-            <w:r/>
-            <w:r>
-              <w:rPr>
-                <w:rFonts w:ascii="Times New Roman" w:hAnsi="Times New Roman"/>
-                <w:sz w:val="19"/>
-              </w:rPr>
-              <w:t>1954.4 s</w:t>
+            <w:r>
+              <w:t>2209.1 s</w:t>
             </w:r>
           </w:p>
         </w:tc>
@@ -23463,13 +22649,8 @@
             <w:tcW w:type="dxa" w:w="1680"/>
           </w:tcPr>
           <w:p>
-            <w:r/>
-            <w:r>
-              <w:rPr>
-                <w:rFonts w:ascii="Times New Roman" w:hAnsi="Times New Roman"/>
-                <w:sz w:val="19"/>
-              </w:rPr>
-              <w:t>2322.7 s</w:t>
+            <w:r>
+              <w:t>2705.0 s</w:t>
             </w:r>
           </w:p>
         </w:tc>
@@ -23478,13 +22659,8 @@
             <w:tcW w:type="dxa" w:w="1680"/>
           </w:tcPr>
           <w:p>
-            <w:r/>
-            <w:r>
-              <w:rPr>
-                <w:rFonts w:ascii="Times New Roman" w:hAnsi="Times New Roman"/>
-                <w:sz w:val="19"/>
-              </w:rPr>
-              <w:t>wall（GPU，早停触发于 ep13/15/18）</w:t>
+            <w:r>
+              <w:t>wall（GPU，早停于 ep7/ep11/ep14）</w:t>
             </w:r>
           </w:p>
         </w:tc>
@@ -23493,13 +22669,8 @@
             <w:tcW w:type="dxa" w:w="1680"/>
           </w:tcPr>
           <w:p>
-            <w:r/>
-            <w:r>
-              <w:rPr>
-                <w:rFonts w:ascii="Times New Roman" w:hAnsi="Times New Roman"/>
-                <w:sz w:val="19"/>
-              </w:rPr>
-              <w:t>runs/codebert_ft_p2/ss{S}/config.json::timing.wall_seconds</w:t>
+            <w:r>
+              <w:t>runs/codebert_ft_buggy_p2/ss{S}/config.json::timing.wall_seconds</w:t>
             </w:r>
           </w:p>
         </w:tc>
@@ -23510,13 +22681,8 @@
             <w:tcW w:type="dxa" w:w="1680"/>
           </w:tcPr>
           <w:p>
-            <w:r/>
-            <w:r>
-              <w:rPr>
-                <w:rFonts w:ascii="Times New Roman" w:hAnsi="Times New Roman"/>
-                <w:sz w:val="19"/>
-              </w:rPr>
-              <w:t>CodeBERT 微调（**消融档**，5 轮）</w:t>
+            <w:r>
+              <w:t>CodeBERT 微调（短预算对照档，5 轮）</w:t>
             </w:r>
           </w:p>
         </w:tc>
@@ -23525,12 +22691,7 @@
             <w:tcW w:type="dxa" w:w="1680"/>
           </w:tcPr>
           <w:p>
-            <w:r/>
-            <w:r>
-              <w:rPr>
-                <w:rFonts w:ascii="Times New Roman" w:hAnsi="Times New Roman"/>
-                <w:sz w:val="19"/>
-              </w:rPr>
+            <w:r>
               <w:t>933.5 s</w:t>
             </w:r>
           </w:p>
@@ -23540,12 +22701,7 @@
             <w:tcW w:type="dxa" w:w="1680"/>
           </w:tcPr>
           <w:p>
-            <w:r/>
-            <w:r>
-              <w:rPr>
-                <w:rFonts w:ascii="Times New Roman" w:hAnsi="Times New Roman"/>
-                <w:sz w:val="19"/>
-              </w:rPr>
+            <w:r>
               <w:t>931.2 s</w:t>
             </w:r>
           </w:p>
@@ -23555,12 +22711,7 @@
             <w:tcW w:type="dxa" w:w="1680"/>
           </w:tcPr>
           <w:p>
-            <w:r/>
-            <w:r>
-              <w:rPr>
-                <w:rFonts w:ascii="Times New Roman" w:hAnsi="Times New Roman"/>
-                <w:sz w:val="19"/>
-              </w:rPr>
+            <w:r>
               <w:t>680.9 s</w:t>
             </w:r>
           </w:p>
@@ -23570,13 +22721,8 @@
             <w:tcW w:type="dxa" w:w="1680"/>
           </w:tcPr>
           <w:p>
-            <w:r/>
-            <w:r>
-              <w:rPr>
-                <w:rFonts w:ascii="Times New Roman" w:hAnsi="Times New Roman"/>
-                <w:sz w:val="19"/>
-              </w:rPr>
-              <w:t>wall（GPU）——该档**已降为旧档（5 轮）**，不再进主方案（**不另设同名消融臂**）</w:t>
+            <w:r>
+              <w:t>该档未在主池上运行，数值取自编码器阶梯对照实验，仅作成本量级参考</w:t>
             </w:r>
           </w:p>
         </w:tc>
@@ -23585,12 +22731,7 @@
             <w:tcW w:type="dxa" w:w="1680"/>
           </w:tcPr>
           <w:p>
-            <w:r/>
-            <w:r>
-              <w:rPr>
-                <w:rFonts w:ascii="Times New Roman" w:hAnsi="Times New Roman"/>
-                <w:sz w:val="19"/>
-              </w:rPr>
+            <w:r>
               <w:t>runs/codebert_ft/alldata/ss{S}/config.json::timing</w:t>
             </w:r>
           </w:p>
@@ -23602,12 +22743,7 @@
             <w:tcW w:type="dxa" w:w="1680"/>
           </w:tcPr>
           <w:p>
-            <w:r/>
-            <w:r>
-              <w:rPr>
-                <w:rFonts w:ascii="Times New Roman" w:hAnsi="Times New Roman"/>
-                <w:sz w:val="19"/>
-              </w:rPr>
+            <w:r>
               <w:t>GNN 训练循环</w:t>
             </w:r>
           </w:p>
@@ -23617,13 +22753,8 @@
             <w:tcW w:type="dxa" w:w="1680"/>
           </w:tcPr>
           <w:p>
-            <w:r/>
-            <w:r>
-              <w:rPr>
-                <w:rFonts w:ascii="Times New Roman" w:hAnsi="Times New Roman"/>
-                <w:sz w:val="19"/>
-              </w:rPr>
-              <w:t>6.4 s</w:t>
+            <w:r>
+              <w:t>7.7 s</w:t>
             </w:r>
           </w:p>
         </w:tc>
@@ -23632,13 +22763,8 @@
             <w:tcW w:type="dxa" w:w="1680"/>
           </w:tcPr>
           <w:p>
-            <w:r/>
-            <w:r>
-              <w:rPr>
-                <w:rFonts w:ascii="Times New Roman" w:hAnsi="Times New Roman"/>
-                <w:sz w:val="19"/>
-              </w:rPr>
-              <w:t>4.6 s</w:t>
+            <w:r>
+              <w:t>9.0 s</w:t>
             </w:r>
           </w:p>
         </w:tc>
@@ -23647,13 +22773,8 @@
             <w:tcW w:type="dxa" w:w="1680"/>
           </w:tcPr>
           <w:p>
-            <w:r/>
-            <w:r>
-              <w:rPr>
-                <w:rFonts w:ascii="Times New Roman" w:hAnsi="Times New Roman"/>
-                <w:sz w:val="19"/>
-              </w:rPr>
-              <w:t>6.3 s</w:t>
+            <w:r>
+              <w:t>7.6 s</w:t>
             </w:r>
           </w:p>
         </w:tc>
@@ -23662,12 +22783,7 @@
             <w:tcW w:type="dxa" w:w="1680"/>
           </w:tcPr>
           <w:p>
-            <w:r/>
-            <w:r>
-              <w:rPr>
-                <w:rFonts w:ascii="Times New Roman" w:hAnsi="Times New Roman"/>
-                <w:sz w:val="19"/>
-              </w:rPr>
+            <w:r>
               <w:t>train_seconds</w:t>
             </w:r>
           </w:p>
@@ -23677,13 +22793,8 @@
             <w:tcW w:type="dxa" w:w="1680"/>
           </w:tcPr>
           <w:p>
-            <w:r/>
-            <w:r>
-              <w:rPr>
-                <w:rFonts w:ascii="Times New Roman" w:hAnsi="Times New Roman"/>
-                <w:sz w:val="19"/>
-              </w:rPr>
-              <w:t>runs/seed{S}/config.json::timing</w:t>
+            <w:r>
+              <w:t>runs/buggy_canon/seed{S}/config.json::timing</w:t>
             </w:r>
           </w:p>
         </w:tc>
@@ -23694,12 +22805,7 @@
             <w:tcW w:type="dxa" w:w="1680"/>
           </w:tcPr>
           <w:p>
-            <w:r/>
-            <w:r>
-              <w:rPr>
-                <w:rFonts w:ascii="Times New Roman" w:hAnsi="Times New Roman"/>
-                <w:sz w:val="19"/>
-              </w:rPr>
+            <w:r>
               <w:t>GNN 端到端 wall</w:t>
             </w:r>
           </w:p>
@@ -23709,13 +22815,8 @@
             <w:tcW w:type="dxa" w:w="1680"/>
           </w:tcPr>
           <w:p>
-            <w:r/>
-            <w:r>
-              <w:rPr>
-                <w:rFonts w:ascii="Times New Roman" w:hAnsi="Times New Roman"/>
-                <w:sz w:val="19"/>
-              </w:rPr>
-              <w:t>8.6 s</w:t>
+            <w:r>
+              <w:t>11.7 s</w:t>
             </w:r>
           </w:p>
         </w:tc>
@@ -23724,13 +22825,8 @@
             <w:tcW w:type="dxa" w:w="1680"/>
           </w:tcPr>
           <w:p>
-            <w:r/>
-            <w:r>
-              <w:rPr>
-                <w:rFonts w:ascii="Times New Roman" w:hAnsi="Times New Roman"/>
-                <w:sz w:val="19"/>
-              </w:rPr>
-              <w:t>6.5 s</w:t>
+            <w:r>
+              <w:t>13.2 s</w:t>
             </w:r>
           </w:p>
         </w:tc>
@@ -23739,13 +22835,8 @@
             <w:tcW w:type="dxa" w:w="1680"/>
           </w:tcPr>
           <w:p>
-            <w:r/>
-            <w:r>
-              <w:rPr>
-                <w:rFonts w:ascii="Times New Roman" w:hAnsi="Times New Roman"/>
-                <w:sz w:val="19"/>
-              </w:rPr>
-              <w:t>8.6 s</w:t>
+            <w:r>
+              <w:t>12.6 s</w:t>
             </w:r>
           </w:p>
         </w:tc>
@@ -23754,12 +22845,7 @@
             <w:tcW w:type="dxa" w:w="1680"/>
           </w:tcPr>
           <w:p>
-            <w:r/>
-            <w:r>
-              <w:rPr>
-                <w:rFonts w:ascii="Times New Roman" w:hAnsi="Times New Roman"/>
-                <w:sz w:val="19"/>
-              </w:rPr>
+            <w:r>
               <w:t>含验证推理与阈值搜索</w:t>
             </w:r>
           </w:p>
@@ -23769,12 +22855,7 @@
             <w:tcW w:type="dxa" w:w="1680"/>
           </w:tcPr>
           <w:p>
-            <w:r/>
-            <w:r>
-              <w:rPr>
-                <w:rFonts w:ascii="Times New Roman" w:hAnsi="Times New Roman"/>
-                <w:sz w:val="19"/>
-              </w:rPr>
+            <w:r>
               <w:t>同上</w:t>
             </w:r>
           </w:p>
@@ -23786,12 +22867,7 @@
             <w:tcW w:type="dxa" w:w="1680"/>
           </w:tcPr>
           <w:p>
-            <w:r/>
-            <w:r>
-              <w:rPr>
-                <w:rFonts w:ascii="Times New Roman" w:hAnsi="Times New Roman"/>
-                <w:sz w:val="19"/>
-              </w:rPr>
+            <w:r>
               <w:t>GNN 实际训练轮数</w:t>
             </w:r>
           </w:p>
@@ -23801,13 +22877,8 @@
             <w:tcW w:type="dxa" w:w="1680"/>
           </w:tcPr>
           <w:p>
-            <w:r/>
-            <w:r>
-              <w:rPr>
-                <w:rFonts w:ascii="Times New Roman" w:hAnsi="Times New Roman"/>
-                <w:sz w:val="19"/>
-              </w:rPr>
-              <w:t>13</w:t>
+            <w:r>
+              <w:t>15</w:t>
             </w:r>
           </w:p>
         </w:tc>
@@ -23816,13 +22887,8 @@
             <w:tcW w:type="dxa" w:w="1680"/>
           </w:tcPr>
           <w:p>
-            <w:r/>
-            <w:r>
-              <w:rPr>
-                <w:rFonts w:ascii="Times New Roman" w:hAnsi="Times New Roman"/>
-                <w:sz w:val="19"/>
-              </w:rPr>
-              <w:t>15</w:t>
+            <w:r>
+              <w:t>25</w:t>
             </w:r>
           </w:p>
         </w:tc>
@@ -23831,13 +22897,8 @@
             <w:tcW w:type="dxa" w:w="1680"/>
           </w:tcPr>
           <w:p>
-            <w:r/>
-            <w:r>
-              <w:rPr>
-                <w:rFonts w:ascii="Times New Roman" w:hAnsi="Times New Roman"/>
-                <w:sz w:val="19"/>
-              </w:rPr>
-              <w:t>18</w:t>
+            <w:r>
+              <w:t>16</w:t>
             </w:r>
           </w:p>
         </w:tc>
@@ -23846,13 +22907,8 @@
             <w:tcW w:type="dxa" w:w="1680"/>
           </w:tcPr>
           <w:p>
-            <w:r/>
-            <w:r>
-              <w:rPr>
-                <w:rFonts w:ascii="Times New Roman" w:hAnsi="Times New Roman"/>
-                <w:sz w:val="19"/>
-              </w:rPr>
-              <w:t>epochs_completed（早停触发）</w:t>
+            <w:r>
+              <w:t>epochs_completed</w:t>
             </w:r>
           </w:p>
         </w:tc>
@@ -23861,12 +22917,7 @@
             <w:tcW w:type="dxa" w:w="1680"/>
           </w:tcPr>
           <w:p>
-            <w:r/>
-            <w:r>
-              <w:rPr>
-                <w:rFonts w:ascii="Times New Roman" w:hAnsi="Times New Roman"/>
-                <w:sz w:val="19"/>
-              </w:rPr>
+            <w:r>
               <w:t>同上</w:t>
             </w:r>
           </w:p>
@@ -23878,12 +22929,7 @@
             <w:tcW w:type="dxa" w:w="1680"/>
           </w:tcPr>
           <w:p>
-            <w:r/>
-            <w:r>
-              <w:rPr>
-                <w:rFonts w:ascii="Times New Roman" w:hAnsi="Times New Roman"/>
-                <w:sz w:val="19"/>
-              </w:rPr>
+            <w:r>
               <w:t>端到端合计（单种子，从零）</w:t>
             </w:r>
           </w:p>
@@ -23893,13 +22939,8 @@
             <w:tcW w:type="dxa" w:w="1680"/>
           </w:tcPr>
           <w:p>
-            <w:r/>
-            <w:r>
-              <w:rPr>
-                <w:rFonts w:ascii="Times New Roman" w:hAnsi="Times New Roman"/>
-                <w:sz w:val="19"/>
-              </w:rPr>
-              <w:t>≈2470 s</w:t>
+            <w:r>
+              <w:t>≈2351 s</w:t>
             </w:r>
           </w:p>
         </w:tc>
@@ -23908,13 +22949,8 @@
             <w:tcW w:type="dxa" w:w="1680"/>
           </w:tcPr>
           <w:p>
-            <w:r/>
-            <w:r>
-              <w:rPr>
-                <w:rFonts w:ascii="Times New Roman" w:hAnsi="Times New Roman"/>
-                <w:sz w:val="19"/>
-              </w:rPr>
-              <w:t>≈2540 s</w:t>
+            <w:r>
+              <w:t>≈2800 s</w:t>
             </w:r>
           </w:p>
         </w:tc>
@@ -23923,13 +22959,8 @@
             <w:tcW w:type="dxa" w:w="1680"/>
           </w:tcPr>
           <w:p>
-            <w:r/>
-            <w:r>
-              <w:rPr>
-                <w:rFonts w:ascii="Times New Roman" w:hAnsi="Times New Roman"/>
-                <w:sz w:val="19"/>
-              </w:rPr>
-              <w:t>≈2910 s</w:t>
+            <w:r>
+              <w:t>≈3303 s</w:t>
             </w:r>
           </w:p>
         </w:tc>
@@ -23938,12 +22969,7 @@
             <w:tcW w:type="dxa" w:w="1680"/>
           </w:tcPr>
           <w:p>
-            <w:r/>
-            <w:r>
-              <w:rPr>
-                <w:rFonts w:ascii="Times New Roman" w:hAnsi="Times New Roman"/>
-                <w:sz w:val="19"/>
-              </w:rPr>
+            <w:r>
               <w:t>= M3 重编码 + 编码器微调（20 轮档） + GNN wall（M1/M2 未计）</w:t>
             </w:r>
           </w:p>
@@ -23953,12 +22979,7 @@
             <w:tcW w:type="dxa" w:w="1680"/>
           </w:tcPr>
           <w:p>
-            <w:r/>
-            <w:r>
-              <w:rPr>
-                <w:rFonts w:ascii="Times New Roman" w:hAnsi="Times New Roman"/>
-                <w:sz w:val="19"/>
-              </w:rPr>
+            <w:r>
               <w:t>上表逐行相加</w:t>
             </w:r>
           </w:p>
@@ -23975,12 +22996,7 @@
         <w:rPr>
           <w:rFonts w:ascii="Times New Roman" w:hAnsi="Times New Roman" w:cs="Times New Roman"/>
         </w:rPr>
-        <w:t>🔴 **成本结构是本研究点最该被如实记录的一条**：编码器微调 + M3 重编码这两段**一次性上游成本合计约 2500–2900 s**，是 GNN 训练段（~8 s）的 **约 300 倍**。故「本文方法训练很快」**只对 GNN 段成立**；论文若要报端到端成本，必须把上游两段计入（本表末行已给出合计）。⚠ **三点必须随表披露**：① 编码器从 5 轮档换到 20 轮档，**上游成本随之由 ~850 s 涨到 ~2000 s**（约 2.3 倍）——这是换取代价，须与 §4.7.5 之后的增益一并报告；② M1/M2 的**主构建**（`generate_all_ast_cfg_dfg.sh`，591 源文件）在本仓**没有任何机器可读的计时记录**（脚本内无计时代码、日志目录无该步日志），表中所给仅为**变体重建** 590 图的近似下界，不得当作主构建耗时引用；③ 本表 GNN 段用的是**现行正典** `runs/seed{S}`：它**从零训练**（`config.json::promoted_from` 为空，三种子实测），该产物原先落在 `runs/p2_canon/seed{S}`，2026-09-25 换代时**就位到正典路径**、`config.json` 与产物**逐字节未动**。⚠ **5 轮档（旧正典）的 GNN 端到端耗时本表给不出、也不得引用**：旧正典的 run 现归档于 `runs/prior_canon37/seed{S}/`，其 `config.json::promoted_from` = `runs/cbft_study/cbft_ts{S}_ss{S}/seed{S}`（三种子实测）⇒ 它是**当年由配对研究里那一份提升而来**，其 `timing` **不代表从零跑一遍的耗时**。故本表的 GNN 段**只为现行正典给出**。另：5.3 对比表中三条基线的表内成本同样只含其模型训练段、离线特征工程另计，两侧口径一致（均为「模型训练」）。</w:t>
-      </w:r>
-      <w:r>
-        <w:rPr>
-          <w:rFonts w:ascii="Times New Roman" w:hAnsi="Times New Roman" w:cs="Times New Roman"/>
-        </w:rPr>
+        <w:t>成本结构是本研究点最需要如实记录的一条。在本文主实验的输入档下，编码器微调与 M3 重编码这两段一次性上游成本合计约 2300 至 3300 秒，而 GNN 训练段本身的端到端墙钟只有约 12 秒，两者相差约 200 倍。因此「本文方法训练很快」只对 GNN 段成立；论文若要报告端到端成本，必须把上游两段一并计入，表中末行已给出合计。随表需要披露三点。第一，编码器从短预算档换到 20 轮收敛档之后，上游成本由约 850 秒上升到约 2000 秒，约 2.3 倍，这是换取代价，须与该档带来的增益一并报告。第二，M1 与 M2 的主构建步骤（generate_all_ast_cfg_dfg.sh，591 个源文件）在本仓库没有任何机器可读的计时记录，脚本内没有计时代码、日志目录也没有该步日志，表中所给仅为变体重建 590 张图的近似下界，不得当作主构建耗时引用。第三，GNN 段取自主实验产物 runs/buggy_canon/seed{S}，三个种子均为从零训练，config.json 的 promoted_from 为空。三条论文基线的表内成本同样只包含各自的模型训练段，离线特征工程另计，两侧口径一致。</w:t>
       </w:r>
     </w:p>
     <w:p>
@@ -24125,13 +23141,8 @@
             <w:tcW w:type="dxa" w:w="2520"/>
           </w:tcPr>
           <w:p>
-            <w:r/>
-            <w:r>
-              <w:rPr>
-                <w:rFonts w:ascii="Times New Roman" w:hAnsi="Times New Roman"/>
-                <w:sz w:val="19"/>
-              </w:rPr>
-              <w:t>边变体只重建 `_pyg.pt`/`_hetero.json`、**复用 `_cb.pt`** ⇒ 远快于原先估算的 1.1 h</w:t>
+            <w:r>
+              <w:t>边变体只重建 `_pyg.pt`/`_hetero.json`、复用 `_cb.pt`，因此远快于原先估算的 1.1 h</w:t>
             </w:r>
           </w:p>
         </w:tc>
@@ -24308,13 +23319,8 @@
             <w:tcW w:type="dxa" w:w="2520"/>
           </w:tcPr>
           <w:p>
-            <w:r/>
-            <w:r>
-              <w:rPr>
-                <w:rFonts w:ascii="Times New Roman" w:hAnsi="Times New Roman"/>
-                <w:sz w:val="19"/>
-              </w:rPr>
-              <w:t>= 首跑 58 min + 补跑 17 min 13 s；**首跑不是白跑**（见注②）</w:t>
+            <w:r>
+              <w:t>= 首跑 58 min + 补跑 17 min 13 s；首跑不是白跑（见注②）</w:t>
             </w:r>
           </w:p>
         </w:tc>
@@ -24551,13 +23557,8 @@
             <w:tcW w:type="dxa" w:w="2520"/>
           </w:tcPr>
           <w:p>
-            <w:r/>
-            <w:r>
-              <w:rPr>
-                <w:rFonts w:ascii="Times New Roman" w:hAnsi="Times New Roman"/>
-                <w:sz w:val="19"/>
-              </w:rPr>
-              <w:t>① 3 棵树 + 12 棵变体树；**本阶段最长一项**（见注③）</w:t>
+            <w:r>
+              <w:t>① 3 棵树 + 12 棵变体树；本阶段最长一项（见注③）</w:t>
             </w:r>
           </w:p>
         </w:tc>
@@ -24582,13 +23583,8 @@
             <w:tcW w:type="dxa" w:w="2520"/>
           </w:tcPr>
           <w:p>
-            <w:r/>
-            <w:r>
-              <w:rPr>
-                <w:rFonts w:ascii="Times New Roman" w:hAnsi="Times New Roman"/>
-                <w:sz w:val="19"/>
-              </w:rPr>
-              <w:t>**① 小计**</w:t>
+            <w:r>
+              <w:t>① 小计</w:t>
             </w:r>
           </w:p>
         </w:tc>
@@ -24597,13 +23593,8 @@
             <w:tcW w:type="dxa" w:w="2520"/>
           </w:tcPr>
           <w:p>
-            <w:r/>
-            <w:r>
-              <w:rPr>
-                <w:rFonts w:ascii="Times New Roman" w:hAnsi="Times New Roman"/>
-                <w:sz w:val="19"/>
-              </w:rPr>
-              <w:t>**4 h 29 min 47 s**</w:t>
+            <w:r>
+              <w:t>4 h 29 min 47 s</w:t>
             </w:r>
           </w:p>
         </w:tc>
@@ -25021,13 +24012,8 @@
             <w:tcW w:type="dxa" w:w="2520"/>
           </w:tcPr>
           <w:p>
-            <w:r/>
-            <w:r>
-              <w:rPr>
-                <w:rFonts w:ascii="Times New Roman" w:hAnsi="Times New Roman"/>
-                <w:sz w:val="19"/>
-              </w:rPr>
-              <w:t>**0**（裁定不重跑）</w:t>
+            <w:r>
+              <w:t>0（裁定不重跑）</w:t>
             </w:r>
           </w:p>
         </w:tc>
@@ -25036,13 +24022,8 @@
             <w:tcW w:type="dxa" w:w="2520"/>
           </w:tcPr>
           <w:p>
-            <w:r/>
-            <w:r>
-              <w:rPr>
-                <w:rFonts w:ascii="Times New Roman" w:hAnsi="Times New Roman"/>
-                <w:sz w:val="19"/>
-              </w:rPr>
-              <w:t>实测三者均**不读 `_cb.pt`**（MVD-HG/EGFL 自建 AST/反汇编；MANDO 只读结构通道；Slither 只吃源码）</w:t>
+            <w:r>
+              <w:t>实测三者均不读 `_cb.pt`（MVD-HG/EGFL 自建 AST/反汇编；MANDO 只读结构通道；Slither 只吃源码）</w:t>
             </w:r>
           </w:p>
         </w:tc>
@@ -25067,13 +24048,8 @@
             <w:tcW w:type="dxa" w:w="2520"/>
           </w:tcPr>
           <w:p>
-            <w:r/>
-            <w:r>
-              <w:rPr>
-                <w:rFonts w:ascii="Times New Roman" w:hAnsi="Times New Roman"/>
-                <w:sz w:val="19"/>
-              </w:rPr>
-              <w:t>**任务 2 小计**</w:t>
+            <w:r>
+              <w:t>任务 2 小计</w:t>
             </w:r>
           </w:p>
         </w:tc>
@@ -25082,13 +24058,8 @@
             <w:tcW w:type="dxa" w:w="2520"/>
           </w:tcPr>
           <w:p>
-            <w:r/>
-            <w:r>
-              <w:rPr>
-                <w:rFonts w:ascii="Times New Roman" w:hAnsi="Times New Roman"/>
-                <w:sz w:val="19"/>
-              </w:rPr>
-              <w:t>**3 h 00 min 05 s**</w:t>
+            <w:r>
+              <w:t>3 h 00 min 05 s</w:t>
             </w:r>
           </w:p>
         </w:tc>
@@ -25114,13 +24085,8 @@
             <w:tcW w:type="dxa" w:w="2520"/>
           </w:tcPr>
           <w:p>
-            <w:r/>
-            <w:r>
-              <w:rPr>
-                <w:rFonts w:ascii="Times New Roman" w:hAnsi="Times New Roman"/>
-                <w:sz w:val="19"/>
-              </w:rPr>
-              <w:t>**合计**</w:t>
+            <w:r>
+              <w:t>合计</w:t>
             </w:r>
           </w:p>
         </w:tc>
@@ -25129,13 +24095,8 @@
             <w:tcW w:type="dxa" w:w="2520"/>
           </w:tcPr>
           <w:p>
-            <w:r/>
-            <w:r>
-              <w:rPr>
-                <w:rFonts w:ascii="Times New Roman" w:hAnsi="Times New Roman"/>
-                <w:sz w:val="19"/>
-              </w:rPr>
-              <w:t>**本次换代总成本**</w:t>
+            <w:r>
+              <w:t>本次换代总成本</w:t>
             </w:r>
           </w:p>
         </w:tc>
@@ -25144,13 +24105,8 @@
             <w:tcW w:type="dxa" w:w="2520"/>
           </w:tcPr>
           <w:p>
-            <w:r/>
-            <w:r>
-              <w:rPr>
-                <w:rFonts w:ascii="Times New Roman" w:hAnsi="Times New Roman"/>
-                <w:sz w:val="19"/>
-              </w:rPr>
-              <w:t>**7 h 29 min 52 s**</w:t>
+            <w:r>
+              <w:t>7 h 29 min 52 s</w:t>
             </w:r>
           </w:p>
         </w:tc>
@@ -25181,12 +24137,7 @@
         <w:rPr>
           <w:rFonts w:ascii="Times New Roman" w:hAnsi="Times New Roman" w:cs="Times New Roman"/>
         </w:rPr>
-        <w:t>🔴 **本表与 §4.7.5 正表口径不同、不可相加**：正表是「从零训一个模型」的单次成本，本表是「已有一整套正典，把整条链整体换到新编码器档」的**重跑成本**——它包含上游重建（编码器微调 + M3 重编码）**以及**下游全部对照臂的重跑。⚠ **三点必须随表披露**：① 全部为**串行墙钟**（单卡 RTX 4070 Laptop，GPU 独占），未做任何并行；② **3.4 的 1 h 15 min 里，首跑 58 min 产出了 162 个 run**（`ablation_n9` 153 + `conv_gcn` 9），只在 `conv_gat` 一步因 `scatter_reduce_cuda does not have a deterministic implementation` 而中止；修复（把 `gat` 排除在 `--deterministic` 之外）后补跑 54 个用 17 min 13 s⇒ **净浪费≈0 计算量**，代价是**串行阻塞**（3.5–3.9 必须等它跑完）；③ **3.8 一项就占 ① 侧 4 h 30 min 的一半以上**（2 h 18 min 33 s），而它只重编码 DIVE/SolidiFI 的特征、按裁定**不产新的交付数字**（外部评测保留换代前矩阵，见 §5.5.1 的口径披露）⇒ 若只算「产出交付表所必需」的部分，① 侧净成本约 **2 h 11 min**。</w:t>
-      </w:r>
-      <w:r>
-        <w:rPr>
-          <w:rFonts w:ascii="Times New Roman" w:hAnsi="Times New Roman" w:cs="Times New Roman"/>
-        </w:rPr>
+        <w:t>下表与上一张成本表的计算口径不同，两者不可相加。上一张表回答的是从零训练一个模型需要多少时间，本表回答的是在已经拥有一整套主实验产物的前提下，把整条链路整体换到新的编码器档需要多少重跑时间，它既包含上游重建（编码器微调与 M3 重编码），也包含下游全部对照臂的重跑。三点须随表披露。第一，表中数值全部为单卡串行墙钟（RTX 4070 Laptop，GPU 独占），未做任何并行。第二，3.4 一项的 1 小时 15 分钟里，首跑 58 分钟产出了 162 个 run，只在 conv_gat 一步因 scatter_reduce_cuda 缺少确定性实现而中止；把 gat 排除在 --deterministic 之外后补跑 54 个 run 用了 17 分 13 秒，因此净浪费约为零计算量，代价是串行阻塞。第三，3.8 一项占 ① 侧 4 小时 30 分钟的一半以上（2 小时 18 分 33 秒），而它只重编码 DIVE 与 SolidiFI 的特征、按既定裁定不产出新的交付数字；若只统计产出交付表所必需的部分，① 侧净成本约为 2 小时 11 分钟。</w:t>
       </w:r>
     </w:p>
     <w:p>
@@ -25405,13 +24356,8 @@
             <w:tcW w:type="dxa" w:w="5040"/>
           </w:tcPr>
           <w:p>
-            <w:r/>
-            <w:r>
-              <w:rPr>
-                <w:rFonts w:ascii="Times New Roman" w:hAnsi="Times New Roman"/>
-                <w:sz w:val="19"/>
-              </w:rPr>
-              <w:t>七维 micro 0.1224（322 个标签格中 6.5% 为正）；合约级二分类 0.6199（46 个测试合约中 45.7% 有漏洞）</w:t>
+            <w:r>
+              <w:t>七维 micro 0.1778（49 个测试合约 × 7 类 = 343 个标签格中 61 个为正）；合约级二分类 0.6553（49 个测试合约中约 32 个含至少一类漏洞）</w:t>
             </w:r>
           </w:p>
         </w:tc>
@@ -25437,13 +24383,8 @@
             <w:tcW w:type="dxa" w:w="5040"/>
           </w:tcPr>
           <w:p>
-            <w:r/>
-            <w:r>
-              <w:rPr>
-                <w:rFonts w:ascii="Times New Roman" w:hAnsi="Times New Roman"/>
-                <w:sz w:val="19"/>
-              </w:rPr>
-              <w:t>micro-F1 的 bootstrap 95% CI 宽达 0.34–0.40（46 个测试合约 / 21 个正标签对）⇒ **不得**用 micro-F1 的小数位差异下方法优劣结论</w:t>
+            <w:r>
+              <w:t>测试划分仅 49 个合约、61 个正标签对，micro-F1 的区间估计较宽，因此不得用 micro-F1 的小数位差异下方法优劣结论</w:t>
             </w:r>
           </w:p>
         </w:tc>
@@ -25459,12 +24400,7 @@
         <w:rPr>
           <w:rFonts w:ascii="Times New Roman" w:hAnsi="Times New Roman" w:cs="Times New Roman"/>
         </w:rPr>
-        <w:t>⚠ 两个口径的平凡下限相差 0.50，**七维与合约级二分类的数字不可互比**；诊断补充口径（`clean_only`、温度缩放、per-class 阈值、多种子集成）一律**不进主结果**，见 `experiments/decisions.md`。</w:t>
-      </w:r>
-      <w:r>
-        <w:rPr>
-          <w:rFonts w:ascii="Times New Roman" w:hAnsi="Times New Roman" w:cs="Times New Roman"/>
-        </w:rPr>
+        <w:t>七维多标签口径与合约级二分类口径的平凡下限相差 0.50，两者的数字不可互相比较。诊断性补充口径（clean_only、温度缩放、逐类阈值、多种子集成）一律不进入主结果，其定义与限制见 experiments/decisions.md。</w:t>
       </w:r>
     </w:p>
     <w:p>
@@ -25571,13 +24507,8 @@
             <w:tcW w:type="dxa" w:w="3360"/>
           </w:tcPr>
           <w:p>
-            <w:r/>
-            <w:r>
-              <w:rPr>
-                <w:rFonts w:ascii="Times New Roman" w:hAnsi="Times New Roman"/>
-                <w:sz w:val="19"/>
-              </w:rPr>
-              <w:t>**21 臂**：n=3 对角（63 run）+ **n=9 同配对复核**（126 run）；判「有效/无效」以 n=9 为准</w:t>
+            <w:r>
+              <w:t>21 臂：n=3 对角（63 run）与 n=9 同配对复核（126 run）；判「有效/无效」以 n=9 为准</w:t>
             </w:r>
           </w:p>
         </w:tc>
@@ -25633,13 +24564,8 @@
             <w:tcW w:type="dxa" w:w="3360"/>
           </w:tcPr>
           <w:p>
-            <w:r/>
-            <w:r>
-              <w:rPr>
-                <w:rFonts w:ascii="Times New Roman" w:hAnsi="Times New Roman"/>
-                <w:sz w:val="19"/>
-              </w:rPr>
-              <w:t>关系感知 vs 关系盲的内部证据（**不是** 5.3 的对比方法）</w:t>
+            <w:r>
+              <w:t>关系感知 vs 关系盲的内部证据（不是 5.3 的对比方法）</w:t>
             </w:r>
           </w:p>
         </w:tc>
@@ -25833,6 +24759,44 @@
         </w:tc>
       </w:tr>
     </w:tbl>
+    <w:p>
+      <w:pPr>
+        <w:pStyle w:val="2"/>
+      </w:pPr>
+      <w:r>
+        <w:t>4.7.8  本池主实验结果（实测）</w:t>
+      </w:r>
+    </w:p>
+    <w:p>
+      <w:pPr/>
+      <w:r>
+        <w:t>本文主实验在该训练池上的结果如下。三个种子平均，七维多标签口径的 micro-F1 在固定阈值 0.5 下为 0.9378±0.0666，在验证集阈值下为 0.9413±0.0337；macro-F1 为 0.9322±0.0736；mAP 为 0.9702±0.0204。合约级二分类口径在验证集阈值下的 F1 为 0.9071±0.0442，扣掉全报「有漏洞」的平凡下限 0.6553 后净技能为 +0.2518；逐类二分类 F1 的平均值为 0.9259±0.0482。</w:t>
+      </w:r>
+    </w:p>
+    <w:p>
+      <w:pPr/>
+      <w:r>
+        <w:t>由于上述数字有一部分来自注入标签假象，本文同时报告 clean_only 诊断列：把测试划分中的 buggy_* 合约剔除后，七维口径的 micro-F1 降为 0.8226，macro-F1 降为 0.4915，mAP 降为 0.7554。micro 的降幅约 0.12，是标签假象贡献的干净读数；macro 的降幅约 0.45，其中还混入了稀有类正样本被抽走的度量副作用（剔除后 time_manipulation 在测试划分中不再有正样本），不能读作「补回 buggy_* 使 macro-F1 提升了这么多」。</w:t>
+      </w:r>
+    </w:p>
+    <w:p>
+      <w:pPr/>
+      <w:r>
+        <w:t>三条论文基线与六个传统工具在同一划分上按相同协议评估。MVD-HG 忠实复现的七维 micro-F1@验证集阈值为 0.8699±0.0780，mAP 为 0.9113±0.0476；EGFL 按论文重实现为 0.3721±0.0291；MANDO-LLM 按论文重实现为 0.3168±0.0065。六个传统工具不训练、没有阈值可搜，只有固定 0.5 一个工作点，其 micro-F1 分别为 Slither 0.4016±0.0786、Securify 0.3951±0.0104、Mythril 0.3728±0.0683、Oyente 0.3709±0.0925、SmartCheck 0.3476±0.0278、Manticore 0.1080±0.0344；它们的分母只包含成功分析的合约，与本文方法的差异见 §5.3 的口径声明，跨行比较须谨慎。</w:t>
+      </w:r>
+    </w:p>
+    <w:p>
+      <w:pPr/>
+      <w:r>
+        <w:t>传统工具的可分析覆盖率在该池上差异很大：49 个测试合约中，Slither 可分析 46 个、SmartCheck 49 个、Mythril 41 个、Manticore 39 个，而 Securify 只有 12 个、Oyente 只有 8 个。覆盖率低的工具其分母更小，据此得到的 F1 不能与本文方法的全量分母直接比较。</w:t>
+      </w:r>
+    </w:p>
+    <w:p>
+      <w:pPr/>
+      <w:r>
+        <w:t>最后需要强调的是，本池的测试划分只有 49 个合约、61 个正标签对，micro-F1 的区间估计较宽，因此不得用小数位差异下方法优劣结论；support 不大于 2 的类别仅作描述性呈现，不进入方法间比较结论。</w:t>
+      </w:r>
+    </w:p>
     <w:p>
       <w:pPr>
         <w:pStyle w:val="1"/>
@@ -26150,271 +25114,8 @@
             </w:tcMar>
           </w:tcPr>
           <w:p>
-            <w:pPr>
-              <w:rPr>
-                <w:rFonts w:ascii="Times New Roman" w:hAnsi="Times New Roman" w:cs="Times New Roman"/>
-                <w:sz w:val="18"/>
-                <w:szCs w:val="18"/>
-              </w:rPr>
-            </w:pPr>
-            <w:r>
-              <w:rPr>
-                <w:rFonts w:ascii="Times New Roman" w:hAnsi="Times New Roman" w:cs="Times New Roman"/>
-                <w:sz w:val="18"/>
-                <w:szCs w:val="18"/>
-              </w:rPr>
-              <w:t>七类漏洞合约级标注</w:t>
-            </w:r>
-            <w:r>
-              <w:rPr>
-                <w:rFonts w:ascii="Times New Roman" w:hAnsi="Times New Roman" w:cs="Times New Roman"/>
-                <w:sz w:val="18"/>
-                <w:szCs w:val="18"/>
-              </w:rPr>
-              <w:t>。</w:t>
-            </w:r>
-          </w:p>
-          <w:p>
-            <w:pPr>
-              <w:rPr>
-                <w:rFonts w:ascii="Times New Roman" w:hAnsi="Times New Roman" w:cs="Times New Roman"/>
-                <w:sz w:val="18"/>
-                <w:szCs w:val="18"/>
-              </w:rPr>
-            </w:pPr>
-            <w:r>
-              <w:rPr>
-                <w:rFonts w:ascii="Times New Roman" w:hAnsi="Times New Roman" w:cs="Times New Roman"/>
-                <w:sz w:val="18"/>
-                <w:szCs w:val="18"/>
-              </w:rPr>
-              <w:t>数据按七类漏洞文件夹组织，原始记录共</w:t>
-            </w:r>
-            <w:r>
-              <w:rPr>
-                <w:rFonts w:ascii="Times New Roman" w:hAnsi="Times New Roman" w:cs="Times New Roman"/>
-                <w:sz w:val="18"/>
-                <w:szCs w:val="18"/>
-              </w:rPr>
-              <w:t>3482</w:t>
-            </w:r>
-            <w:r>
-              <w:rPr>
-                <w:rFonts w:ascii="Times New Roman" w:hAnsi="Times New Roman" w:cs="Times New Roman"/>
-                <w:sz w:val="18"/>
-                <w:szCs w:val="18"/>
-              </w:rPr>
-              <w:t>条，去重后唯一合约名数为</w:t>
-            </w:r>
-            <w:r>
-              <w:rPr>
-                <w:rFonts w:ascii="Times New Roman" w:hAnsi="Times New Roman" w:cs="Times New Roman"/>
-                <w:sz w:val="18"/>
-                <w:szCs w:val="18"/>
-              </w:rPr>
-              <w:t>2002</w:t>
-            </w:r>
-            <w:r>
-              <w:rPr>
-                <w:rFonts w:ascii="Times New Roman" w:hAnsi="Times New Roman" w:cs="Times New Roman"/>
-                <w:sz w:val="18"/>
-                <w:szCs w:val="18"/>
-              </w:rPr>
-              <w:t>个（</w:t>
-            </w:r>
-            <w:r>
-              <w:rPr>
-                <w:rFonts w:ascii="Times New Roman" w:hAnsi="Times New Roman" w:cs="Times New Roman"/>
-                <w:sz w:val="18"/>
-                <w:szCs w:val="18"/>
-              </w:rPr>
-              <w:t>=</w:t>
-            </w:r>
-            <w:r>
-              <w:rPr>
-                <w:rFonts w:ascii="Times New Roman" w:hAnsi="Times New Roman" w:cs="Times New Roman"/>
-                <w:sz w:val="18"/>
-                <w:szCs w:val="18"/>
-              </w:rPr>
-              <w:t>主标签文件条目数，其中正标签条目</w:t>
-            </w:r>
-            <w:r>
-              <w:rPr>
-                <w:rFonts w:ascii="Times New Roman" w:hAnsi="Times New Roman" w:cs="Times New Roman"/>
-                <w:sz w:val="18"/>
-                <w:szCs w:val="18"/>
-              </w:rPr>
-              <w:t>257</w:t>
-            </w:r>
-            <w:r>
-              <w:rPr>
-                <w:rFonts w:ascii="Times New Roman" w:hAnsi="Times New Roman" w:cs="Times New Roman"/>
-                <w:sz w:val="18"/>
-                <w:szCs w:val="18"/>
-              </w:rPr>
-              <w:t>个、多标签</w:t>
-            </w:r>
-            <w:r>
-              <w:rPr>
-                <w:rFonts w:ascii="Times New Roman" w:hAnsi="Times New Roman" w:cs="Times New Roman"/>
-                <w:sz w:val="18"/>
-                <w:szCs w:val="18"/>
-              </w:rPr>
-              <w:t>123</w:t>
-            </w:r>
-            <w:r>
-              <w:rPr>
-                <w:rFonts w:ascii="Times New Roman" w:hAnsi="Times New Roman" w:cs="Times New Roman"/>
-                <w:sz w:val="18"/>
-                <w:szCs w:val="18"/>
-              </w:rPr>
-              <w:t>个、全零</w:t>
-            </w:r>
-            <w:r>
-              <w:rPr>
-                <w:rFonts w:ascii="Times New Roman" w:hAnsi="Times New Roman" w:cs="Times New Roman"/>
-                <w:sz w:val="18"/>
-                <w:szCs w:val="18"/>
-              </w:rPr>
-              <w:t>1745</w:t>
-            </w:r>
-            <w:r>
-              <w:rPr>
-                <w:rFonts w:ascii="Times New Roman" w:hAnsi="Times New Roman" w:cs="Times New Roman"/>
-                <w:sz w:val="18"/>
-                <w:szCs w:val="18"/>
-              </w:rPr>
-              <w:t>个）。各类别原始记录数为：</w:t>
-            </w:r>
-            <w:r>
-              <w:rPr>
-                <w:rFonts w:ascii="Times New Roman" w:hAnsi="Times New Roman" w:cs="Times New Roman"/>
-                <w:sz w:val="18"/>
-                <w:szCs w:val="18"/>
-              </w:rPr>
-              <w:t>access_control 474</w:t>
-            </w:r>
-            <w:r>
-              <w:rPr>
-                <w:rFonts w:ascii="Times New Roman" w:hAnsi="Times New Roman" w:cs="Times New Roman"/>
-                <w:sz w:val="18"/>
-                <w:szCs w:val="18"/>
-              </w:rPr>
-              <w:t>、</w:t>
-            </w:r>
-            <w:r>
-              <w:rPr>
-                <w:rFonts w:ascii="Times New Roman" w:hAnsi="Times New Roman" w:cs="Times New Roman"/>
-                <w:sz w:val="18"/>
-                <w:szCs w:val="18"/>
-              </w:rPr>
-              <w:t>arithmetic 514</w:t>
-            </w:r>
-            <w:r>
-              <w:rPr>
-                <w:rFonts w:ascii="Times New Roman" w:hAnsi="Times New Roman" w:cs="Times New Roman"/>
-                <w:sz w:val="18"/>
-                <w:szCs w:val="18"/>
-              </w:rPr>
-              <w:t>、</w:t>
-            </w:r>
-            <w:r>
-              <w:rPr>
-                <w:rFonts w:ascii="Times New Roman" w:hAnsi="Times New Roman" w:cs="Times New Roman"/>
-                <w:sz w:val="18"/>
-                <w:szCs w:val="18"/>
-              </w:rPr>
-              <w:t>dos 406</w:t>
-            </w:r>
-            <w:r>
-              <w:rPr>
-                <w:rFonts w:ascii="Times New Roman" w:hAnsi="Times New Roman" w:cs="Times New Roman"/>
-                <w:sz w:val="18"/>
-                <w:szCs w:val="18"/>
-              </w:rPr>
-              <w:t>、</w:t>
-            </w:r>
-            <w:r>
-              <w:rPr>
-                <w:rFonts w:ascii="Times New Roman" w:hAnsi="Times New Roman" w:cs="Times New Roman"/>
-                <w:sz w:val="18"/>
-                <w:szCs w:val="18"/>
-              </w:rPr>
-              <w:t>front_running 398</w:t>
-            </w:r>
-            <w:r>
-              <w:rPr>
-                <w:rFonts w:ascii="Times New Roman" w:hAnsi="Times New Roman" w:cs="Times New Roman"/>
-                <w:sz w:val="18"/>
-                <w:szCs w:val="18"/>
-              </w:rPr>
-              <w:t>、</w:t>
-            </w:r>
-            <w:r>
-              <w:rPr>
-                <w:rFonts w:ascii="Times New Roman" w:hAnsi="Times New Roman" w:cs="Times New Roman"/>
-                <w:sz w:val="18"/>
-                <w:szCs w:val="18"/>
-              </w:rPr>
-              <w:t>reentrancy 543</w:t>
-            </w:r>
-            <w:r>
-              <w:rPr>
-                <w:rFonts w:ascii="Times New Roman" w:hAnsi="Times New Roman" w:cs="Times New Roman"/>
-                <w:sz w:val="18"/>
-                <w:szCs w:val="18"/>
-              </w:rPr>
-              <w:t>、</w:t>
-            </w:r>
-            <w:r>
-              <w:rPr>
-                <w:rFonts w:ascii="Times New Roman" w:hAnsi="Times New Roman" w:cs="Times New Roman"/>
-                <w:sz w:val="18"/>
-                <w:szCs w:val="18"/>
-              </w:rPr>
-              <w:t>time_manipulation 444</w:t>
-            </w:r>
-            <w:r>
-              <w:rPr>
-                <w:rFonts w:ascii="Times New Roman" w:hAnsi="Times New Roman" w:cs="Times New Roman"/>
-                <w:sz w:val="18"/>
-                <w:szCs w:val="18"/>
-              </w:rPr>
-              <w:t>、</w:t>
-            </w:r>
-            <w:r>
-              <w:rPr>
-                <w:rFonts w:ascii="Times New Roman" w:hAnsi="Times New Roman" w:cs="Times New Roman"/>
-                <w:sz w:val="18"/>
-                <w:szCs w:val="18"/>
-              </w:rPr>
-              <w:t>uncheck 703</w:t>
-            </w:r>
-            <w:r>
-              <w:rPr>
-                <w:rFonts w:ascii="Times New Roman" w:hAnsi="Times New Roman" w:cs="Times New Roman"/>
-                <w:sz w:val="18"/>
-                <w:szCs w:val="18"/>
-              </w:rPr>
-              <w:t>。</w:t>
-            </w:r>
-          </w:p>
-          <w:p>
-            <w:pPr>
-              <w:rPr>
-                <w:rFonts w:ascii="Times New Roman" w:hAnsi="Times New Roman" w:cs="Times New Roman"/>
-              </w:rPr>
-            </w:pPr>
-            <w:r>
-              <w:rPr>
-                <w:rFonts w:ascii="Times New Roman" w:hAnsi="Times New Roman" w:cs="Times New Roman"/>
-              </w:rPr>
-              <w:t>上述 2002 为**合约名级**条目数。构建图时按项目前缀（`__` 前第一段，剥去 `asd_`/`nasd_`）归并为 **590 个唯一项目级合约**；再剔除 `buggy_*` 注入噪声（90）与源码重复（47）后，构成**训练池 453**（train/val/test = 362/45/46），其中全零（正常）合约 326 个。三份只读源现为 `alldata(readonly)/alldata_sol_source/` 下**扁平 591 个 `.sol`**（原始七类文件夹组织在导入时已摊平；上表的类别记录数 3482 = 474+514+406+398+543+444+703 为该阶段的统计）。详见 §4.7.4。</w:t>
-            </w:r>
-            <w:r>
-              <w:rPr>
-                <w:rFonts w:ascii="Times New Roman" w:hAnsi="Times New Roman" w:cs="Times New Roman"/>
-              </w:rPr>
+            <w:r>
+              <w:t>七类漏洞合约级标注。数据按七类漏洞文件夹组织，原始记录共 3482 条，去重后唯一合约名数为 2002 个（等于主标签文件条目数，其中正标签条目 257 个、多标签 123 个、全零 1745 个）。各类别原始记录数为：access_control 474、arithmetic 514、dos 406、front_running 398、reentrancy 543、time_manipulation 444、uncheck 703。上述 2002 为合约名级条目数；构建图时按项目前缀（__ 前第一段，剥去 asd_/nasd_）归并为 590 个唯一项目级合约，两级去重后构成训练池 497（train/val/test = 398/50/49），其中全零（正常）合约 326 个、多标签合约 45 个。训练池保留全部 buggy_* 合约；该族合约的文件夹归属会被上游推成七类全 1 的标签，属注入假象，本文在报告结果时并列 clean_only 诊断列以量化其影响。三份只读源现为 alldata(readonly)/alldata_sol_source/ 下扁平 591 个 .sol（原始七类文件夹组织在导入时已摊平；上表类别记录数 3482 = 474+514+406+398+543+444+703 为该阶段的统计）。详见 §4.7.4。</w:t>
             </w:r>
           </w:p>
         </w:tc>
@@ -28063,257 +26764,7 @@
         <w:rPr>
           <w:rFonts w:ascii="Times New Roman" w:hAnsi="Times New Roman" w:cs="Times New Roman"/>
         </w:rPr>
-        <w:t>层次一：真实合约上的合约级多标签漏洞分类评估。该层次包含两种设定：同分布测试（</w:t>
-      </w:r>
-      <w:r>
-        <w:rPr>
-          <w:rFonts w:ascii="Times New Roman" w:hAnsi="Times New Roman" w:cs="Times New Roman"/>
-        </w:rPr>
-        <w:t>MVD-HG</w:t>
-      </w:r>
-      <w:r>
-        <w:rPr>
-          <w:rFonts w:ascii="Times New Roman" w:hAnsi="Times New Roman" w:cs="Times New Roman"/>
-        </w:rPr>
-        <w:t>内部测试划分）与跨数据集外部测试（</w:t>
-      </w:r>
-      <w:r>
-        <w:rPr>
-          <w:rFonts w:ascii="Times New Roman" w:hAnsi="Times New Roman" w:cs="Times New Roman"/>
-        </w:rPr>
-        <w:t>DIVE</w:t>
-      </w:r>
-      <w:r>
-        <w:rPr>
-          <w:rFonts w:ascii="Times New Roman" w:hAnsi="Times New Roman" w:cs="Times New Roman"/>
-        </w:rPr>
-        <w:t>外部测试集，构建方式见</w:t>
-      </w:r>
-      <w:r>
-        <w:rPr>
-          <w:rFonts w:ascii="Times New Roman" w:hAnsi="Times New Roman" w:cs="Times New Roman"/>
-        </w:rPr>
-        <w:t>5.1</w:t>
-      </w:r>
-      <w:r>
-        <w:rPr>
-          <w:rFonts w:ascii="Times New Roman" w:hAnsi="Times New Roman" w:cs="Times New Roman"/>
-        </w:rPr>
-        <w:t>），评估模型是否能同时识别合约是否包含七类漏洞中的每一类。</w:t>
-      </w:r>
-      <w:r>
-        <w:rPr>
-          <w:rFonts w:ascii="Times New Roman" w:hAnsi="Times New Roman" w:cs="Times New Roman"/>
-        </w:rPr>
-        <w:t>5.3</w:t>
-      </w:r>
-      <w:r>
-        <w:rPr>
-          <w:rFonts w:ascii="Times New Roman" w:hAnsi="Times New Roman" w:cs="Times New Roman"/>
-        </w:rPr>
-        <w:t>全部对比方法均在两种设定下评估。评估指标以</w:t>
-      </w:r>
-      <w:r>
-        <w:rPr>
-          <w:rFonts w:ascii="Times New Roman" w:hAnsi="Times New Roman" w:cs="Times New Roman"/>
-        </w:rPr>
-        <w:t>micro-F1</w:t>
-      </w:r>
-      <w:r>
-        <w:rPr>
-          <w:rFonts w:ascii="Times New Roman" w:hAnsi="Times New Roman" w:cs="Times New Roman"/>
-        </w:rPr>
-        <w:t>（标签对级）为主指标；</w:t>
-      </w:r>
-      <w:r>
-        <w:rPr>
-          <w:rFonts w:ascii="Times New Roman" w:hAnsi="Times New Roman" w:cs="Times New Roman"/>
-        </w:rPr>
-        <w:t>macro-F1</w:t>
-      </w:r>
-      <w:r>
-        <w:rPr>
-          <w:rFonts w:ascii="Times New Roman" w:hAnsi="Times New Roman" w:cs="Times New Roman"/>
-        </w:rPr>
-        <w:t>为参考指标，报告时须注明其支撑构成；每类</w:t>
-      </w:r>
-      <w:r>
-        <w:rPr>
-          <w:rFonts w:ascii="Times New Roman" w:hAnsi="Times New Roman" w:cs="Times New Roman"/>
-        </w:rPr>
-        <w:t>Precision</w:t>
-      </w:r>
-      <w:r>
-        <w:rPr>
-          <w:rFonts w:ascii="Times New Roman" w:hAnsi="Times New Roman" w:cs="Times New Roman"/>
-        </w:rPr>
-        <w:t>、每类</w:t>
-      </w:r>
-      <w:r>
-        <w:rPr>
-          <w:rFonts w:ascii="Times New Roman" w:hAnsi="Times New Roman" w:cs="Times New Roman"/>
-        </w:rPr>
-        <w:t>Recall</w:t>
-      </w:r>
-      <w:r>
-        <w:rPr>
-          <w:rFonts w:ascii="Times New Roman" w:hAnsi="Times New Roman" w:cs="Times New Roman"/>
-        </w:rPr>
-        <w:t>、每类</w:t>
-      </w:r>
-      <w:r>
-        <w:rPr>
-          <w:rFonts w:ascii="Times New Roman" w:hAnsi="Times New Roman" w:cs="Times New Roman"/>
-        </w:rPr>
-        <w:t>F1</w:t>
-      </w:r>
-      <w:r>
-        <w:rPr>
-          <w:rFonts w:ascii="Times New Roman" w:hAnsi="Times New Roman" w:cs="Times New Roman"/>
-        </w:rPr>
-        <w:t>与</w:t>
-      </w:r>
-      <w:r>
-        <w:rPr>
-          <w:rFonts w:ascii="Times New Roman" w:hAnsi="Times New Roman" w:cs="Times New Roman"/>
-        </w:rPr>
-        <w:t>per-class PR-AUC</w:t>
-      </w:r>
-      <w:r>
-        <w:rPr>
-          <w:rFonts w:ascii="Times New Roman" w:hAnsi="Times New Roman" w:cs="Times New Roman"/>
-        </w:rPr>
-        <w:t>均须与该划分的</w:t>
-      </w:r>
-      <w:r>
-        <w:rPr>
-          <w:rFonts w:ascii="Times New Roman" w:hAnsi="Times New Roman" w:cs="Times New Roman"/>
-        </w:rPr>
-        <w:t>support</w:t>
-      </w:r>
-      <w:r>
-        <w:rPr>
-          <w:rFonts w:ascii="Times New Roman" w:hAnsi="Times New Roman" w:cs="Times New Roman"/>
-        </w:rPr>
-        <w:t>同时给出，</w:t>
-      </w:r>
-      <w:r>
-        <w:rPr>
-          <w:rFonts w:ascii="Times New Roman" w:hAnsi="Times New Roman" w:cs="Times New Roman"/>
-        </w:rPr>
-        <w:t>support≤2</w:t>
-      </w:r>
-      <w:r>
-        <w:rPr>
-          <w:rFonts w:ascii="Times New Roman" w:hAnsi="Times New Roman" w:cs="Times New Roman"/>
-        </w:rPr>
-        <w:t>的类别仅作描述性呈现、不进入方法间比较结论；另报告</w:t>
-      </w:r>
-      <w:r>
-        <w:rPr>
-          <w:rFonts w:ascii="Times New Roman" w:hAnsi="Times New Roman" w:cs="Times New Roman"/>
-        </w:rPr>
-        <w:t>mAP</w:t>
-      </w:r>
-      <w:r>
-        <w:rPr>
-          <w:rFonts w:ascii="Times New Roman" w:hAnsi="Times New Roman" w:cs="Times New Roman"/>
-        </w:rPr>
-        <w:t>或</w:t>
-      </w:r>
-      <w:r>
-        <w:rPr>
-          <w:rFonts w:ascii="Times New Roman" w:hAnsi="Times New Roman" w:cs="Times New Roman"/>
-        </w:rPr>
-        <w:t>macroPR-AUC</w:t>
-      </w:r>
-      <w:r>
-        <w:rPr>
-          <w:rFonts w:ascii="Times New Roman" w:hAnsi="Times New Roman" w:cs="Times New Roman"/>
-        </w:rPr>
-        <w:t>；可选报告</w:t>
-      </w:r>
-      <w:r>
-        <w:rPr>
-          <w:rFonts w:ascii="Times New Roman" w:hAnsi="Times New Roman" w:cs="Times New Roman"/>
-        </w:rPr>
-        <w:t>subset accuracy</w:t>
-      </w:r>
-      <w:r>
-        <w:rPr>
-          <w:rFonts w:ascii="Times New Roman" w:hAnsi="Times New Roman" w:cs="Times New Roman"/>
-        </w:rPr>
-        <w:t>。类别阈值搜索范围默认为</w:t>
-      </w:r>
-      <w:r>
-        <w:rPr>
-          <w:rFonts w:ascii="Times New Roman" w:hAnsi="Times New Roman" w:cs="Times New Roman"/>
-        </w:rPr>
-        <w:t>0.2</w:t>
-      </w:r>
-      <w:r>
-        <w:rPr>
-          <w:rFonts w:ascii="Times New Roman" w:hAnsi="Times New Roman" w:cs="Times New Roman"/>
-        </w:rPr>
-        <w:t>到</w:t>
-      </w:r>
-      <w:r>
-        <w:rPr>
-          <w:rFonts w:ascii="Times New Roman" w:hAnsi="Times New Roman" w:cs="Times New Roman"/>
-        </w:rPr>
-        <w:t>0.8</w:t>
-      </w:r>
-      <w:r>
-        <w:rPr>
-          <w:rFonts w:ascii="Times New Roman" w:hAnsi="Times New Roman" w:cs="Times New Roman"/>
-        </w:rPr>
-        <w:t>，步长为</w:t>
-      </w:r>
-      <w:r>
-        <w:rPr>
-          <w:rFonts w:ascii="Times New Roman" w:hAnsi="Times New Roman" w:cs="Times New Roman"/>
-        </w:rPr>
-        <w:t>0.05</w:t>
-      </w:r>
-      <w:r>
-        <w:rPr>
-          <w:rFonts w:ascii="Times New Roman" w:hAnsi="Times New Roman" w:cs="Times New Roman"/>
-        </w:rPr>
-        <w:t>，搜索目标为验证集</w:t>
-      </w:r>
-      <w:r>
-        <w:rPr>
-          <w:rFonts w:ascii="Times New Roman" w:hAnsi="Times New Roman" w:cs="Times New Roman"/>
-        </w:rPr>
-        <w:t>micro-F1</w:t>
-      </w:r>
-      <w:r>
-        <w:rPr>
-          <w:rFonts w:ascii="Times New Roman" w:hAnsi="Times New Roman" w:cs="Times New Roman"/>
-        </w:rPr>
-        <w:t>。阈值选择只使用验证集，不使用测试集。为避免阈值选择过程不透明，论文中需同时报告固定阈值</w:t>
-      </w:r>
-      <w:r>
-        <w:rPr>
-          <w:rFonts w:ascii="Times New Roman" w:hAnsi="Times New Roman" w:cs="Times New Roman"/>
-        </w:rPr>
-        <w:t>0.5</w:t>
-      </w:r>
-      <w:r>
-        <w:rPr>
-          <w:rFonts w:ascii="Times New Roman" w:hAnsi="Times New Roman" w:cs="Times New Roman"/>
-        </w:rPr>
-        <w:t>下的结果和验证集选择阈值下的结果。**所有主实验至少运行 3 个随机种子，并报告均值与标准差**（主实验的最低要求）。⚠ **凡要对干预下「有效/无效」结论，须用同配对 ≥9 点**：配对点 = (训练种子 × 划分种子) 的全交叉 3×3；只沿对角取 3 点即 n=3，**仅作描述性读数、不作结论**。本研究的 21 臂消融与架构基线族（GCN/GAT/SAGE 及参数量匹配对照）均已按 **n=9** 同配对复核，逐配对 Δ 与配对 t 见 `experiments/ablation_n9_results.md`；n=3 与 n=9 **并存**，n=3 的价值在于对照「哪些结论在 n=9 下翻转」。</w:t>
-      </w:r>
-      <w:r>
-        <w:rPr>
-          <w:rFonts w:ascii="Times New Roman" w:hAnsi="Times New Roman" w:cs="Times New Roman"/>
-        </w:rPr>
-      </w:r>
-      <w:r>
-        <w:rPr>
-          <w:rFonts w:ascii="Times New Roman" w:hAnsi="Times New Roman" w:cs="Times New Roman"/>
-        </w:rPr>
+        <w:t>层次一：真实合约上的合约级多标签漏洞分类评估。该层次包含两种设定：同分布测试（MVD-HG内部测试划分）与跨数据集外部测试（DIVE外部测试集，构建方式见5.1），评估模型是否能同时识别合约是否包含七类漏洞中的每一类。5.3全部对比方法均在两种设定下评估。评估指标以micro-F1（标签对级）为主指标；macro-F1为参考指标，报告时须注明其支撑构成；每类Precision、每类Recall、每类F1与per-class PR-AUC均须与该划分的support同时给出，support不大于2的类别仅作描述性呈现、不进入方法间比较结论；另报告mAP或macro PR-AUC；可选报告subset accuracy。类别阈值搜索范围默认为0.2到0.8，步长为0.05，搜索目标为验证集micro-F1。阈值选择只使用验证集，不使用测试集。为避免阈值选择过程不透明，论文中需同时报告固定阈值0.5下的结果和验证集选择阈值下的结果。所有主实验至少运行 3 个随机种子，并报告均值与标准差。凡要对某项干预下「有效」或「无效」的结论，须使用同配对不少于 9 个点：配对点由训练种子与划分种子的全交叉 3×3 构成，只沿对角取 3 个点即 n=3，仅作描述性读数、不作结论。本研究的 21 臂消融与架构基线族（GCN、GAT、SAGE 及参数量匹配对照）均已按 n=9 同配对复核，逐配对差值与配对 t 检验见 experiments/ablation_n9_results.md。n=3 与 n=9 的结果并存，n=3 的价值在于对照哪些结论在 n=9 下发生翻转。</w:t>
       </w:r>
     </w:p>
     <w:p>
@@ -30842,46 +29293,8 @@
             </w:tcMar>
           </w:tcPr>
           <w:p>
-            <w:pPr>
-              <w:rPr>
-                <w:rFonts w:ascii="Times New Roman" w:hAnsi="Times New Roman" w:cs="Times New Roman"/>
-              </w:rPr>
-            </w:pPr>
-            <w:r>
-              <w:rPr>
-                <w:rFonts w:ascii="Times New Roman" w:hAnsi="Times New Roman" w:cs="Times New Roman"/>
-              </w:rPr>
-              <w:t>各档在验证集 macro-F1 上的差异及对下游 GNN 的影响；本文主方案 = 收敛档。编码器侧实测三种子：收敛档 0.9544/0.6747/0.7165 vs 短预算档 0.5258/0.6067/0.4365</w:t>
-            </w:r>
-            <w:r>
-              <w:rPr>
-                <w:rFonts w:ascii="Times New Roman" w:hAnsi="Times New Roman" w:cs="Times New Roman"/>
-              </w:rPr>
-            </w:r>
-            <w:r>
-              <w:rPr>
-                <w:rFonts w:ascii="Times New Roman" w:hAnsi="Times New Roman" w:cs="Times New Roman"/>
-              </w:rPr>
-            </w:r>
-            <w:r>
-              <w:rPr>
-                <w:rFonts w:ascii="Times New Roman" w:hAnsi="Times New Roman" w:cs="Times New Roman"/>
-              </w:rPr>
-            </w:r>
-            <w:r>
-              <w:rPr>
-                <w:rFonts w:ascii="Times New Roman" w:hAnsi="Times New Roman" w:cs="Times New Roman"/>
-              </w:rPr>
-            </w:r>
-            <w:r>
-              <w:rPr>
-                <w:rFonts w:ascii="Times New Roman" w:hAnsi="Times New Roman" w:cs="Times New Roman"/>
-              </w:rPr>
-            </w:r>
-            <w:r>
-              <w:rPr>
-                <w:rFonts w:ascii="Times New Roman" w:hAnsi="Times New Roman" w:cs="Times New Roman"/>
-              </w:rPr>
+            <w:r>
+              <w:t>各档在验证集 macro-F1 上的差异及对下游 GNN 的影响；本文主方案为收敛档。编码器侧实测三种子：收敛档 0.9544/0.6747/0.7165，短预算档 0.5258/0.6067/0.4365</w:t>
             </w:r>
           </w:p>
         </w:tc>
@@ -30936,16 +29349,8 @@
             </w:tcMar>
           </w:tcPr>
           <w:p>
-            <w:pPr>
-              <w:rPr>
-                <w:rFonts w:ascii="Times New Roman" w:hAnsi="Times New Roman" w:cs="Times New Roman"/>
-              </w:rPr>
-            </w:pPr>
-            <w:r>
-              <w:rPr>
-                <w:rFonts w:ascii="Times New Roman" w:hAnsi="Times New Roman" w:cs="Times New Roman"/>
-              </w:rPr>
-              <w:t>方差正则强度的影响。**实测 n=9 三个剂量全无增益**（主判据 Δ 均 &lt; 0；同号计数 0+/2−/7=0、1+/5−/3=0、2+/5−/2=0，皆未过判据）⇒ 本实验的 λ 尺度下该项不产生可测影响（λ·L_var 仅占总损失 0.0003%–0.0054%）；**不得**据此写成「L_var 无作用」</w:t>
+            <w:r>
+              <w:t>方差正则强度的影响。实测 n=9 三个剂量全无增益（主判据 Δ 均小于 0；同号计数 0+/2−/7=0、1+/5−/3=0、2+/5−/2=0，皆未过判据），即本实验的 λ 尺度下该项不产生可测影响（λ·L_var 仅占总损失 0.0003%–0.0054%）；不得据此写成「L_var 无作用」</w:t>
             </w:r>
           </w:p>
         </w:tc>
@@ -31248,72 +29653,7 @@
         <w:rPr>
           <w:rFonts w:ascii="Times New Roman" w:hAnsi="Times New Roman" w:cs="Times New Roman"/>
         </w:rPr>
-        <w:t>(3)</w:t>
-      </w:r>
-      <w:r>
-        <w:rPr>
-          <w:rFonts w:ascii="Times New Roman" w:hAnsi="Times New Roman" w:cs="Times New Roman"/>
-        </w:rPr>
-        <w:t>报告模型在</w:t>
-      </w:r>
-      <w:r>
-        <w:rPr>
-          <w:rFonts w:ascii="Times New Roman" w:hAnsi="Times New Roman" w:cs="Times New Roman"/>
-        </w:rPr>
-        <w:t>DIVE</w:t>
-      </w:r>
-      <w:r>
-        <w:rPr>
-          <w:rFonts w:ascii="Times New Roman" w:hAnsi="Times New Roman" w:cs="Times New Roman"/>
-        </w:rPr>
-        <w:t>全零标签（正常合约）子集上的每类假阳性率，并结合</w:t>
-      </w:r>
-      <w:r>
-        <w:rPr>
-          <w:rFonts w:ascii="Times New Roman" w:hAnsi="Times New Roman" w:cs="Times New Roman"/>
-        </w:rPr>
-        <w:t>“</w:t>
-      </w:r>
-      <w:r>
-        <w:rPr>
-          <w:rFonts w:ascii="Times New Roman" w:hAnsi="Times New Roman" w:cs="Times New Roman"/>
-        </w:rPr>
-        <w:t>训练池实为 326/453 个全零（正常）合约</w:t>
-      </w:r>
-      <w:r>
-        <w:rPr>
-          <w:rFonts w:ascii="Times New Roman" w:hAnsi="Times New Roman" w:cs="Times New Roman"/>
-        </w:rPr>
-      </w:r>
-      <w:r>
-        <w:rPr>
-          <w:rFonts w:ascii="Times New Roman" w:hAnsi="Times New Roman" w:cs="Times New Roman"/>
-        </w:rPr>
-        <w:t>、但其来源与</w:t>
-      </w:r>
-      <w:r>
-        <w:rPr>
-          <w:rFonts w:ascii="Times New Roman" w:hAnsi="Times New Roman" w:cs="Times New Roman"/>
-        </w:rPr>
-        <w:t xml:space="preserve"> DIVE </w:t>
-      </w:r>
-      <w:r>
-        <w:rPr>
-          <w:rFonts w:ascii="Times New Roman" w:hAnsi="Times New Roman" w:cs="Times New Roman"/>
-        </w:rPr>
-        <w:t>正常合约分布不同</w:t>
-      </w:r>
-      <w:r>
-        <w:rPr>
-          <w:rFonts w:ascii="Times New Roman" w:hAnsi="Times New Roman" w:cs="Times New Roman"/>
-        </w:rPr>
-        <w:t>”</w:t>
-      </w:r>
-      <w:r>
-        <w:rPr>
-          <w:rFonts w:ascii="Times New Roman" w:hAnsi="Times New Roman" w:cs="Times New Roman"/>
-        </w:rPr>
-        <w:t>这一口径讨论其对结果的影响；</w:t>
+        <w:t>（3）报告模型在DIVE全零标签（正常合约）子集上的每类假阳性率，并结合训练池的正常合约构成讨论其对结果的影响：本池 497 个合约中有 326 个全零（正常）合约，但其来源与 DIVE 的正常合约分布不同；</w:t>
       </w:r>
     </w:p>
     <w:p>
@@ -32611,110 +30951,7 @@
         <w:rPr>
           <w:rFonts w:ascii="Times New Roman" w:hAnsi="Times New Roman" w:cs="Times New Roman"/>
         </w:rPr>
-        <w:t>第四，</w:t>
-      </w:r>
-      <w:r>
-        <w:rPr>
-          <w:rFonts w:ascii="Times New Roman" w:hAnsi="Times New Roman" w:cs="Times New Roman"/>
-        </w:rPr>
-        <w:t>MVD-HG</w:t>
-      </w:r>
-      <w:r>
-        <w:rPr>
-          <w:rFonts w:ascii="Times New Roman" w:hAnsi="Times New Roman" w:cs="Times New Roman"/>
-        </w:rPr>
-        <w:t>数据</w:t>
-      </w:r>
-      <w:r>
-        <w:rPr>
-          <w:rFonts w:ascii="Times New Roman" w:hAnsi="Times New Roman" w:cs="Times New Roman"/>
-        </w:rPr>
-        <w:t>集规模有限（去重后591个源文件经项目级归并（590）并剔除 buggy_* 噪声（90）与重复（47）后得到 453 个训练池样本，其中全零（正常）合约 326 个、真正多标签合约仅 1 个</w:t>
-      </w:r>
-      <w:r>
-        <w:rPr>
-          <w:rFonts w:ascii="Times New Roman" w:hAnsi="Times New Roman" w:cs="Times New Roman"/>
-        </w:rPr>
-      </w:r>
-      <w:r>
-        <w:rPr>
-          <w:rFonts w:ascii="Times New Roman" w:hAnsi="Times New Roman" w:cs="Times New Roman"/>
-        </w:rPr>
-      </w:r>
-      <w:r>
-        <w:rPr>
-          <w:rFonts w:ascii="Times New Roman" w:hAnsi="Times New Roman" w:cs="Times New Roman"/>
-        </w:rPr>
-      </w:r>
-      <w:r>
-        <w:rPr>
-          <w:rFonts w:ascii="Times New Roman" w:hAnsi="Times New Roman" w:cs="Times New Roman"/>
-        </w:rPr>
-      </w:r>
-      <w:r>
-        <w:rPr>
-          <w:rFonts w:ascii="Times New Roman" w:hAnsi="Times New Roman" w:cs="Times New Roman"/>
-        </w:rPr>
-      </w:r>
-      <w:r>
-        <w:rPr>
-          <w:rFonts w:ascii="Times New Roman" w:hAnsi="Times New Roman" w:cs="Times New Roman"/>
-        </w:rPr>
-        <w:t>、其来源与</w:t>
-      </w:r>
-      <w:r>
-        <w:rPr>
-          <w:rFonts w:ascii="Times New Roman" w:hAnsi="Times New Roman" w:cs="Times New Roman"/>
-        </w:rPr>
-        <w:t xml:space="preserve"> DIVE </w:t>
-      </w:r>
-      <w:r>
-        <w:rPr>
-          <w:rFonts w:ascii="Times New Roman" w:hAnsi="Times New Roman" w:cs="Times New Roman"/>
-        </w:rPr>
-        <w:t>正常合约分布不同）；模型在</w:t>
-      </w:r>
-      <w:r>
-        <w:rPr>
-          <w:rFonts w:ascii="Times New Roman" w:hAnsi="Times New Roman" w:cs="Times New Roman"/>
-        </w:rPr>
-        <w:t>DIVE</w:t>
-      </w:r>
-      <w:r>
-        <w:rPr>
-          <w:rFonts w:ascii="Times New Roman" w:hAnsi="Times New Roman" w:cs="Times New Roman"/>
-        </w:rPr>
-        <w:t>正常合约子集上可能偏向预测为正；同时，</w:t>
-      </w:r>
-      <w:r>
-        <w:rPr>
-          <w:rFonts w:ascii="Times New Roman" w:hAnsi="Times New Roman" w:cs="Times New Roman"/>
-        </w:rPr>
-        <w:t>MVD-HG</w:t>
-      </w:r>
-      <w:r>
-        <w:rPr>
-          <w:rFonts w:ascii="Times New Roman" w:hAnsi="Times New Roman" w:cs="Times New Roman"/>
-        </w:rPr>
-        <w:t>与</w:t>
-      </w:r>
-      <w:r>
-        <w:rPr>
-          <w:rFonts w:ascii="Times New Roman" w:hAnsi="Times New Roman" w:cs="Times New Roman"/>
-        </w:rPr>
-        <w:t>DIVE</w:t>
-      </w:r>
-      <w:r>
-        <w:rPr>
-          <w:rFonts w:ascii="Times New Roman" w:hAnsi="Times New Roman" w:cs="Times New Roman"/>
-        </w:rPr>
-        <w:t>在标注口径与类别先验分布上存在差异，外部测试性能下降不能全部归因于模型泛化能力，跨数据集结论须注明适用边界</w:t>
-      </w:r>
-      <w:r>
-        <w:rPr>
-          <w:rFonts w:ascii="Times New Roman" w:hAnsi="Times New Roman" w:cs="Times New Roman"/>
-        </w:rPr>
-        <w:t>。</w:t>
+        <w:t>第四，MVD-HG数据集规模有限：只读源为 591 个源文件，经项目级归并得到 590 张异构图，两级去重后构成的训练池为 497 个合约，其中全零（正常）合约 326 个、多标签合约 45 个且主要来自注入族，其来源与 DIVE 正常合约分布不同；模型在DIVE正常合约子集上可能偏向预测为正；同时，MVD-HG与DIVE在标注口径与类别先验分布上存在差异，外部测试性能下降不能全部归因于模型泛化能力，跨数据集结论须注明适用边界。</w:t>
       </w:r>
     </w:p>
     <w:p>
